--- a/output/tables/interpreter_related_codelist_table.docx
+++ b/output/tables/interpreter_related_codelist_table.docx
@@ -11772,7 +11772,7 @@
       </w:tr>
       <w:tr>
         <w:trPr>
-          <w:trHeight w:val="617" w:hRule="auto"/>
+          <w:trHeight w:val="614" w:hRule="auto"/>
         </w:trPr>
         body105
         <w:tc>
@@ -11824,67 +11824,67 @@
                 <w:szCs w:val="22"/>
                 <w:color w:val="000000"/>
               </w:rPr>
-              <w:t xml:space="preserve">362571000000102</w:t>
-            </w:r>
-          </w:p>
-        </w:tc>
-        <w:tc>
-          <w:tcPr>
-            <w:tcBorders>
-              <w:bottom w:val="none" w:sz="0" w:space="0" w:color="000000"/>
-              <w:top w:val="none" w:sz="0" w:space="0" w:color="000000"/>
-              <w:left w:val="none" w:sz="0" w:space="0" w:color="000000"/>
-              <w:right w:val="none" w:sz="0" w:space="0" w:color="000000"/>
-            </w:tcBorders>
-            <w:shd w:val="clear" w:color="auto" w:fill="FFFFFF"/>
-            <w:tcMar>
-              <w:top w:w="0" w:type="dxa"/>
-              <w:bottom w:w="0" w:type="dxa"/>
-              <w:left w:w="0" w:type="dxa"/>
-              <w:right w:w="0" w:type="dxa"/>
-            </w:tcMar>
-            <w:vAlign w:val="center"/>
-          </w:tcPr>
-          <w:p>
-            <w:pPr>
-              <w:pStyle w:val="Normal"/>
-              <w:jc w:val="left"/>
-              <w:pBdr>
-                <w:bottom w:val="none" w:sz="0" w:space="0" w:color="000000"/>
-                <w:top w:val="none" w:sz="0" w:space="0" w:color="000000"/>
-                <w:left w:val="none" w:sz="0" w:space="0" w:color="000000"/>
-                <w:right w:val="none" w:sz="0" w:space="0" w:color="000000"/>
-              </w:pBdr>
-              <w:spacing w:after="100" w:before="100" w:line="240"/>
-              <w:ind w:left="100" w:right="100" w:firstLine="0" w:firstLineChars="0"/>
-              <w:rPr>
-                <w:rFonts w:ascii="Arial" w:hAnsi="Arial" w:eastAsia="Arial" w:cs="Arial"/>
-                <w:i w:val="false"/>
-                <w:b w:val="false"/>
-                <w:u w:val="none"/>
-                <w:sz w:val="22"/>
-                <w:szCs w:val="22"/>
-                <w:color w:val="000000"/>
-              </w:rPr>
-            </w:pPr>
-            <w:r>
-              <w:rPr>
-                <w:rFonts w:ascii="Arial" w:hAnsi="Arial" w:eastAsia="Arial" w:cs="Arial"/>
-                <w:i w:val="false"/>
-                <w:b w:val="false"/>
-                <w:u w:val="none"/>
-                <w:sz w:val="22"/>
-                <w:szCs w:val="22"/>
-                <w:color w:val="000000"/>
-              </w:rPr>
-              <w:t xml:space="preserve">Afrikaans language interpreter needed</w:t>
+              <w:t xml:space="preserve">362541000000108</w:t>
+            </w:r>
+          </w:p>
+        </w:tc>
+        <w:tc>
+          <w:tcPr>
+            <w:tcBorders>
+              <w:bottom w:val="none" w:sz="0" w:space="0" w:color="000000"/>
+              <w:top w:val="none" w:sz="0" w:space="0" w:color="000000"/>
+              <w:left w:val="none" w:sz="0" w:space="0" w:color="000000"/>
+              <w:right w:val="none" w:sz="0" w:space="0" w:color="000000"/>
+            </w:tcBorders>
+            <w:shd w:val="clear" w:color="auto" w:fill="FFFFFF"/>
+            <w:tcMar>
+              <w:top w:w="0" w:type="dxa"/>
+              <w:bottom w:w="0" w:type="dxa"/>
+              <w:left w:w="0" w:type="dxa"/>
+              <w:right w:w="0" w:type="dxa"/>
+            </w:tcMar>
+            <w:vAlign w:val="center"/>
+          </w:tcPr>
+          <w:p>
+            <w:pPr>
+              <w:pStyle w:val="Normal"/>
+              <w:jc w:val="left"/>
+              <w:pBdr>
+                <w:bottom w:val="none" w:sz="0" w:space="0" w:color="000000"/>
+                <w:top w:val="none" w:sz="0" w:space="0" w:color="000000"/>
+                <w:left w:val="none" w:sz="0" w:space="0" w:color="000000"/>
+                <w:right w:val="none" w:sz="0" w:space="0" w:color="000000"/>
+              </w:pBdr>
+              <w:spacing w:after="100" w:before="100" w:line="240"/>
+              <w:ind w:left="100" w:right="100" w:firstLine="0" w:firstLineChars="0"/>
+              <w:rPr>
+                <w:rFonts w:ascii="Arial" w:hAnsi="Arial" w:eastAsia="Arial" w:cs="Arial"/>
+                <w:i w:val="false"/>
+                <w:b w:val="false"/>
+                <w:u w:val="none"/>
+                <w:sz w:val="22"/>
+                <w:szCs w:val="22"/>
+                <w:color w:val="000000"/>
+              </w:rPr>
+            </w:pPr>
+            <w:r>
+              <w:rPr>
+                <w:rFonts w:ascii="Arial" w:hAnsi="Arial" w:eastAsia="Arial" w:cs="Arial"/>
+                <w:i w:val="false"/>
+                <w:b w:val="false"/>
+                <w:u w:val="none"/>
+                <w:sz w:val="22"/>
+                <w:szCs w:val="22"/>
+                <w:color w:val="000000"/>
+              </w:rPr>
+              <w:t xml:space="preserve">Aymara language interpreter needed</w:t>
             </w:r>
           </w:p>
         </w:tc>
       </w:tr>
       <w:tr>
         <w:trPr>
-          <w:trHeight w:val="614" w:hRule="auto"/>
+          <w:trHeight w:val="617" w:hRule="auto"/>
         </w:trPr>
         body106
         <w:tc>
@@ -11936,60 +11936,60 @@
                 <w:szCs w:val="22"/>
                 <w:color w:val="000000"/>
               </w:rPr>
-              <w:t xml:space="preserve">362611000000106</w:t>
-            </w:r>
-          </w:p>
-        </w:tc>
-        <w:tc>
-          <w:tcPr>
-            <w:tcBorders>
-              <w:bottom w:val="none" w:sz="0" w:space="0" w:color="000000"/>
-              <w:top w:val="none" w:sz="0" w:space="0" w:color="000000"/>
-              <w:left w:val="none" w:sz="0" w:space="0" w:color="000000"/>
-              <w:right w:val="none" w:sz="0" w:space="0" w:color="000000"/>
-            </w:tcBorders>
-            <w:shd w:val="clear" w:color="auto" w:fill="FFFFFF"/>
-            <w:tcMar>
-              <w:top w:w="0" w:type="dxa"/>
-              <w:bottom w:w="0" w:type="dxa"/>
-              <w:left w:w="0" w:type="dxa"/>
-              <w:right w:w="0" w:type="dxa"/>
-            </w:tcMar>
-            <w:vAlign w:val="center"/>
-          </w:tcPr>
-          <w:p>
-            <w:pPr>
-              <w:pStyle w:val="Normal"/>
-              <w:jc w:val="left"/>
-              <w:pBdr>
-                <w:bottom w:val="none" w:sz="0" w:space="0" w:color="000000"/>
-                <w:top w:val="none" w:sz="0" w:space="0" w:color="000000"/>
-                <w:left w:val="none" w:sz="0" w:space="0" w:color="000000"/>
-                <w:right w:val="none" w:sz="0" w:space="0" w:color="000000"/>
-              </w:pBdr>
-              <w:spacing w:after="100" w:before="100" w:line="240"/>
-              <w:ind w:left="100" w:right="100" w:firstLine="0" w:firstLineChars="0"/>
-              <w:rPr>
-                <w:rFonts w:ascii="Arial" w:hAnsi="Arial" w:eastAsia="Arial" w:cs="Arial"/>
-                <w:i w:val="false"/>
-                <w:b w:val="false"/>
-                <w:u w:val="none"/>
-                <w:sz w:val="22"/>
-                <w:szCs w:val="22"/>
-                <w:color w:val="000000"/>
-              </w:rPr>
-            </w:pPr>
-            <w:r>
-              <w:rPr>
-                <w:rFonts w:ascii="Arial" w:hAnsi="Arial" w:eastAsia="Arial" w:cs="Arial"/>
-                <w:i w:val="false"/>
-                <w:b w:val="false"/>
-                <w:u w:val="none"/>
-                <w:sz w:val="22"/>
-                <w:szCs w:val="22"/>
-                <w:color w:val="000000"/>
-              </w:rPr>
-              <w:t xml:space="preserve">Azerbaijani language interpreter needed</w:t>
+              <w:t xml:space="preserve">362571000000102</w:t>
+            </w:r>
+          </w:p>
+        </w:tc>
+        <w:tc>
+          <w:tcPr>
+            <w:tcBorders>
+              <w:bottom w:val="none" w:sz="0" w:space="0" w:color="000000"/>
+              <w:top w:val="none" w:sz="0" w:space="0" w:color="000000"/>
+              <w:left w:val="none" w:sz="0" w:space="0" w:color="000000"/>
+              <w:right w:val="none" w:sz="0" w:space="0" w:color="000000"/>
+            </w:tcBorders>
+            <w:shd w:val="clear" w:color="auto" w:fill="FFFFFF"/>
+            <w:tcMar>
+              <w:top w:w="0" w:type="dxa"/>
+              <w:bottom w:w="0" w:type="dxa"/>
+              <w:left w:w="0" w:type="dxa"/>
+              <w:right w:w="0" w:type="dxa"/>
+            </w:tcMar>
+            <w:vAlign w:val="center"/>
+          </w:tcPr>
+          <w:p>
+            <w:pPr>
+              <w:pStyle w:val="Normal"/>
+              <w:jc w:val="left"/>
+              <w:pBdr>
+                <w:bottom w:val="none" w:sz="0" w:space="0" w:color="000000"/>
+                <w:top w:val="none" w:sz="0" w:space="0" w:color="000000"/>
+                <w:left w:val="none" w:sz="0" w:space="0" w:color="000000"/>
+                <w:right w:val="none" w:sz="0" w:space="0" w:color="000000"/>
+              </w:pBdr>
+              <w:spacing w:after="100" w:before="100" w:line="240"/>
+              <w:ind w:left="100" w:right="100" w:firstLine="0" w:firstLineChars="0"/>
+              <w:rPr>
+                <w:rFonts w:ascii="Arial" w:hAnsi="Arial" w:eastAsia="Arial" w:cs="Arial"/>
+                <w:i w:val="false"/>
+                <w:b w:val="false"/>
+                <w:u w:val="none"/>
+                <w:sz w:val="22"/>
+                <w:szCs w:val="22"/>
+                <w:color w:val="000000"/>
+              </w:rPr>
+            </w:pPr>
+            <w:r>
+              <w:rPr>
+                <w:rFonts w:ascii="Arial" w:hAnsi="Arial" w:eastAsia="Arial" w:cs="Arial"/>
+                <w:i w:val="false"/>
+                <w:b w:val="false"/>
+                <w:u w:val="none"/>
+                <w:sz w:val="22"/>
+                <w:szCs w:val="22"/>
+                <w:color w:val="000000"/>
+              </w:rPr>
+              <w:t xml:space="preserve">Afrikaans language interpreter needed</w:t>
             </w:r>
           </w:p>
         </w:tc>
@@ -12048,6 +12048,118 @@
                 <w:szCs w:val="22"/>
                 <w:color w:val="000000"/>
               </w:rPr>
+              <w:t xml:space="preserve">362611000000106</w:t>
+            </w:r>
+          </w:p>
+        </w:tc>
+        <w:tc>
+          <w:tcPr>
+            <w:tcBorders>
+              <w:bottom w:val="none" w:sz="0" w:space="0" w:color="000000"/>
+              <w:top w:val="none" w:sz="0" w:space="0" w:color="000000"/>
+              <w:left w:val="none" w:sz="0" w:space="0" w:color="000000"/>
+              <w:right w:val="none" w:sz="0" w:space="0" w:color="000000"/>
+            </w:tcBorders>
+            <w:shd w:val="clear" w:color="auto" w:fill="FFFFFF"/>
+            <w:tcMar>
+              <w:top w:w="0" w:type="dxa"/>
+              <w:bottom w:w="0" w:type="dxa"/>
+              <w:left w:w="0" w:type="dxa"/>
+              <w:right w:w="0" w:type="dxa"/>
+            </w:tcMar>
+            <w:vAlign w:val="center"/>
+          </w:tcPr>
+          <w:p>
+            <w:pPr>
+              <w:pStyle w:val="Normal"/>
+              <w:jc w:val="left"/>
+              <w:pBdr>
+                <w:bottom w:val="none" w:sz="0" w:space="0" w:color="000000"/>
+                <w:top w:val="none" w:sz="0" w:space="0" w:color="000000"/>
+                <w:left w:val="none" w:sz="0" w:space="0" w:color="000000"/>
+                <w:right w:val="none" w:sz="0" w:space="0" w:color="000000"/>
+              </w:pBdr>
+              <w:spacing w:after="100" w:before="100" w:line="240"/>
+              <w:ind w:left="100" w:right="100" w:firstLine="0" w:firstLineChars="0"/>
+              <w:rPr>
+                <w:rFonts w:ascii="Arial" w:hAnsi="Arial" w:eastAsia="Arial" w:cs="Arial"/>
+                <w:i w:val="false"/>
+                <w:b w:val="false"/>
+                <w:u w:val="none"/>
+                <w:sz w:val="22"/>
+                <w:szCs w:val="22"/>
+                <w:color w:val="000000"/>
+              </w:rPr>
+            </w:pPr>
+            <w:r>
+              <w:rPr>
+                <w:rFonts w:ascii="Arial" w:hAnsi="Arial" w:eastAsia="Arial" w:cs="Arial"/>
+                <w:i w:val="false"/>
+                <w:b w:val="false"/>
+                <w:u w:val="none"/>
+                <w:sz w:val="22"/>
+                <w:szCs w:val="22"/>
+                <w:color w:val="000000"/>
+              </w:rPr>
+              <w:t xml:space="preserve">Azerbaijani language interpreter needed</w:t>
+            </w:r>
+          </w:p>
+        </w:tc>
+      </w:tr>
+      <w:tr>
+        <w:trPr>
+          <w:trHeight w:val="614" w:hRule="auto"/>
+        </w:trPr>
+        body108
+        <w:tc>
+          <w:tcPr>
+            <w:tcBorders>
+              <w:bottom w:val="none" w:sz="0" w:space="0" w:color="000000"/>
+              <w:top w:val="none" w:sz="0" w:space="0" w:color="000000"/>
+              <w:left w:val="none" w:sz="0" w:space="0" w:color="000000"/>
+              <w:right w:val="none" w:sz="0" w:space="0" w:color="000000"/>
+            </w:tcBorders>
+            <w:shd w:val="clear" w:color="auto" w:fill="FFFFFF"/>
+            <w:tcMar>
+              <w:top w:w="0" w:type="dxa"/>
+              <w:bottom w:w="0" w:type="dxa"/>
+              <w:left w:w="0" w:type="dxa"/>
+              <w:right w:w="0" w:type="dxa"/>
+            </w:tcMar>
+            <w:vAlign w:val="center"/>
+          </w:tcPr>
+          <w:p>
+            <w:pPr>
+              <w:pStyle w:val="Normal"/>
+              <w:jc w:val="left"/>
+              <w:pBdr>
+                <w:bottom w:val="none" w:sz="0" w:space="0" w:color="000000"/>
+                <w:top w:val="none" w:sz="0" w:space="0" w:color="000000"/>
+                <w:left w:val="none" w:sz="0" w:space="0" w:color="000000"/>
+                <w:right w:val="none" w:sz="0" w:space="0" w:color="000000"/>
+              </w:pBdr>
+              <w:spacing w:after="100" w:before="100" w:line="240"/>
+              <w:ind w:left="100" w:right="100" w:firstLine="0" w:firstLineChars="0"/>
+              <w:rPr>
+                <w:rFonts w:ascii="Arial" w:hAnsi="Arial" w:eastAsia="Arial" w:cs="Arial"/>
+                <w:i w:val="false"/>
+                <w:b w:val="false"/>
+                <w:u w:val="none"/>
+                <w:sz w:val="22"/>
+                <w:szCs w:val="22"/>
+                <w:color w:val="000000"/>
+              </w:rPr>
+            </w:pPr>
+            <w:r>
+              <w:rPr>
+                <w:rFonts w:ascii="Arial" w:hAnsi="Arial" w:eastAsia="Arial" w:cs="Arial"/>
+                <w:i w:val="false"/>
+                <w:b w:val="false"/>
+                <w:u w:val="none"/>
+                <w:sz w:val="22"/>
+                <w:szCs w:val="22"/>
+                <w:color w:val="000000"/>
+              </w:rPr>
               <w:t xml:space="preserve">362641000000107</w:t>
             </w:r>
           </w:p>
@@ -12110,7 +12222,7 @@
         <w:trPr>
           <w:trHeight w:val="617" w:hRule="auto"/>
         </w:trPr>
-        body108
+        body109
         <w:tc>
           <w:tcPr>
             <w:tcBorders>
@@ -12214,118 +12326,6 @@
                 <w:color w:val="000000"/>
               </w:rPr>
               <w:t xml:space="preserve">Afar language interpreter needed</w:t>
-            </w:r>
-          </w:p>
-        </w:tc>
-      </w:tr>
-      <w:tr>
-        <w:trPr>
-          <w:trHeight w:val="614" w:hRule="auto"/>
-        </w:trPr>
-        body109
-        <w:tc>
-          <w:tcPr>
-            <w:tcBorders>
-              <w:bottom w:val="none" w:sz="0" w:space="0" w:color="000000"/>
-              <w:top w:val="none" w:sz="0" w:space="0" w:color="000000"/>
-              <w:left w:val="none" w:sz="0" w:space="0" w:color="000000"/>
-              <w:right w:val="none" w:sz="0" w:space="0" w:color="000000"/>
-            </w:tcBorders>
-            <w:shd w:val="clear" w:color="auto" w:fill="FFFFFF"/>
-            <w:tcMar>
-              <w:top w:w="0" w:type="dxa"/>
-              <w:bottom w:w="0" w:type="dxa"/>
-              <w:left w:w="0" w:type="dxa"/>
-              <w:right w:w="0" w:type="dxa"/>
-            </w:tcMar>
-            <w:vAlign w:val="center"/>
-          </w:tcPr>
-          <w:p>
-            <w:pPr>
-              <w:pStyle w:val="Normal"/>
-              <w:jc w:val="left"/>
-              <w:pBdr>
-                <w:bottom w:val="none" w:sz="0" w:space="0" w:color="000000"/>
-                <w:top w:val="none" w:sz="0" w:space="0" w:color="000000"/>
-                <w:left w:val="none" w:sz="0" w:space="0" w:color="000000"/>
-                <w:right w:val="none" w:sz="0" w:space="0" w:color="000000"/>
-              </w:pBdr>
-              <w:spacing w:after="100" w:before="100" w:line="240"/>
-              <w:ind w:left="100" w:right="100" w:firstLine="0" w:firstLineChars="0"/>
-              <w:rPr>
-                <w:rFonts w:ascii="Arial" w:hAnsi="Arial" w:eastAsia="Arial" w:cs="Arial"/>
-                <w:i w:val="false"/>
-                <w:b w:val="false"/>
-                <w:u w:val="none"/>
-                <w:sz w:val="22"/>
-                <w:szCs w:val="22"/>
-                <w:color w:val="000000"/>
-              </w:rPr>
-            </w:pPr>
-            <w:r>
-              <w:rPr>
-                <w:rFonts w:ascii="Arial" w:hAnsi="Arial" w:eastAsia="Arial" w:cs="Arial"/>
-                <w:i w:val="false"/>
-                <w:b w:val="false"/>
-                <w:u w:val="none"/>
-                <w:sz w:val="22"/>
-                <w:szCs w:val="22"/>
-                <w:color w:val="000000"/>
-              </w:rPr>
-              <w:t xml:space="preserve">362721000000106</w:t>
-            </w:r>
-          </w:p>
-        </w:tc>
-        <w:tc>
-          <w:tcPr>
-            <w:tcBorders>
-              <w:bottom w:val="none" w:sz="0" w:space="0" w:color="000000"/>
-              <w:top w:val="none" w:sz="0" w:space="0" w:color="000000"/>
-              <w:left w:val="none" w:sz="0" w:space="0" w:color="000000"/>
-              <w:right w:val="none" w:sz="0" w:space="0" w:color="000000"/>
-            </w:tcBorders>
-            <w:shd w:val="clear" w:color="auto" w:fill="FFFFFF"/>
-            <w:tcMar>
-              <w:top w:w="0" w:type="dxa"/>
-              <w:bottom w:w="0" w:type="dxa"/>
-              <w:left w:w="0" w:type="dxa"/>
-              <w:right w:w="0" w:type="dxa"/>
-            </w:tcMar>
-            <w:vAlign w:val="center"/>
-          </w:tcPr>
-          <w:p>
-            <w:pPr>
-              <w:pStyle w:val="Normal"/>
-              <w:jc w:val="left"/>
-              <w:pBdr>
-                <w:bottom w:val="none" w:sz="0" w:space="0" w:color="000000"/>
-                <w:top w:val="none" w:sz="0" w:space="0" w:color="000000"/>
-                <w:left w:val="none" w:sz="0" w:space="0" w:color="000000"/>
-                <w:right w:val="none" w:sz="0" w:space="0" w:color="000000"/>
-              </w:pBdr>
-              <w:spacing w:after="100" w:before="100" w:line="240"/>
-              <w:ind w:left="100" w:right="100" w:firstLine="0" w:firstLineChars="0"/>
-              <w:rPr>
-                <w:rFonts w:ascii="Arial" w:hAnsi="Arial" w:eastAsia="Arial" w:cs="Arial"/>
-                <w:i w:val="false"/>
-                <w:b w:val="false"/>
-                <w:u w:val="none"/>
-                <w:sz w:val="22"/>
-                <w:szCs w:val="22"/>
-                <w:color w:val="000000"/>
-              </w:rPr>
-            </w:pPr>
-            <w:r>
-              <w:rPr>
-                <w:rFonts w:ascii="Arial" w:hAnsi="Arial" w:eastAsia="Arial" w:cs="Arial"/>
-                <w:i w:val="false"/>
-                <w:b w:val="false"/>
-                <w:u w:val="none"/>
-                <w:sz w:val="22"/>
-                <w:szCs w:val="22"/>
-                <w:color w:val="000000"/>
-              </w:rPr>
-              <w:t xml:space="preserve">Abkhazian language interpreter needed</w:t>
             </w:r>
           </w:p>
         </w:tc>
@@ -12384,60 +12384,60 @@
                 <w:szCs w:val="22"/>
                 <w:color w:val="000000"/>
               </w:rPr>
-              <w:t xml:space="preserve">362821000000104</w:t>
-            </w:r>
-          </w:p>
-        </w:tc>
-        <w:tc>
-          <w:tcPr>
-            <w:tcBorders>
-              <w:bottom w:val="none" w:sz="0" w:space="0" w:color="000000"/>
-              <w:top w:val="none" w:sz="0" w:space="0" w:color="000000"/>
-              <w:left w:val="none" w:sz="0" w:space="0" w:color="000000"/>
-              <w:right w:val="none" w:sz="0" w:space="0" w:color="000000"/>
-            </w:tcBorders>
-            <w:shd w:val="clear" w:color="auto" w:fill="FFFFFF"/>
-            <w:tcMar>
-              <w:top w:w="0" w:type="dxa"/>
-              <w:bottom w:w="0" w:type="dxa"/>
-              <w:left w:w="0" w:type="dxa"/>
-              <w:right w:w="0" w:type="dxa"/>
-            </w:tcMar>
-            <w:vAlign w:val="center"/>
-          </w:tcPr>
-          <w:p>
-            <w:pPr>
-              <w:pStyle w:val="Normal"/>
-              <w:jc w:val="left"/>
-              <w:pBdr>
-                <w:bottom w:val="none" w:sz="0" w:space="0" w:color="000000"/>
-                <w:top w:val="none" w:sz="0" w:space="0" w:color="000000"/>
-                <w:left w:val="none" w:sz="0" w:space="0" w:color="000000"/>
-                <w:right w:val="none" w:sz="0" w:space="0" w:color="000000"/>
-              </w:pBdr>
-              <w:spacing w:after="100" w:before="100" w:line="240"/>
-              <w:ind w:left="100" w:right="100" w:firstLine="0" w:firstLineChars="0"/>
-              <w:rPr>
-                <w:rFonts w:ascii="Arial" w:hAnsi="Arial" w:eastAsia="Arial" w:cs="Arial"/>
-                <w:i w:val="false"/>
-                <w:b w:val="false"/>
-                <w:u w:val="none"/>
-                <w:sz w:val="22"/>
-                <w:szCs w:val="22"/>
-                <w:color w:val="000000"/>
-              </w:rPr>
-            </w:pPr>
-            <w:r>
-              <w:rPr>
-                <w:rFonts w:ascii="Arial" w:hAnsi="Arial" w:eastAsia="Arial" w:cs="Arial"/>
-                <w:i w:val="false"/>
-                <w:b w:val="false"/>
-                <w:u w:val="none"/>
-                <w:sz w:val="22"/>
-                <w:szCs w:val="22"/>
-                <w:color w:val="000000"/>
-              </w:rPr>
-              <w:t xml:space="preserve">Zulu language interpreter needed</w:t>
+              <w:t xml:space="preserve">362721000000106</w:t>
+            </w:r>
+          </w:p>
+        </w:tc>
+        <w:tc>
+          <w:tcPr>
+            <w:tcBorders>
+              <w:bottom w:val="none" w:sz="0" w:space="0" w:color="000000"/>
+              <w:top w:val="none" w:sz="0" w:space="0" w:color="000000"/>
+              <w:left w:val="none" w:sz="0" w:space="0" w:color="000000"/>
+              <w:right w:val="none" w:sz="0" w:space="0" w:color="000000"/>
+            </w:tcBorders>
+            <w:shd w:val="clear" w:color="auto" w:fill="FFFFFF"/>
+            <w:tcMar>
+              <w:top w:w="0" w:type="dxa"/>
+              <w:bottom w:w="0" w:type="dxa"/>
+              <w:left w:w="0" w:type="dxa"/>
+              <w:right w:w="0" w:type="dxa"/>
+            </w:tcMar>
+            <w:vAlign w:val="center"/>
+          </w:tcPr>
+          <w:p>
+            <w:pPr>
+              <w:pStyle w:val="Normal"/>
+              <w:jc w:val="left"/>
+              <w:pBdr>
+                <w:bottom w:val="none" w:sz="0" w:space="0" w:color="000000"/>
+                <w:top w:val="none" w:sz="0" w:space="0" w:color="000000"/>
+                <w:left w:val="none" w:sz="0" w:space="0" w:color="000000"/>
+                <w:right w:val="none" w:sz="0" w:space="0" w:color="000000"/>
+              </w:pBdr>
+              <w:spacing w:after="100" w:before="100" w:line="240"/>
+              <w:ind w:left="100" w:right="100" w:firstLine="0" w:firstLineChars="0"/>
+              <w:rPr>
+                <w:rFonts w:ascii="Arial" w:hAnsi="Arial" w:eastAsia="Arial" w:cs="Arial"/>
+                <w:i w:val="false"/>
+                <w:b w:val="false"/>
+                <w:u w:val="none"/>
+                <w:sz w:val="22"/>
+                <w:szCs w:val="22"/>
+                <w:color w:val="000000"/>
+              </w:rPr>
+            </w:pPr>
+            <w:r>
+              <w:rPr>
+                <w:rFonts w:ascii="Arial" w:hAnsi="Arial" w:eastAsia="Arial" w:cs="Arial"/>
+                <w:i w:val="false"/>
+                <w:b w:val="false"/>
+                <w:u w:val="none"/>
+                <w:sz w:val="22"/>
+                <w:szCs w:val="22"/>
+                <w:color w:val="000000"/>
+              </w:rPr>
+              <w:t xml:space="preserve">Abkhazian language interpreter needed</w:t>
             </w:r>
           </w:p>
         </w:tc>
@@ -12496,67 +12496,67 @@
                 <w:szCs w:val="22"/>
                 <w:color w:val="000000"/>
               </w:rPr>
-              <w:t xml:space="preserve">362961000000101</w:t>
-            </w:r>
-          </w:p>
-        </w:tc>
-        <w:tc>
-          <w:tcPr>
-            <w:tcBorders>
-              <w:bottom w:val="none" w:sz="0" w:space="0" w:color="000000"/>
-              <w:top w:val="none" w:sz="0" w:space="0" w:color="000000"/>
-              <w:left w:val="none" w:sz="0" w:space="0" w:color="000000"/>
-              <w:right w:val="none" w:sz="0" w:space="0" w:color="000000"/>
-            </w:tcBorders>
-            <w:shd w:val="clear" w:color="auto" w:fill="FFFFFF"/>
-            <w:tcMar>
-              <w:top w:w="0" w:type="dxa"/>
-              <w:bottom w:w="0" w:type="dxa"/>
-              <w:left w:w="0" w:type="dxa"/>
-              <w:right w:w="0" w:type="dxa"/>
-            </w:tcMar>
-            <w:vAlign w:val="center"/>
-          </w:tcPr>
-          <w:p>
-            <w:pPr>
-              <w:pStyle w:val="Normal"/>
-              <w:jc w:val="left"/>
-              <w:pBdr>
-                <w:bottom w:val="none" w:sz="0" w:space="0" w:color="000000"/>
-                <w:top w:val="none" w:sz="0" w:space="0" w:color="000000"/>
-                <w:left w:val="none" w:sz="0" w:space="0" w:color="000000"/>
-                <w:right w:val="none" w:sz="0" w:space="0" w:color="000000"/>
-              </w:pBdr>
-              <w:spacing w:after="100" w:before="100" w:line="240"/>
-              <w:ind w:left="100" w:right="100" w:firstLine="0" w:firstLineChars="0"/>
-              <w:rPr>
-                <w:rFonts w:ascii="Arial" w:hAnsi="Arial" w:eastAsia="Arial" w:cs="Arial"/>
-                <w:i w:val="false"/>
-                <w:b w:val="false"/>
-                <w:u w:val="none"/>
-                <w:sz w:val="22"/>
-                <w:szCs w:val="22"/>
-                <w:color w:val="000000"/>
-              </w:rPr>
-            </w:pPr>
-            <w:r>
-              <w:rPr>
-                <w:rFonts w:ascii="Arial" w:hAnsi="Arial" w:eastAsia="Arial" w:cs="Arial"/>
-                <w:i w:val="false"/>
-                <w:b w:val="false"/>
-                <w:u w:val="none"/>
-                <w:sz w:val="22"/>
-                <w:szCs w:val="22"/>
-                <w:color w:val="000000"/>
-              </w:rPr>
-              <w:t xml:space="preserve">Uzbek language interpreter needed</w:t>
+              <w:t xml:space="preserve">362781000000107</w:t>
+            </w:r>
+          </w:p>
+        </w:tc>
+        <w:tc>
+          <w:tcPr>
+            <w:tcBorders>
+              <w:bottom w:val="none" w:sz="0" w:space="0" w:color="000000"/>
+              <w:top w:val="none" w:sz="0" w:space="0" w:color="000000"/>
+              <w:left w:val="none" w:sz="0" w:space="0" w:color="000000"/>
+              <w:right w:val="none" w:sz="0" w:space="0" w:color="000000"/>
+            </w:tcBorders>
+            <w:shd w:val="clear" w:color="auto" w:fill="FFFFFF"/>
+            <w:tcMar>
+              <w:top w:w="0" w:type="dxa"/>
+              <w:bottom w:w="0" w:type="dxa"/>
+              <w:left w:w="0" w:type="dxa"/>
+              <w:right w:w="0" w:type="dxa"/>
+            </w:tcMar>
+            <w:vAlign w:val="center"/>
+          </w:tcPr>
+          <w:p>
+            <w:pPr>
+              <w:pStyle w:val="Normal"/>
+              <w:jc w:val="left"/>
+              <w:pBdr>
+                <w:bottom w:val="none" w:sz="0" w:space="0" w:color="000000"/>
+                <w:top w:val="none" w:sz="0" w:space="0" w:color="000000"/>
+                <w:left w:val="none" w:sz="0" w:space="0" w:color="000000"/>
+                <w:right w:val="none" w:sz="0" w:space="0" w:color="000000"/>
+              </w:pBdr>
+              <w:spacing w:after="100" w:before="100" w:line="240"/>
+              <w:ind w:left="100" w:right="100" w:firstLine="0" w:firstLineChars="0"/>
+              <w:rPr>
+                <w:rFonts w:ascii="Arial" w:hAnsi="Arial" w:eastAsia="Arial" w:cs="Arial"/>
+                <w:i w:val="false"/>
+                <w:b w:val="false"/>
+                <w:u w:val="none"/>
+                <w:sz w:val="22"/>
+                <w:szCs w:val="22"/>
+                <w:color w:val="000000"/>
+              </w:rPr>
+            </w:pPr>
+            <w:r>
+              <w:rPr>
+                <w:rFonts w:ascii="Arial" w:hAnsi="Arial" w:eastAsia="Arial" w:cs="Arial"/>
+                <w:i w:val="false"/>
+                <w:b w:val="false"/>
+                <w:u w:val="none"/>
+                <w:sz w:val="22"/>
+                <w:szCs w:val="22"/>
+                <w:color w:val="000000"/>
+              </w:rPr>
+              <w:t xml:space="preserve">Dzongkha language interpreter needed</w:t>
             </w:r>
           </w:p>
         </w:tc>
       </w:tr>
       <w:tr>
         <w:trPr>
-          <w:trHeight w:val="617" w:hRule="auto"/>
+          <w:trHeight w:val="614" w:hRule="auto"/>
         </w:trPr>
         body112
         <w:tc>
@@ -12608,60 +12608,60 @@
                 <w:szCs w:val="22"/>
                 <w:color w:val="000000"/>
               </w:rPr>
-              <w:t xml:space="preserve">362991000000107</w:t>
-            </w:r>
-          </w:p>
-        </w:tc>
-        <w:tc>
-          <w:tcPr>
-            <w:tcBorders>
-              <w:bottom w:val="none" w:sz="0" w:space="0" w:color="000000"/>
-              <w:top w:val="none" w:sz="0" w:space="0" w:color="000000"/>
-              <w:left w:val="none" w:sz="0" w:space="0" w:color="000000"/>
-              <w:right w:val="none" w:sz="0" w:space="0" w:color="000000"/>
-            </w:tcBorders>
-            <w:shd w:val="clear" w:color="auto" w:fill="FFFFFF"/>
-            <w:tcMar>
-              <w:top w:w="0" w:type="dxa"/>
-              <w:bottom w:w="0" w:type="dxa"/>
-              <w:left w:w="0" w:type="dxa"/>
-              <w:right w:w="0" w:type="dxa"/>
-            </w:tcMar>
-            <w:vAlign w:val="center"/>
-          </w:tcPr>
-          <w:p>
-            <w:pPr>
-              <w:pStyle w:val="Normal"/>
-              <w:jc w:val="left"/>
-              <w:pBdr>
-                <w:bottom w:val="none" w:sz="0" w:space="0" w:color="000000"/>
-                <w:top w:val="none" w:sz="0" w:space="0" w:color="000000"/>
-                <w:left w:val="none" w:sz="0" w:space="0" w:color="000000"/>
-                <w:right w:val="none" w:sz="0" w:space="0" w:color="000000"/>
-              </w:pBdr>
-              <w:spacing w:after="100" w:before="100" w:line="240"/>
-              <w:ind w:left="100" w:right="100" w:firstLine="0" w:firstLineChars="0"/>
-              <w:rPr>
-                <w:rFonts w:ascii="Arial" w:hAnsi="Arial" w:eastAsia="Arial" w:cs="Arial"/>
-                <w:i w:val="false"/>
-                <w:b w:val="false"/>
-                <w:u w:val="none"/>
-                <w:sz w:val="22"/>
-                <w:szCs w:val="22"/>
-                <w:color w:val="000000"/>
-              </w:rPr>
-            </w:pPr>
-            <w:r>
-              <w:rPr>
-                <w:rFonts w:ascii="Arial" w:hAnsi="Arial" w:eastAsia="Arial" w:cs="Arial"/>
-                <w:i w:val="false"/>
-                <w:b w:val="false"/>
-                <w:u w:val="none"/>
-                <w:sz w:val="22"/>
-                <w:szCs w:val="22"/>
-                <w:color w:val="000000"/>
-              </w:rPr>
-              <w:t xml:space="preserve">Oromo language interpreter needed</w:t>
+              <w:t xml:space="preserve">362821000000104</w:t>
+            </w:r>
+          </w:p>
+        </w:tc>
+        <w:tc>
+          <w:tcPr>
+            <w:tcBorders>
+              <w:bottom w:val="none" w:sz="0" w:space="0" w:color="000000"/>
+              <w:top w:val="none" w:sz="0" w:space="0" w:color="000000"/>
+              <w:left w:val="none" w:sz="0" w:space="0" w:color="000000"/>
+              <w:right w:val="none" w:sz="0" w:space="0" w:color="000000"/>
+            </w:tcBorders>
+            <w:shd w:val="clear" w:color="auto" w:fill="FFFFFF"/>
+            <w:tcMar>
+              <w:top w:w="0" w:type="dxa"/>
+              <w:bottom w:w="0" w:type="dxa"/>
+              <w:left w:w="0" w:type="dxa"/>
+              <w:right w:w="0" w:type="dxa"/>
+            </w:tcMar>
+            <w:vAlign w:val="center"/>
+          </w:tcPr>
+          <w:p>
+            <w:pPr>
+              <w:pStyle w:val="Normal"/>
+              <w:jc w:val="left"/>
+              <w:pBdr>
+                <w:bottom w:val="none" w:sz="0" w:space="0" w:color="000000"/>
+                <w:top w:val="none" w:sz="0" w:space="0" w:color="000000"/>
+                <w:left w:val="none" w:sz="0" w:space="0" w:color="000000"/>
+                <w:right w:val="none" w:sz="0" w:space="0" w:color="000000"/>
+              </w:pBdr>
+              <w:spacing w:after="100" w:before="100" w:line="240"/>
+              <w:ind w:left="100" w:right="100" w:firstLine="0" w:firstLineChars="0"/>
+              <w:rPr>
+                <w:rFonts w:ascii="Arial" w:hAnsi="Arial" w:eastAsia="Arial" w:cs="Arial"/>
+                <w:i w:val="false"/>
+                <w:b w:val="false"/>
+                <w:u w:val="none"/>
+                <w:sz w:val="22"/>
+                <w:szCs w:val="22"/>
+                <w:color w:val="000000"/>
+              </w:rPr>
+            </w:pPr>
+            <w:r>
+              <w:rPr>
+                <w:rFonts w:ascii="Arial" w:hAnsi="Arial" w:eastAsia="Arial" w:cs="Arial"/>
+                <w:i w:val="false"/>
+                <w:b w:val="false"/>
+                <w:u w:val="none"/>
+                <w:sz w:val="22"/>
+                <w:szCs w:val="22"/>
+                <w:color w:val="000000"/>
+              </w:rPr>
+              <w:t xml:space="preserve">Zulu language interpreter needed</w:t>
             </w:r>
           </w:p>
         </w:tc>
@@ -12720,67 +12720,67 @@
                 <w:szCs w:val="22"/>
                 <w:color w:val="000000"/>
               </w:rPr>
-              <w:t xml:space="preserve">363021000000102</w:t>
-            </w:r>
-          </w:p>
-        </w:tc>
-        <w:tc>
-          <w:tcPr>
-            <w:tcBorders>
-              <w:bottom w:val="none" w:sz="0" w:space="0" w:color="000000"/>
-              <w:top w:val="none" w:sz="0" w:space="0" w:color="000000"/>
-              <w:left w:val="none" w:sz="0" w:space="0" w:color="000000"/>
-              <w:right w:val="none" w:sz="0" w:space="0" w:color="000000"/>
-            </w:tcBorders>
-            <w:shd w:val="clear" w:color="auto" w:fill="FFFFFF"/>
-            <w:tcMar>
-              <w:top w:w="0" w:type="dxa"/>
-              <w:bottom w:w="0" w:type="dxa"/>
-              <w:left w:w="0" w:type="dxa"/>
-              <w:right w:w="0" w:type="dxa"/>
-            </w:tcMar>
-            <w:vAlign w:val="center"/>
-          </w:tcPr>
-          <w:p>
-            <w:pPr>
-              <w:pStyle w:val="Normal"/>
-              <w:jc w:val="left"/>
-              <w:pBdr>
-                <w:bottom w:val="none" w:sz="0" w:space="0" w:color="000000"/>
-                <w:top w:val="none" w:sz="0" w:space="0" w:color="000000"/>
-                <w:left w:val="none" w:sz="0" w:space="0" w:color="000000"/>
-                <w:right w:val="none" w:sz="0" w:space="0" w:color="000000"/>
-              </w:pBdr>
-              <w:spacing w:after="100" w:before="100" w:line="240"/>
-              <w:ind w:left="100" w:right="100" w:firstLine="0" w:firstLineChars="0"/>
-              <w:rPr>
-                <w:rFonts w:ascii="Arial" w:hAnsi="Arial" w:eastAsia="Arial" w:cs="Arial"/>
-                <w:i w:val="false"/>
-                <w:b w:val="false"/>
-                <w:u w:val="none"/>
-                <w:sz w:val="22"/>
-                <w:szCs w:val="22"/>
-                <w:color w:val="000000"/>
-              </w:rPr>
-            </w:pPr>
-            <w:r>
-              <w:rPr>
-                <w:rFonts w:ascii="Arial" w:hAnsi="Arial" w:eastAsia="Arial" w:cs="Arial"/>
-                <w:i w:val="false"/>
-                <w:b w:val="false"/>
-                <w:u w:val="none"/>
-                <w:sz w:val="22"/>
-                <w:szCs w:val="22"/>
-                <w:color w:val="000000"/>
-              </w:rPr>
-              <w:t xml:space="preserve">Yiddish language interpreter needed</w:t>
+              <w:t xml:space="preserve">362961000000101</w:t>
+            </w:r>
+          </w:p>
+        </w:tc>
+        <w:tc>
+          <w:tcPr>
+            <w:tcBorders>
+              <w:bottom w:val="none" w:sz="0" w:space="0" w:color="000000"/>
+              <w:top w:val="none" w:sz="0" w:space="0" w:color="000000"/>
+              <w:left w:val="none" w:sz="0" w:space="0" w:color="000000"/>
+              <w:right w:val="none" w:sz="0" w:space="0" w:color="000000"/>
+            </w:tcBorders>
+            <w:shd w:val="clear" w:color="auto" w:fill="FFFFFF"/>
+            <w:tcMar>
+              <w:top w:w="0" w:type="dxa"/>
+              <w:bottom w:w="0" w:type="dxa"/>
+              <w:left w:w="0" w:type="dxa"/>
+              <w:right w:w="0" w:type="dxa"/>
+            </w:tcMar>
+            <w:vAlign w:val="center"/>
+          </w:tcPr>
+          <w:p>
+            <w:pPr>
+              <w:pStyle w:val="Normal"/>
+              <w:jc w:val="left"/>
+              <w:pBdr>
+                <w:bottom w:val="none" w:sz="0" w:space="0" w:color="000000"/>
+                <w:top w:val="none" w:sz="0" w:space="0" w:color="000000"/>
+                <w:left w:val="none" w:sz="0" w:space="0" w:color="000000"/>
+                <w:right w:val="none" w:sz="0" w:space="0" w:color="000000"/>
+              </w:pBdr>
+              <w:spacing w:after="100" w:before="100" w:line="240"/>
+              <w:ind w:left="100" w:right="100" w:firstLine="0" w:firstLineChars="0"/>
+              <w:rPr>
+                <w:rFonts w:ascii="Arial" w:hAnsi="Arial" w:eastAsia="Arial" w:cs="Arial"/>
+                <w:i w:val="false"/>
+                <w:b w:val="false"/>
+                <w:u w:val="none"/>
+                <w:sz w:val="22"/>
+                <w:szCs w:val="22"/>
+                <w:color w:val="000000"/>
+              </w:rPr>
+            </w:pPr>
+            <w:r>
+              <w:rPr>
+                <w:rFonts w:ascii="Arial" w:hAnsi="Arial" w:eastAsia="Arial" w:cs="Arial"/>
+                <w:i w:val="false"/>
+                <w:b w:val="false"/>
+                <w:u w:val="none"/>
+                <w:sz w:val="22"/>
+                <w:szCs w:val="22"/>
+                <w:color w:val="000000"/>
+              </w:rPr>
+              <w:t xml:space="preserve">Uzbek language interpreter needed</w:t>
             </w:r>
           </w:p>
         </w:tc>
       </w:tr>
       <w:tr>
         <w:trPr>
-          <w:trHeight w:val="614" w:hRule="auto"/>
+          <w:trHeight w:val="617" w:hRule="auto"/>
         </w:trPr>
         body114
         <w:tc>
@@ -12832,60 +12832,60 @@
                 <w:szCs w:val="22"/>
                 <w:color w:val="000000"/>
               </w:rPr>
-              <w:t xml:space="preserve">363061000000105</w:t>
-            </w:r>
-          </w:p>
-        </w:tc>
-        <w:tc>
-          <w:tcPr>
-            <w:tcBorders>
-              <w:bottom w:val="none" w:sz="0" w:space="0" w:color="000000"/>
-              <w:top w:val="none" w:sz="0" w:space="0" w:color="000000"/>
-              <w:left w:val="none" w:sz="0" w:space="0" w:color="000000"/>
-              <w:right w:val="none" w:sz="0" w:space="0" w:color="000000"/>
-            </w:tcBorders>
-            <w:shd w:val="clear" w:color="auto" w:fill="FFFFFF"/>
-            <w:tcMar>
-              <w:top w:w="0" w:type="dxa"/>
-              <w:bottom w:w="0" w:type="dxa"/>
-              <w:left w:w="0" w:type="dxa"/>
-              <w:right w:w="0" w:type="dxa"/>
-            </w:tcMar>
-            <w:vAlign w:val="center"/>
-          </w:tcPr>
-          <w:p>
-            <w:pPr>
-              <w:pStyle w:val="Normal"/>
-              <w:jc w:val="left"/>
-              <w:pBdr>
-                <w:bottom w:val="none" w:sz="0" w:space="0" w:color="000000"/>
-                <w:top w:val="none" w:sz="0" w:space="0" w:color="000000"/>
-                <w:left w:val="none" w:sz="0" w:space="0" w:color="000000"/>
-                <w:right w:val="none" w:sz="0" w:space="0" w:color="000000"/>
-              </w:pBdr>
-              <w:spacing w:after="100" w:before="100" w:line="240"/>
-              <w:ind w:left="100" w:right="100" w:firstLine="0" w:firstLineChars="0"/>
-              <w:rPr>
-                <w:rFonts w:ascii="Arial" w:hAnsi="Arial" w:eastAsia="Arial" w:cs="Arial"/>
-                <w:i w:val="false"/>
-                <w:b w:val="false"/>
-                <w:u w:val="none"/>
-                <w:sz w:val="22"/>
-                <w:szCs w:val="22"/>
-                <w:color w:val="000000"/>
-              </w:rPr>
-            </w:pPr>
-            <w:r>
-              <w:rPr>
-                <w:rFonts w:ascii="Arial" w:hAnsi="Arial" w:eastAsia="Arial" w:cs="Arial"/>
-                <w:i w:val="false"/>
-                <w:b w:val="false"/>
-                <w:u w:val="none"/>
-                <w:sz w:val="22"/>
-                <w:szCs w:val="22"/>
-                <w:color w:val="000000"/>
-              </w:rPr>
-              <w:t xml:space="preserve">Rundi language interpreter needed</w:t>
+              <w:t xml:space="preserve">362991000000107</w:t>
+            </w:r>
+          </w:p>
+        </w:tc>
+        <w:tc>
+          <w:tcPr>
+            <w:tcBorders>
+              <w:bottom w:val="none" w:sz="0" w:space="0" w:color="000000"/>
+              <w:top w:val="none" w:sz="0" w:space="0" w:color="000000"/>
+              <w:left w:val="none" w:sz="0" w:space="0" w:color="000000"/>
+              <w:right w:val="none" w:sz="0" w:space="0" w:color="000000"/>
+            </w:tcBorders>
+            <w:shd w:val="clear" w:color="auto" w:fill="FFFFFF"/>
+            <w:tcMar>
+              <w:top w:w="0" w:type="dxa"/>
+              <w:bottom w:w="0" w:type="dxa"/>
+              <w:left w:w="0" w:type="dxa"/>
+              <w:right w:w="0" w:type="dxa"/>
+            </w:tcMar>
+            <w:vAlign w:val="center"/>
+          </w:tcPr>
+          <w:p>
+            <w:pPr>
+              <w:pStyle w:val="Normal"/>
+              <w:jc w:val="left"/>
+              <w:pBdr>
+                <w:bottom w:val="none" w:sz="0" w:space="0" w:color="000000"/>
+                <w:top w:val="none" w:sz="0" w:space="0" w:color="000000"/>
+                <w:left w:val="none" w:sz="0" w:space="0" w:color="000000"/>
+                <w:right w:val="none" w:sz="0" w:space="0" w:color="000000"/>
+              </w:pBdr>
+              <w:spacing w:after="100" w:before="100" w:line="240"/>
+              <w:ind w:left="100" w:right="100" w:firstLine="0" w:firstLineChars="0"/>
+              <w:rPr>
+                <w:rFonts w:ascii="Arial" w:hAnsi="Arial" w:eastAsia="Arial" w:cs="Arial"/>
+                <w:i w:val="false"/>
+                <w:b w:val="false"/>
+                <w:u w:val="none"/>
+                <w:sz w:val="22"/>
+                <w:szCs w:val="22"/>
+                <w:color w:val="000000"/>
+              </w:rPr>
+            </w:pPr>
+            <w:r>
+              <w:rPr>
+                <w:rFonts w:ascii="Arial" w:hAnsi="Arial" w:eastAsia="Arial" w:cs="Arial"/>
+                <w:i w:val="false"/>
+                <w:b w:val="false"/>
+                <w:u w:val="none"/>
+                <w:sz w:val="22"/>
+                <w:szCs w:val="22"/>
+                <w:color w:val="000000"/>
+              </w:rPr>
+              <w:t xml:space="preserve">Oromo language interpreter needed</w:t>
             </w:r>
           </w:p>
         </w:tc>
@@ -12944,60 +12944,60 @@
                 <w:szCs w:val="22"/>
                 <w:color w:val="000000"/>
               </w:rPr>
-              <w:t xml:space="preserve">363141000000105</w:t>
-            </w:r>
-          </w:p>
-        </w:tc>
-        <w:tc>
-          <w:tcPr>
-            <w:tcBorders>
-              <w:bottom w:val="none" w:sz="0" w:space="0" w:color="000000"/>
-              <w:top w:val="none" w:sz="0" w:space="0" w:color="000000"/>
-              <w:left w:val="none" w:sz="0" w:space="0" w:color="000000"/>
-              <w:right w:val="none" w:sz="0" w:space="0" w:color="000000"/>
-            </w:tcBorders>
-            <w:shd w:val="clear" w:color="auto" w:fill="FFFFFF"/>
-            <w:tcMar>
-              <w:top w:w="0" w:type="dxa"/>
-              <w:bottom w:w="0" w:type="dxa"/>
-              <w:left w:w="0" w:type="dxa"/>
-              <w:right w:w="0" w:type="dxa"/>
-            </w:tcMar>
-            <w:vAlign w:val="center"/>
-          </w:tcPr>
-          <w:p>
-            <w:pPr>
-              <w:pStyle w:val="Normal"/>
-              <w:jc w:val="left"/>
-              <w:pBdr>
-                <w:bottom w:val="none" w:sz="0" w:space="0" w:color="000000"/>
-                <w:top w:val="none" w:sz="0" w:space="0" w:color="000000"/>
-                <w:left w:val="none" w:sz="0" w:space="0" w:color="000000"/>
-                <w:right w:val="none" w:sz="0" w:space="0" w:color="000000"/>
-              </w:pBdr>
-              <w:spacing w:after="100" w:before="100" w:line="240"/>
-              <w:ind w:left="100" w:right="100" w:firstLine="0" w:firstLineChars="0"/>
-              <w:rPr>
-                <w:rFonts w:ascii="Arial" w:hAnsi="Arial" w:eastAsia="Arial" w:cs="Arial"/>
-                <w:i w:val="false"/>
-                <w:b w:val="false"/>
-                <w:u w:val="none"/>
-                <w:sz w:val="22"/>
-                <w:szCs w:val="22"/>
-                <w:color w:val="000000"/>
-              </w:rPr>
-            </w:pPr>
-            <w:r>
-              <w:rPr>
-                <w:rFonts w:ascii="Arial" w:hAnsi="Arial" w:eastAsia="Arial" w:cs="Arial"/>
-                <w:i w:val="false"/>
-                <w:b w:val="false"/>
-                <w:u w:val="none"/>
-                <w:sz w:val="22"/>
-                <w:szCs w:val="22"/>
-                <w:color w:val="000000"/>
-              </w:rPr>
-              <w:t xml:space="preserve">Tibetan language interpreter needed</w:t>
+              <w:t xml:space="preserve">363021000000102</w:t>
+            </w:r>
+          </w:p>
+        </w:tc>
+        <w:tc>
+          <w:tcPr>
+            <w:tcBorders>
+              <w:bottom w:val="none" w:sz="0" w:space="0" w:color="000000"/>
+              <w:top w:val="none" w:sz="0" w:space="0" w:color="000000"/>
+              <w:left w:val="none" w:sz="0" w:space="0" w:color="000000"/>
+              <w:right w:val="none" w:sz="0" w:space="0" w:color="000000"/>
+            </w:tcBorders>
+            <w:shd w:val="clear" w:color="auto" w:fill="FFFFFF"/>
+            <w:tcMar>
+              <w:top w:w="0" w:type="dxa"/>
+              <w:bottom w:w="0" w:type="dxa"/>
+              <w:left w:w="0" w:type="dxa"/>
+              <w:right w:w="0" w:type="dxa"/>
+            </w:tcMar>
+            <w:vAlign w:val="center"/>
+          </w:tcPr>
+          <w:p>
+            <w:pPr>
+              <w:pStyle w:val="Normal"/>
+              <w:jc w:val="left"/>
+              <w:pBdr>
+                <w:bottom w:val="none" w:sz="0" w:space="0" w:color="000000"/>
+                <w:top w:val="none" w:sz="0" w:space="0" w:color="000000"/>
+                <w:left w:val="none" w:sz="0" w:space="0" w:color="000000"/>
+                <w:right w:val="none" w:sz="0" w:space="0" w:color="000000"/>
+              </w:pBdr>
+              <w:spacing w:after="100" w:before="100" w:line="240"/>
+              <w:ind w:left="100" w:right="100" w:firstLine="0" w:firstLineChars="0"/>
+              <w:rPr>
+                <w:rFonts w:ascii="Arial" w:hAnsi="Arial" w:eastAsia="Arial" w:cs="Arial"/>
+                <w:i w:val="false"/>
+                <w:b w:val="false"/>
+                <w:u w:val="none"/>
+                <w:sz w:val="22"/>
+                <w:szCs w:val="22"/>
+                <w:color w:val="000000"/>
+              </w:rPr>
+            </w:pPr>
+            <w:r>
+              <w:rPr>
+                <w:rFonts w:ascii="Arial" w:hAnsi="Arial" w:eastAsia="Arial" w:cs="Arial"/>
+                <w:i w:val="false"/>
+                <w:b w:val="false"/>
+                <w:u w:val="none"/>
+                <w:sz w:val="22"/>
+                <w:szCs w:val="22"/>
+                <w:color w:val="000000"/>
+              </w:rPr>
+              <w:t xml:space="preserve">Yiddish language interpreter needed</w:t>
             </w:r>
           </w:p>
         </w:tc>
@@ -13056,60 +13056,60 @@
                 <w:szCs w:val="22"/>
                 <w:color w:val="000000"/>
               </w:rPr>
-              <w:t xml:space="preserve">363181000000102</w:t>
-            </w:r>
-          </w:p>
-        </w:tc>
-        <w:tc>
-          <w:tcPr>
-            <w:tcBorders>
-              <w:bottom w:val="none" w:sz="0" w:space="0" w:color="000000"/>
-              <w:top w:val="none" w:sz="0" w:space="0" w:color="000000"/>
-              <w:left w:val="none" w:sz="0" w:space="0" w:color="000000"/>
-              <w:right w:val="none" w:sz="0" w:space="0" w:color="000000"/>
-            </w:tcBorders>
-            <w:shd w:val="clear" w:color="auto" w:fill="FFFFFF"/>
-            <w:tcMar>
-              <w:top w:w="0" w:type="dxa"/>
-              <w:bottom w:w="0" w:type="dxa"/>
-              <w:left w:w="0" w:type="dxa"/>
-              <w:right w:w="0" w:type="dxa"/>
-            </w:tcMar>
-            <w:vAlign w:val="center"/>
-          </w:tcPr>
-          <w:p>
-            <w:pPr>
-              <w:pStyle w:val="Normal"/>
-              <w:jc w:val="left"/>
-              <w:pBdr>
-                <w:bottom w:val="none" w:sz="0" w:space="0" w:color="000000"/>
-                <w:top w:val="none" w:sz="0" w:space="0" w:color="000000"/>
-                <w:left w:val="none" w:sz="0" w:space="0" w:color="000000"/>
-                <w:right w:val="none" w:sz="0" w:space="0" w:color="000000"/>
-              </w:pBdr>
-              <w:spacing w:after="100" w:before="100" w:line="240"/>
-              <w:ind w:left="100" w:right="100" w:firstLine="0" w:firstLineChars="0"/>
-              <w:rPr>
-                <w:rFonts w:ascii="Arial" w:hAnsi="Arial" w:eastAsia="Arial" w:cs="Arial"/>
-                <w:i w:val="false"/>
-                <w:b w:val="false"/>
-                <w:u w:val="none"/>
-                <w:sz w:val="22"/>
-                <w:szCs w:val="22"/>
-                <w:color w:val="000000"/>
-              </w:rPr>
-            </w:pPr>
-            <w:r>
-              <w:rPr>
-                <w:rFonts w:ascii="Arial" w:hAnsi="Arial" w:eastAsia="Arial" w:cs="Arial"/>
-                <w:i w:val="false"/>
-                <w:b w:val="false"/>
-                <w:u w:val="none"/>
-                <w:sz w:val="22"/>
-                <w:szCs w:val="22"/>
-                <w:color w:val="000000"/>
-              </w:rPr>
-              <w:t xml:space="preserve">Tsonga language interpreter needed</w:t>
+              <w:t xml:space="preserve">363061000000105</w:t>
+            </w:r>
+          </w:p>
+        </w:tc>
+        <w:tc>
+          <w:tcPr>
+            <w:tcBorders>
+              <w:bottom w:val="none" w:sz="0" w:space="0" w:color="000000"/>
+              <w:top w:val="none" w:sz="0" w:space="0" w:color="000000"/>
+              <w:left w:val="none" w:sz="0" w:space="0" w:color="000000"/>
+              <w:right w:val="none" w:sz="0" w:space="0" w:color="000000"/>
+            </w:tcBorders>
+            <w:shd w:val="clear" w:color="auto" w:fill="FFFFFF"/>
+            <w:tcMar>
+              <w:top w:w="0" w:type="dxa"/>
+              <w:bottom w:w="0" w:type="dxa"/>
+              <w:left w:w="0" w:type="dxa"/>
+              <w:right w:w="0" w:type="dxa"/>
+            </w:tcMar>
+            <w:vAlign w:val="center"/>
+          </w:tcPr>
+          <w:p>
+            <w:pPr>
+              <w:pStyle w:val="Normal"/>
+              <w:jc w:val="left"/>
+              <w:pBdr>
+                <w:bottom w:val="none" w:sz="0" w:space="0" w:color="000000"/>
+                <w:top w:val="none" w:sz="0" w:space="0" w:color="000000"/>
+                <w:left w:val="none" w:sz="0" w:space="0" w:color="000000"/>
+                <w:right w:val="none" w:sz="0" w:space="0" w:color="000000"/>
+              </w:pBdr>
+              <w:spacing w:after="100" w:before="100" w:line="240"/>
+              <w:ind w:left="100" w:right="100" w:firstLine="0" w:firstLineChars="0"/>
+              <w:rPr>
+                <w:rFonts w:ascii="Arial" w:hAnsi="Arial" w:eastAsia="Arial" w:cs="Arial"/>
+                <w:i w:val="false"/>
+                <w:b w:val="false"/>
+                <w:u w:val="none"/>
+                <w:sz w:val="22"/>
+                <w:szCs w:val="22"/>
+                <w:color w:val="000000"/>
+              </w:rPr>
+            </w:pPr>
+            <w:r>
+              <w:rPr>
+                <w:rFonts w:ascii="Arial" w:hAnsi="Arial" w:eastAsia="Arial" w:cs="Arial"/>
+                <w:i w:val="false"/>
+                <w:b w:val="false"/>
+                <w:u w:val="none"/>
+                <w:sz w:val="22"/>
+                <w:szCs w:val="22"/>
+                <w:color w:val="000000"/>
+              </w:rPr>
+              <w:t xml:space="preserve">Rundi language interpreter needed</w:t>
             </w:r>
           </w:p>
         </w:tc>
@@ -13168,60 +13168,60 @@
                 <w:szCs w:val="22"/>
                 <w:color w:val="000000"/>
               </w:rPr>
-              <w:t xml:space="preserve">363301000000109</w:t>
-            </w:r>
-          </w:p>
-        </w:tc>
-        <w:tc>
-          <w:tcPr>
-            <w:tcBorders>
-              <w:bottom w:val="none" w:sz="0" w:space="0" w:color="000000"/>
-              <w:top w:val="none" w:sz="0" w:space="0" w:color="000000"/>
-              <w:left w:val="none" w:sz="0" w:space="0" w:color="000000"/>
-              <w:right w:val="none" w:sz="0" w:space="0" w:color="000000"/>
-            </w:tcBorders>
-            <w:shd w:val="clear" w:color="auto" w:fill="FFFFFF"/>
-            <w:tcMar>
-              <w:top w:w="0" w:type="dxa"/>
-              <w:bottom w:w="0" w:type="dxa"/>
-              <w:left w:w="0" w:type="dxa"/>
-              <w:right w:w="0" w:type="dxa"/>
-            </w:tcMar>
-            <w:vAlign w:val="center"/>
-          </w:tcPr>
-          <w:p>
-            <w:pPr>
-              <w:pStyle w:val="Normal"/>
-              <w:jc w:val="left"/>
-              <w:pBdr>
-                <w:bottom w:val="none" w:sz="0" w:space="0" w:color="000000"/>
-                <w:top w:val="none" w:sz="0" w:space="0" w:color="000000"/>
-                <w:left w:val="none" w:sz="0" w:space="0" w:color="000000"/>
-                <w:right w:val="none" w:sz="0" w:space="0" w:color="000000"/>
-              </w:pBdr>
-              <w:spacing w:after="100" w:before="100" w:line="240"/>
-              <w:ind w:left="100" w:right="100" w:firstLine="0" w:firstLineChars="0"/>
-              <w:rPr>
-                <w:rFonts w:ascii="Arial" w:hAnsi="Arial" w:eastAsia="Arial" w:cs="Arial"/>
-                <w:i w:val="false"/>
-                <w:b w:val="false"/>
-                <w:u w:val="none"/>
-                <w:sz w:val="22"/>
-                <w:szCs w:val="22"/>
-                <w:color w:val="000000"/>
-              </w:rPr>
-            </w:pPr>
-            <w:r>
-              <w:rPr>
-                <w:rFonts w:ascii="Arial" w:hAnsi="Arial" w:eastAsia="Arial" w:cs="Arial"/>
-                <w:i w:val="false"/>
-                <w:b w:val="false"/>
-                <w:u w:val="none"/>
-                <w:sz w:val="22"/>
-                <w:szCs w:val="22"/>
-                <w:color w:val="000000"/>
-              </w:rPr>
-              <w:t xml:space="preserve">Twi language interpreter needed</w:t>
+              <w:t xml:space="preserve">363141000000105</w:t>
+            </w:r>
+          </w:p>
+        </w:tc>
+        <w:tc>
+          <w:tcPr>
+            <w:tcBorders>
+              <w:bottom w:val="none" w:sz="0" w:space="0" w:color="000000"/>
+              <w:top w:val="none" w:sz="0" w:space="0" w:color="000000"/>
+              <w:left w:val="none" w:sz="0" w:space="0" w:color="000000"/>
+              <w:right w:val="none" w:sz="0" w:space="0" w:color="000000"/>
+            </w:tcBorders>
+            <w:shd w:val="clear" w:color="auto" w:fill="FFFFFF"/>
+            <w:tcMar>
+              <w:top w:w="0" w:type="dxa"/>
+              <w:bottom w:w="0" w:type="dxa"/>
+              <w:left w:w="0" w:type="dxa"/>
+              <w:right w:w="0" w:type="dxa"/>
+            </w:tcMar>
+            <w:vAlign w:val="center"/>
+          </w:tcPr>
+          <w:p>
+            <w:pPr>
+              <w:pStyle w:val="Normal"/>
+              <w:jc w:val="left"/>
+              <w:pBdr>
+                <w:bottom w:val="none" w:sz="0" w:space="0" w:color="000000"/>
+                <w:top w:val="none" w:sz="0" w:space="0" w:color="000000"/>
+                <w:left w:val="none" w:sz="0" w:space="0" w:color="000000"/>
+                <w:right w:val="none" w:sz="0" w:space="0" w:color="000000"/>
+              </w:pBdr>
+              <w:spacing w:after="100" w:before="100" w:line="240"/>
+              <w:ind w:left="100" w:right="100" w:firstLine="0" w:firstLineChars="0"/>
+              <w:rPr>
+                <w:rFonts w:ascii="Arial" w:hAnsi="Arial" w:eastAsia="Arial" w:cs="Arial"/>
+                <w:i w:val="false"/>
+                <w:b w:val="false"/>
+                <w:u w:val="none"/>
+                <w:sz w:val="22"/>
+                <w:szCs w:val="22"/>
+                <w:color w:val="000000"/>
+              </w:rPr>
+            </w:pPr>
+            <w:r>
+              <w:rPr>
+                <w:rFonts w:ascii="Arial" w:hAnsi="Arial" w:eastAsia="Arial" w:cs="Arial"/>
+                <w:i w:val="false"/>
+                <w:b w:val="false"/>
+                <w:u w:val="none"/>
+                <w:sz w:val="22"/>
+                <w:szCs w:val="22"/>
+                <w:color w:val="000000"/>
+              </w:rPr>
+              <w:t xml:space="preserve">Tibetan language interpreter needed</w:t>
             </w:r>
           </w:p>
         </w:tc>
@@ -13280,60 +13280,60 @@
                 <w:szCs w:val="22"/>
                 <w:color w:val="000000"/>
               </w:rPr>
-              <w:t xml:space="preserve">363341000000107</w:t>
-            </w:r>
-          </w:p>
-        </w:tc>
-        <w:tc>
-          <w:tcPr>
-            <w:tcBorders>
-              <w:bottom w:val="none" w:sz="0" w:space="0" w:color="000000"/>
-              <w:top w:val="none" w:sz="0" w:space="0" w:color="000000"/>
-              <w:left w:val="none" w:sz="0" w:space="0" w:color="000000"/>
-              <w:right w:val="none" w:sz="0" w:space="0" w:color="000000"/>
-            </w:tcBorders>
-            <w:shd w:val="clear" w:color="auto" w:fill="FFFFFF"/>
-            <w:tcMar>
-              <w:top w:w="0" w:type="dxa"/>
-              <w:bottom w:w="0" w:type="dxa"/>
-              <w:left w:w="0" w:type="dxa"/>
-              <w:right w:w="0" w:type="dxa"/>
-            </w:tcMar>
-            <w:vAlign w:val="center"/>
-          </w:tcPr>
-          <w:p>
-            <w:pPr>
-              <w:pStyle w:val="Normal"/>
-              <w:jc w:val="left"/>
-              <w:pBdr>
-                <w:bottom w:val="none" w:sz="0" w:space="0" w:color="000000"/>
-                <w:top w:val="none" w:sz="0" w:space="0" w:color="000000"/>
-                <w:left w:val="none" w:sz="0" w:space="0" w:color="000000"/>
-                <w:right w:val="none" w:sz="0" w:space="0" w:color="000000"/>
-              </w:pBdr>
-              <w:spacing w:after="100" w:before="100" w:line="240"/>
-              <w:ind w:left="100" w:right="100" w:firstLine="0" w:firstLineChars="0"/>
-              <w:rPr>
-                <w:rFonts w:ascii="Arial" w:hAnsi="Arial" w:eastAsia="Arial" w:cs="Arial"/>
-                <w:i w:val="false"/>
-                <w:b w:val="false"/>
-                <w:u w:val="none"/>
-                <w:sz w:val="22"/>
-                <w:szCs w:val="22"/>
-                <w:color w:val="000000"/>
-              </w:rPr>
-            </w:pPr>
-            <w:r>
-              <w:rPr>
-                <w:rFonts w:ascii="Arial" w:hAnsi="Arial" w:eastAsia="Arial" w:cs="Arial"/>
-                <w:i w:val="false"/>
-                <w:b w:val="false"/>
-                <w:u w:val="none"/>
-                <w:sz w:val="22"/>
-                <w:szCs w:val="22"/>
-                <w:color w:val="000000"/>
-              </w:rPr>
-              <w:t xml:space="preserve">Telugu language interpreter needed</w:t>
+              <w:t xml:space="preserve">363181000000102</w:t>
+            </w:r>
+          </w:p>
+        </w:tc>
+        <w:tc>
+          <w:tcPr>
+            <w:tcBorders>
+              <w:bottom w:val="none" w:sz="0" w:space="0" w:color="000000"/>
+              <w:top w:val="none" w:sz="0" w:space="0" w:color="000000"/>
+              <w:left w:val="none" w:sz="0" w:space="0" w:color="000000"/>
+              <w:right w:val="none" w:sz="0" w:space="0" w:color="000000"/>
+            </w:tcBorders>
+            <w:shd w:val="clear" w:color="auto" w:fill="FFFFFF"/>
+            <w:tcMar>
+              <w:top w:w="0" w:type="dxa"/>
+              <w:bottom w:w="0" w:type="dxa"/>
+              <w:left w:w="0" w:type="dxa"/>
+              <w:right w:w="0" w:type="dxa"/>
+            </w:tcMar>
+            <w:vAlign w:val="center"/>
+          </w:tcPr>
+          <w:p>
+            <w:pPr>
+              <w:pStyle w:val="Normal"/>
+              <w:jc w:val="left"/>
+              <w:pBdr>
+                <w:bottom w:val="none" w:sz="0" w:space="0" w:color="000000"/>
+                <w:top w:val="none" w:sz="0" w:space="0" w:color="000000"/>
+                <w:left w:val="none" w:sz="0" w:space="0" w:color="000000"/>
+                <w:right w:val="none" w:sz="0" w:space="0" w:color="000000"/>
+              </w:pBdr>
+              <w:spacing w:after="100" w:before="100" w:line="240"/>
+              <w:ind w:left="100" w:right="100" w:firstLine="0" w:firstLineChars="0"/>
+              <w:rPr>
+                <w:rFonts w:ascii="Arial" w:hAnsi="Arial" w:eastAsia="Arial" w:cs="Arial"/>
+                <w:i w:val="false"/>
+                <w:b w:val="false"/>
+                <w:u w:val="none"/>
+                <w:sz w:val="22"/>
+                <w:szCs w:val="22"/>
+                <w:color w:val="000000"/>
+              </w:rPr>
+            </w:pPr>
+            <w:r>
+              <w:rPr>
+                <w:rFonts w:ascii="Arial" w:hAnsi="Arial" w:eastAsia="Arial" w:cs="Arial"/>
+                <w:i w:val="false"/>
+                <w:b w:val="false"/>
+                <w:u w:val="none"/>
+                <w:sz w:val="22"/>
+                <w:szCs w:val="22"/>
+                <w:color w:val="000000"/>
+              </w:rPr>
+              <w:t xml:space="preserve">Tsonga language interpreter needed</w:t>
             </w:r>
           </w:p>
         </w:tc>
@@ -13392,60 +13392,60 @@
                 <w:szCs w:val="22"/>
                 <w:color w:val="000000"/>
               </w:rPr>
-              <w:t xml:space="preserve">363461000000100</w:t>
-            </w:r>
-          </w:p>
-        </w:tc>
-        <w:tc>
-          <w:tcPr>
-            <w:tcBorders>
-              <w:bottom w:val="none" w:sz="0" w:space="0" w:color="000000"/>
-              <w:top w:val="none" w:sz="0" w:space="0" w:color="000000"/>
-              <w:left w:val="none" w:sz="0" w:space="0" w:color="000000"/>
-              <w:right w:val="none" w:sz="0" w:space="0" w:color="000000"/>
-            </w:tcBorders>
-            <w:shd w:val="clear" w:color="auto" w:fill="FFFFFF"/>
-            <w:tcMar>
-              <w:top w:w="0" w:type="dxa"/>
-              <w:bottom w:w="0" w:type="dxa"/>
-              <w:left w:w="0" w:type="dxa"/>
-              <w:right w:w="0" w:type="dxa"/>
-            </w:tcMar>
-            <w:vAlign w:val="center"/>
-          </w:tcPr>
-          <w:p>
-            <w:pPr>
-              <w:pStyle w:val="Normal"/>
-              <w:jc w:val="left"/>
-              <w:pBdr>
-                <w:bottom w:val="none" w:sz="0" w:space="0" w:color="000000"/>
-                <w:top w:val="none" w:sz="0" w:space="0" w:color="000000"/>
-                <w:left w:val="none" w:sz="0" w:space="0" w:color="000000"/>
-                <w:right w:val="none" w:sz="0" w:space="0" w:color="000000"/>
-              </w:pBdr>
-              <w:spacing w:after="100" w:before="100" w:line="240"/>
-              <w:ind w:left="100" w:right="100" w:firstLine="0" w:firstLineChars="0"/>
-              <w:rPr>
-                <w:rFonts w:ascii="Arial" w:hAnsi="Arial" w:eastAsia="Arial" w:cs="Arial"/>
-                <w:i w:val="false"/>
-                <w:b w:val="false"/>
-                <w:u w:val="none"/>
-                <w:sz w:val="22"/>
-                <w:szCs w:val="22"/>
-                <w:color w:val="000000"/>
-              </w:rPr>
-            </w:pPr>
-            <w:r>
-              <w:rPr>
-                <w:rFonts w:ascii="Arial" w:hAnsi="Arial" w:eastAsia="Arial" w:cs="Arial"/>
-                <w:i w:val="false"/>
-                <w:b w:val="false"/>
-                <w:u w:val="none"/>
-                <w:sz w:val="22"/>
-                <w:szCs w:val="22"/>
-                <w:color w:val="000000"/>
-              </w:rPr>
-              <w:t xml:space="preserve">Tongan language interpreter needed</w:t>
+              <w:t xml:space="preserve">363221000000107</w:t>
+            </w:r>
+          </w:p>
+        </w:tc>
+        <w:tc>
+          <w:tcPr>
+            <w:tcBorders>
+              <w:bottom w:val="none" w:sz="0" w:space="0" w:color="000000"/>
+              <w:top w:val="none" w:sz="0" w:space="0" w:color="000000"/>
+              <w:left w:val="none" w:sz="0" w:space="0" w:color="000000"/>
+              <w:right w:val="none" w:sz="0" w:space="0" w:color="000000"/>
+            </w:tcBorders>
+            <w:shd w:val="clear" w:color="auto" w:fill="FFFFFF"/>
+            <w:tcMar>
+              <w:top w:w="0" w:type="dxa"/>
+              <w:bottom w:w="0" w:type="dxa"/>
+              <w:left w:w="0" w:type="dxa"/>
+              <w:right w:w="0" w:type="dxa"/>
+            </w:tcMar>
+            <w:vAlign w:val="center"/>
+          </w:tcPr>
+          <w:p>
+            <w:pPr>
+              <w:pStyle w:val="Normal"/>
+              <w:jc w:val="left"/>
+              <w:pBdr>
+                <w:bottom w:val="none" w:sz="0" w:space="0" w:color="000000"/>
+                <w:top w:val="none" w:sz="0" w:space="0" w:color="000000"/>
+                <w:left w:val="none" w:sz="0" w:space="0" w:color="000000"/>
+                <w:right w:val="none" w:sz="0" w:space="0" w:color="000000"/>
+              </w:pBdr>
+              <w:spacing w:after="100" w:before="100" w:line="240"/>
+              <w:ind w:left="100" w:right="100" w:firstLine="0" w:firstLineChars="0"/>
+              <w:rPr>
+                <w:rFonts w:ascii="Arial" w:hAnsi="Arial" w:eastAsia="Arial" w:cs="Arial"/>
+                <w:i w:val="false"/>
+                <w:b w:val="false"/>
+                <w:u w:val="none"/>
+                <w:sz w:val="22"/>
+                <w:szCs w:val="22"/>
+                <w:color w:val="000000"/>
+              </w:rPr>
+            </w:pPr>
+            <w:r>
+              <w:rPr>
+                <w:rFonts w:ascii="Arial" w:hAnsi="Arial" w:eastAsia="Arial" w:cs="Arial"/>
+                <w:i w:val="false"/>
+                <w:b w:val="false"/>
+                <w:u w:val="none"/>
+                <w:sz w:val="22"/>
+                <w:szCs w:val="22"/>
+                <w:color w:val="000000"/>
+              </w:rPr>
+              <w:t xml:space="preserve">Tatar language interpreter needed</w:t>
             </w:r>
           </w:p>
         </w:tc>
@@ -13504,6 +13504,342 @@
                 <w:szCs w:val="22"/>
                 <w:color w:val="000000"/>
               </w:rPr>
+              <w:t xml:space="preserve">363301000000109</w:t>
+            </w:r>
+          </w:p>
+        </w:tc>
+        <w:tc>
+          <w:tcPr>
+            <w:tcBorders>
+              <w:bottom w:val="none" w:sz="0" w:space="0" w:color="000000"/>
+              <w:top w:val="none" w:sz="0" w:space="0" w:color="000000"/>
+              <w:left w:val="none" w:sz="0" w:space="0" w:color="000000"/>
+              <w:right w:val="none" w:sz="0" w:space="0" w:color="000000"/>
+            </w:tcBorders>
+            <w:shd w:val="clear" w:color="auto" w:fill="FFFFFF"/>
+            <w:tcMar>
+              <w:top w:w="0" w:type="dxa"/>
+              <w:bottom w:w="0" w:type="dxa"/>
+              <w:left w:w="0" w:type="dxa"/>
+              <w:right w:w="0" w:type="dxa"/>
+            </w:tcMar>
+            <w:vAlign w:val="center"/>
+          </w:tcPr>
+          <w:p>
+            <w:pPr>
+              <w:pStyle w:val="Normal"/>
+              <w:jc w:val="left"/>
+              <w:pBdr>
+                <w:bottom w:val="none" w:sz="0" w:space="0" w:color="000000"/>
+                <w:top w:val="none" w:sz="0" w:space="0" w:color="000000"/>
+                <w:left w:val="none" w:sz="0" w:space="0" w:color="000000"/>
+                <w:right w:val="none" w:sz="0" w:space="0" w:color="000000"/>
+              </w:pBdr>
+              <w:spacing w:after="100" w:before="100" w:line="240"/>
+              <w:ind w:left="100" w:right="100" w:firstLine="0" w:firstLineChars="0"/>
+              <w:rPr>
+                <w:rFonts w:ascii="Arial" w:hAnsi="Arial" w:eastAsia="Arial" w:cs="Arial"/>
+                <w:i w:val="false"/>
+                <w:b w:val="false"/>
+                <w:u w:val="none"/>
+                <w:sz w:val="22"/>
+                <w:szCs w:val="22"/>
+                <w:color w:val="000000"/>
+              </w:rPr>
+            </w:pPr>
+            <w:r>
+              <w:rPr>
+                <w:rFonts w:ascii="Arial" w:hAnsi="Arial" w:eastAsia="Arial" w:cs="Arial"/>
+                <w:i w:val="false"/>
+                <w:b w:val="false"/>
+                <w:u w:val="none"/>
+                <w:sz w:val="22"/>
+                <w:szCs w:val="22"/>
+                <w:color w:val="000000"/>
+              </w:rPr>
+              <w:t xml:space="preserve">Twi language interpreter needed</w:t>
+            </w:r>
+          </w:p>
+        </w:tc>
+      </w:tr>
+      <w:tr>
+        <w:trPr>
+          <w:trHeight w:val="614" w:hRule="auto"/>
+        </w:trPr>
+        body121
+        <w:tc>
+          <w:tcPr>
+            <w:tcBorders>
+              <w:bottom w:val="none" w:sz="0" w:space="0" w:color="000000"/>
+              <w:top w:val="none" w:sz="0" w:space="0" w:color="000000"/>
+              <w:left w:val="none" w:sz="0" w:space="0" w:color="000000"/>
+              <w:right w:val="none" w:sz="0" w:space="0" w:color="000000"/>
+            </w:tcBorders>
+            <w:shd w:val="clear" w:color="auto" w:fill="FFFFFF"/>
+            <w:tcMar>
+              <w:top w:w="0" w:type="dxa"/>
+              <w:bottom w:w="0" w:type="dxa"/>
+              <w:left w:w="0" w:type="dxa"/>
+              <w:right w:w="0" w:type="dxa"/>
+            </w:tcMar>
+            <w:vAlign w:val="center"/>
+          </w:tcPr>
+          <w:p>
+            <w:pPr>
+              <w:pStyle w:val="Normal"/>
+              <w:jc w:val="left"/>
+              <w:pBdr>
+                <w:bottom w:val="none" w:sz="0" w:space="0" w:color="000000"/>
+                <w:top w:val="none" w:sz="0" w:space="0" w:color="000000"/>
+                <w:left w:val="none" w:sz="0" w:space="0" w:color="000000"/>
+                <w:right w:val="none" w:sz="0" w:space="0" w:color="000000"/>
+              </w:pBdr>
+              <w:spacing w:after="100" w:before="100" w:line="240"/>
+              <w:ind w:left="100" w:right="100" w:firstLine="0" w:firstLineChars="0"/>
+              <w:rPr>
+                <w:rFonts w:ascii="Arial" w:hAnsi="Arial" w:eastAsia="Arial" w:cs="Arial"/>
+                <w:i w:val="false"/>
+                <w:b w:val="false"/>
+                <w:u w:val="none"/>
+                <w:sz w:val="22"/>
+                <w:szCs w:val="22"/>
+                <w:color w:val="000000"/>
+              </w:rPr>
+            </w:pPr>
+            <w:r>
+              <w:rPr>
+                <w:rFonts w:ascii="Arial" w:hAnsi="Arial" w:eastAsia="Arial" w:cs="Arial"/>
+                <w:i w:val="false"/>
+                <w:b w:val="false"/>
+                <w:u w:val="none"/>
+                <w:sz w:val="22"/>
+                <w:szCs w:val="22"/>
+                <w:color w:val="000000"/>
+              </w:rPr>
+              <w:t xml:space="preserve">363341000000107</w:t>
+            </w:r>
+          </w:p>
+        </w:tc>
+        <w:tc>
+          <w:tcPr>
+            <w:tcBorders>
+              <w:bottom w:val="none" w:sz="0" w:space="0" w:color="000000"/>
+              <w:top w:val="none" w:sz="0" w:space="0" w:color="000000"/>
+              <w:left w:val="none" w:sz="0" w:space="0" w:color="000000"/>
+              <w:right w:val="none" w:sz="0" w:space="0" w:color="000000"/>
+            </w:tcBorders>
+            <w:shd w:val="clear" w:color="auto" w:fill="FFFFFF"/>
+            <w:tcMar>
+              <w:top w:w="0" w:type="dxa"/>
+              <w:bottom w:w="0" w:type="dxa"/>
+              <w:left w:w="0" w:type="dxa"/>
+              <w:right w:w="0" w:type="dxa"/>
+            </w:tcMar>
+            <w:vAlign w:val="center"/>
+          </w:tcPr>
+          <w:p>
+            <w:pPr>
+              <w:pStyle w:val="Normal"/>
+              <w:jc w:val="left"/>
+              <w:pBdr>
+                <w:bottom w:val="none" w:sz="0" w:space="0" w:color="000000"/>
+                <w:top w:val="none" w:sz="0" w:space="0" w:color="000000"/>
+                <w:left w:val="none" w:sz="0" w:space="0" w:color="000000"/>
+                <w:right w:val="none" w:sz="0" w:space="0" w:color="000000"/>
+              </w:pBdr>
+              <w:spacing w:after="100" w:before="100" w:line="240"/>
+              <w:ind w:left="100" w:right="100" w:firstLine="0" w:firstLineChars="0"/>
+              <w:rPr>
+                <w:rFonts w:ascii="Arial" w:hAnsi="Arial" w:eastAsia="Arial" w:cs="Arial"/>
+                <w:i w:val="false"/>
+                <w:b w:val="false"/>
+                <w:u w:val="none"/>
+                <w:sz w:val="22"/>
+                <w:szCs w:val="22"/>
+                <w:color w:val="000000"/>
+              </w:rPr>
+            </w:pPr>
+            <w:r>
+              <w:rPr>
+                <w:rFonts w:ascii="Arial" w:hAnsi="Arial" w:eastAsia="Arial" w:cs="Arial"/>
+                <w:i w:val="false"/>
+                <w:b w:val="false"/>
+                <w:u w:val="none"/>
+                <w:sz w:val="22"/>
+                <w:szCs w:val="22"/>
+                <w:color w:val="000000"/>
+              </w:rPr>
+              <w:t xml:space="preserve">Telugu language interpreter needed</w:t>
+            </w:r>
+          </w:p>
+        </w:tc>
+      </w:tr>
+      <w:tr>
+        <w:trPr>
+          <w:trHeight w:val="614" w:hRule="auto"/>
+        </w:trPr>
+        body122
+        <w:tc>
+          <w:tcPr>
+            <w:tcBorders>
+              <w:bottom w:val="none" w:sz="0" w:space="0" w:color="000000"/>
+              <w:top w:val="none" w:sz="0" w:space="0" w:color="000000"/>
+              <w:left w:val="none" w:sz="0" w:space="0" w:color="000000"/>
+              <w:right w:val="none" w:sz="0" w:space="0" w:color="000000"/>
+            </w:tcBorders>
+            <w:shd w:val="clear" w:color="auto" w:fill="FFFFFF"/>
+            <w:tcMar>
+              <w:top w:w="0" w:type="dxa"/>
+              <w:bottom w:w="0" w:type="dxa"/>
+              <w:left w:w="0" w:type="dxa"/>
+              <w:right w:w="0" w:type="dxa"/>
+            </w:tcMar>
+            <w:vAlign w:val="center"/>
+          </w:tcPr>
+          <w:p>
+            <w:pPr>
+              <w:pStyle w:val="Normal"/>
+              <w:jc w:val="left"/>
+              <w:pBdr>
+                <w:bottom w:val="none" w:sz="0" w:space="0" w:color="000000"/>
+                <w:top w:val="none" w:sz="0" w:space="0" w:color="000000"/>
+                <w:left w:val="none" w:sz="0" w:space="0" w:color="000000"/>
+                <w:right w:val="none" w:sz="0" w:space="0" w:color="000000"/>
+              </w:pBdr>
+              <w:spacing w:after="100" w:before="100" w:line="240"/>
+              <w:ind w:left="100" w:right="100" w:firstLine="0" w:firstLineChars="0"/>
+              <w:rPr>
+                <w:rFonts w:ascii="Arial" w:hAnsi="Arial" w:eastAsia="Arial" w:cs="Arial"/>
+                <w:i w:val="false"/>
+                <w:b w:val="false"/>
+                <w:u w:val="none"/>
+                <w:sz w:val="22"/>
+                <w:szCs w:val="22"/>
+                <w:color w:val="000000"/>
+              </w:rPr>
+            </w:pPr>
+            <w:r>
+              <w:rPr>
+                <w:rFonts w:ascii="Arial" w:hAnsi="Arial" w:eastAsia="Arial" w:cs="Arial"/>
+                <w:i w:val="false"/>
+                <w:b w:val="false"/>
+                <w:u w:val="none"/>
+                <w:sz w:val="22"/>
+                <w:szCs w:val="22"/>
+                <w:color w:val="000000"/>
+              </w:rPr>
+              <w:t xml:space="preserve">363461000000100</w:t>
+            </w:r>
+          </w:p>
+        </w:tc>
+        <w:tc>
+          <w:tcPr>
+            <w:tcBorders>
+              <w:bottom w:val="none" w:sz="0" w:space="0" w:color="000000"/>
+              <w:top w:val="none" w:sz="0" w:space="0" w:color="000000"/>
+              <w:left w:val="none" w:sz="0" w:space="0" w:color="000000"/>
+              <w:right w:val="none" w:sz="0" w:space="0" w:color="000000"/>
+            </w:tcBorders>
+            <w:shd w:val="clear" w:color="auto" w:fill="FFFFFF"/>
+            <w:tcMar>
+              <w:top w:w="0" w:type="dxa"/>
+              <w:bottom w:w="0" w:type="dxa"/>
+              <w:left w:w="0" w:type="dxa"/>
+              <w:right w:w="0" w:type="dxa"/>
+            </w:tcMar>
+            <w:vAlign w:val="center"/>
+          </w:tcPr>
+          <w:p>
+            <w:pPr>
+              <w:pStyle w:val="Normal"/>
+              <w:jc w:val="left"/>
+              <w:pBdr>
+                <w:bottom w:val="none" w:sz="0" w:space="0" w:color="000000"/>
+                <w:top w:val="none" w:sz="0" w:space="0" w:color="000000"/>
+                <w:left w:val="none" w:sz="0" w:space="0" w:color="000000"/>
+                <w:right w:val="none" w:sz="0" w:space="0" w:color="000000"/>
+              </w:pBdr>
+              <w:spacing w:after="100" w:before="100" w:line="240"/>
+              <w:ind w:left="100" w:right="100" w:firstLine="0" w:firstLineChars="0"/>
+              <w:rPr>
+                <w:rFonts w:ascii="Arial" w:hAnsi="Arial" w:eastAsia="Arial" w:cs="Arial"/>
+                <w:i w:val="false"/>
+                <w:b w:val="false"/>
+                <w:u w:val="none"/>
+                <w:sz w:val="22"/>
+                <w:szCs w:val="22"/>
+                <w:color w:val="000000"/>
+              </w:rPr>
+            </w:pPr>
+            <w:r>
+              <w:rPr>
+                <w:rFonts w:ascii="Arial" w:hAnsi="Arial" w:eastAsia="Arial" w:cs="Arial"/>
+                <w:i w:val="false"/>
+                <w:b w:val="false"/>
+                <w:u w:val="none"/>
+                <w:sz w:val="22"/>
+                <w:szCs w:val="22"/>
+                <w:color w:val="000000"/>
+              </w:rPr>
+              <w:t xml:space="preserve">Tongan language interpreter needed</w:t>
+            </w:r>
+          </w:p>
+        </w:tc>
+      </w:tr>
+      <w:tr>
+        <w:trPr>
+          <w:trHeight w:val="614" w:hRule="auto"/>
+        </w:trPr>
+        body123
+        <w:tc>
+          <w:tcPr>
+            <w:tcBorders>
+              <w:bottom w:val="none" w:sz="0" w:space="0" w:color="000000"/>
+              <w:top w:val="none" w:sz="0" w:space="0" w:color="000000"/>
+              <w:left w:val="none" w:sz="0" w:space="0" w:color="000000"/>
+              <w:right w:val="none" w:sz="0" w:space="0" w:color="000000"/>
+            </w:tcBorders>
+            <w:shd w:val="clear" w:color="auto" w:fill="FFFFFF"/>
+            <w:tcMar>
+              <w:top w:w="0" w:type="dxa"/>
+              <w:bottom w:w="0" w:type="dxa"/>
+              <w:left w:w="0" w:type="dxa"/>
+              <w:right w:w="0" w:type="dxa"/>
+            </w:tcMar>
+            <w:vAlign w:val="center"/>
+          </w:tcPr>
+          <w:p>
+            <w:pPr>
+              <w:pStyle w:val="Normal"/>
+              <w:jc w:val="left"/>
+              <w:pBdr>
+                <w:bottom w:val="none" w:sz="0" w:space="0" w:color="000000"/>
+                <w:top w:val="none" w:sz="0" w:space="0" w:color="000000"/>
+                <w:left w:val="none" w:sz="0" w:space="0" w:color="000000"/>
+                <w:right w:val="none" w:sz="0" w:space="0" w:color="000000"/>
+              </w:pBdr>
+              <w:spacing w:after="100" w:before="100" w:line="240"/>
+              <w:ind w:left="100" w:right="100" w:firstLine="0" w:firstLineChars="0"/>
+              <w:rPr>
+                <w:rFonts w:ascii="Arial" w:hAnsi="Arial" w:eastAsia="Arial" w:cs="Arial"/>
+                <w:i w:val="false"/>
+                <w:b w:val="false"/>
+                <w:u w:val="none"/>
+                <w:sz w:val="22"/>
+                <w:szCs w:val="22"/>
+                <w:color w:val="000000"/>
+              </w:rPr>
+            </w:pPr>
+            <w:r>
+              <w:rPr>
+                <w:rFonts w:ascii="Arial" w:hAnsi="Arial" w:eastAsia="Arial" w:cs="Arial"/>
+                <w:i w:val="false"/>
+                <w:b w:val="false"/>
+                <w:u w:val="none"/>
+                <w:sz w:val="22"/>
+                <w:szCs w:val="22"/>
+                <w:color w:val="000000"/>
+              </w:rPr>
               <w:t xml:space="preserve">363551000000104</w:t>
             </w:r>
           </w:p>
@@ -13566,7 +13902,7 @@
         <w:trPr>
           <w:trHeight w:val="617" w:hRule="auto"/>
         </w:trPr>
-        body121
+        body124
         <w:tc>
           <w:tcPr>
             <w:tcBorders>
@@ -13670,342 +14006,6 @@
                 <w:color w:val="000000"/>
               </w:rPr>
               <w:t xml:space="preserve">Slovenian language interpreter needed</w:t>
-            </w:r>
-          </w:p>
-        </w:tc>
-      </w:tr>
-      <w:tr>
-        <w:trPr>
-          <w:trHeight w:val="617" w:hRule="auto"/>
-        </w:trPr>
-        body122
-        <w:tc>
-          <w:tcPr>
-            <w:tcBorders>
-              <w:bottom w:val="none" w:sz="0" w:space="0" w:color="000000"/>
-              <w:top w:val="none" w:sz="0" w:space="0" w:color="000000"/>
-              <w:left w:val="none" w:sz="0" w:space="0" w:color="000000"/>
-              <w:right w:val="none" w:sz="0" w:space="0" w:color="000000"/>
-            </w:tcBorders>
-            <w:shd w:val="clear" w:color="auto" w:fill="FFFFFF"/>
-            <w:tcMar>
-              <w:top w:w="0" w:type="dxa"/>
-              <w:bottom w:w="0" w:type="dxa"/>
-              <w:left w:w="0" w:type="dxa"/>
-              <w:right w:w="0" w:type="dxa"/>
-            </w:tcMar>
-            <w:vAlign w:val="center"/>
-          </w:tcPr>
-          <w:p>
-            <w:pPr>
-              <w:pStyle w:val="Normal"/>
-              <w:jc w:val="left"/>
-              <w:pBdr>
-                <w:bottom w:val="none" w:sz="0" w:space="0" w:color="000000"/>
-                <w:top w:val="none" w:sz="0" w:space="0" w:color="000000"/>
-                <w:left w:val="none" w:sz="0" w:space="0" w:color="000000"/>
-                <w:right w:val="none" w:sz="0" w:space="0" w:color="000000"/>
-              </w:pBdr>
-              <w:spacing w:after="100" w:before="100" w:line="240"/>
-              <w:ind w:left="100" w:right="100" w:firstLine="0" w:firstLineChars="0"/>
-              <w:rPr>
-                <w:rFonts w:ascii="Arial" w:hAnsi="Arial" w:eastAsia="Arial" w:cs="Arial"/>
-                <w:i w:val="false"/>
-                <w:b w:val="false"/>
-                <w:u w:val="none"/>
-                <w:sz w:val="22"/>
-                <w:szCs w:val="22"/>
-                <w:color w:val="000000"/>
-              </w:rPr>
-            </w:pPr>
-            <w:r>
-              <w:rPr>
-                <w:rFonts w:ascii="Arial" w:hAnsi="Arial" w:eastAsia="Arial" w:cs="Arial"/>
-                <w:i w:val="false"/>
-                <w:b w:val="false"/>
-                <w:u w:val="none"/>
-                <w:sz w:val="22"/>
-                <w:szCs w:val="22"/>
-                <w:color w:val="000000"/>
-              </w:rPr>
-              <w:t xml:space="preserve">363621000000105</w:t>
-            </w:r>
-          </w:p>
-        </w:tc>
-        <w:tc>
-          <w:tcPr>
-            <w:tcBorders>
-              <w:bottom w:val="none" w:sz="0" w:space="0" w:color="000000"/>
-              <w:top w:val="none" w:sz="0" w:space="0" w:color="000000"/>
-              <w:left w:val="none" w:sz="0" w:space="0" w:color="000000"/>
-              <w:right w:val="none" w:sz="0" w:space="0" w:color="000000"/>
-            </w:tcBorders>
-            <w:shd w:val="clear" w:color="auto" w:fill="FFFFFF"/>
-            <w:tcMar>
-              <w:top w:w="0" w:type="dxa"/>
-              <w:bottom w:w="0" w:type="dxa"/>
-              <w:left w:w="0" w:type="dxa"/>
-              <w:right w:w="0" w:type="dxa"/>
-            </w:tcMar>
-            <w:vAlign w:val="center"/>
-          </w:tcPr>
-          <w:p>
-            <w:pPr>
-              <w:pStyle w:val="Normal"/>
-              <w:jc w:val="left"/>
-              <w:pBdr>
-                <w:bottom w:val="none" w:sz="0" w:space="0" w:color="000000"/>
-                <w:top w:val="none" w:sz="0" w:space="0" w:color="000000"/>
-                <w:left w:val="none" w:sz="0" w:space="0" w:color="000000"/>
-                <w:right w:val="none" w:sz="0" w:space="0" w:color="000000"/>
-              </w:pBdr>
-              <w:spacing w:after="100" w:before="100" w:line="240"/>
-              <w:ind w:left="100" w:right="100" w:firstLine="0" w:firstLineChars="0"/>
-              <w:rPr>
-                <w:rFonts w:ascii="Arial" w:hAnsi="Arial" w:eastAsia="Arial" w:cs="Arial"/>
-                <w:i w:val="false"/>
-                <w:b w:val="false"/>
-                <w:u w:val="none"/>
-                <w:sz w:val="22"/>
-                <w:szCs w:val="22"/>
-                <w:color w:val="000000"/>
-              </w:rPr>
-            </w:pPr>
-            <w:r>
-              <w:rPr>
-                <w:rFonts w:ascii="Arial" w:hAnsi="Arial" w:eastAsia="Arial" w:cs="Arial"/>
-                <w:i w:val="false"/>
-                <w:b w:val="false"/>
-                <w:u w:val="none"/>
-                <w:sz w:val="22"/>
-                <w:szCs w:val="22"/>
-                <w:color w:val="000000"/>
-              </w:rPr>
-              <w:t xml:space="preserve">Swati language interpreter needed</w:t>
-            </w:r>
-          </w:p>
-        </w:tc>
-      </w:tr>
-      <w:tr>
-        <w:trPr>
-          <w:trHeight w:val="617" w:hRule="auto"/>
-        </w:trPr>
-        body123
-        <w:tc>
-          <w:tcPr>
-            <w:tcBorders>
-              <w:bottom w:val="none" w:sz="0" w:space="0" w:color="000000"/>
-              <w:top w:val="none" w:sz="0" w:space="0" w:color="000000"/>
-              <w:left w:val="none" w:sz="0" w:space="0" w:color="000000"/>
-              <w:right w:val="none" w:sz="0" w:space="0" w:color="000000"/>
-            </w:tcBorders>
-            <w:shd w:val="clear" w:color="auto" w:fill="FFFFFF"/>
-            <w:tcMar>
-              <w:top w:w="0" w:type="dxa"/>
-              <w:bottom w:w="0" w:type="dxa"/>
-              <w:left w:w="0" w:type="dxa"/>
-              <w:right w:w="0" w:type="dxa"/>
-            </w:tcMar>
-            <w:vAlign w:val="center"/>
-          </w:tcPr>
-          <w:p>
-            <w:pPr>
-              <w:pStyle w:val="Normal"/>
-              <w:jc w:val="left"/>
-              <w:pBdr>
-                <w:bottom w:val="none" w:sz="0" w:space="0" w:color="000000"/>
-                <w:top w:val="none" w:sz="0" w:space="0" w:color="000000"/>
-                <w:left w:val="none" w:sz="0" w:space="0" w:color="000000"/>
-                <w:right w:val="none" w:sz="0" w:space="0" w:color="000000"/>
-              </w:pBdr>
-              <w:spacing w:after="100" w:before="100" w:line="240"/>
-              <w:ind w:left="100" w:right="100" w:firstLine="0" w:firstLineChars="0"/>
-              <w:rPr>
-                <w:rFonts w:ascii="Arial" w:hAnsi="Arial" w:eastAsia="Arial" w:cs="Arial"/>
-                <w:i w:val="false"/>
-                <w:b w:val="false"/>
-                <w:u w:val="none"/>
-                <w:sz w:val="22"/>
-                <w:szCs w:val="22"/>
-                <w:color w:val="000000"/>
-              </w:rPr>
-            </w:pPr>
-            <w:r>
-              <w:rPr>
-                <w:rFonts w:ascii="Arial" w:hAnsi="Arial" w:eastAsia="Arial" w:cs="Arial"/>
-                <w:i w:val="false"/>
-                <w:b w:val="false"/>
-                <w:u w:val="none"/>
-                <w:sz w:val="22"/>
-                <w:szCs w:val="22"/>
-                <w:color w:val="000000"/>
-              </w:rPr>
-              <w:t xml:space="preserve">363651000000100</w:t>
-            </w:r>
-          </w:p>
-        </w:tc>
-        <w:tc>
-          <w:tcPr>
-            <w:tcBorders>
-              <w:bottom w:val="none" w:sz="0" w:space="0" w:color="000000"/>
-              <w:top w:val="none" w:sz="0" w:space="0" w:color="000000"/>
-              <w:left w:val="none" w:sz="0" w:space="0" w:color="000000"/>
-              <w:right w:val="none" w:sz="0" w:space="0" w:color="000000"/>
-            </w:tcBorders>
-            <w:shd w:val="clear" w:color="auto" w:fill="FFFFFF"/>
-            <w:tcMar>
-              <w:top w:w="0" w:type="dxa"/>
-              <w:bottom w:w="0" w:type="dxa"/>
-              <w:left w:w="0" w:type="dxa"/>
-              <w:right w:w="0" w:type="dxa"/>
-            </w:tcMar>
-            <w:vAlign w:val="center"/>
-          </w:tcPr>
-          <w:p>
-            <w:pPr>
-              <w:pStyle w:val="Normal"/>
-              <w:jc w:val="left"/>
-              <w:pBdr>
-                <w:bottom w:val="none" w:sz="0" w:space="0" w:color="000000"/>
-                <w:top w:val="none" w:sz="0" w:space="0" w:color="000000"/>
-                <w:left w:val="none" w:sz="0" w:space="0" w:color="000000"/>
-                <w:right w:val="none" w:sz="0" w:space="0" w:color="000000"/>
-              </w:pBdr>
-              <w:spacing w:after="100" w:before="100" w:line="240"/>
-              <w:ind w:left="100" w:right="100" w:firstLine="0" w:firstLineChars="0"/>
-              <w:rPr>
-                <w:rFonts w:ascii="Arial" w:hAnsi="Arial" w:eastAsia="Arial" w:cs="Arial"/>
-                <w:i w:val="false"/>
-                <w:b w:val="false"/>
-                <w:u w:val="none"/>
-                <w:sz w:val="22"/>
-                <w:szCs w:val="22"/>
-                <w:color w:val="000000"/>
-              </w:rPr>
-            </w:pPr>
-            <w:r>
-              <w:rPr>
-                <w:rFonts w:ascii="Arial" w:hAnsi="Arial" w:eastAsia="Arial" w:cs="Arial"/>
-                <w:i w:val="false"/>
-                <w:b w:val="false"/>
-                <w:u w:val="none"/>
-                <w:sz w:val="22"/>
-                <w:szCs w:val="22"/>
-                <w:color w:val="000000"/>
-              </w:rPr>
-              <w:t xml:space="preserve">Southern Sotho language interpreter needed</w:t>
-            </w:r>
-          </w:p>
-        </w:tc>
-      </w:tr>
-      <w:tr>
-        <w:trPr>
-          <w:trHeight w:val="614" w:hRule="auto"/>
-        </w:trPr>
-        body124
-        <w:tc>
-          <w:tcPr>
-            <w:tcBorders>
-              <w:bottom w:val="none" w:sz="0" w:space="0" w:color="000000"/>
-              <w:top w:val="none" w:sz="0" w:space="0" w:color="000000"/>
-              <w:left w:val="none" w:sz="0" w:space="0" w:color="000000"/>
-              <w:right w:val="none" w:sz="0" w:space="0" w:color="000000"/>
-            </w:tcBorders>
-            <w:shd w:val="clear" w:color="auto" w:fill="FFFFFF"/>
-            <w:tcMar>
-              <w:top w:w="0" w:type="dxa"/>
-              <w:bottom w:w="0" w:type="dxa"/>
-              <w:left w:w="0" w:type="dxa"/>
-              <w:right w:w="0" w:type="dxa"/>
-            </w:tcMar>
-            <w:vAlign w:val="center"/>
-          </w:tcPr>
-          <w:p>
-            <w:pPr>
-              <w:pStyle w:val="Normal"/>
-              <w:jc w:val="left"/>
-              <w:pBdr>
-                <w:bottom w:val="none" w:sz="0" w:space="0" w:color="000000"/>
-                <w:top w:val="none" w:sz="0" w:space="0" w:color="000000"/>
-                <w:left w:val="none" w:sz="0" w:space="0" w:color="000000"/>
-                <w:right w:val="none" w:sz="0" w:space="0" w:color="000000"/>
-              </w:pBdr>
-              <w:spacing w:after="100" w:before="100" w:line="240"/>
-              <w:ind w:left="100" w:right="100" w:firstLine="0" w:firstLineChars="0"/>
-              <w:rPr>
-                <w:rFonts w:ascii="Arial" w:hAnsi="Arial" w:eastAsia="Arial" w:cs="Arial"/>
-                <w:i w:val="false"/>
-                <w:b w:val="false"/>
-                <w:u w:val="none"/>
-                <w:sz w:val="22"/>
-                <w:szCs w:val="22"/>
-                <w:color w:val="000000"/>
-              </w:rPr>
-            </w:pPr>
-            <w:r>
-              <w:rPr>
-                <w:rFonts w:ascii="Arial" w:hAnsi="Arial" w:eastAsia="Arial" w:cs="Arial"/>
-                <w:i w:val="false"/>
-                <w:b w:val="false"/>
-                <w:u w:val="none"/>
-                <w:sz w:val="22"/>
-                <w:szCs w:val="22"/>
-                <w:color w:val="000000"/>
-              </w:rPr>
-              <w:t xml:space="preserve">363681000000106</w:t>
-            </w:r>
-          </w:p>
-        </w:tc>
-        <w:tc>
-          <w:tcPr>
-            <w:tcBorders>
-              <w:bottom w:val="none" w:sz="0" w:space="0" w:color="000000"/>
-              <w:top w:val="none" w:sz="0" w:space="0" w:color="000000"/>
-              <w:left w:val="none" w:sz="0" w:space="0" w:color="000000"/>
-              <w:right w:val="none" w:sz="0" w:space="0" w:color="000000"/>
-            </w:tcBorders>
-            <w:shd w:val="clear" w:color="auto" w:fill="FFFFFF"/>
-            <w:tcMar>
-              <w:top w:w="0" w:type="dxa"/>
-              <w:bottom w:w="0" w:type="dxa"/>
-              <w:left w:w="0" w:type="dxa"/>
-              <w:right w:w="0" w:type="dxa"/>
-            </w:tcMar>
-            <w:vAlign w:val="center"/>
-          </w:tcPr>
-          <w:p>
-            <w:pPr>
-              <w:pStyle w:val="Normal"/>
-              <w:jc w:val="left"/>
-              <w:pBdr>
-                <w:bottom w:val="none" w:sz="0" w:space="0" w:color="000000"/>
-                <w:top w:val="none" w:sz="0" w:space="0" w:color="000000"/>
-                <w:left w:val="none" w:sz="0" w:space="0" w:color="000000"/>
-                <w:right w:val="none" w:sz="0" w:space="0" w:color="000000"/>
-              </w:pBdr>
-              <w:spacing w:after="100" w:before="100" w:line="240"/>
-              <w:ind w:left="100" w:right="100" w:firstLine="0" w:firstLineChars="0"/>
-              <w:rPr>
-                <w:rFonts w:ascii="Arial" w:hAnsi="Arial" w:eastAsia="Arial" w:cs="Arial"/>
-                <w:i w:val="false"/>
-                <w:b w:val="false"/>
-                <w:u w:val="none"/>
-                <w:sz w:val="22"/>
-                <w:szCs w:val="22"/>
-                <w:color w:val="000000"/>
-              </w:rPr>
-            </w:pPr>
-            <w:r>
-              <w:rPr>
-                <w:rFonts w:ascii="Arial" w:hAnsi="Arial" w:eastAsia="Arial" w:cs="Arial"/>
-                <w:i w:val="false"/>
-                <w:b w:val="false"/>
-                <w:u w:val="none"/>
-                <w:sz w:val="22"/>
-                <w:szCs w:val="22"/>
-                <w:color w:val="000000"/>
-              </w:rPr>
-              <w:t xml:space="preserve">Tajik language interpreter needed</w:t>
             </w:r>
           </w:p>
         </w:tc>
@@ -14064,60 +14064,60 @@
                 <w:szCs w:val="22"/>
                 <w:color w:val="000000"/>
               </w:rPr>
-              <w:t xml:space="preserve">363711000000105</w:t>
-            </w:r>
-          </w:p>
-        </w:tc>
-        <w:tc>
-          <w:tcPr>
-            <w:tcBorders>
-              <w:bottom w:val="none" w:sz="0" w:space="0" w:color="000000"/>
-              <w:top w:val="none" w:sz="0" w:space="0" w:color="000000"/>
-              <w:left w:val="none" w:sz="0" w:space="0" w:color="000000"/>
-              <w:right w:val="none" w:sz="0" w:space="0" w:color="000000"/>
-            </w:tcBorders>
-            <w:shd w:val="clear" w:color="auto" w:fill="FFFFFF"/>
-            <w:tcMar>
-              <w:top w:w="0" w:type="dxa"/>
-              <w:bottom w:w="0" w:type="dxa"/>
-              <w:left w:w="0" w:type="dxa"/>
-              <w:right w:w="0" w:type="dxa"/>
-            </w:tcMar>
-            <w:vAlign w:val="center"/>
-          </w:tcPr>
-          <w:p>
-            <w:pPr>
-              <w:pStyle w:val="Normal"/>
-              <w:jc w:val="left"/>
-              <w:pBdr>
-                <w:bottom w:val="none" w:sz="0" w:space="0" w:color="000000"/>
-                <w:top w:val="none" w:sz="0" w:space="0" w:color="000000"/>
-                <w:left w:val="none" w:sz="0" w:space="0" w:color="000000"/>
-                <w:right w:val="none" w:sz="0" w:space="0" w:color="000000"/>
-              </w:pBdr>
-              <w:spacing w:after="100" w:before="100" w:line="240"/>
-              <w:ind w:left="100" w:right="100" w:firstLine="0" w:firstLineChars="0"/>
-              <w:rPr>
-                <w:rFonts w:ascii="Arial" w:hAnsi="Arial" w:eastAsia="Arial" w:cs="Arial"/>
-                <w:i w:val="false"/>
-                <w:b w:val="false"/>
-                <w:u w:val="none"/>
-                <w:sz w:val="22"/>
-                <w:szCs w:val="22"/>
-                <w:color w:val="000000"/>
-              </w:rPr>
-            </w:pPr>
-            <w:r>
-              <w:rPr>
-                <w:rFonts w:ascii="Arial" w:hAnsi="Arial" w:eastAsia="Arial" w:cs="Arial"/>
-                <w:i w:val="false"/>
-                <w:b w:val="false"/>
-                <w:u w:val="none"/>
-                <w:sz w:val="22"/>
-                <w:szCs w:val="22"/>
-                <w:color w:val="000000"/>
-              </w:rPr>
-              <w:t xml:space="preserve">Sindhi language interpreter needed</w:t>
+              <w:t xml:space="preserve">363621000000105</w:t>
+            </w:r>
+          </w:p>
+        </w:tc>
+        <w:tc>
+          <w:tcPr>
+            <w:tcBorders>
+              <w:bottom w:val="none" w:sz="0" w:space="0" w:color="000000"/>
+              <w:top w:val="none" w:sz="0" w:space="0" w:color="000000"/>
+              <w:left w:val="none" w:sz="0" w:space="0" w:color="000000"/>
+              <w:right w:val="none" w:sz="0" w:space="0" w:color="000000"/>
+            </w:tcBorders>
+            <w:shd w:val="clear" w:color="auto" w:fill="FFFFFF"/>
+            <w:tcMar>
+              <w:top w:w="0" w:type="dxa"/>
+              <w:bottom w:w="0" w:type="dxa"/>
+              <w:left w:w="0" w:type="dxa"/>
+              <w:right w:w="0" w:type="dxa"/>
+            </w:tcMar>
+            <w:vAlign w:val="center"/>
+          </w:tcPr>
+          <w:p>
+            <w:pPr>
+              <w:pStyle w:val="Normal"/>
+              <w:jc w:val="left"/>
+              <w:pBdr>
+                <w:bottom w:val="none" w:sz="0" w:space="0" w:color="000000"/>
+                <w:top w:val="none" w:sz="0" w:space="0" w:color="000000"/>
+                <w:left w:val="none" w:sz="0" w:space="0" w:color="000000"/>
+                <w:right w:val="none" w:sz="0" w:space="0" w:color="000000"/>
+              </w:pBdr>
+              <w:spacing w:after="100" w:before="100" w:line="240"/>
+              <w:ind w:left="100" w:right="100" w:firstLine="0" w:firstLineChars="0"/>
+              <w:rPr>
+                <w:rFonts w:ascii="Arial" w:hAnsi="Arial" w:eastAsia="Arial" w:cs="Arial"/>
+                <w:i w:val="false"/>
+                <w:b w:val="false"/>
+                <w:u w:val="none"/>
+                <w:sz w:val="22"/>
+                <w:szCs w:val="22"/>
+                <w:color w:val="000000"/>
+              </w:rPr>
+            </w:pPr>
+            <w:r>
+              <w:rPr>
+                <w:rFonts w:ascii="Arial" w:hAnsi="Arial" w:eastAsia="Arial" w:cs="Arial"/>
+                <w:i w:val="false"/>
+                <w:b w:val="false"/>
+                <w:u w:val="none"/>
+                <w:sz w:val="22"/>
+                <w:szCs w:val="22"/>
+                <w:color w:val="000000"/>
+              </w:rPr>
+              <w:t xml:space="preserve">Swati language interpreter needed</w:t>
             </w:r>
           </w:p>
         </w:tc>
@@ -14176,60 +14176,172 @@
                 <w:szCs w:val="22"/>
                 <w:color w:val="000000"/>
               </w:rPr>
-              <w:t xml:space="preserve">363781000000103</w:t>
-            </w:r>
-          </w:p>
-        </w:tc>
-        <w:tc>
-          <w:tcPr>
-            <w:tcBorders>
-              <w:bottom w:val="none" w:sz="0" w:space="0" w:color="000000"/>
-              <w:top w:val="none" w:sz="0" w:space="0" w:color="000000"/>
-              <w:left w:val="none" w:sz="0" w:space="0" w:color="000000"/>
-              <w:right w:val="none" w:sz="0" w:space="0" w:color="000000"/>
-            </w:tcBorders>
-            <w:shd w:val="clear" w:color="auto" w:fill="FFFFFF"/>
-            <w:tcMar>
-              <w:top w:w="0" w:type="dxa"/>
-              <w:bottom w:w="0" w:type="dxa"/>
-              <w:left w:w="0" w:type="dxa"/>
-              <w:right w:w="0" w:type="dxa"/>
-            </w:tcMar>
-            <w:vAlign w:val="center"/>
-          </w:tcPr>
-          <w:p>
-            <w:pPr>
-              <w:pStyle w:val="Normal"/>
-              <w:jc w:val="left"/>
-              <w:pBdr>
-                <w:bottom w:val="none" w:sz="0" w:space="0" w:color="000000"/>
-                <w:top w:val="none" w:sz="0" w:space="0" w:color="000000"/>
-                <w:left w:val="none" w:sz="0" w:space="0" w:color="000000"/>
-                <w:right w:val="none" w:sz="0" w:space="0" w:color="000000"/>
-              </w:pBdr>
-              <w:spacing w:after="100" w:before="100" w:line="240"/>
-              <w:ind w:left="100" w:right="100" w:firstLine="0" w:firstLineChars="0"/>
-              <w:rPr>
-                <w:rFonts w:ascii="Arial" w:hAnsi="Arial" w:eastAsia="Arial" w:cs="Arial"/>
-                <w:i w:val="false"/>
-                <w:b w:val="false"/>
-                <w:u w:val="none"/>
-                <w:sz w:val="22"/>
-                <w:szCs w:val="22"/>
-                <w:color w:val="000000"/>
-              </w:rPr>
-            </w:pPr>
-            <w:r>
-              <w:rPr>
-                <w:rFonts w:ascii="Arial" w:hAnsi="Arial" w:eastAsia="Arial" w:cs="Arial"/>
-                <w:i w:val="false"/>
-                <w:b w:val="false"/>
-                <w:u w:val="none"/>
-                <w:sz w:val="22"/>
-                <w:szCs w:val="22"/>
-                <w:color w:val="000000"/>
-              </w:rPr>
-              <w:t xml:space="preserve">Sundanese language interpreter needed</w:t>
+              <w:t xml:space="preserve">363651000000100</w:t>
+            </w:r>
+          </w:p>
+        </w:tc>
+        <w:tc>
+          <w:tcPr>
+            <w:tcBorders>
+              <w:bottom w:val="none" w:sz="0" w:space="0" w:color="000000"/>
+              <w:top w:val="none" w:sz="0" w:space="0" w:color="000000"/>
+              <w:left w:val="none" w:sz="0" w:space="0" w:color="000000"/>
+              <w:right w:val="none" w:sz="0" w:space="0" w:color="000000"/>
+            </w:tcBorders>
+            <w:shd w:val="clear" w:color="auto" w:fill="FFFFFF"/>
+            <w:tcMar>
+              <w:top w:w="0" w:type="dxa"/>
+              <w:bottom w:w="0" w:type="dxa"/>
+              <w:left w:w="0" w:type="dxa"/>
+              <w:right w:w="0" w:type="dxa"/>
+            </w:tcMar>
+            <w:vAlign w:val="center"/>
+          </w:tcPr>
+          <w:p>
+            <w:pPr>
+              <w:pStyle w:val="Normal"/>
+              <w:jc w:val="left"/>
+              <w:pBdr>
+                <w:bottom w:val="none" w:sz="0" w:space="0" w:color="000000"/>
+                <w:top w:val="none" w:sz="0" w:space="0" w:color="000000"/>
+                <w:left w:val="none" w:sz="0" w:space="0" w:color="000000"/>
+                <w:right w:val="none" w:sz="0" w:space="0" w:color="000000"/>
+              </w:pBdr>
+              <w:spacing w:after="100" w:before="100" w:line="240"/>
+              <w:ind w:left="100" w:right="100" w:firstLine="0" w:firstLineChars="0"/>
+              <w:rPr>
+                <w:rFonts w:ascii="Arial" w:hAnsi="Arial" w:eastAsia="Arial" w:cs="Arial"/>
+                <w:i w:val="false"/>
+                <w:b w:val="false"/>
+                <w:u w:val="none"/>
+                <w:sz w:val="22"/>
+                <w:szCs w:val="22"/>
+                <w:color w:val="000000"/>
+              </w:rPr>
+            </w:pPr>
+            <w:r>
+              <w:rPr>
+                <w:rFonts w:ascii="Arial" w:hAnsi="Arial" w:eastAsia="Arial" w:cs="Arial"/>
+                <w:i w:val="false"/>
+                <w:b w:val="false"/>
+                <w:u w:val="none"/>
+                <w:sz w:val="22"/>
+                <w:szCs w:val="22"/>
+                <w:color w:val="000000"/>
+              </w:rPr>
+              <w:t xml:space="preserve">Southern Sotho language interpreter needed</w:t>
+            </w:r>
+          </w:p>
+        </w:tc>
+      </w:tr>
+      <w:tr>
+        <w:trPr>
+          <w:trHeight w:val="614" w:hRule="auto"/>
+        </w:trPr>
+        body127
+        <w:tc>
+          <w:tcPr>
+            <w:tcBorders>
+              <w:bottom w:val="none" w:sz="0" w:space="0" w:color="000000"/>
+              <w:top w:val="none" w:sz="0" w:space="0" w:color="000000"/>
+              <w:left w:val="none" w:sz="0" w:space="0" w:color="000000"/>
+              <w:right w:val="none" w:sz="0" w:space="0" w:color="000000"/>
+            </w:tcBorders>
+            <w:shd w:val="clear" w:color="auto" w:fill="FFFFFF"/>
+            <w:tcMar>
+              <w:top w:w="0" w:type="dxa"/>
+              <w:bottom w:w="0" w:type="dxa"/>
+              <w:left w:w="0" w:type="dxa"/>
+              <w:right w:w="0" w:type="dxa"/>
+            </w:tcMar>
+            <w:vAlign w:val="center"/>
+          </w:tcPr>
+          <w:p>
+            <w:pPr>
+              <w:pStyle w:val="Normal"/>
+              <w:jc w:val="left"/>
+              <w:pBdr>
+                <w:bottom w:val="none" w:sz="0" w:space="0" w:color="000000"/>
+                <w:top w:val="none" w:sz="0" w:space="0" w:color="000000"/>
+                <w:left w:val="none" w:sz="0" w:space="0" w:color="000000"/>
+                <w:right w:val="none" w:sz="0" w:space="0" w:color="000000"/>
+              </w:pBdr>
+              <w:spacing w:after="100" w:before="100" w:line="240"/>
+              <w:ind w:left="100" w:right="100" w:firstLine="0" w:firstLineChars="0"/>
+              <w:rPr>
+                <w:rFonts w:ascii="Arial" w:hAnsi="Arial" w:eastAsia="Arial" w:cs="Arial"/>
+                <w:i w:val="false"/>
+                <w:b w:val="false"/>
+                <w:u w:val="none"/>
+                <w:sz w:val="22"/>
+                <w:szCs w:val="22"/>
+                <w:color w:val="000000"/>
+              </w:rPr>
+            </w:pPr>
+            <w:r>
+              <w:rPr>
+                <w:rFonts w:ascii="Arial" w:hAnsi="Arial" w:eastAsia="Arial" w:cs="Arial"/>
+                <w:i w:val="false"/>
+                <w:b w:val="false"/>
+                <w:u w:val="none"/>
+                <w:sz w:val="22"/>
+                <w:szCs w:val="22"/>
+                <w:color w:val="000000"/>
+              </w:rPr>
+              <w:t xml:space="preserve">363681000000106</w:t>
+            </w:r>
+          </w:p>
+        </w:tc>
+        <w:tc>
+          <w:tcPr>
+            <w:tcBorders>
+              <w:bottom w:val="none" w:sz="0" w:space="0" w:color="000000"/>
+              <w:top w:val="none" w:sz="0" w:space="0" w:color="000000"/>
+              <w:left w:val="none" w:sz="0" w:space="0" w:color="000000"/>
+              <w:right w:val="none" w:sz="0" w:space="0" w:color="000000"/>
+            </w:tcBorders>
+            <w:shd w:val="clear" w:color="auto" w:fill="FFFFFF"/>
+            <w:tcMar>
+              <w:top w:w="0" w:type="dxa"/>
+              <w:bottom w:w="0" w:type="dxa"/>
+              <w:left w:w="0" w:type="dxa"/>
+              <w:right w:w="0" w:type="dxa"/>
+            </w:tcMar>
+            <w:vAlign w:val="center"/>
+          </w:tcPr>
+          <w:p>
+            <w:pPr>
+              <w:pStyle w:val="Normal"/>
+              <w:jc w:val="left"/>
+              <w:pBdr>
+                <w:bottom w:val="none" w:sz="0" w:space="0" w:color="000000"/>
+                <w:top w:val="none" w:sz="0" w:space="0" w:color="000000"/>
+                <w:left w:val="none" w:sz="0" w:space="0" w:color="000000"/>
+                <w:right w:val="none" w:sz="0" w:space="0" w:color="000000"/>
+              </w:pBdr>
+              <w:spacing w:after="100" w:before="100" w:line="240"/>
+              <w:ind w:left="100" w:right="100" w:firstLine="0" w:firstLineChars="0"/>
+              <w:rPr>
+                <w:rFonts w:ascii="Arial" w:hAnsi="Arial" w:eastAsia="Arial" w:cs="Arial"/>
+                <w:i w:val="false"/>
+                <w:b w:val="false"/>
+                <w:u w:val="none"/>
+                <w:sz w:val="22"/>
+                <w:szCs w:val="22"/>
+                <w:color w:val="000000"/>
+              </w:rPr>
+            </w:pPr>
+            <w:r>
+              <w:rPr>
+                <w:rFonts w:ascii="Arial" w:hAnsi="Arial" w:eastAsia="Arial" w:cs="Arial"/>
+                <w:i w:val="false"/>
+                <w:b w:val="false"/>
+                <w:u w:val="none"/>
+                <w:sz w:val="22"/>
+                <w:szCs w:val="22"/>
+                <w:color w:val="000000"/>
+              </w:rPr>
+              <w:t xml:space="preserve">Tajik language interpreter needed</w:t>
             </w:r>
           </w:p>
         </w:tc>
@@ -14238,118 +14350,6 @@
         <w:trPr>
           <w:trHeight w:val="617" w:hRule="auto"/>
         </w:trPr>
-        body127
-        <w:tc>
-          <w:tcPr>
-            <w:tcBorders>
-              <w:bottom w:val="none" w:sz="0" w:space="0" w:color="000000"/>
-              <w:top w:val="none" w:sz="0" w:space="0" w:color="000000"/>
-              <w:left w:val="none" w:sz="0" w:space="0" w:color="000000"/>
-              <w:right w:val="none" w:sz="0" w:space="0" w:color="000000"/>
-            </w:tcBorders>
-            <w:shd w:val="clear" w:color="auto" w:fill="FFFFFF"/>
-            <w:tcMar>
-              <w:top w:w="0" w:type="dxa"/>
-              <w:bottom w:w="0" w:type="dxa"/>
-              <w:left w:w="0" w:type="dxa"/>
-              <w:right w:w="0" w:type="dxa"/>
-            </w:tcMar>
-            <w:vAlign w:val="center"/>
-          </w:tcPr>
-          <w:p>
-            <w:pPr>
-              <w:pStyle w:val="Normal"/>
-              <w:jc w:val="left"/>
-              <w:pBdr>
-                <w:bottom w:val="none" w:sz="0" w:space="0" w:color="000000"/>
-                <w:top w:val="none" w:sz="0" w:space="0" w:color="000000"/>
-                <w:left w:val="none" w:sz="0" w:space="0" w:color="000000"/>
-                <w:right w:val="none" w:sz="0" w:space="0" w:color="000000"/>
-              </w:pBdr>
-              <w:spacing w:after="100" w:before="100" w:line="240"/>
-              <w:ind w:left="100" w:right="100" w:firstLine="0" w:firstLineChars="0"/>
-              <w:rPr>
-                <w:rFonts w:ascii="Arial" w:hAnsi="Arial" w:eastAsia="Arial" w:cs="Arial"/>
-                <w:i w:val="false"/>
-                <w:b w:val="false"/>
-                <w:u w:val="none"/>
-                <w:sz w:val="22"/>
-                <w:szCs w:val="22"/>
-                <w:color w:val="000000"/>
-              </w:rPr>
-            </w:pPr>
-            <w:r>
-              <w:rPr>
-                <w:rFonts w:ascii="Arial" w:hAnsi="Arial" w:eastAsia="Arial" w:cs="Arial"/>
-                <w:i w:val="false"/>
-                <w:b w:val="false"/>
-                <w:u w:val="none"/>
-                <w:sz w:val="22"/>
-                <w:szCs w:val="22"/>
-                <w:color w:val="000000"/>
-              </w:rPr>
-              <w:t xml:space="preserve">363841000000104</w:t>
-            </w:r>
-          </w:p>
-        </w:tc>
-        <w:tc>
-          <w:tcPr>
-            <w:tcBorders>
-              <w:bottom w:val="none" w:sz="0" w:space="0" w:color="000000"/>
-              <w:top w:val="none" w:sz="0" w:space="0" w:color="000000"/>
-              <w:left w:val="none" w:sz="0" w:space="0" w:color="000000"/>
-              <w:right w:val="none" w:sz="0" w:space="0" w:color="000000"/>
-            </w:tcBorders>
-            <w:shd w:val="clear" w:color="auto" w:fill="FFFFFF"/>
-            <w:tcMar>
-              <w:top w:w="0" w:type="dxa"/>
-              <w:bottom w:w="0" w:type="dxa"/>
-              <w:left w:w="0" w:type="dxa"/>
-              <w:right w:w="0" w:type="dxa"/>
-            </w:tcMar>
-            <w:vAlign w:val="center"/>
-          </w:tcPr>
-          <w:p>
-            <w:pPr>
-              <w:pStyle w:val="Normal"/>
-              <w:jc w:val="left"/>
-              <w:pBdr>
-                <w:bottom w:val="none" w:sz="0" w:space="0" w:color="000000"/>
-                <w:top w:val="none" w:sz="0" w:space="0" w:color="000000"/>
-                <w:left w:val="none" w:sz="0" w:space="0" w:color="000000"/>
-                <w:right w:val="none" w:sz="0" w:space="0" w:color="000000"/>
-              </w:pBdr>
-              <w:spacing w:after="100" w:before="100" w:line="240"/>
-              <w:ind w:left="100" w:right="100" w:firstLine="0" w:firstLineChars="0"/>
-              <w:rPr>
-                <w:rFonts w:ascii="Arial" w:hAnsi="Arial" w:eastAsia="Arial" w:cs="Arial"/>
-                <w:i w:val="false"/>
-                <w:b w:val="false"/>
-                <w:u w:val="none"/>
-                <w:sz w:val="22"/>
-                <w:szCs w:val="22"/>
-                <w:color w:val="000000"/>
-              </w:rPr>
-            </w:pPr>
-            <w:r>
-              <w:rPr>
-                <w:rFonts w:ascii="Arial" w:hAnsi="Arial" w:eastAsia="Arial" w:cs="Arial"/>
-                <w:i w:val="false"/>
-                <w:b w:val="false"/>
-                <w:u w:val="none"/>
-                <w:sz w:val="22"/>
-                <w:szCs w:val="22"/>
-                <w:color w:val="000000"/>
-              </w:rPr>
-              <w:t xml:space="preserve">Samoan language interpreter needed</w:t>
-            </w:r>
-          </w:p>
-        </w:tc>
-      </w:tr>
-      <w:tr>
-        <w:trPr>
-          <w:trHeight w:val="614" w:hRule="auto"/>
-        </w:trPr>
         body128
         <w:tc>
           <w:tcPr>
@@ -14400,60 +14400,60 @@
                 <w:szCs w:val="22"/>
                 <w:color w:val="000000"/>
               </w:rPr>
-              <w:t xml:space="preserve">363941000000108</w:t>
-            </w:r>
-          </w:p>
-        </w:tc>
-        <w:tc>
-          <w:tcPr>
-            <w:tcBorders>
-              <w:bottom w:val="none" w:sz="0" w:space="0" w:color="000000"/>
-              <w:top w:val="none" w:sz="0" w:space="0" w:color="000000"/>
-              <w:left w:val="none" w:sz="0" w:space="0" w:color="000000"/>
-              <w:right w:val="none" w:sz="0" w:space="0" w:color="000000"/>
-            </w:tcBorders>
-            <w:shd w:val="clear" w:color="auto" w:fill="FFFFFF"/>
-            <w:tcMar>
-              <w:top w:w="0" w:type="dxa"/>
-              <w:bottom w:w="0" w:type="dxa"/>
-              <w:left w:w="0" w:type="dxa"/>
-              <w:right w:w="0" w:type="dxa"/>
-            </w:tcMar>
-            <w:vAlign w:val="center"/>
-          </w:tcPr>
-          <w:p>
-            <w:pPr>
-              <w:pStyle w:val="Normal"/>
-              <w:jc w:val="left"/>
-              <w:pBdr>
-                <w:bottom w:val="none" w:sz="0" w:space="0" w:color="000000"/>
-                <w:top w:val="none" w:sz="0" w:space="0" w:color="000000"/>
-                <w:left w:val="none" w:sz="0" w:space="0" w:color="000000"/>
-                <w:right w:val="none" w:sz="0" w:space="0" w:color="000000"/>
-              </w:pBdr>
-              <w:spacing w:after="100" w:before="100" w:line="240"/>
-              <w:ind w:left="100" w:right="100" w:firstLine="0" w:firstLineChars="0"/>
-              <w:rPr>
-                <w:rFonts w:ascii="Arial" w:hAnsi="Arial" w:eastAsia="Arial" w:cs="Arial"/>
-                <w:i w:val="false"/>
-                <w:b w:val="false"/>
-                <w:u w:val="none"/>
-                <w:sz w:val="22"/>
-                <w:szCs w:val="22"/>
-                <w:color w:val="000000"/>
-              </w:rPr>
-            </w:pPr>
-            <w:r>
-              <w:rPr>
-                <w:rFonts w:ascii="Arial" w:hAnsi="Arial" w:eastAsia="Arial" w:cs="Arial"/>
-                <w:i w:val="false"/>
-                <w:b w:val="false"/>
-                <w:u w:val="none"/>
-                <w:sz w:val="22"/>
-                <w:szCs w:val="22"/>
-                <w:color w:val="000000"/>
-              </w:rPr>
-              <w:t xml:space="preserve">Tswana language interpreter needed</w:t>
+              <w:t xml:space="preserve">363711000000105</w:t>
+            </w:r>
+          </w:p>
+        </w:tc>
+        <w:tc>
+          <w:tcPr>
+            <w:tcBorders>
+              <w:bottom w:val="none" w:sz="0" w:space="0" w:color="000000"/>
+              <w:top w:val="none" w:sz="0" w:space="0" w:color="000000"/>
+              <w:left w:val="none" w:sz="0" w:space="0" w:color="000000"/>
+              <w:right w:val="none" w:sz="0" w:space="0" w:color="000000"/>
+            </w:tcBorders>
+            <w:shd w:val="clear" w:color="auto" w:fill="FFFFFF"/>
+            <w:tcMar>
+              <w:top w:w="0" w:type="dxa"/>
+              <w:bottom w:w="0" w:type="dxa"/>
+              <w:left w:w="0" w:type="dxa"/>
+              <w:right w:w="0" w:type="dxa"/>
+            </w:tcMar>
+            <w:vAlign w:val="center"/>
+          </w:tcPr>
+          <w:p>
+            <w:pPr>
+              <w:pStyle w:val="Normal"/>
+              <w:jc w:val="left"/>
+              <w:pBdr>
+                <w:bottom w:val="none" w:sz="0" w:space="0" w:color="000000"/>
+                <w:top w:val="none" w:sz="0" w:space="0" w:color="000000"/>
+                <w:left w:val="none" w:sz="0" w:space="0" w:color="000000"/>
+                <w:right w:val="none" w:sz="0" w:space="0" w:color="000000"/>
+              </w:pBdr>
+              <w:spacing w:after="100" w:before="100" w:line="240"/>
+              <w:ind w:left="100" w:right="100" w:firstLine="0" w:firstLineChars="0"/>
+              <w:rPr>
+                <w:rFonts w:ascii="Arial" w:hAnsi="Arial" w:eastAsia="Arial" w:cs="Arial"/>
+                <w:i w:val="false"/>
+                <w:b w:val="false"/>
+                <w:u w:val="none"/>
+                <w:sz w:val="22"/>
+                <w:szCs w:val="22"/>
+                <w:color w:val="000000"/>
+              </w:rPr>
+            </w:pPr>
+            <w:r>
+              <w:rPr>
+                <w:rFonts w:ascii="Arial" w:hAnsi="Arial" w:eastAsia="Arial" w:cs="Arial"/>
+                <w:i w:val="false"/>
+                <w:b w:val="false"/>
+                <w:u w:val="none"/>
+                <w:sz w:val="22"/>
+                <w:szCs w:val="22"/>
+                <w:color w:val="000000"/>
+              </w:rPr>
+              <w:t xml:space="preserve">Sindhi language interpreter needed</w:t>
             </w:r>
           </w:p>
         </w:tc>
@@ -14512,60 +14512,60 @@
                 <w:szCs w:val="22"/>
                 <w:color w:val="000000"/>
               </w:rPr>
-              <w:t xml:space="preserve">364011000000105</w:t>
-            </w:r>
-          </w:p>
-        </w:tc>
-        <w:tc>
-          <w:tcPr>
-            <w:tcBorders>
-              <w:bottom w:val="none" w:sz="0" w:space="0" w:color="000000"/>
-              <w:top w:val="none" w:sz="0" w:space="0" w:color="000000"/>
-              <w:left w:val="none" w:sz="0" w:space="0" w:color="000000"/>
-              <w:right w:val="none" w:sz="0" w:space="0" w:color="000000"/>
-            </w:tcBorders>
-            <w:shd w:val="clear" w:color="auto" w:fill="FFFFFF"/>
-            <w:tcMar>
-              <w:top w:w="0" w:type="dxa"/>
-              <w:bottom w:w="0" w:type="dxa"/>
-              <w:left w:w="0" w:type="dxa"/>
-              <w:right w:w="0" w:type="dxa"/>
-            </w:tcMar>
-            <w:vAlign w:val="center"/>
-          </w:tcPr>
-          <w:p>
-            <w:pPr>
-              <w:pStyle w:val="Normal"/>
-              <w:jc w:val="left"/>
-              <w:pBdr>
-                <w:bottom w:val="none" w:sz="0" w:space="0" w:color="000000"/>
-                <w:top w:val="none" w:sz="0" w:space="0" w:color="000000"/>
-                <w:left w:val="none" w:sz="0" w:space="0" w:color="000000"/>
-                <w:right w:val="none" w:sz="0" w:space="0" w:color="000000"/>
-              </w:pBdr>
-              <w:spacing w:after="100" w:before="100" w:line="240"/>
-              <w:ind w:left="100" w:right="100" w:firstLine="0" w:firstLineChars="0"/>
-              <w:rPr>
-                <w:rFonts w:ascii="Arial" w:hAnsi="Arial" w:eastAsia="Arial" w:cs="Arial"/>
-                <w:i w:val="false"/>
-                <w:b w:val="false"/>
-                <w:u w:val="none"/>
-                <w:sz w:val="22"/>
-                <w:szCs w:val="22"/>
-                <w:color w:val="000000"/>
-              </w:rPr>
-            </w:pPr>
-            <w:r>
-              <w:rPr>
-                <w:rFonts w:ascii="Arial" w:hAnsi="Arial" w:eastAsia="Arial" w:cs="Arial"/>
-                <w:i w:val="false"/>
-                <w:b w:val="false"/>
-                <w:u w:val="none"/>
-                <w:sz w:val="22"/>
-                <w:szCs w:val="22"/>
-                <w:color w:val="000000"/>
-              </w:rPr>
-              <w:t xml:space="preserve">Quechua language interpreter needed</w:t>
+              <w:t xml:space="preserve">363781000000103</w:t>
+            </w:r>
+          </w:p>
+        </w:tc>
+        <w:tc>
+          <w:tcPr>
+            <w:tcBorders>
+              <w:bottom w:val="none" w:sz="0" w:space="0" w:color="000000"/>
+              <w:top w:val="none" w:sz="0" w:space="0" w:color="000000"/>
+              <w:left w:val="none" w:sz="0" w:space="0" w:color="000000"/>
+              <w:right w:val="none" w:sz="0" w:space="0" w:color="000000"/>
+            </w:tcBorders>
+            <w:shd w:val="clear" w:color="auto" w:fill="FFFFFF"/>
+            <w:tcMar>
+              <w:top w:w="0" w:type="dxa"/>
+              <w:bottom w:w="0" w:type="dxa"/>
+              <w:left w:w="0" w:type="dxa"/>
+              <w:right w:w="0" w:type="dxa"/>
+            </w:tcMar>
+            <w:vAlign w:val="center"/>
+          </w:tcPr>
+          <w:p>
+            <w:pPr>
+              <w:pStyle w:val="Normal"/>
+              <w:jc w:val="left"/>
+              <w:pBdr>
+                <w:bottom w:val="none" w:sz="0" w:space="0" w:color="000000"/>
+                <w:top w:val="none" w:sz="0" w:space="0" w:color="000000"/>
+                <w:left w:val="none" w:sz="0" w:space="0" w:color="000000"/>
+                <w:right w:val="none" w:sz="0" w:space="0" w:color="000000"/>
+              </w:pBdr>
+              <w:spacing w:after="100" w:before="100" w:line="240"/>
+              <w:ind w:left="100" w:right="100" w:firstLine="0" w:firstLineChars="0"/>
+              <w:rPr>
+                <w:rFonts w:ascii="Arial" w:hAnsi="Arial" w:eastAsia="Arial" w:cs="Arial"/>
+                <w:i w:val="false"/>
+                <w:b w:val="false"/>
+                <w:u w:val="none"/>
+                <w:sz w:val="22"/>
+                <w:szCs w:val="22"/>
+                <w:color w:val="000000"/>
+              </w:rPr>
+            </w:pPr>
+            <w:r>
+              <w:rPr>
+                <w:rFonts w:ascii="Arial" w:hAnsi="Arial" w:eastAsia="Arial" w:cs="Arial"/>
+                <w:i w:val="false"/>
+                <w:b w:val="false"/>
+                <w:u w:val="none"/>
+                <w:sz w:val="22"/>
+                <w:szCs w:val="22"/>
+                <w:color w:val="000000"/>
+              </w:rPr>
+              <w:t xml:space="preserve">Sundanese language interpreter needed</w:t>
             </w:r>
           </w:p>
         </w:tc>
@@ -14624,60 +14624,60 @@
                 <w:szCs w:val="22"/>
                 <w:color w:val="000000"/>
               </w:rPr>
-              <w:t xml:space="preserve">364051000000109</w:t>
-            </w:r>
-          </w:p>
-        </w:tc>
-        <w:tc>
-          <w:tcPr>
-            <w:tcBorders>
-              <w:bottom w:val="none" w:sz="0" w:space="0" w:color="000000"/>
-              <w:top w:val="none" w:sz="0" w:space="0" w:color="000000"/>
-              <w:left w:val="none" w:sz="0" w:space="0" w:color="000000"/>
-              <w:right w:val="none" w:sz="0" w:space="0" w:color="000000"/>
-            </w:tcBorders>
-            <w:shd w:val="clear" w:color="auto" w:fill="FFFFFF"/>
-            <w:tcMar>
-              <w:top w:w="0" w:type="dxa"/>
-              <w:bottom w:w="0" w:type="dxa"/>
-              <w:left w:w="0" w:type="dxa"/>
-              <w:right w:w="0" w:type="dxa"/>
-            </w:tcMar>
-            <w:vAlign w:val="center"/>
-          </w:tcPr>
-          <w:p>
-            <w:pPr>
-              <w:pStyle w:val="Normal"/>
-              <w:jc w:val="left"/>
-              <w:pBdr>
-                <w:bottom w:val="none" w:sz="0" w:space="0" w:color="000000"/>
-                <w:top w:val="none" w:sz="0" w:space="0" w:color="000000"/>
-                <w:left w:val="none" w:sz="0" w:space="0" w:color="000000"/>
-                <w:right w:val="none" w:sz="0" w:space="0" w:color="000000"/>
-              </w:pBdr>
-              <w:spacing w:after="100" w:before="100" w:line="240"/>
-              <w:ind w:left="100" w:right="100" w:firstLine="0" w:firstLineChars="0"/>
-              <w:rPr>
-                <w:rFonts w:ascii="Arial" w:hAnsi="Arial" w:eastAsia="Arial" w:cs="Arial"/>
-                <w:i w:val="false"/>
-                <w:b w:val="false"/>
-                <w:u w:val="none"/>
-                <w:sz w:val="22"/>
-                <w:szCs w:val="22"/>
-                <w:color w:val="000000"/>
-              </w:rPr>
-            </w:pPr>
-            <w:r>
-              <w:rPr>
-                <w:rFonts w:ascii="Arial" w:hAnsi="Arial" w:eastAsia="Arial" w:cs="Arial"/>
-                <w:i w:val="false"/>
-                <w:b w:val="false"/>
-                <w:u w:val="none"/>
-                <w:sz w:val="22"/>
-                <w:szCs w:val="22"/>
-                <w:color w:val="000000"/>
-              </w:rPr>
-              <w:t xml:space="preserve">Sango language interpreter needed</w:t>
+              <w:t xml:space="preserve">363841000000104</w:t>
+            </w:r>
+          </w:p>
+        </w:tc>
+        <w:tc>
+          <w:tcPr>
+            <w:tcBorders>
+              <w:bottom w:val="none" w:sz="0" w:space="0" w:color="000000"/>
+              <w:top w:val="none" w:sz="0" w:space="0" w:color="000000"/>
+              <w:left w:val="none" w:sz="0" w:space="0" w:color="000000"/>
+              <w:right w:val="none" w:sz="0" w:space="0" w:color="000000"/>
+            </w:tcBorders>
+            <w:shd w:val="clear" w:color="auto" w:fill="FFFFFF"/>
+            <w:tcMar>
+              <w:top w:w="0" w:type="dxa"/>
+              <w:bottom w:w="0" w:type="dxa"/>
+              <w:left w:w="0" w:type="dxa"/>
+              <w:right w:w="0" w:type="dxa"/>
+            </w:tcMar>
+            <w:vAlign w:val="center"/>
+          </w:tcPr>
+          <w:p>
+            <w:pPr>
+              <w:pStyle w:val="Normal"/>
+              <w:jc w:val="left"/>
+              <w:pBdr>
+                <w:bottom w:val="none" w:sz="0" w:space="0" w:color="000000"/>
+                <w:top w:val="none" w:sz="0" w:space="0" w:color="000000"/>
+                <w:left w:val="none" w:sz="0" w:space="0" w:color="000000"/>
+                <w:right w:val="none" w:sz="0" w:space="0" w:color="000000"/>
+              </w:pBdr>
+              <w:spacing w:after="100" w:before="100" w:line="240"/>
+              <w:ind w:left="100" w:right="100" w:firstLine="0" w:firstLineChars="0"/>
+              <w:rPr>
+                <w:rFonts w:ascii="Arial" w:hAnsi="Arial" w:eastAsia="Arial" w:cs="Arial"/>
+                <w:i w:val="false"/>
+                <w:b w:val="false"/>
+                <w:u w:val="none"/>
+                <w:sz w:val="22"/>
+                <w:szCs w:val="22"/>
+                <w:color w:val="000000"/>
+              </w:rPr>
+            </w:pPr>
+            <w:r>
+              <w:rPr>
+                <w:rFonts w:ascii="Arial" w:hAnsi="Arial" w:eastAsia="Arial" w:cs="Arial"/>
+                <w:i w:val="false"/>
+                <w:b w:val="false"/>
+                <w:u w:val="none"/>
+                <w:sz w:val="22"/>
+                <w:szCs w:val="22"/>
+                <w:color w:val="000000"/>
+              </w:rPr>
+              <w:t xml:space="preserve">Samoan language interpreter needed</w:t>
             </w:r>
           </w:p>
         </w:tc>
@@ -14736,60 +14736,60 @@
                 <w:szCs w:val="22"/>
                 <w:color w:val="000000"/>
               </w:rPr>
-              <w:t xml:space="preserve">364141000000107</w:t>
-            </w:r>
-          </w:p>
-        </w:tc>
-        <w:tc>
-          <w:tcPr>
-            <w:tcBorders>
-              <w:bottom w:val="none" w:sz="0" w:space="0" w:color="000000"/>
-              <w:top w:val="none" w:sz="0" w:space="0" w:color="000000"/>
-              <w:left w:val="none" w:sz="0" w:space="0" w:color="000000"/>
-              <w:right w:val="none" w:sz="0" w:space="0" w:color="000000"/>
-            </w:tcBorders>
-            <w:shd w:val="clear" w:color="auto" w:fill="FFFFFF"/>
-            <w:tcMar>
-              <w:top w:w="0" w:type="dxa"/>
-              <w:bottom w:w="0" w:type="dxa"/>
-              <w:left w:w="0" w:type="dxa"/>
-              <w:right w:w="0" w:type="dxa"/>
-            </w:tcMar>
-            <w:vAlign w:val="center"/>
-          </w:tcPr>
-          <w:p>
-            <w:pPr>
-              <w:pStyle w:val="Normal"/>
-              <w:jc w:val="left"/>
-              <w:pBdr>
-                <w:bottom w:val="none" w:sz="0" w:space="0" w:color="000000"/>
-                <w:top w:val="none" w:sz="0" w:space="0" w:color="000000"/>
-                <w:left w:val="none" w:sz="0" w:space="0" w:color="000000"/>
-                <w:right w:val="none" w:sz="0" w:space="0" w:color="000000"/>
-              </w:pBdr>
-              <w:spacing w:after="100" w:before="100" w:line="240"/>
-              <w:ind w:left="100" w:right="100" w:firstLine="0" w:firstLineChars="0"/>
-              <w:rPr>
-                <w:rFonts w:ascii="Arial" w:hAnsi="Arial" w:eastAsia="Arial" w:cs="Arial"/>
-                <w:i w:val="false"/>
-                <w:b w:val="false"/>
-                <w:u w:val="none"/>
-                <w:sz w:val="22"/>
-                <w:szCs w:val="22"/>
-                <w:color w:val="000000"/>
-              </w:rPr>
-            </w:pPr>
-            <w:r>
-              <w:rPr>
-                <w:rFonts w:ascii="Arial" w:hAnsi="Arial" w:eastAsia="Arial" w:cs="Arial"/>
-                <w:i w:val="false"/>
-                <w:b w:val="false"/>
-                <w:u w:val="none"/>
-                <w:sz w:val="22"/>
-                <w:szCs w:val="22"/>
-                <w:color w:val="000000"/>
-              </w:rPr>
-              <w:t xml:space="preserve">Uighur language interpreter needed</w:t>
+              <w:t xml:space="preserve">363941000000108</w:t>
+            </w:r>
+          </w:p>
+        </w:tc>
+        <w:tc>
+          <w:tcPr>
+            <w:tcBorders>
+              <w:bottom w:val="none" w:sz="0" w:space="0" w:color="000000"/>
+              <w:top w:val="none" w:sz="0" w:space="0" w:color="000000"/>
+              <w:left w:val="none" w:sz="0" w:space="0" w:color="000000"/>
+              <w:right w:val="none" w:sz="0" w:space="0" w:color="000000"/>
+            </w:tcBorders>
+            <w:shd w:val="clear" w:color="auto" w:fill="FFFFFF"/>
+            <w:tcMar>
+              <w:top w:w="0" w:type="dxa"/>
+              <w:bottom w:w="0" w:type="dxa"/>
+              <w:left w:w="0" w:type="dxa"/>
+              <w:right w:w="0" w:type="dxa"/>
+            </w:tcMar>
+            <w:vAlign w:val="center"/>
+          </w:tcPr>
+          <w:p>
+            <w:pPr>
+              <w:pStyle w:val="Normal"/>
+              <w:jc w:val="left"/>
+              <w:pBdr>
+                <w:bottom w:val="none" w:sz="0" w:space="0" w:color="000000"/>
+                <w:top w:val="none" w:sz="0" w:space="0" w:color="000000"/>
+                <w:left w:val="none" w:sz="0" w:space="0" w:color="000000"/>
+                <w:right w:val="none" w:sz="0" w:space="0" w:color="000000"/>
+              </w:pBdr>
+              <w:spacing w:after="100" w:before="100" w:line="240"/>
+              <w:ind w:left="100" w:right="100" w:firstLine="0" w:firstLineChars="0"/>
+              <w:rPr>
+                <w:rFonts w:ascii="Arial" w:hAnsi="Arial" w:eastAsia="Arial" w:cs="Arial"/>
+                <w:i w:val="false"/>
+                <w:b w:val="false"/>
+                <w:u w:val="none"/>
+                <w:sz w:val="22"/>
+                <w:szCs w:val="22"/>
+                <w:color w:val="000000"/>
+              </w:rPr>
+            </w:pPr>
+            <w:r>
+              <w:rPr>
+                <w:rFonts w:ascii="Arial" w:hAnsi="Arial" w:eastAsia="Arial" w:cs="Arial"/>
+                <w:i w:val="false"/>
+                <w:b w:val="false"/>
+                <w:u w:val="none"/>
+                <w:sz w:val="22"/>
+                <w:szCs w:val="22"/>
+                <w:color w:val="000000"/>
+              </w:rPr>
+              <w:t xml:space="preserve">Tswana language interpreter needed</w:t>
             </w:r>
           </w:p>
         </w:tc>
@@ -14848,60 +14848,172 @@
                 <w:szCs w:val="22"/>
                 <w:color w:val="000000"/>
               </w:rPr>
-              <w:t xml:space="preserve">364211000000103</w:t>
-            </w:r>
-          </w:p>
-        </w:tc>
-        <w:tc>
-          <w:tcPr>
-            <w:tcBorders>
-              <w:bottom w:val="none" w:sz="0" w:space="0" w:color="000000"/>
-              <w:top w:val="none" w:sz="0" w:space="0" w:color="000000"/>
-              <w:left w:val="none" w:sz="0" w:space="0" w:color="000000"/>
-              <w:right w:val="none" w:sz="0" w:space="0" w:color="000000"/>
-            </w:tcBorders>
-            <w:shd w:val="clear" w:color="auto" w:fill="FFFFFF"/>
-            <w:tcMar>
-              <w:top w:w="0" w:type="dxa"/>
-              <w:bottom w:w="0" w:type="dxa"/>
-              <w:left w:w="0" w:type="dxa"/>
-              <w:right w:w="0" w:type="dxa"/>
-            </w:tcMar>
-            <w:vAlign w:val="center"/>
-          </w:tcPr>
-          <w:p>
-            <w:pPr>
-              <w:pStyle w:val="Normal"/>
-              <w:jc w:val="left"/>
-              <w:pBdr>
-                <w:bottom w:val="none" w:sz="0" w:space="0" w:color="000000"/>
-                <w:top w:val="none" w:sz="0" w:space="0" w:color="000000"/>
-                <w:left w:val="none" w:sz="0" w:space="0" w:color="000000"/>
-                <w:right w:val="none" w:sz="0" w:space="0" w:color="000000"/>
-              </w:pBdr>
-              <w:spacing w:after="100" w:before="100" w:line="240"/>
-              <w:ind w:left="100" w:right="100" w:firstLine="0" w:firstLineChars="0"/>
-              <w:rPr>
-                <w:rFonts w:ascii="Arial" w:hAnsi="Arial" w:eastAsia="Arial" w:cs="Arial"/>
-                <w:i w:val="false"/>
-                <w:b w:val="false"/>
-                <w:u w:val="none"/>
-                <w:sz w:val="22"/>
-                <w:szCs w:val="22"/>
-                <w:color w:val="000000"/>
-              </w:rPr>
-            </w:pPr>
-            <w:r>
-              <w:rPr>
-                <w:rFonts w:ascii="Arial" w:hAnsi="Arial" w:eastAsia="Arial" w:cs="Arial"/>
-                <w:i w:val="false"/>
-                <w:b w:val="false"/>
-                <w:u w:val="none"/>
-                <w:sz w:val="22"/>
-                <w:szCs w:val="22"/>
-                <w:color w:val="000000"/>
-              </w:rPr>
-              <w:t xml:space="preserve">Oriya language interpreter needed</w:t>
+              <w:t xml:space="preserve">364011000000105</w:t>
+            </w:r>
+          </w:p>
+        </w:tc>
+        <w:tc>
+          <w:tcPr>
+            <w:tcBorders>
+              <w:bottom w:val="none" w:sz="0" w:space="0" w:color="000000"/>
+              <w:top w:val="none" w:sz="0" w:space="0" w:color="000000"/>
+              <w:left w:val="none" w:sz="0" w:space="0" w:color="000000"/>
+              <w:right w:val="none" w:sz="0" w:space="0" w:color="000000"/>
+            </w:tcBorders>
+            <w:shd w:val="clear" w:color="auto" w:fill="FFFFFF"/>
+            <w:tcMar>
+              <w:top w:w="0" w:type="dxa"/>
+              <w:bottom w:w="0" w:type="dxa"/>
+              <w:left w:w="0" w:type="dxa"/>
+              <w:right w:w="0" w:type="dxa"/>
+            </w:tcMar>
+            <w:vAlign w:val="center"/>
+          </w:tcPr>
+          <w:p>
+            <w:pPr>
+              <w:pStyle w:val="Normal"/>
+              <w:jc w:val="left"/>
+              <w:pBdr>
+                <w:bottom w:val="none" w:sz="0" w:space="0" w:color="000000"/>
+                <w:top w:val="none" w:sz="0" w:space="0" w:color="000000"/>
+                <w:left w:val="none" w:sz="0" w:space="0" w:color="000000"/>
+                <w:right w:val="none" w:sz="0" w:space="0" w:color="000000"/>
+              </w:pBdr>
+              <w:spacing w:after="100" w:before="100" w:line="240"/>
+              <w:ind w:left="100" w:right="100" w:firstLine="0" w:firstLineChars="0"/>
+              <w:rPr>
+                <w:rFonts w:ascii="Arial" w:hAnsi="Arial" w:eastAsia="Arial" w:cs="Arial"/>
+                <w:i w:val="false"/>
+                <w:b w:val="false"/>
+                <w:u w:val="none"/>
+                <w:sz w:val="22"/>
+                <w:szCs w:val="22"/>
+                <w:color w:val="000000"/>
+              </w:rPr>
+            </w:pPr>
+            <w:r>
+              <w:rPr>
+                <w:rFonts w:ascii="Arial" w:hAnsi="Arial" w:eastAsia="Arial" w:cs="Arial"/>
+                <w:i w:val="false"/>
+                <w:b w:val="false"/>
+                <w:u w:val="none"/>
+                <w:sz w:val="22"/>
+                <w:szCs w:val="22"/>
+                <w:color w:val="000000"/>
+              </w:rPr>
+              <w:t xml:space="preserve">Quechua language interpreter needed</w:t>
+            </w:r>
+          </w:p>
+        </w:tc>
+      </w:tr>
+      <w:tr>
+        <w:trPr>
+          <w:trHeight w:val="617" w:hRule="auto"/>
+        </w:trPr>
+        body133
+        <w:tc>
+          <w:tcPr>
+            <w:tcBorders>
+              <w:bottom w:val="none" w:sz="0" w:space="0" w:color="000000"/>
+              <w:top w:val="none" w:sz="0" w:space="0" w:color="000000"/>
+              <w:left w:val="none" w:sz="0" w:space="0" w:color="000000"/>
+              <w:right w:val="none" w:sz="0" w:space="0" w:color="000000"/>
+            </w:tcBorders>
+            <w:shd w:val="clear" w:color="auto" w:fill="FFFFFF"/>
+            <w:tcMar>
+              <w:top w:w="0" w:type="dxa"/>
+              <w:bottom w:w="0" w:type="dxa"/>
+              <w:left w:w="0" w:type="dxa"/>
+              <w:right w:w="0" w:type="dxa"/>
+            </w:tcMar>
+            <w:vAlign w:val="center"/>
+          </w:tcPr>
+          <w:p>
+            <w:pPr>
+              <w:pStyle w:val="Normal"/>
+              <w:jc w:val="left"/>
+              <w:pBdr>
+                <w:bottom w:val="none" w:sz="0" w:space="0" w:color="000000"/>
+                <w:top w:val="none" w:sz="0" w:space="0" w:color="000000"/>
+                <w:left w:val="none" w:sz="0" w:space="0" w:color="000000"/>
+                <w:right w:val="none" w:sz="0" w:space="0" w:color="000000"/>
+              </w:pBdr>
+              <w:spacing w:after="100" w:before="100" w:line="240"/>
+              <w:ind w:left="100" w:right="100" w:firstLine="0" w:firstLineChars="0"/>
+              <w:rPr>
+                <w:rFonts w:ascii="Arial" w:hAnsi="Arial" w:eastAsia="Arial" w:cs="Arial"/>
+                <w:i w:val="false"/>
+                <w:b w:val="false"/>
+                <w:u w:val="none"/>
+                <w:sz w:val="22"/>
+                <w:szCs w:val="22"/>
+                <w:color w:val="000000"/>
+              </w:rPr>
+            </w:pPr>
+            <w:r>
+              <w:rPr>
+                <w:rFonts w:ascii="Arial" w:hAnsi="Arial" w:eastAsia="Arial" w:cs="Arial"/>
+                <w:i w:val="false"/>
+                <w:b w:val="false"/>
+                <w:u w:val="none"/>
+                <w:sz w:val="22"/>
+                <w:szCs w:val="22"/>
+                <w:color w:val="000000"/>
+              </w:rPr>
+              <w:t xml:space="preserve">364051000000109</w:t>
+            </w:r>
+          </w:p>
+        </w:tc>
+        <w:tc>
+          <w:tcPr>
+            <w:tcBorders>
+              <w:bottom w:val="none" w:sz="0" w:space="0" w:color="000000"/>
+              <w:top w:val="none" w:sz="0" w:space="0" w:color="000000"/>
+              <w:left w:val="none" w:sz="0" w:space="0" w:color="000000"/>
+              <w:right w:val="none" w:sz="0" w:space="0" w:color="000000"/>
+            </w:tcBorders>
+            <w:shd w:val="clear" w:color="auto" w:fill="FFFFFF"/>
+            <w:tcMar>
+              <w:top w:w="0" w:type="dxa"/>
+              <w:bottom w:w="0" w:type="dxa"/>
+              <w:left w:w="0" w:type="dxa"/>
+              <w:right w:w="0" w:type="dxa"/>
+            </w:tcMar>
+            <w:vAlign w:val="center"/>
+          </w:tcPr>
+          <w:p>
+            <w:pPr>
+              <w:pStyle w:val="Normal"/>
+              <w:jc w:val="left"/>
+              <w:pBdr>
+                <w:bottom w:val="none" w:sz="0" w:space="0" w:color="000000"/>
+                <w:top w:val="none" w:sz="0" w:space="0" w:color="000000"/>
+                <w:left w:val="none" w:sz="0" w:space="0" w:color="000000"/>
+                <w:right w:val="none" w:sz="0" w:space="0" w:color="000000"/>
+              </w:pBdr>
+              <w:spacing w:after="100" w:before="100" w:line="240"/>
+              <w:ind w:left="100" w:right="100" w:firstLine="0" w:firstLineChars="0"/>
+              <w:rPr>
+                <w:rFonts w:ascii="Arial" w:hAnsi="Arial" w:eastAsia="Arial" w:cs="Arial"/>
+                <w:i w:val="false"/>
+                <w:b w:val="false"/>
+                <w:u w:val="none"/>
+                <w:sz w:val="22"/>
+                <w:szCs w:val="22"/>
+                <w:color w:val="000000"/>
+              </w:rPr>
+            </w:pPr>
+            <w:r>
+              <w:rPr>
+                <w:rFonts w:ascii="Arial" w:hAnsi="Arial" w:eastAsia="Arial" w:cs="Arial"/>
+                <w:i w:val="false"/>
+                <w:b w:val="false"/>
+                <w:u w:val="none"/>
+                <w:sz w:val="22"/>
+                <w:szCs w:val="22"/>
+                <w:color w:val="000000"/>
+              </w:rPr>
+              <w:t xml:space="preserve">Sango language interpreter needed</w:t>
             </w:r>
           </w:p>
         </w:tc>
@@ -14910,110 +15022,110 @@
         <w:trPr>
           <w:trHeight w:val="614" w:hRule="auto"/>
         </w:trPr>
-        body133
-        <w:tc>
-          <w:tcPr>
-            <w:tcBorders>
-              <w:bottom w:val="none" w:sz="0" w:space="0" w:color="000000"/>
-              <w:top w:val="none" w:sz="0" w:space="0" w:color="000000"/>
-              <w:left w:val="none" w:sz="0" w:space="0" w:color="000000"/>
-              <w:right w:val="none" w:sz="0" w:space="0" w:color="000000"/>
-            </w:tcBorders>
-            <w:shd w:val="clear" w:color="auto" w:fill="FFFFFF"/>
-            <w:tcMar>
-              <w:top w:w="0" w:type="dxa"/>
-              <w:bottom w:w="0" w:type="dxa"/>
-              <w:left w:w="0" w:type="dxa"/>
-              <w:right w:w="0" w:type="dxa"/>
-            </w:tcMar>
-            <w:vAlign w:val="center"/>
-          </w:tcPr>
-          <w:p>
-            <w:pPr>
-              <w:pStyle w:val="Normal"/>
-              <w:jc w:val="left"/>
-              <w:pBdr>
-                <w:bottom w:val="none" w:sz="0" w:space="0" w:color="000000"/>
-                <w:top w:val="none" w:sz="0" w:space="0" w:color="000000"/>
-                <w:left w:val="none" w:sz="0" w:space="0" w:color="000000"/>
-                <w:right w:val="none" w:sz="0" w:space="0" w:color="000000"/>
-              </w:pBdr>
-              <w:spacing w:after="100" w:before="100" w:line="240"/>
-              <w:ind w:left="100" w:right="100" w:firstLine="0" w:firstLineChars="0"/>
-              <w:rPr>
-                <w:rFonts w:ascii="Arial" w:hAnsi="Arial" w:eastAsia="Arial" w:cs="Arial"/>
-                <w:i w:val="false"/>
-                <w:b w:val="false"/>
-                <w:u w:val="none"/>
-                <w:sz w:val="22"/>
-                <w:szCs w:val="22"/>
-                <w:color w:val="000000"/>
-              </w:rPr>
-            </w:pPr>
-            <w:r>
-              <w:rPr>
-                <w:rFonts w:ascii="Arial" w:hAnsi="Arial" w:eastAsia="Arial" w:cs="Arial"/>
-                <w:i w:val="false"/>
-                <w:b w:val="false"/>
-                <w:u w:val="none"/>
-                <w:sz w:val="22"/>
-                <w:szCs w:val="22"/>
-                <w:color w:val="000000"/>
-              </w:rPr>
-              <w:t xml:space="preserve">364251000000104</w:t>
-            </w:r>
-          </w:p>
-        </w:tc>
-        <w:tc>
-          <w:tcPr>
-            <w:tcBorders>
-              <w:bottom w:val="none" w:sz="0" w:space="0" w:color="000000"/>
-              <w:top w:val="none" w:sz="0" w:space="0" w:color="000000"/>
-              <w:left w:val="none" w:sz="0" w:space="0" w:color="000000"/>
-              <w:right w:val="none" w:sz="0" w:space="0" w:color="000000"/>
-            </w:tcBorders>
-            <w:shd w:val="clear" w:color="auto" w:fill="FFFFFF"/>
-            <w:tcMar>
-              <w:top w:w="0" w:type="dxa"/>
-              <w:bottom w:w="0" w:type="dxa"/>
-              <w:left w:w="0" w:type="dxa"/>
-              <w:right w:w="0" w:type="dxa"/>
-            </w:tcMar>
-            <w:vAlign w:val="center"/>
-          </w:tcPr>
-          <w:p>
-            <w:pPr>
-              <w:pStyle w:val="Normal"/>
-              <w:jc w:val="left"/>
-              <w:pBdr>
-                <w:bottom w:val="none" w:sz="0" w:space="0" w:color="000000"/>
-                <w:top w:val="none" w:sz="0" w:space="0" w:color="000000"/>
-                <w:left w:val="none" w:sz="0" w:space="0" w:color="000000"/>
-                <w:right w:val="none" w:sz="0" w:space="0" w:color="000000"/>
-              </w:pBdr>
-              <w:spacing w:after="100" w:before="100" w:line="240"/>
-              <w:ind w:left="100" w:right="100" w:firstLine="0" w:firstLineChars="0"/>
-              <w:rPr>
-                <w:rFonts w:ascii="Arial" w:hAnsi="Arial" w:eastAsia="Arial" w:cs="Arial"/>
-                <w:i w:val="false"/>
-                <w:b w:val="false"/>
-                <w:u w:val="none"/>
-                <w:sz w:val="22"/>
-                <w:szCs w:val="22"/>
-                <w:color w:val="000000"/>
-              </w:rPr>
-            </w:pPr>
-            <w:r>
-              <w:rPr>
-                <w:rFonts w:ascii="Arial" w:hAnsi="Arial" w:eastAsia="Arial" w:cs="Arial"/>
-                <w:i w:val="false"/>
-                <w:b w:val="false"/>
-                <w:u w:val="none"/>
-                <w:sz w:val="22"/>
-                <w:szCs w:val="22"/>
-                <w:color w:val="000000"/>
-              </w:rPr>
-              <w:t xml:space="preserve">Nepali language interpreter needed</w:t>
+        body134
+        <w:tc>
+          <w:tcPr>
+            <w:tcBorders>
+              <w:bottom w:val="none" w:sz="0" w:space="0" w:color="000000"/>
+              <w:top w:val="none" w:sz="0" w:space="0" w:color="000000"/>
+              <w:left w:val="none" w:sz="0" w:space="0" w:color="000000"/>
+              <w:right w:val="none" w:sz="0" w:space="0" w:color="000000"/>
+            </w:tcBorders>
+            <w:shd w:val="clear" w:color="auto" w:fill="FFFFFF"/>
+            <w:tcMar>
+              <w:top w:w="0" w:type="dxa"/>
+              <w:bottom w:w="0" w:type="dxa"/>
+              <w:left w:w="0" w:type="dxa"/>
+              <w:right w:w="0" w:type="dxa"/>
+            </w:tcMar>
+            <w:vAlign w:val="center"/>
+          </w:tcPr>
+          <w:p>
+            <w:pPr>
+              <w:pStyle w:val="Normal"/>
+              <w:jc w:val="left"/>
+              <w:pBdr>
+                <w:bottom w:val="none" w:sz="0" w:space="0" w:color="000000"/>
+                <w:top w:val="none" w:sz="0" w:space="0" w:color="000000"/>
+                <w:left w:val="none" w:sz="0" w:space="0" w:color="000000"/>
+                <w:right w:val="none" w:sz="0" w:space="0" w:color="000000"/>
+              </w:pBdr>
+              <w:spacing w:after="100" w:before="100" w:line="240"/>
+              <w:ind w:left="100" w:right="100" w:firstLine="0" w:firstLineChars="0"/>
+              <w:rPr>
+                <w:rFonts w:ascii="Arial" w:hAnsi="Arial" w:eastAsia="Arial" w:cs="Arial"/>
+                <w:i w:val="false"/>
+                <w:b w:val="false"/>
+                <w:u w:val="none"/>
+                <w:sz w:val="22"/>
+                <w:szCs w:val="22"/>
+                <w:color w:val="000000"/>
+              </w:rPr>
+            </w:pPr>
+            <w:r>
+              <w:rPr>
+                <w:rFonts w:ascii="Arial" w:hAnsi="Arial" w:eastAsia="Arial" w:cs="Arial"/>
+                <w:i w:val="false"/>
+                <w:b w:val="false"/>
+                <w:u w:val="none"/>
+                <w:sz w:val="22"/>
+                <w:szCs w:val="22"/>
+                <w:color w:val="000000"/>
+              </w:rPr>
+              <w:t xml:space="preserve">364141000000107</w:t>
+            </w:r>
+          </w:p>
+        </w:tc>
+        <w:tc>
+          <w:tcPr>
+            <w:tcBorders>
+              <w:bottom w:val="none" w:sz="0" w:space="0" w:color="000000"/>
+              <w:top w:val="none" w:sz="0" w:space="0" w:color="000000"/>
+              <w:left w:val="none" w:sz="0" w:space="0" w:color="000000"/>
+              <w:right w:val="none" w:sz="0" w:space="0" w:color="000000"/>
+            </w:tcBorders>
+            <w:shd w:val="clear" w:color="auto" w:fill="FFFFFF"/>
+            <w:tcMar>
+              <w:top w:w="0" w:type="dxa"/>
+              <w:bottom w:w="0" w:type="dxa"/>
+              <w:left w:w="0" w:type="dxa"/>
+              <w:right w:w="0" w:type="dxa"/>
+            </w:tcMar>
+            <w:vAlign w:val="center"/>
+          </w:tcPr>
+          <w:p>
+            <w:pPr>
+              <w:pStyle w:val="Normal"/>
+              <w:jc w:val="left"/>
+              <w:pBdr>
+                <w:bottom w:val="none" w:sz="0" w:space="0" w:color="000000"/>
+                <w:top w:val="none" w:sz="0" w:space="0" w:color="000000"/>
+                <w:left w:val="none" w:sz="0" w:space="0" w:color="000000"/>
+                <w:right w:val="none" w:sz="0" w:space="0" w:color="000000"/>
+              </w:pBdr>
+              <w:spacing w:after="100" w:before="100" w:line="240"/>
+              <w:ind w:left="100" w:right="100" w:firstLine="0" w:firstLineChars="0"/>
+              <w:rPr>
+                <w:rFonts w:ascii="Arial" w:hAnsi="Arial" w:eastAsia="Arial" w:cs="Arial"/>
+                <w:i w:val="false"/>
+                <w:b w:val="false"/>
+                <w:u w:val="none"/>
+                <w:sz w:val="22"/>
+                <w:szCs w:val="22"/>
+                <w:color w:val="000000"/>
+              </w:rPr>
+            </w:pPr>
+            <w:r>
+              <w:rPr>
+                <w:rFonts w:ascii="Arial" w:hAnsi="Arial" w:eastAsia="Arial" w:cs="Arial"/>
+                <w:i w:val="false"/>
+                <w:b w:val="false"/>
+                <w:u w:val="none"/>
+                <w:sz w:val="22"/>
+                <w:szCs w:val="22"/>
+                <w:color w:val="000000"/>
+              </w:rPr>
+              <w:t xml:space="preserve">Uighur language interpreter needed</w:t>
             </w:r>
           </w:p>
         </w:tc>
@@ -15022,118 +15134,6 @@
         <w:trPr>
           <w:trHeight w:val="617" w:hRule="auto"/>
         </w:trPr>
-        body134
-        <w:tc>
-          <w:tcPr>
-            <w:tcBorders>
-              <w:bottom w:val="none" w:sz="0" w:space="0" w:color="000000"/>
-              <w:top w:val="none" w:sz="0" w:space="0" w:color="000000"/>
-              <w:left w:val="none" w:sz="0" w:space="0" w:color="000000"/>
-              <w:right w:val="none" w:sz="0" w:space="0" w:color="000000"/>
-            </w:tcBorders>
-            <w:shd w:val="clear" w:color="auto" w:fill="FFFFFF"/>
-            <w:tcMar>
-              <w:top w:w="0" w:type="dxa"/>
-              <w:bottom w:w="0" w:type="dxa"/>
-              <w:left w:w="0" w:type="dxa"/>
-              <w:right w:w="0" w:type="dxa"/>
-            </w:tcMar>
-            <w:vAlign w:val="center"/>
-          </w:tcPr>
-          <w:p>
-            <w:pPr>
-              <w:pStyle w:val="Normal"/>
-              <w:jc w:val="left"/>
-              <w:pBdr>
-                <w:bottom w:val="none" w:sz="0" w:space="0" w:color="000000"/>
-                <w:top w:val="none" w:sz="0" w:space="0" w:color="000000"/>
-                <w:left w:val="none" w:sz="0" w:space="0" w:color="000000"/>
-                <w:right w:val="none" w:sz="0" w:space="0" w:color="000000"/>
-              </w:pBdr>
-              <w:spacing w:after="100" w:before="100" w:line="240"/>
-              <w:ind w:left="100" w:right="100" w:firstLine="0" w:firstLineChars="0"/>
-              <w:rPr>
-                <w:rFonts w:ascii="Arial" w:hAnsi="Arial" w:eastAsia="Arial" w:cs="Arial"/>
-                <w:i w:val="false"/>
-                <w:b w:val="false"/>
-                <w:u w:val="none"/>
-                <w:sz w:val="22"/>
-                <w:szCs w:val="22"/>
-                <w:color w:val="000000"/>
-              </w:rPr>
-            </w:pPr>
-            <w:r>
-              <w:rPr>
-                <w:rFonts w:ascii="Arial" w:hAnsi="Arial" w:eastAsia="Arial" w:cs="Arial"/>
-                <w:i w:val="false"/>
-                <w:b w:val="false"/>
-                <w:u w:val="none"/>
-                <w:sz w:val="22"/>
-                <w:szCs w:val="22"/>
-                <w:color w:val="000000"/>
-              </w:rPr>
-              <w:t xml:space="preserve">364311000000108</w:t>
-            </w:r>
-          </w:p>
-        </w:tc>
-        <w:tc>
-          <w:tcPr>
-            <w:tcBorders>
-              <w:bottom w:val="none" w:sz="0" w:space="0" w:color="000000"/>
-              <w:top w:val="none" w:sz="0" w:space="0" w:color="000000"/>
-              <w:left w:val="none" w:sz="0" w:space="0" w:color="000000"/>
-              <w:right w:val="none" w:sz="0" w:space="0" w:color="000000"/>
-            </w:tcBorders>
-            <w:shd w:val="clear" w:color="auto" w:fill="FFFFFF"/>
-            <w:tcMar>
-              <w:top w:w="0" w:type="dxa"/>
-              <w:bottom w:w="0" w:type="dxa"/>
-              <w:left w:w="0" w:type="dxa"/>
-              <w:right w:w="0" w:type="dxa"/>
-            </w:tcMar>
-            <w:vAlign w:val="center"/>
-          </w:tcPr>
-          <w:p>
-            <w:pPr>
-              <w:pStyle w:val="Normal"/>
-              <w:jc w:val="left"/>
-              <w:pBdr>
-                <w:bottom w:val="none" w:sz="0" w:space="0" w:color="000000"/>
-                <w:top w:val="none" w:sz="0" w:space="0" w:color="000000"/>
-                <w:left w:val="none" w:sz="0" w:space="0" w:color="000000"/>
-                <w:right w:val="none" w:sz="0" w:space="0" w:color="000000"/>
-              </w:pBdr>
-              <w:spacing w:after="100" w:before="100" w:line="240"/>
-              <w:ind w:left="100" w:right="100" w:firstLine="0" w:firstLineChars="0"/>
-              <w:rPr>
-                <w:rFonts w:ascii="Arial" w:hAnsi="Arial" w:eastAsia="Arial" w:cs="Arial"/>
-                <w:i w:val="false"/>
-                <w:b w:val="false"/>
-                <w:u w:val="none"/>
-                <w:sz w:val="22"/>
-                <w:szCs w:val="22"/>
-                <w:color w:val="000000"/>
-              </w:rPr>
-            </w:pPr>
-            <w:r>
-              <w:rPr>
-                <w:rFonts w:ascii="Arial" w:hAnsi="Arial" w:eastAsia="Arial" w:cs="Arial"/>
-                <w:i w:val="false"/>
-                <w:b w:val="false"/>
-                <w:u w:val="none"/>
-                <w:sz w:val="22"/>
-                <w:szCs w:val="22"/>
-                <w:color w:val="000000"/>
-              </w:rPr>
-              <w:t xml:space="preserve">Occitan language interpreter needed</w:t>
-            </w:r>
-          </w:p>
-        </w:tc>
-      </w:tr>
-      <w:tr>
-        <w:trPr>
-          <w:trHeight w:val="614" w:hRule="auto"/>
-        </w:trPr>
         body135
         <w:tc>
           <w:tcPr>
@@ -15184,60 +15184,60 @@
                 <w:szCs w:val="22"/>
                 <w:color w:val="000000"/>
               </w:rPr>
-              <w:t xml:space="preserve">364351000000107</w:t>
-            </w:r>
-          </w:p>
-        </w:tc>
-        <w:tc>
-          <w:tcPr>
-            <w:tcBorders>
-              <w:bottom w:val="none" w:sz="0" w:space="0" w:color="000000"/>
-              <w:top w:val="none" w:sz="0" w:space="0" w:color="000000"/>
-              <w:left w:val="none" w:sz="0" w:space="0" w:color="000000"/>
-              <w:right w:val="none" w:sz="0" w:space="0" w:color="000000"/>
-            </w:tcBorders>
-            <w:shd w:val="clear" w:color="auto" w:fill="FFFFFF"/>
-            <w:tcMar>
-              <w:top w:w="0" w:type="dxa"/>
-              <w:bottom w:w="0" w:type="dxa"/>
-              <w:left w:w="0" w:type="dxa"/>
-              <w:right w:w="0" w:type="dxa"/>
-            </w:tcMar>
-            <w:vAlign w:val="center"/>
-          </w:tcPr>
-          <w:p>
-            <w:pPr>
-              <w:pStyle w:val="Normal"/>
-              <w:jc w:val="left"/>
-              <w:pBdr>
-                <w:bottom w:val="none" w:sz="0" w:space="0" w:color="000000"/>
-                <w:top w:val="none" w:sz="0" w:space="0" w:color="000000"/>
-                <w:left w:val="none" w:sz="0" w:space="0" w:color="000000"/>
-                <w:right w:val="none" w:sz="0" w:space="0" w:color="000000"/>
-              </w:pBdr>
-              <w:spacing w:after="100" w:before="100" w:line="240"/>
-              <w:ind w:left="100" w:right="100" w:firstLine="0" w:firstLineChars="0"/>
-              <w:rPr>
-                <w:rFonts w:ascii="Arial" w:hAnsi="Arial" w:eastAsia="Arial" w:cs="Arial"/>
-                <w:i w:val="false"/>
-                <w:b w:val="false"/>
-                <w:u w:val="none"/>
-                <w:sz w:val="22"/>
-                <w:szCs w:val="22"/>
-                <w:color w:val="000000"/>
-              </w:rPr>
-            </w:pPr>
-            <w:r>
-              <w:rPr>
-                <w:rFonts w:ascii="Arial" w:hAnsi="Arial" w:eastAsia="Arial" w:cs="Arial"/>
-                <w:i w:val="false"/>
-                <w:b w:val="false"/>
-                <w:u w:val="none"/>
-                <w:sz w:val="22"/>
-                <w:szCs w:val="22"/>
-                <w:color w:val="000000"/>
-              </w:rPr>
-              <w:t xml:space="preserve">Nauru language interpreter needed</w:t>
+              <w:t xml:space="preserve">364211000000103</w:t>
+            </w:r>
+          </w:p>
+        </w:tc>
+        <w:tc>
+          <w:tcPr>
+            <w:tcBorders>
+              <w:bottom w:val="none" w:sz="0" w:space="0" w:color="000000"/>
+              <w:top w:val="none" w:sz="0" w:space="0" w:color="000000"/>
+              <w:left w:val="none" w:sz="0" w:space="0" w:color="000000"/>
+              <w:right w:val="none" w:sz="0" w:space="0" w:color="000000"/>
+            </w:tcBorders>
+            <w:shd w:val="clear" w:color="auto" w:fill="FFFFFF"/>
+            <w:tcMar>
+              <w:top w:w="0" w:type="dxa"/>
+              <w:bottom w:w="0" w:type="dxa"/>
+              <w:left w:w="0" w:type="dxa"/>
+              <w:right w:w="0" w:type="dxa"/>
+            </w:tcMar>
+            <w:vAlign w:val="center"/>
+          </w:tcPr>
+          <w:p>
+            <w:pPr>
+              <w:pStyle w:val="Normal"/>
+              <w:jc w:val="left"/>
+              <w:pBdr>
+                <w:bottom w:val="none" w:sz="0" w:space="0" w:color="000000"/>
+                <w:top w:val="none" w:sz="0" w:space="0" w:color="000000"/>
+                <w:left w:val="none" w:sz="0" w:space="0" w:color="000000"/>
+                <w:right w:val="none" w:sz="0" w:space="0" w:color="000000"/>
+              </w:pBdr>
+              <w:spacing w:after="100" w:before="100" w:line="240"/>
+              <w:ind w:left="100" w:right="100" w:firstLine="0" w:firstLineChars="0"/>
+              <w:rPr>
+                <w:rFonts w:ascii="Arial" w:hAnsi="Arial" w:eastAsia="Arial" w:cs="Arial"/>
+                <w:i w:val="false"/>
+                <w:b w:val="false"/>
+                <w:u w:val="none"/>
+                <w:sz w:val="22"/>
+                <w:szCs w:val="22"/>
+                <w:color w:val="000000"/>
+              </w:rPr>
+            </w:pPr>
+            <w:r>
+              <w:rPr>
+                <w:rFonts w:ascii="Arial" w:hAnsi="Arial" w:eastAsia="Arial" w:cs="Arial"/>
+                <w:i w:val="false"/>
+                <w:b w:val="false"/>
+                <w:u w:val="none"/>
+                <w:sz w:val="22"/>
+                <w:szCs w:val="22"/>
+                <w:color w:val="000000"/>
+              </w:rPr>
+              <w:t xml:space="preserve">Oriya language interpreter needed</w:t>
             </w:r>
           </w:p>
         </w:tc>
@@ -15296,60 +15296,172 @@
                 <w:szCs w:val="22"/>
                 <w:color w:val="000000"/>
               </w:rPr>
-              <w:t xml:space="preserve">364481000000106</w:t>
-            </w:r>
-          </w:p>
-        </w:tc>
-        <w:tc>
-          <w:tcPr>
-            <w:tcBorders>
-              <w:bottom w:val="none" w:sz="0" w:space="0" w:color="000000"/>
-              <w:top w:val="none" w:sz="0" w:space="0" w:color="000000"/>
-              <w:left w:val="none" w:sz="0" w:space="0" w:color="000000"/>
-              <w:right w:val="none" w:sz="0" w:space="0" w:color="000000"/>
-            </w:tcBorders>
-            <w:shd w:val="clear" w:color="auto" w:fill="FFFFFF"/>
-            <w:tcMar>
-              <w:top w:w="0" w:type="dxa"/>
-              <w:bottom w:w="0" w:type="dxa"/>
-              <w:left w:w="0" w:type="dxa"/>
-              <w:right w:w="0" w:type="dxa"/>
-            </w:tcMar>
-            <w:vAlign w:val="center"/>
-          </w:tcPr>
-          <w:p>
-            <w:pPr>
-              <w:pStyle w:val="Normal"/>
-              <w:jc w:val="left"/>
-              <w:pBdr>
-                <w:bottom w:val="none" w:sz="0" w:space="0" w:color="000000"/>
-                <w:top w:val="none" w:sz="0" w:space="0" w:color="000000"/>
-                <w:left w:val="none" w:sz="0" w:space="0" w:color="000000"/>
-                <w:right w:val="none" w:sz="0" w:space="0" w:color="000000"/>
-              </w:pBdr>
-              <w:spacing w:after="100" w:before="100" w:line="240"/>
-              <w:ind w:left="100" w:right="100" w:firstLine="0" w:firstLineChars="0"/>
-              <w:rPr>
-                <w:rFonts w:ascii="Arial" w:hAnsi="Arial" w:eastAsia="Arial" w:cs="Arial"/>
-                <w:i w:val="false"/>
-                <w:b w:val="false"/>
-                <w:u w:val="none"/>
-                <w:sz w:val="22"/>
-                <w:szCs w:val="22"/>
-                <w:color w:val="000000"/>
-              </w:rPr>
-            </w:pPr>
-            <w:r>
-              <w:rPr>
-                <w:rFonts w:ascii="Arial" w:hAnsi="Arial" w:eastAsia="Arial" w:cs="Arial"/>
-                <w:i w:val="false"/>
-                <w:b w:val="false"/>
-                <w:u w:val="none"/>
-                <w:sz w:val="22"/>
-                <w:szCs w:val="22"/>
-                <w:color w:val="000000"/>
-              </w:rPr>
-              <w:t xml:space="preserve">Romansh language interpreter needed</w:t>
+              <w:t xml:space="preserve">364251000000104</w:t>
+            </w:r>
+          </w:p>
+        </w:tc>
+        <w:tc>
+          <w:tcPr>
+            <w:tcBorders>
+              <w:bottom w:val="none" w:sz="0" w:space="0" w:color="000000"/>
+              <w:top w:val="none" w:sz="0" w:space="0" w:color="000000"/>
+              <w:left w:val="none" w:sz="0" w:space="0" w:color="000000"/>
+              <w:right w:val="none" w:sz="0" w:space="0" w:color="000000"/>
+            </w:tcBorders>
+            <w:shd w:val="clear" w:color="auto" w:fill="FFFFFF"/>
+            <w:tcMar>
+              <w:top w:w="0" w:type="dxa"/>
+              <w:bottom w:w="0" w:type="dxa"/>
+              <w:left w:w="0" w:type="dxa"/>
+              <w:right w:w="0" w:type="dxa"/>
+            </w:tcMar>
+            <w:vAlign w:val="center"/>
+          </w:tcPr>
+          <w:p>
+            <w:pPr>
+              <w:pStyle w:val="Normal"/>
+              <w:jc w:val="left"/>
+              <w:pBdr>
+                <w:bottom w:val="none" w:sz="0" w:space="0" w:color="000000"/>
+                <w:top w:val="none" w:sz="0" w:space="0" w:color="000000"/>
+                <w:left w:val="none" w:sz="0" w:space="0" w:color="000000"/>
+                <w:right w:val="none" w:sz="0" w:space="0" w:color="000000"/>
+              </w:pBdr>
+              <w:spacing w:after="100" w:before="100" w:line="240"/>
+              <w:ind w:left="100" w:right="100" w:firstLine="0" w:firstLineChars="0"/>
+              <w:rPr>
+                <w:rFonts w:ascii="Arial" w:hAnsi="Arial" w:eastAsia="Arial" w:cs="Arial"/>
+                <w:i w:val="false"/>
+                <w:b w:val="false"/>
+                <w:u w:val="none"/>
+                <w:sz w:val="22"/>
+                <w:szCs w:val="22"/>
+                <w:color w:val="000000"/>
+              </w:rPr>
+            </w:pPr>
+            <w:r>
+              <w:rPr>
+                <w:rFonts w:ascii="Arial" w:hAnsi="Arial" w:eastAsia="Arial" w:cs="Arial"/>
+                <w:i w:val="false"/>
+                <w:b w:val="false"/>
+                <w:u w:val="none"/>
+                <w:sz w:val="22"/>
+                <w:szCs w:val="22"/>
+                <w:color w:val="000000"/>
+              </w:rPr>
+              <w:t xml:space="preserve">Nepali language interpreter needed</w:t>
+            </w:r>
+          </w:p>
+        </w:tc>
+      </w:tr>
+      <w:tr>
+        <w:trPr>
+          <w:trHeight w:val="617" w:hRule="auto"/>
+        </w:trPr>
+        body137
+        <w:tc>
+          <w:tcPr>
+            <w:tcBorders>
+              <w:bottom w:val="none" w:sz="0" w:space="0" w:color="000000"/>
+              <w:top w:val="none" w:sz="0" w:space="0" w:color="000000"/>
+              <w:left w:val="none" w:sz="0" w:space="0" w:color="000000"/>
+              <w:right w:val="none" w:sz="0" w:space="0" w:color="000000"/>
+            </w:tcBorders>
+            <w:shd w:val="clear" w:color="auto" w:fill="FFFFFF"/>
+            <w:tcMar>
+              <w:top w:w="0" w:type="dxa"/>
+              <w:bottom w:w="0" w:type="dxa"/>
+              <w:left w:w="0" w:type="dxa"/>
+              <w:right w:w="0" w:type="dxa"/>
+            </w:tcMar>
+            <w:vAlign w:val="center"/>
+          </w:tcPr>
+          <w:p>
+            <w:pPr>
+              <w:pStyle w:val="Normal"/>
+              <w:jc w:val="left"/>
+              <w:pBdr>
+                <w:bottom w:val="none" w:sz="0" w:space="0" w:color="000000"/>
+                <w:top w:val="none" w:sz="0" w:space="0" w:color="000000"/>
+                <w:left w:val="none" w:sz="0" w:space="0" w:color="000000"/>
+                <w:right w:val="none" w:sz="0" w:space="0" w:color="000000"/>
+              </w:pBdr>
+              <w:spacing w:after="100" w:before="100" w:line="240"/>
+              <w:ind w:left="100" w:right="100" w:firstLine="0" w:firstLineChars="0"/>
+              <w:rPr>
+                <w:rFonts w:ascii="Arial" w:hAnsi="Arial" w:eastAsia="Arial" w:cs="Arial"/>
+                <w:i w:val="false"/>
+                <w:b w:val="false"/>
+                <w:u w:val="none"/>
+                <w:sz w:val="22"/>
+                <w:szCs w:val="22"/>
+                <w:color w:val="000000"/>
+              </w:rPr>
+            </w:pPr>
+            <w:r>
+              <w:rPr>
+                <w:rFonts w:ascii="Arial" w:hAnsi="Arial" w:eastAsia="Arial" w:cs="Arial"/>
+                <w:i w:val="false"/>
+                <w:b w:val="false"/>
+                <w:u w:val="none"/>
+                <w:sz w:val="22"/>
+                <w:szCs w:val="22"/>
+                <w:color w:val="000000"/>
+              </w:rPr>
+              <w:t xml:space="preserve">364311000000108</w:t>
+            </w:r>
+          </w:p>
+        </w:tc>
+        <w:tc>
+          <w:tcPr>
+            <w:tcBorders>
+              <w:bottom w:val="none" w:sz="0" w:space="0" w:color="000000"/>
+              <w:top w:val="none" w:sz="0" w:space="0" w:color="000000"/>
+              <w:left w:val="none" w:sz="0" w:space="0" w:color="000000"/>
+              <w:right w:val="none" w:sz="0" w:space="0" w:color="000000"/>
+            </w:tcBorders>
+            <w:shd w:val="clear" w:color="auto" w:fill="FFFFFF"/>
+            <w:tcMar>
+              <w:top w:w="0" w:type="dxa"/>
+              <w:bottom w:w="0" w:type="dxa"/>
+              <w:left w:w="0" w:type="dxa"/>
+              <w:right w:w="0" w:type="dxa"/>
+            </w:tcMar>
+            <w:vAlign w:val="center"/>
+          </w:tcPr>
+          <w:p>
+            <w:pPr>
+              <w:pStyle w:val="Normal"/>
+              <w:jc w:val="left"/>
+              <w:pBdr>
+                <w:bottom w:val="none" w:sz="0" w:space="0" w:color="000000"/>
+                <w:top w:val="none" w:sz="0" w:space="0" w:color="000000"/>
+                <w:left w:val="none" w:sz="0" w:space="0" w:color="000000"/>
+                <w:right w:val="none" w:sz="0" w:space="0" w:color="000000"/>
+              </w:pBdr>
+              <w:spacing w:after="100" w:before="100" w:line="240"/>
+              <w:ind w:left="100" w:right="100" w:firstLine="0" w:firstLineChars="0"/>
+              <w:rPr>
+                <w:rFonts w:ascii="Arial" w:hAnsi="Arial" w:eastAsia="Arial" w:cs="Arial"/>
+                <w:i w:val="false"/>
+                <w:b w:val="false"/>
+                <w:u w:val="none"/>
+                <w:sz w:val="22"/>
+                <w:szCs w:val="22"/>
+                <w:color w:val="000000"/>
+              </w:rPr>
+            </w:pPr>
+            <w:r>
+              <w:rPr>
+                <w:rFonts w:ascii="Arial" w:hAnsi="Arial" w:eastAsia="Arial" w:cs="Arial"/>
+                <w:i w:val="false"/>
+                <w:b w:val="false"/>
+                <w:u w:val="none"/>
+                <w:sz w:val="22"/>
+                <w:szCs w:val="22"/>
+                <w:color w:val="000000"/>
+              </w:rPr>
+              <w:t xml:space="preserve">Occitan language interpreter needed</w:t>
             </w:r>
           </w:p>
         </w:tc>
@@ -15358,7 +15470,231 @@
         <w:trPr>
           <w:trHeight w:val="614" w:hRule="auto"/>
         </w:trPr>
-        body137
+        body138
+        <w:tc>
+          <w:tcPr>
+            <w:tcBorders>
+              <w:bottom w:val="none" w:sz="0" w:space="0" w:color="000000"/>
+              <w:top w:val="none" w:sz="0" w:space="0" w:color="000000"/>
+              <w:left w:val="none" w:sz="0" w:space="0" w:color="000000"/>
+              <w:right w:val="none" w:sz="0" w:space="0" w:color="000000"/>
+            </w:tcBorders>
+            <w:shd w:val="clear" w:color="auto" w:fill="FFFFFF"/>
+            <w:tcMar>
+              <w:top w:w="0" w:type="dxa"/>
+              <w:bottom w:w="0" w:type="dxa"/>
+              <w:left w:w="0" w:type="dxa"/>
+              <w:right w:w="0" w:type="dxa"/>
+            </w:tcMar>
+            <w:vAlign w:val="center"/>
+          </w:tcPr>
+          <w:p>
+            <w:pPr>
+              <w:pStyle w:val="Normal"/>
+              <w:jc w:val="left"/>
+              <w:pBdr>
+                <w:bottom w:val="none" w:sz="0" w:space="0" w:color="000000"/>
+                <w:top w:val="none" w:sz="0" w:space="0" w:color="000000"/>
+                <w:left w:val="none" w:sz="0" w:space="0" w:color="000000"/>
+                <w:right w:val="none" w:sz="0" w:space="0" w:color="000000"/>
+              </w:pBdr>
+              <w:spacing w:after="100" w:before="100" w:line="240"/>
+              <w:ind w:left="100" w:right="100" w:firstLine="0" w:firstLineChars="0"/>
+              <w:rPr>
+                <w:rFonts w:ascii="Arial" w:hAnsi="Arial" w:eastAsia="Arial" w:cs="Arial"/>
+                <w:i w:val="false"/>
+                <w:b w:val="false"/>
+                <w:u w:val="none"/>
+                <w:sz w:val="22"/>
+                <w:szCs w:val="22"/>
+                <w:color w:val="000000"/>
+              </w:rPr>
+            </w:pPr>
+            <w:r>
+              <w:rPr>
+                <w:rFonts w:ascii="Arial" w:hAnsi="Arial" w:eastAsia="Arial" w:cs="Arial"/>
+                <w:i w:val="false"/>
+                <w:b w:val="false"/>
+                <w:u w:val="none"/>
+                <w:sz w:val="22"/>
+                <w:szCs w:val="22"/>
+                <w:color w:val="000000"/>
+              </w:rPr>
+              <w:t xml:space="preserve">364351000000107</w:t>
+            </w:r>
+          </w:p>
+        </w:tc>
+        <w:tc>
+          <w:tcPr>
+            <w:tcBorders>
+              <w:bottom w:val="none" w:sz="0" w:space="0" w:color="000000"/>
+              <w:top w:val="none" w:sz="0" w:space="0" w:color="000000"/>
+              <w:left w:val="none" w:sz="0" w:space="0" w:color="000000"/>
+              <w:right w:val="none" w:sz="0" w:space="0" w:color="000000"/>
+            </w:tcBorders>
+            <w:shd w:val="clear" w:color="auto" w:fill="FFFFFF"/>
+            <w:tcMar>
+              <w:top w:w="0" w:type="dxa"/>
+              <w:bottom w:w="0" w:type="dxa"/>
+              <w:left w:w="0" w:type="dxa"/>
+              <w:right w:w="0" w:type="dxa"/>
+            </w:tcMar>
+            <w:vAlign w:val="center"/>
+          </w:tcPr>
+          <w:p>
+            <w:pPr>
+              <w:pStyle w:val="Normal"/>
+              <w:jc w:val="left"/>
+              <w:pBdr>
+                <w:bottom w:val="none" w:sz="0" w:space="0" w:color="000000"/>
+                <w:top w:val="none" w:sz="0" w:space="0" w:color="000000"/>
+                <w:left w:val="none" w:sz="0" w:space="0" w:color="000000"/>
+                <w:right w:val="none" w:sz="0" w:space="0" w:color="000000"/>
+              </w:pBdr>
+              <w:spacing w:after="100" w:before="100" w:line="240"/>
+              <w:ind w:left="100" w:right="100" w:firstLine="0" w:firstLineChars="0"/>
+              <w:rPr>
+                <w:rFonts w:ascii="Arial" w:hAnsi="Arial" w:eastAsia="Arial" w:cs="Arial"/>
+                <w:i w:val="false"/>
+                <w:b w:val="false"/>
+                <w:u w:val="none"/>
+                <w:sz w:val="22"/>
+                <w:szCs w:val="22"/>
+                <w:color w:val="000000"/>
+              </w:rPr>
+            </w:pPr>
+            <w:r>
+              <w:rPr>
+                <w:rFonts w:ascii="Arial" w:hAnsi="Arial" w:eastAsia="Arial" w:cs="Arial"/>
+                <w:i w:val="false"/>
+                <w:b w:val="false"/>
+                <w:u w:val="none"/>
+                <w:sz w:val="22"/>
+                <w:szCs w:val="22"/>
+                <w:color w:val="000000"/>
+              </w:rPr>
+              <w:t xml:space="preserve">Nauru language interpreter needed</w:t>
+            </w:r>
+          </w:p>
+        </w:tc>
+      </w:tr>
+      <w:tr>
+        <w:trPr>
+          <w:trHeight w:val="614" w:hRule="auto"/>
+        </w:trPr>
+        body139
+        <w:tc>
+          <w:tcPr>
+            <w:tcBorders>
+              <w:bottom w:val="none" w:sz="0" w:space="0" w:color="000000"/>
+              <w:top w:val="none" w:sz="0" w:space="0" w:color="000000"/>
+              <w:left w:val="none" w:sz="0" w:space="0" w:color="000000"/>
+              <w:right w:val="none" w:sz="0" w:space="0" w:color="000000"/>
+            </w:tcBorders>
+            <w:shd w:val="clear" w:color="auto" w:fill="FFFFFF"/>
+            <w:tcMar>
+              <w:top w:w="0" w:type="dxa"/>
+              <w:bottom w:w="0" w:type="dxa"/>
+              <w:left w:w="0" w:type="dxa"/>
+              <w:right w:w="0" w:type="dxa"/>
+            </w:tcMar>
+            <w:vAlign w:val="center"/>
+          </w:tcPr>
+          <w:p>
+            <w:pPr>
+              <w:pStyle w:val="Normal"/>
+              <w:jc w:val="left"/>
+              <w:pBdr>
+                <w:bottom w:val="none" w:sz="0" w:space="0" w:color="000000"/>
+                <w:top w:val="none" w:sz="0" w:space="0" w:color="000000"/>
+                <w:left w:val="none" w:sz="0" w:space="0" w:color="000000"/>
+                <w:right w:val="none" w:sz="0" w:space="0" w:color="000000"/>
+              </w:pBdr>
+              <w:spacing w:after="100" w:before="100" w:line="240"/>
+              <w:ind w:left="100" w:right="100" w:firstLine="0" w:firstLineChars="0"/>
+              <w:rPr>
+                <w:rFonts w:ascii="Arial" w:hAnsi="Arial" w:eastAsia="Arial" w:cs="Arial"/>
+                <w:i w:val="false"/>
+                <w:b w:val="false"/>
+                <w:u w:val="none"/>
+                <w:sz w:val="22"/>
+                <w:szCs w:val="22"/>
+                <w:color w:val="000000"/>
+              </w:rPr>
+            </w:pPr>
+            <w:r>
+              <w:rPr>
+                <w:rFonts w:ascii="Arial" w:hAnsi="Arial" w:eastAsia="Arial" w:cs="Arial"/>
+                <w:i w:val="false"/>
+                <w:b w:val="false"/>
+                <w:u w:val="none"/>
+                <w:sz w:val="22"/>
+                <w:szCs w:val="22"/>
+                <w:color w:val="000000"/>
+              </w:rPr>
+              <w:t xml:space="preserve">364481000000106</w:t>
+            </w:r>
+          </w:p>
+        </w:tc>
+        <w:tc>
+          <w:tcPr>
+            <w:tcBorders>
+              <w:bottom w:val="none" w:sz="0" w:space="0" w:color="000000"/>
+              <w:top w:val="none" w:sz="0" w:space="0" w:color="000000"/>
+              <w:left w:val="none" w:sz="0" w:space="0" w:color="000000"/>
+              <w:right w:val="none" w:sz="0" w:space="0" w:color="000000"/>
+            </w:tcBorders>
+            <w:shd w:val="clear" w:color="auto" w:fill="FFFFFF"/>
+            <w:tcMar>
+              <w:top w:w="0" w:type="dxa"/>
+              <w:bottom w:w="0" w:type="dxa"/>
+              <w:left w:w="0" w:type="dxa"/>
+              <w:right w:w="0" w:type="dxa"/>
+            </w:tcMar>
+            <w:vAlign w:val="center"/>
+          </w:tcPr>
+          <w:p>
+            <w:pPr>
+              <w:pStyle w:val="Normal"/>
+              <w:jc w:val="left"/>
+              <w:pBdr>
+                <w:bottom w:val="none" w:sz="0" w:space="0" w:color="000000"/>
+                <w:top w:val="none" w:sz="0" w:space="0" w:color="000000"/>
+                <w:left w:val="none" w:sz="0" w:space="0" w:color="000000"/>
+                <w:right w:val="none" w:sz="0" w:space="0" w:color="000000"/>
+              </w:pBdr>
+              <w:spacing w:after="100" w:before="100" w:line="240"/>
+              <w:ind w:left="100" w:right="100" w:firstLine="0" w:firstLineChars="0"/>
+              <w:rPr>
+                <w:rFonts w:ascii="Arial" w:hAnsi="Arial" w:eastAsia="Arial" w:cs="Arial"/>
+                <w:i w:val="false"/>
+                <w:b w:val="false"/>
+                <w:u w:val="none"/>
+                <w:sz w:val="22"/>
+                <w:szCs w:val="22"/>
+                <w:color w:val="000000"/>
+              </w:rPr>
+            </w:pPr>
+            <w:r>
+              <w:rPr>
+                <w:rFonts w:ascii="Arial" w:hAnsi="Arial" w:eastAsia="Arial" w:cs="Arial"/>
+                <w:i w:val="false"/>
+                <w:b w:val="false"/>
+                <w:u w:val="none"/>
+                <w:sz w:val="22"/>
+                <w:szCs w:val="22"/>
+                <w:color w:val="000000"/>
+              </w:rPr>
+              <w:t xml:space="preserve">Romansh language interpreter needed</w:t>
+            </w:r>
+          </w:p>
+        </w:tc>
+      </w:tr>
+      <w:tr>
+        <w:trPr>
+          <w:trHeight w:val="614" w:hRule="auto"/>
+        </w:trPr>
+        body140
         <w:tc>
           <w:tcPr>
             <w:tcBorders>
@@ -15470,7 +15806,7 @@
         <w:trPr>
           <w:trHeight w:val="615" w:hRule="auto"/>
         </w:trPr>
-        body138
+        body141
         <w:tc>
           <w:tcPr>
             <w:tcBorders>
@@ -15582,7 +15918,7 @@
         <w:trPr>
           <w:trHeight w:val="617" w:hRule="auto"/>
         </w:trPr>
-        body139
+        body142
         <w:tc>
           <w:tcPr>
             <w:tcBorders>
@@ -15692,343 +16028,7 @@
       </w:tr>
       <w:tr>
         <w:trPr>
-          <w:trHeight w:val="612" w:hRule="auto"/>
-        </w:trPr>
-        body140
-        <w:tc>
-          <w:tcPr>
-            <w:tcBorders>
-              <w:bottom w:val="none" w:sz="0" w:space="0" w:color="000000"/>
-              <w:top w:val="none" w:sz="0" w:space="0" w:color="000000"/>
-              <w:left w:val="none" w:sz="0" w:space="0" w:color="000000"/>
-              <w:right w:val="none" w:sz="0" w:space="0" w:color="000000"/>
-            </w:tcBorders>
-            <w:shd w:val="clear" w:color="auto" w:fill="FFFFFF"/>
-            <w:tcMar>
-              <w:top w:w="0" w:type="dxa"/>
-              <w:bottom w:w="0" w:type="dxa"/>
-              <w:left w:w="0" w:type="dxa"/>
-              <w:right w:w="0" w:type="dxa"/>
-            </w:tcMar>
-            <w:vAlign w:val="center"/>
-          </w:tcPr>
-          <w:p>
-            <w:pPr>
-              <w:pStyle w:val="Normal"/>
-              <w:jc w:val="left"/>
-              <w:pBdr>
-                <w:bottom w:val="none" w:sz="0" w:space="0" w:color="000000"/>
-                <w:top w:val="none" w:sz="0" w:space="0" w:color="000000"/>
-                <w:left w:val="none" w:sz="0" w:space="0" w:color="000000"/>
-                <w:right w:val="none" w:sz="0" w:space="0" w:color="000000"/>
-              </w:pBdr>
-              <w:spacing w:after="100" w:before="100" w:line="240"/>
-              <w:ind w:left="100" w:right="100" w:firstLine="0" w:firstLineChars="0"/>
-              <w:rPr>
-                <w:rFonts w:ascii="Arial" w:hAnsi="Arial" w:eastAsia="Arial" w:cs="Arial"/>
-                <w:i w:val="false"/>
-                <w:b w:val="false"/>
-                <w:u w:val="none"/>
-                <w:sz w:val="22"/>
-                <w:szCs w:val="22"/>
-                <w:color w:val="000000"/>
-              </w:rPr>
-            </w:pPr>
-            <w:r>
-              <w:rPr>
-                <w:rFonts w:ascii="Arial" w:hAnsi="Arial" w:eastAsia="Arial" w:cs="Arial"/>
-                <w:i w:val="false"/>
-                <w:b w:val="false"/>
-                <w:u w:val="none"/>
-                <w:sz w:val="22"/>
-                <w:szCs w:val="22"/>
-                <w:color w:val="000000"/>
-              </w:rPr>
-              <w:t xml:space="preserve">736790000</w:t>
-            </w:r>
-          </w:p>
-        </w:tc>
-        <w:tc>
-          <w:tcPr>
-            <w:tcBorders>
-              <w:bottom w:val="none" w:sz="0" w:space="0" w:color="000000"/>
-              <w:top w:val="none" w:sz="0" w:space="0" w:color="000000"/>
-              <w:left w:val="none" w:sz="0" w:space="0" w:color="000000"/>
-              <w:right w:val="none" w:sz="0" w:space="0" w:color="000000"/>
-            </w:tcBorders>
-            <w:shd w:val="clear" w:color="auto" w:fill="FFFFFF"/>
-            <w:tcMar>
-              <w:top w:w="0" w:type="dxa"/>
-              <w:bottom w:w="0" w:type="dxa"/>
-              <w:left w:w="0" w:type="dxa"/>
-              <w:right w:w="0" w:type="dxa"/>
-            </w:tcMar>
-            <w:vAlign w:val="center"/>
-          </w:tcPr>
-          <w:p>
-            <w:pPr>
-              <w:pStyle w:val="Normal"/>
-              <w:jc w:val="left"/>
-              <w:pBdr>
-                <w:bottom w:val="none" w:sz="0" w:space="0" w:color="000000"/>
-                <w:top w:val="none" w:sz="0" w:space="0" w:color="000000"/>
-                <w:left w:val="none" w:sz="0" w:space="0" w:color="000000"/>
-                <w:right w:val="none" w:sz="0" w:space="0" w:color="000000"/>
-              </w:pBdr>
-              <w:spacing w:after="100" w:before="100" w:line="240"/>
-              <w:ind w:left="100" w:right="100" w:firstLine="0" w:firstLineChars="0"/>
-              <w:rPr>
-                <w:rFonts w:ascii="Arial" w:hAnsi="Arial" w:eastAsia="Arial" w:cs="Arial"/>
-                <w:i w:val="false"/>
-                <w:b w:val="false"/>
-                <w:u w:val="none"/>
-                <w:sz w:val="22"/>
-                <w:szCs w:val="22"/>
-                <w:color w:val="000000"/>
-              </w:rPr>
-            </w:pPr>
-            <w:r>
-              <w:rPr>
-                <w:rFonts w:ascii="Arial" w:hAnsi="Arial" w:eastAsia="Arial" w:cs="Arial"/>
-                <w:i w:val="false"/>
-                <w:b w:val="false"/>
-                <w:u w:val="none"/>
-                <w:sz w:val="22"/>
-                <w:szCs w:val="22"/>
-                <w:color w:val="000000"/>
-              </w:rPr>
-              <w:t xml:space="preserve">Interpreter booked</w:t>
-            </w:r>
-          </w:p>
-        </w:tc>
-      </w:tr>
-      <w:tr>
-        <w:trPr>
-          <w:trHeight w:val="614" w:hRule="auto"/>
-        </w:trPr>
-        body141
-        <w:tc>
-          <w:tcPr>
-            <w:tcBorders>
-              <w:bottom w:val="none" w:sz="0" w:space="0" w:color="000000"/>
-              <w:top w:val="none" w:sz="0" w:space="0" w:color="000000"/>
-              <w:left w:val="none" w:sz="0" w:space="0" w:color="000000"/>
-              <w:right w:val="none" w:sz="0" w:space="0" w:color="000000"/>
-            </w:tcBorders>
-            <w:shd w:val="clear" w:color="auto" w:fill="FFFFFF"/>
-            <w:tcMar>
-              <w:top w:w="0" w:type="dxa"/>
-              <w:bottom w:w="0" w:type="dxa"/>
-              <w:left w:w="0" w:type="dxa"/>
-              <w:right w:w="0" w:type="dxa"/>
-            </w:tcMar>
-            <w:vAlign w:val="center"/>
-          </w:tcPr>
-          <w:p>
-            <w:pPr>
-              <w:pStyle w:val="Normal"/>
-              <w:jc w:val="left"/>
-              <w:pBdr>
-                <w:bottom w:val="none" w:sz="0" w:space="0" w:color="000000"/>
-                <w:top w:val="none" w:sz="0" w:space="0" w:color="000000"/>
-                <w:left w:val="none" w:sz="0" w:space="0" w:color="000000"/>
-                <w:right w:val="none" w:sz="0" w:space="0" w:color="000000"/>
-              </w:pBdr>
-              <w:spacing w:after="100" w:before="100" w:line="240"/>
-              <w:ind w:left="100" w:right="100" w:firstLine="0" w:firstLineChars="0"/>
-              <w:rPr>
-                <w:rFonts w:ascii="Arial" w:hAnsi="Arial" w:eastAsia="Arial" w:cs="Arial"/>
-                <w:i w:val="false"/>
-                <w:b w:val="false"/>
-                <w:u w:val="none"/>
-                <w:sz w:val="22"/>
-                <w:szCs w:val="22"/>
-                <w:color w:val="000000"/>
-              </w:rPr>
-            </w:pPr>
-            <w:r>
-              <w:rPr>
-                <w:rFonts w:ascii="Arial" w:hAnsi="Arial" w:eastAsia="Arial" w:cs="Arial"/>
-                <w:i w:val="false"/>
-                <w:b w:val="false"/>
-                <w:u w:val="none"/>
-                <w:sz w:val="22"/>
-                <w:szCs w:val="22"/>
-                <w:color w:val="000000"/>
-              </w:rPr>
-              <w:t xml:space="preserve">745664000</w:t>
-            </w:r>
-          </w:p>
-        </w:tc>
-        <w:tc>
-          <w:tcPr>
-            <w:tcBorders>
-              <w:bottom w:val="none" w:sz="0" w:space="0" w:color="000000"/>
-              <w:top w:val="none" w:sz="0" w:space="0" w:color="000000"/>
-              <w:left w:val="none" w:sz="0" w:space="0" w:color="000000"/>
-              <w:right w:val="none" w:sz="0" w:space="0" w:color="000000"/>
-            </w:tcBorders>
-            <w:shd w:val="clear" w:color="auto" w:fill="FFFFFF"/>
-            <w:tcMar>
-              <w:top w:w="0" w:type="dxa"/>
-              <w:bottom w:w="0" w:type="dxa"/>
-              <w:left w:w="0" w:type="dxa"/>
-              <w:right w:w="0" w:type="dxa"/>
-            </w:tcMar>
-            <w:vAlign w:val="center"/>
-          </w:tcPr>
-          <w:p>
-            <w:pPr>
-              <w:pStyle w:val="Normal"/>
-              <w:jc w:val="left"/>
-              <w:pBdr>
-                <w:bottom w:val="none" w:sz="0" w:space="0" w:color="000000"/>
-                <w:top w:val="none" w:sz="0" w:space="0" w:color="000000"/>
-                <w:left w:val="none" w:sz="0" w:space="0" w:color="000000"/>
-                <w:right w:val="none" w:sz="0" w:space="0" w:color="000000"/>
-              </w:pBdr>
-              <w:spacing w:after="100" w:before="100" w:line="240"/>
-              <w:ind w:left="100" w:right="100" w:firstLine="0" w:firstLineChars="0"/>
-              <w:rPr>
-                <w:rFonts w:ascii="Arial" w:hAnsi="Arial" w:eastAsia="Arial" w:cs="Arial"/>
-                <w:i w:val="false"/>
-                <w:b w:val="false"/>
-                <w:u w:val="none"/>
-                <w:sz w:val="22"/>
-                <w:szCs w:val="22"/>
-                <w:color w:val="000000"/>
-              </w:rPr>
-            </w:pPr>
-            <w:r>
-              <w:rPr>
-                <w:rFonts w:ascii="Arial" w:hAnsi="Arial" w:eastAsia="Arial" w:cs="Arial"/>
-                <w:i w:val="false"/>
-                <w:b w:val="false"/>
-                <w:u w:val="none"/>
-                <w:sz w:val="22"/>
-                <w:szCs w:val="22"/>
-                <w:color w:val="000000"/>
-              </w:rPr>
-              <w:t xml:space="preserve">Requires telephone language interpreter service</w:t>
-            </w:r>
-          </w:p>
-        </w:tc>
-      </w:tr>
-      <w:tr>
-        <w:trPr>
-          <w:trHeight w:val="612" w:hRule="auto"/>
-        </w:trPr>
-        body142
-        <w:tc>
-          <w:tcPr>
-            <w:tcBorders>
-              <w:bottom w:val="none" w:sz="0" w:space="0" w:color="000000"/>
-              <w:top w:val="none" w:sz="0" w:space="0" w:color="000000"/>
-              <w:left w:val="none" w:sz="0" w:space="0" w:color="000000"/>
-              <w:right w:val="none" w:sz="0" w:space="0" w:color="000000"/>
-            </w:tcBorders>
-            <w:shd w:val="clear" w:color="auto" w:fill="FFFFFF"/>
-            <w:tcMar>
-              <w:top w:w="0" w:type="dxa"/>
-              <w:bottom w:w="0" w:type="dxa"/>
-              <w:left w:w="0" w:type="dxa"/>
-              <w:right w:w="0" w:type="dxa"/>
-            </w:tcMar>
-            <w:vAlign w:val="center"/>
-          </w:tcPr>
-          <w:p>
-            <w:pPr>
-              <w:pStyle w:val="Normal"/>
-              <w:jc w:val="left"/>
-              <w:pBdr>
-                <w:bottom w:val="none" w:sz="0" w:space="0" w:color="000000"/>
-                <w:top w:val="none" w:sz="0" w:space="0" w:color="000000"/>
-                <w:left w:val="none" w:sz="0" w:space="0" w:color="000000"/>
-                <w:right w:val="none" w:sz="0" w:space="0" w:color="000000"/>
-              </w:pBdr>
-              <w:spacing w:after="100" w:before="100" w:line="240"/>
-              <w:ind w:left="100" w:right="100" w:firstLine="0" w:firstLineChars="0"/>
-              <w:rPr>
-                <w:rFonts w:ascii="Arial" w:hAnsi="Arial" w:eastAsia="Arial" w:cs="Arial"/>
-                <w:i w:val="false"/>
-                <w:b w:val="false"/>
-                <w:u w:val="none"/>
-                <w:sz w:val="22"/>
-                <w:szCs w:val="22"/>
-                <w:color w:val="000000"/>
-              </w:rPr>
-            </w:pPr>
-            <w:r>
-              <w:rPr>
-                <w:rFonts w:ascii="Arial" w:hAnsi="Arial" w:eastAsia="Arial" w:cs="Arial"/>
-                <w:i w:val="false"/>
-                <w:b w:val="false"/>
-                <w:u w:val="none"/>
-                <w:sz w:val="22"/>
-                <w:szCs w:val="22"/>
-                <w:color w:val="000000"/>
-              </w:rPr>
-              <w:t xml:space="preserve">787661000000108</w:t>
-            </w:r>
-          </w:p>
-        </w:tc>
-        <w:tc>
-          <w:tcPr>
-            <w:tcBorders>
-              <w:bottom w:val="none" w:sz="0" w:space="0" w:color="000000"/>
-              <w:top w:val="none" w:sz="0" w:space="0" w:color="000000"/>
-              <w:left w:val="none" w:sz="0" w:space="0" w:color="000000"/>
-              <w:right w:val="none" w:sz="0" w:space="0" w:color="000000"/>
-            </w:tcBorders>
-            <w:shd w:val="clear" w:color="auto" w:fill="FFFFFF"/>
-            <w:tcMar>
-              <w:top w:w="0" w:type="dxa"/>
-              <w:bottom w:w="0" w:type="dxa"/>
-              <w:left w:w="0" w:type="dxa"/>
-              <w:right w:w="0" w:type="dxa"/>
-            </w:tcMar>
-            <w:vAlign w:val="center"/>
-          </w:tcPr>
-          <w:p>
-            <w:pPr>
-              <w:pStyle w:val="Normal"/>
-              <w:jc w:val="left"/>
-              <w:pBdr>
-                <w:bottom w:val="none" w:sz="0" w:space="0" w:color="000000"/>
-                <w:top w:val="none" w:sz="0" w:space="0" w:color="000000"/>
-                <w:left w:val="none" w:sz="0" w:space="0" w:color="000000"/>
-                <w:right w:val="none" w:sz="0" w:space="0" w:color="000000"/>
-              </w:pBdr>
-              <w:spacing w:after="100" w:before="100" w:line="240"/>
-              <w:ind w:left="100" w:right="100" w:firstLine="0" w:firstLineChars="0"/>
-              <w:rPr>
-                <w:rFonts w:ascii="Arial" w:hAnsi="Arial" w:eastAsia="Arial" w:cs="Arial"/>
-                <w:i w:val="false"/>
-                <w:b w:val="false"/>
-                <w:u w:val="none"/>
-                <w:sz w:val="22"/>
-                <w:szCs w:val="22"/>
-                <w:color w:val="000000"/>
-              </w:rPr>
-            </w:pPr>
-            <w:r>
-              <w:rPr>
-                <w:rFonts w:ascii="Arial" w:hAnsi="Arial" w:eastAsia="Arial" w:cs="Arial"/>
-                <w:i w:val="false"/>
-                <w:b w:val="false"/>
-                <w:u w:val="none"/>
-                <w:sz w:val="22"/>
-                <w:szCs w:val="22"/>
-                <w:color w:val="000000"/>
-              </w:rPr>
-              <w:t xml:space="preserve">Interpreter booked</w:t>
-            </w:r>
-          </w:p>
-        </w:tc>
-      </w:tr>
-      <w:tr>
-        <w:trPr>
-          <w:trHeight w:val="614" w:hRule="auto"/>
+          <w:trHeight w:val="617" w:hRule="auto"/>
         </w:trPr>
         body143
         <w:tc>
@@ -16080,60 +16080,60 @@
                 <w:szCs w:val="22"/>
                 <w:color w:val="000000"/>
               </w:rPr>
-              <w:t xml:space="preserve">972511000000109</w:t>
-            </w:r>
-          </w:p>
-        </w:tc>
-        <w:tc>
-          <w:tcPr>
-            <w:tcBorders>
-              <w:bottom w:val="none" w:sz="0" w:space="0" w:color="000000"/>
-              <w:top w:val="none" w:sz="0" w:space="0" w:color="000000"/>
-              <w:left w:val="none" w:sz="0" w:space="0" w:color="000000"/>
-              <w:right w:val="none" w:sz="0" w:space="0" w:color="000000"/>
-            </w:tcBorders>
-            <w:shd w:val="clear" w:color="auto" w:fill="FFFFFF"/>
-            <w:tcMar>
-              <w:top w:w="0" w:type="dxa"/>
-              <w:bottom w:w="0" w:type="dxa"/>
-              <w:left w:w="0" w:type="dxa"/>
-              <w:right w:w="0" w:type="dxa"/>
-            </w:tcMar>
-            <w:vAlign w:val="center"/>
-          </w:tcPr>
-          <w:p>
-            <w:pPr>
-              <w:pStyle w:val="Normal"/>
-              <w:jc w:val="left"/>
-              <w:pBdr>
-                <w:bottom w:val="none" w:sz="0" w:space="0" w:color="000000"/>
-                <w:top w:val="none" w:sz="0" w:space="0" w:color="000000"/>
-                <w:left w:val="none" w:sz="0" w:space="0" w:color="000000"/>
-                <w:right w:val="none" w:sz="0" w:space="0" w:color="000000"/>
-              </w:pBdr>
-              <w:spacing w:after="100" w:before="100" w:line="240"/>
-              <w:ind w:left="100" w:right="100" w:firstLine="0" w:firstLineChars="0"/>
-              <w:rPr>
-                <w:rFonts w:ascii="Arial" w:hAnsi="Arial" w:eastAsia="Arial" w:cs="Arial"/>
-                <w:i w:val="false"/>
-                <w:b w:val="false"/>
-                <w:u w:val="none"/>
-                <w:sz w:val="22"/>
-                <w:szCs w:val="22"/>
-                <w:color w:val="000000"/>
-              </w:rPr>
-            </w:pPr>
-            <w:r>
-              <w:rPr>
-                <w:rFonts w:ascii="Arial" w:hAnsi="Arial" w:eastAsia="Arial" w:cs="Arial"/>
-                <w:i w:val="false"/>
-                <w:b w:val="false"/>
-                <w:u w:val="none"/>
-                <w:sz w:val="22"/>
-                <w:szCs w:val="22"/>
-                <w:color w:val="000000"/>
-              </w:rPr>
-              <w:t xml:space="preserve">Aragonese interpreter needed</w:t>
+              <w:t xml:space="preserve">621391000124107</w:t>
+            </w:r>
+          </w:p>
+        </w:tc>
+        <w:tc>
+          <w:tcPr>
+            <w:tcBorders>
+              <w:bottom w:val="none" w:sz="0" w:space="0" w:color="000000"/>
+              <w:top w:val="none" w:sz="0" w:space="0" w:color="000000"/>
+              <w:left w:val="none" w:sz="0" w:space="0" w:color="000000"/>
+              <w:right w:val="none" w:sz="0" w:space="0" w:color="000000"/>
+            </w:tcBorders>
+            <w:shd w:val="clear" w:color="auto" w:fill="FFFFFF"/>
+            <w:tcMar>
+              <w:top w:w="0" w:type="dxa"/>
+              <w:bottom w:w="0" w:type="dxa"/>
+              <w:left w:w="0" w:type="dxa"/>
+              <w:right w:w="0" w:type="dxa"/>
+            </w:tcMar>
+            <w:vAlign w:val="center"/>
+          </w:tcPr>
+          <w:p>
+            <w:pPr>
+              <w:pStyle w:val="Normal"/>
+              <w:jc w:val="left"/>
+              <w:pBdr>
+                <w:bottom w:val="none" w:sz="0" w:space="0" w:color="000000"/>
+                <w:top w:val="none" w:sz="0" w:space="0" w:color="000000"/>
+                <w:left w:val="none" w:sz="0" w:space="0" w:color="000000"/>
+                <w:right w:val="none" w:sz="0" w:space="0" w:color="000000"/>
+              </w:pBdr>
+              <w:spacing w:after="100" w:before="100" w:line="240"/>
+              <w:ind w:left="100" w:right="100" w:firstLine="0" w:firstLineChars="0"/>
+              <w:rPr>
+                <w:rFonts w:ascii="Arial" w:hAnsi="Arial" w:eastAsia="Arial" w:cs="Arial"/>
+                <w:i w:val="false"/>
+                <w:b w:val="false"/>
+                <w:u w:val="none"/>
+                <w:sz w:val="22"/>
+                <w:szCs w:val="22"/>
+                <w:color w:val="000000"/>
+              </w:rPr>
+            </w:pPr>
+            <w:r>
+              <w:rPr>
+                <w:rFonts w:ascii="Arial" w:hAnsi="Arial" w:eastAsia="Arial" w:cs="Arial"/>
+                <w:i w:val="false"/>
+                <w:b w:val="false"/>
+                <w:u w:val="none"/>
+                <w:sz w:val="22"/>
+                <w:szCs w:val="22"/>
+                <w:color w:val="000000"/>
+              </w:rPr>
+              <w:t xml:space="preserve">Referral to English as a second language program</w:t>
             </w:r>
           </w:p>
         </w:tc>
@@ -16192,67 +16192,67 @@
                 <w:szCs w:val="22"/>
                 <w:color w:val="000000"/>
               </w:rPr>
-              <w:t xml:space="preserve">972521000000103</w:t>
-            </w:r>
-          </w:p>
-        </w:tc>
-        <w:tc>
-          <w:tcPr>
-            <w:tcBorders>
-              <w:bottom w:val="none" w:sz="0" w:space="0" w:color="000000"/>
-              <w:top w:val="none" w:sz="0" w:space="0" w:color="000000"/>
-              <w:left w:val="none" w:sz="0" w:space="0" w:color="000000"/>
-              <w:right w:val="none" w:sz="0" w:space="0" w:color="000000"/>
-            </w:tcBorders>
-            <w:shd w:val="clear" w:color="auto" w:fill="FFFFFF"/>
-            <w:tcMar>
-              <w:top w:w="0" w:type="dxa"/>
-              <w:bottom w:w="0" w:type="dxa"/>
-              <w:left w:w="0" w:type="dxa"/>
-              <w:right w:w="0" w:type="dxa"/>
-            </w:tcMar>
-            <w:vAlign w:val="center"/>
-          </w:tcPr>
-          <w:p>
-            <w:pPr>
-              <w:pStyle w:val="Normal"/>
-              <w:jc w:val="left"/>
-              <w:pBdr>
-                <w:bottom w:val="none" w:sz="0" w:space="0" w:color="000000"/>
-                <w:top w:val="none" w:sz="0" w:space="0" w:color="000000"/>
-                <w:left w:val="none" w:sz="0" w:space="0" w:color="000000"/>
-                <w:right w:val="none" w:sz="0" w:space="0" w:color="000000"/>
-              </w:pBdr>
-              <w:spacing w:after="100" w:before="100" w:line="240"/>
-              <w:ind w:left="100" w:right="100" w:firstLine="0" w:firstLineChars="0"/>
-              <w:rPr>
-                <w:rFonts w:ascii="Arial" w:hAnsi="Arial" w:eastAsia="Arial" w:cs="Arial"/>
-                <w:i w:val="false"/>
-                <w:b w:val="false"/>
-                <w:u w:val="none"/>
-                <w:sz w:val="22"/>
-                <w:szCs w:val="22"/>
-                <w:color w:val="000000"/>
-              </w:rPr>
-            </w:pPr>
-            <w:r>
-              <w:rPr>
-                <w:rFonts w:ascii="Arial" w:hAnsi="Arial" w:eastAsia="Arial" w:cs="Arial"/>
-                <w:i w:val="false"/>
-                <w:b w:val="false"/>
-                <w:u w:val="none"/>
-                <w:sz w:val="22"/>
-                <w:szCs w:val="22"/>
-                <w:color w:val="000000"/>
-              </w:rPr>
-              <w:t xml:space="preserve">Avaric interpreter needed</w:t>
+              <w:t xml:space="preserve">736790000</w:t>
+            </w:r>
+          </w:p>
+        </w:tc>
+        <w:tc>
+          <w:tcPr>
+            <w:tcBorders>
+              <w:bottom w:val="none" w:sz="0" w:space="0" w:color="000000"/>
+              <w:top w:val="none" w:sz="0" w:space="0" w:color="000000"/>
+              <w:left w:val="none" w:sz="0" w:space="0" w:color="000000"/>
+              <w:right w:val="none" w:sz="0" w:space="0" w:color="000000"/>
+            </w:tcBorders>
+            <w:shd w:val="clear" w:color="auto" w:fill="FFFFFF"/>
+            <w:tcMar>
+              <w:top w:w="0" w:type="dxa"/>
+              <w:bottom w:w="0" w:type="dxa"/>
+              <w:left w:w="0" w:type="dxa"/>
+              <w:right w:w="0" w:type="dxa"/>
+            </w:tcMar>
+            <w:vAlign w:val="center"/>
+          </w:tcPr>
+          <w:p>
+            <w:pPr>
+              <w:pStyle w:val="Normal"/>
+              <w:jc w:val="left"/>
+              <w:pBdr>
+                <w:bottom w:val="none" w:sz="0" w:space="0" w:color="000000"/>
+                <w:top w:val="none" w:sz="0" w:space="0" w:color="000000"/>
+                <w:left w:val="none" w:sz="0" w:space="0" w:color="000000"/>
+                <w:right w:val="none" w:sz="0" w:space="0" w:color="000000"/>
+              </w:pBdr>
+              <w:spacing w:after="100" w:before="100" w:line="240"/>
+              <w:ind w:left="100" w:right="100" w:firstLine="0" w:firstLineChars="0"/>
+              <w:rPr>
+                <w:rFonts w:ascii="Arial" w:hAnsi="Arial" w:eastAsia="Arial" w:cs="Arial"/>
+                <w:i w:val="false"/>
+                <w:b w:val="false"/>
+                <w:u w:val="none"/>
+                <w:sz w:val="22"/>
+                <w:szCs w:val="22"/>
+                <w:color w:val="000000"/>
+              </w:rPr>
+            </w:pPr>
+            <w:r>
+              <w:rPr>
+                <w:rFonts w:ascii="Arial" w:hAnsi="Arial" w:eastAsia="Arial" w:cs="Arial"/>
+                <w:i w:val="false"/>
+                <w:b w:val="false"/>
+                <w:u w:val="none"/>
+                <w:sz w:val="22"/>
+                <w:szCs w:val="22"/>
+                <w:color w:val="000000"/>
+              </w:rPr>
+              <w:t xml:space="preserve">Interpreter booked</w:t>
             </w:r>
           </w:p>
         </w:tc>
       </w:tr>
       <w:tr>
         <w:trPr>
-          <w:trHeight w:val="612" w:hRule="auto"/>
+          <w:trHeight w:val="614" w:hRule="auto"/>
         </w:trPr>
         body145
         <w:tc>
@@ -16304,60 +16304,60 @@
                 <w:szCs w:val="22"/>
                 <w:color w:val="000000"/>
               </w:rPr>
-              <w:t xml:space="preserve">972531000000101</w:t>
-            </w:r>
-          </w:p>
-        </w:tc>
-        <w:tc>
-          <w:tcPr>
-            <w:tcBorders>
-              <w:bottom w:val="none" w:sz="0" w:space="0" w:color="000000"/>
-              <w:top w:val="none" w:sz="0" w:space="0" w:color="000000"/>
-              <w:left w:val="none" w:sz="0" w:space="0" w:color="000000"/>
-              <w:right w:val="none" w:sz="0" w:space="0" w:color="000000"/>
-            </w:tcBorders>
-            <w:shd w:val="clear" w:color="auto" w:fill="FFFFFF"/>
-            <w:tcMar>
-              <w:top w:w="0" w:type="dxa"/>
-              <w:bottom w:w="0" w:type="dxa"/>
-              <w:left w:w="0" w:type="dxa"/>
-              <w:right w:w="0" w:type="dxa"/>
-            </w:tcMar>
-            <w:vAlign w:val="center"/>
-          </w:tcPr>
-          <w:p>
-            <w:pPr>
-              <w:pStyle w:val="Normal"/>
-              <w:jc w:val="left"/>
-              <w:pBdr>
-                <w:bottom w:val="none" w:sz="0" w:space="0" w:color="000000"/>
-                <w:top w:val="none" w:sz="0" w:space="0" w:color="000000"/>
-                <w:left w:val="none" w:sz="0" w:space="0" w:color="000000"/>
-                <w:right w:val="none" w:sz="0" w:space="0" w:color="000000"/>
-              </w:pBdr>
-              <w:spacing w:after="100" w:before="100" w:line="240"/>
-              <w:ind w:left="100" w:right="100" w:firstLine="0" w:firstLineChars="0"/>
-              <w:rPr>
-                <w:rFonts w:ascii="Arial" w:hAnsi="Arial" w:eastAsia="Arial" w:cs="Arial"/>
-                <w:i w:val="false"/>
-                <w:b w:val="false"/>
-                <w:u w:val="none"/>
-                <w:sz w:val="22"/>
-                <w:szCs w:val="22"/>
-                <w:color w:val="000000"/>
-              </w:rPr>
-            </w:pPr>
-            <w:r>
-              <w:rPr>
-                <w:rFonts w:ascii="Arial" w:hAnsi="Arial" w:eastAsia="Arial" w:cs="Arial"/>
-                <w:i w:val="false"/>
-                <w:b w:val="false"/>
-                <w:u w:val="none"/>
-                <w:sz w:val="22"/>
-                <w:szCs w:val="22"/>
-                <w:color w:val="000000"/>
-              </w:rPr>
-              <w:t xml:space="preserve">Avestan interpreter needed</w:t>
+              <w:t xml:space="preserve">745664000</w:t>
+            </w:r>
+          </w:p>
+        </w:tc>
+        <w:tc>
+          <w:tcPr>
+            <w:tcBorders>
+              <w:bottom w:val="none" w:sz="0" w:space="0" w:color="000000"/>
+              <w:top w:val="none" w:sz="0" w:space="0" w:color="000000"/>
+              <w:left w:val="none" w:sz="0" w:space="0" w:color="000000"/>
+              <w:right w:val="none" w:sz="0" w:space="0" w:color="000000"/>
+            </w:tcBorders>
+            <w:shd w:val="clear" w:color="auto" w:fill="FFFFFF"/>
+            <w:tcMar>
+              <w:top w:w="0" w:type="dxa"/>
+              <w:bottom w:w="0" w:type="dxa"/>
+              <w:left w:w="0" w:type="dxa"/>
+              <w:right w:w="0" w:type="dxa"/>
+            </w:tcMar>
+            <w:vAlign w:val="center"/>
+          </w:tcPr>
+          <w:p>
+            <w:pPr>
+              <w:pStyle w:val="Normal"/>
+              <w:jc w:val="left"/>
+              <w:pBdr>
+                <w:bottom w:val="none" w:sz="0" w:space="0" w:color="000000"/>
+                <w:top w:val="none" w:sz="0" w:space="0" w:color="000000"/>
+                <w:left w:val="none" w:sz="0" w:space="0" w:color="000000"/>
+                <w:right w:val="none" w:sz="0" w:space="0" w:color="000000"/>
+              </w:pBdr>
+              <w:spacing w:after="100" w:before="100" w:line="240"/>
+              <w:ind w:left="100" w:right="100" w:firstLine="0" w:firstLineChars="0"/>
+              <w:rPr>
+                <w:rFonts w:ascii="Arial" w:hAnsi="Arial" w:eastAsia="Arial" w:cs="Arial"/>
+                <w:i w:val="false"/>
+                <w:b w:val="false"/>
+                <w:u w:val="none"/>
+                <w:sz w:val="22"/>
+                <w:szCs w:val="22"/>
+                <w:color w:val="000000"/>
+              </w:rPr>
+            </w:pPr>
+            <w:r>
+              <w:rPr>
+                <w:rFonts w:ascii="Arial" w:hAnsi="Arial" w:eastAsia="Arial" w:cs="Arial"/>
+                <w:i w:val="false"/>
+                <w:b w:val="false"/>
+                <w:u w:val="none"/>
+                <w:sz w:val="22"/>
+                <w:szCs w:val="22"/>
+                <w:color w:val="000000"/>
+              </w:rPr>
+              <w:t xml:space="preserve">Requires telephone language interpreter service</w:t>
             </w:r>
           </w:p>
         </w:tc>
@@ -16416,60 +16416,284 @@
                 <w:szCs w:val="22"/>
                 <w:color w:val="000000"/>
               </w:rPr>
-              <w:t xml:space="preserve">972541000000105</w:t>
-            </w:r>
-          </w:p>
-        </w:tc>
-        <w:tc>
-          <w:tcPr>
-            <w:tcBorders>
-              <w:bottom w:val="none" w:sz="0" w:space="0" w:color="000000"/>
-              <w:top w:val="none" w:sz="0" w:space="0" w:color="000000"/>
-              <w:left w:val="none" w:sz="0" w:space="0" w:color="000000"/>
-              <w:right w:val="none" w:sz="0" w:space="0" w:color="000000"/>
-            </w:tcBorders>
-            <w:shd w:val="clear" w:color="auto" w:fill="FFFFFF"/>
-            <w:tcMar>
-              <w:top w:w="0" w:type="dxa"/>
-              <w:bottom w:w="0" w:type="dxa"/>
-              <w:left w:w="0" w:type="dxa"/>
-              <w:right w:w="0" w:type="dxa"/>
-            </w:tcMar>
-            <w:vAlign w:val="center"/>
-          </w:tcPr>
-          <w:p>
-            <w:pPr>
-              <w:pStyle w:val="Normal"/>
-              <w:jc w:val="left"/>
-              <w:pBdr>
-                <w:bottom w:val="none" w:sz="0" w:space="0" w:color="000000"/>
-                <w:top w:val="none" w:sz="0" w:space="0" w:color="000000"/>
-                <w:left w:val="none" w:sz="0" w:space="0" w:color="000000"/>
-                <w:right w:val="none" w:sz="0" w:space="0" w:color="000000"/>
-              </w:pBdr>
-              <w:spacing w:after="100" w:before="100" w:line="240"/>
-              <w:ind w:left="100" w:right="100" w:firstLine="0" w:firstLineChars="0"/>
-              <w:rPr>
-                <w:rFonts w:ascii="Arial" w:hAnsi="Arial" w:eastAsia="Arial" w:cs="Arial"/>
-                <w:i w:val="false"/>
-                <w:b w:val="false"/>
-                <w:u w:val="none"/>
-                <w:sz w:val="22"/>
-                <w:szCs w:val="22"/>
-                <w:color w:val="000000"/>
-              </w:rPr>
-            </w:pPr>
-            <w:r>
-              <w:rPr>
-                <w:rFonts w:ascii="Arial" w:hAnsi="Arial" w:eastAsia="Arial" w:cs="Arial"/>
-                <w:i w:val="false"/>
-                <w:b w:val="false"/>
-                <w:u w:val="none"/>
-                <w:sz w:val="22"/>
-                <w:szCs w:val="22"/>
-                <w:color w:val="000000"/>
-              </w:rPr>
-              <w:t xml:space="preserve">Bambara interpreter needed</w:t>
+              <w:t xml:space="preserve">787661000000108</w:t>
+            </w:r>
+          </w:p>
+        </w:tc>
+        <w:tc>
+          <w:tcPr>
+            <w:tcBorders>
+              <w:bottom w:val="none" w:sz="0" w:space="0" w:color="000000"/>
+              <w:top w:val="none" w:sz="0" w:space="0" w:color="000000"/>
+              <w:left w:val="none" w:sz="0" w:space="0" w:color="000000"/>
+              <w:right w:val="none" w:sz="0" w:space="0" w:color="000000"/>
+            </w:tcBorders>
+            <w:shd w:val="clear" w:color="auto" w:fill="FFFFFF"/>
+            <w:tcMar>
+              <w:top w:w="0" w:type="dxa"/>
+              <w:bottom w:w="0" w:type="dxa"/>
+              <w:left w:w="0" w:type="dxa"/>
+              <w:right w:w="0" w:type="dxa"/>
+            </w:tcMar>
+            <w:vAlign w:val="center"/>
+          </w:tcPr>
+          <w:p>
+            <w:pPr>
+              <w:pStyle w:val="Normal"/>
+              <w:jc w:val="left"/>
+              <w:pBdr>
+                <w:bottom w:val="none" w:sz="0" w:space="0" w:color="000000"/>
+                <w:top w:val="none" w:sz="0" w:space="0" w:color="000000"/>
+                <w:left w:val="none" w:sz="0" w:space="0" w:color="000000"/>
+                <w:right w:val="none" w:sz="0" w:space="0" w:color="000000"/>
+              </w:pBdr>
+              <w:spacing w:after="100" w:before="100" w:line="240"/>
+              <w:ind w:left="100" w:right="100" w:firstLine="0" w:firstLineChars="0"/>
+              <w:rPr>
+                <w:rFonts w:ascii="Arial" w:hAnsi="Arial" w:eastAsia="Arial" w:cs="Arial"/>
+                <w:i w:val="false"/>
+                <w:b w:val="false"/>
+                <w:u w:val="none"/>
+                <w:sz w:val="22"/>
+                <w:szCs w:val="22"/>
+                <w:color w:val="000000"/>
+              </w:rPr>
+            </w:pPr>
+            <w:r>
+              <w:rPr>
+                <w:rFonts w:ascii="Arial" w:hAnsi="Arial" w:eastAsia="Arial" w:cs="Arial"/>
+                <w:i w:val="false"/>
+                <w:b w:val="false"/>
+                <w:u w:val="none"/>
+                <w:sz w:val="22"/>
+                <w:szCs w:val="22"/>
+                <w:color w:val="000000"/>
+              </w:rPr>
+              <w:t xml:space="preserve">Interpreter booked</w:t>
+            </w:r>
+          </w:p>
+        </w:tc>
+      </w:tr>
+      <w:tr>
+        <w:trPr>
+          <w:trHeight w:val="617" w:hRule="auto"/>
+        </w:trPr>
+        body147
+        <w:tc>
+          <w:tcPr>
+            <w:tcBorders>
+              <w:bottom w:val="none" w:sz="0" w:space="0" w:color="000000"/>
+              <w:top w:val="none" w:sz="0" w:space="0" w:color="000000"/>
+              <w:left w:val="none" w:sz="0" w:space="0" w:color="000000"/>
+              <w:right w:val="none" w:sz="0" w:space="0" w:color="000000"/>
+            </w:tcBorders>
+            <w:shd w:val="clear" w:color="auto" w:fill="FFFFFF"/>
+            <w:tcMar>
+              <w:top w:w="0" w:type="dxa"/>
+              <w:bottom w:w="0" w:type="dxa"/>
+              <w:left w:w="0" w:type="dxa"/>
+              <w:right w:w="0" w:type="dxa"/>
+            </w:tcMar>
+            <w:vAlign w:val="center"/>
+          </w:tcPr>
+          <w:p>
+            <w:pPr>
+              <w:pStyle w:val="Normal"/>
+              <w:jc w:val="left"/>
+              <w:pBdr>
+                <w:bottom w:val="none" w:sz="0" w:space="0" w:color="000000"/>
+                <w:top w:val="none" w:sz="0" w:space="0" w:color="000000"/>
+                <w:left w:val="none" w:sz="0" w:space="0" w:color="000000"/>
+                <w:right w:val="none" w:sz="0" w:space="0" w:color="000000"/>
+              </w:pBdr>
+              <w:spacing w:after="100" w:before="100" w:line="240"/>
+              <w:ind w:left="100" w:right="100" w:firstLine="0" w:firstLineChars="0"/>
+              <w:rPr>
+                <w:rFonts w:ascii="Arial" w:hAnsi="Arial" w:eastAsia="Arial" w:cs="Arial"/>
+                <w:i w:val="false"/>
+                <w:b w:val="false"/>
+                <w:u w:val="none"/>
+                <w:sz w:val="22"/>
+                <w:szCs w:val="22"/>
+                <w:color w:val="000000"/>
+              </w:rPr>
+            </w:pPr>
+            <w:r>
+              <w:rPr>
+                <w:rFonts w:ascii="Arial" w:hAnsi="Arial" w:eastAsia="Arial" w:cs="Arial"/>
+                <w:i w:val="false"/>
+                <w:b w:val="false"/>
+                <w:u w:val="none"/>
+                <w:sz w:val="22"/>
+                <w:szCs w:val="22"/>
+                <w:color w:val="000000"/>
+              </w:rPr>
+              <w:t xml:space="preserve">812621000000103</w:t>
+            </w:r>
+          </w:p>
+        </w:tc>
+        <w:tc>
+          <w:tcPr>
+            <w:tcBorders>
+              <w:bottom w:val="none" w:sz="0" w:space="0" w:color="000000"/>
+              <w:top w:val="none" w:sz="0" w:space="0" w:color="000000"/>
+              <w:left w:val="none" w:sz="0" w:space="0" w:color="000000"/>
+              <w:right w:val="none" w:sz="0" w:space="0" w:color="000000"/>
+            </w:tcBorders>
+            <w:shd w:val="clear" w:color="auto" w:fill="FFFFFF"/>
+            <w:tcMar>
+              <w:top w:w="0" w:type="dxa"/>
+              <w:bottom w:w="0" w:type="dxa"/>
+              <w:left w:w="0" w:type="dxa"/>
+              <w:right w:w="0" w:type="dxa"/>
+            </w:tcMar>
+            <w:vAlign w:val="center"/>
+          </w:tcPr>
+          <w:p>
+            <w:pPr>
+              <w:pStyle w:val="Normal"/>
+              <w:jc w:val="left"/>
+              <w:pBdr>
+                <w:bottom w:val="none" w:sz="0" w:space="0" w:color="000000"/>
+                <w:top w:val="none" w:sz="0" w:space="0" w:color="000000"/>
+                <w:left w:val="none" w:sz="0" w:space="0" w:color="000000"/>
+                <w:right w:val="none" w:sz="0" w:space="0" w:color="000000"/>
+              </w:pBdr>
+              <w:spacing w:after="100" w:before="100" w:line="240"/>
+              <w:ind w:left="100" w:right="100" w:firstLine="0" w:firstLineChars="0"/>
+              <w:rPr>
+                <w:rFonts w:ascii="Arial" w:hAnsi="Arial" w:eastAsia="Arial" w:cs="Arial"/>
+                <w:i w:val="false"/>
+                <w:b w:val="false"/>
+                <w:u w:val="none"/>
+                <w:sz w:val="22"/>
+                <w:szCs w:val="22"/>
+                <w:color w:val="000000"/>
+              </w:rPr>
+            </w:pPr>
+            <w:r>
+              <w:rPr>
+                <w:rFonts w:ascii="Arial" w:hAnsi="Arial" w:eastAsia="Arial" w:cs="Arial"/>
+                <w:i w:val="false"/>
+                <w:b w:val="false"/>
+                <w:u w:val="none"/>
+                <w:sz w:val="22"/>
+                <w:szCs w:val="22"/>
+                <w:color w:val="000000"/>
+              </w:rPr>
+              <w:t xml:space="preserve">Request for telephone language interpreter service</w:t>
+            </w:r>
+          </w:p>
+        </w:tc>
+      </w:tr>
+      <w:tr>
+        <w:trPr>
+          <w:trHeight w:val="614" w:hRule="auto"/>
+        </w:trPr>
+        body148
+        <w:tc>
+          <w:tcPr>
+            <w:tcBorders>
+              <w:bottom w:val="none" w:sz="0" w:space="0" w:color="000000"/>
+              <w:top w:val="none" w:sz="0" w:space="0" w:color="000000"/>
+              <w:left w:val="none" w:sz="0" w:space="0" w:color="000000"/>
+              <w:right w:val="none" w:sz="0" w:space="0" w:color="000000"/>
+            </w:tcBorders>
+            <w:shd w:val="clear" w:color="auto" w:fill="FFFFFF"/>
+            <w:tcMar>
+              <w:top w:w="0" w:type="dxa"/>
+              <w:bottom w:w="0" w:type="dxa"/>
+              <w:left w:w="0" w:type="dxa"/>
+              <w:right w:w="0" w:type="dxa"/>
+            </w:tcMar>
+            <w:vAlign w:val="center"/>
+          </w:tcPr>
+          <w:p>
+            <w:pPr>
+              <w:pStyle w:val="Normal"/>
+              <w:jc w:val="left"/>
+              <w:pBdr>
+                <w:bottom w:val="none" w:sz="0" w:space="0" w:color="000000"/>
+                <w:top w:val="none" w:sz="0" w:space="0" w:color="000000"/>
+                <w:left w:val="none" w:sz="0" w:space="0" w:color="000000"/>
+                <w:right w:val="none" w:sz="0" w:space="0" w:color="000000"/>
+              </w:pBdr>
+              <w:spacing w:after="100" w:before="100" w:line="240"/>
+              <w:ind w:left="100" w:right="100" w:firstLine="0" w:firstLineChars="0"/>
+              <w:rPr>
+                <w:rFonts w:ascii="Arial" w:hAnsi="Arial" w:eastAsia="Arial" w:cs="Arial"/>
+                <w:i w:val="false"/>
+                <w:b w:val="false"/>
+                <w:u w:val="none"/>
+                <w:sz w:val="22"/>
+                <w:szCs w:val="22"/>
+                <w:color w:val="000000"/>
+              </w:rPr>
+            </w:pPr>
+            <w:r>
+              <w:rPr>
+                <w:rFonts w:ascii="Arial" w:hAnsi="Arial" w:eastAsia="Arial" w:cs="Arial"/>
+                <w:i w:val="false"/>
+                <w:b w:val="false"/>
+                <w:u w:val="none"/>
+                <w:sz w:val="22"/>
+                <w:szCs w:val="22"/>
+                <w:color w:val="000000"/>
+              </w:rPr>
+              <w:t xml:space="preserve">972511000000109</w:t>
+            </w:r>
+          </w:p>
+        </w:tc>
+        <w:tc>
+          <w:tcPr>
+            <w:tcBorders>
+              <w:bottom w:val="none" w:sz="0" w:space="0" w:color="000000"/>
+              <w:top w:val="none" w:sz="0" w:space="0" w:color="000000"/>
+              <w:left w:val="none" w:sz="0" w:space="0" w:color="000000"/>
+              <w:right w:val="none" w:sz="0" w:space="0" w:color="000000"/>
+            </w:tcBorders>
+            <w:shd w:val="clear" w:color="auto" w:fill="FFFFFF"/>
+            <w:tcMar>
+              <w:top w:w="0" w:type="dxa"/>
+              <w:bottom w:w="0" w:type="dxa"/>
+              <w:left w:w="0" w:type="dxa"/>
+              <w:right w:w="0" w:type="dxa"/>
+            </w:tcMar>
+            <w:vAlign w:val="center"/>
+          </w:tcPr>
+          <w:p>
+            <w:pPr>
+              <w:pStyle w:val="Normal"/>
+              <w:jc w:val="left"/>
+              <w:pBdr>
+                <w:bottom w:val="none" w:sz="0" w:space="0" w:color="000000"/>
+                <w:top w:val="none" w:sz="0" w:space="0" w:color="000000"/>
+                <w:left w:val="none" w:sz="0" w:space="0" w:color="000000"/>
+                <w:right w:val="none" w:sz="0" w:space="0" w:color="000000"/>
+              </w:pBdr>
+              <w:spacing w:after="100" w:before="100" w:line="240"/>
+              <w:ind w:left="100" w:right="100" w:firstLine="0" w:firstLineChars="0"/>
+              <w:rPr>
+                <w:rFonts w:ascii="Arial" w:hAnsi="Arial" w:eastAsia="Arial" w:cs="Arial"/>
+                <w:i w:val="false"/>
+                <w:b w:val="false"/>
+                <w:u w:val="none"/>
+                <w:sz w:val="22"/>
+                <w:szCs w:val="22"/>
+                <w:color w:val="000000"/>
+              </w:rPr>
+            </w:pPr>
+            <w:r>
+              <w:rPr>
+                <w:rFonts w:ascii="Arial" w:hAnsi="Arial" w:eastAsia="Arial" w:cs="Arial"/>
+                <w:i w:val="false"/>
+                <w:b w:val="false"/>
+                <w:u w:val="none"/>
+                <w:sz w:val="22"/>
+                <w:szCs w:val="22"/>
+                <w:color w:val="000000"/>
+              </w:rPr>
+              <w:t xml:space="preserve">Aragonese interpreter needed</w:t>
             </w:r>
           </w:p>
         </w:tc>
@@ -16478,110 +16702,110 @@
         <w:trPr>
           <w:trHeight w:val="612" w:hRule="auto"/>
         </w:trPr>
-        body147
-        <w:tc>
-          <w:tcPr>
-            <w:tcBorders>
-              <w:bottom w:val="none" w:sz="0" w:space="0" w:color="000000"/>
-              <w:top w:val="none" w:sz="0" w:space="0" w:color="000000"/>
-              <w:left w:val="none" w:sz="0" w:space="0" w:color="000000"/>
-              <w:right w:val="none" w:sz="0" w:space="0" w:color="000000"/>
-            </w:tcBorders>
-            <w:shd w:val="clear" w:color="auto" w:fill="FFFFFF"/>
-            <w:tcMar>
-              <w:top w:w="0" w:type="dxa"/>
-              <w:bottom w:w="0" w:type="dxa"/>
-              <w:left w:w="0" w:type="dxa"/>
-              <w:right w:w="0" w:type="dxa"/>
-            </w:tcMar>
-            <w:vAlign w:val="center"/>
-          </w:tcPr>
-          <w:p>
-            <w:pPr>
-              <w:pStyle w:val="Normal"/>
-              <w:jc w:val="left"/>
-              <w:pBdr>
-                <w:bottom w:val="none" w:sz="0" w:space="0" w:color="000000"/>
-                <w:top w:val="none" w:sz="0" w:space="0" w:color="000000"/>
-                <w:left w:val="none" w:sz="0" w:space="0" w:color="000000"/>
-                <w:right w:val="none" w:sz="0" w:space="0" w:color="000000"/>
-              </w:pBdr>
-              <w:spacing w:after="100" w:before="100" w:line="240"/>
-              <w:ind w:left="100" w:right="100" w:firstLine="0" w:firstLineChars="0"/>
-              <w:rPr>
-                <w:rFonts w:ascii="Arial" w:hAnsi="Arial" w:eastAsia="Arial" w:cs="Arial"/>
-                <w:i w:val="false"/>
-                <w:b w:val="false"/>
-                <w:u w:val="none"/>
-                <w:sz w:val="22"/>
-                <w:szCs w:val="22"/>
-                <w:color w:val="000000"/>
-              </w:rPr>
-            </w:pPr>
-            <w:r>
-              <w:rPr>
-                <w:rFonts w:ascii="Arial" w:hAnsi="Arial" w:eastAsia="Arial" w:cs="Arial"/>
-                <w:i w:val="false"/>
-                <w:b w:val="false"/>
-                <w:u w:val="none"/>
-                <w:sz w:val="22"/>
-                <w:szCs w:val="22"/>
-                <w:color w:val="000000"/>
-              </w:rPr>
-              <w:t xml:space="preserve">972551000000108</w:t>
-            </w:r>
-          </w:p>
-        </w:tc>
-        <w:tc>
-          <w:tcPr>
-            <w:tcBorders>
-              <w:bottom w:val="none" w:sz="0" w:space="0" w:color="000000"/>
-              <w:top w:val="none" w:sz="0" w:space="0" w:color="000000"/>
-              <w:left w:val="none" w:sz="0" w:space="0" w:color="000000"/>
-              <w:right w:val="none" w:sz="0" w:space="0" w:color="000000"/>
-            </w:tcBorders>
-            <w:shd w:val="clear" w:color="auto" w:fill="FFFFFF"/>
-            <w:tcMar>
-              <w:top w:w="0" w:type="dxa"/>
-              <w:bottom w:w="0" w:type="dxa"/>
-              <w:left w:w="0" w:type="dxa"/>
-              <w:right w:w="0" w:type="dxa"/>
-            </w:tcMar>
-            <w:vAlign w:val="center"/>
-          </w:tcPr>
-          <w:p>
-            <w:pPr>
-              <w:pStyle w:val="Normal"/>
-              <w:jc w:val="left"/>
-              <w:pBdr>
-                <w:bottom w:val="none" w:sz="0" w:space="0" w:color="000000"/>
-                <w:top w:val="none" w:sz="0" w:space="0" w:color="000000"/>
-                <w:left w:val="none" w:sz="0" w:space="0" w:color="000000"/>
-                <w:right w:val="none" w:sz="0" w:space="0" w:color="000000"/>
-              </w:pBdr>
-              <w:spacing w:after="100" w:before="100" w:line="240"/>
-              <w:ind w:left="100" w:right="100" w:firstLine="0" w:firstLineChars="0"/>
-              <w:rPr>
-                <w:rFonts w:ascii="Arial" w:hAnsi="Arial" w:eastAsia="Arial" w:cs="Arial"/>
-                <w:i w:val="false"/>
-                <w:b w:val="false"/>
-                <w:u w:val="none"/>
-                <w:sz w:val="22"/>
-                <w:szCs w:val="22"/>
-                <w:color w:val="000000"/>
-              </w:rPr>
-            </w:pPr>
-            <w:r>
-              <w:rPr>
-                <w:rFonts w:ascii="Arial" w:hAnsi="Arial" w:eastAsia="Arial" w:cs="Arial"/>
-                <w:i w:val="false"/>
-                <w:b w:val="false"/>
-                <w:u w:val="none"/>
-                <w:sz w:val="22"/>
-                <w:szCs w:val="22"/>
-                <w:color w:val="000000"/>
-              </w:rPr>
-              <w:t xml:space="preserve">Bashkir interpreter needed</w:t>
+        body149
+        <w:tc>
+          <w:tcPr>
+            <w:tcBorders>
+              <w:bottom w:val="none" w:sz="0" w:space="0" w:color="000000"/>
+              <w:top w:val="none" w:sz="0" w:space="0" w:color="000000"/>
+              <w:left w:val="none" w:sz="0" w:space="0" w:color="000000"/>
+              <w:right w:val="none" w:sz="0" w:space="0" w:color="000000"/>
+            </w:tcBorders>
+            <w:shd w:val="clear" w:color="auto" w:fill="FFFFFF"/>
+            <w:tcMar>
+              <w:top w:w="0" w:type="dxa"/>
+              <w:bottom w:w="0" w:type="dxa"/>
+              <w:left w:w="0" w:type="dxa"/>
+              <w:right w:w="0" w:type="dxa"/>
+            </w:tcMar>
+            <w:vAlign w:val="center"/>
+          </w:tcPr>
+          <w:p>
+            <w:pPr>
+              <w:pStyle w:val="Normal"/>
+              <w:jc w:val="left"/>
+              <w:pBdr>
+                <w:bottom w:val="none" w:sz="0" w:space="0" w:color="000000"/>
+                <w:top w:val="none" w:sz="0" w:space="0" w:color="000000"/>
+                <w:left w:val="none" w:sz="0" w:space="0" w:color="000000"/>
+                <w:right w:val="none" w:sz="0" w:space="0" w:color="000000"/>
+              </w:pBdr>
+              <w:spacing w:after="100" w:before="100" w:line="240"/>
+              <w:ind w:left="100" w:right="100" w:firstLine="0" w:firstLineChars="0"/>
+              <w:rPr>
+                <w:rFonts w:ascii="Arial" w:hAnsi="Arial" w:eastAsia="Arial" w:cs="Arial"/>
+                <w:i w:val="false"/>
+                <w:b w:val="false"/>
+                <w:u w:val="none"/>
+                <w:sz w:val="22"/>
+                <w:szCs w:val="22"/>
+                <w:color w:val="000000"/>
+              </w:rPr>
+            </w:pPr>
+            <w:r>
+              <w:rPr>
+                <w:rFonts w:ascii="Arial" w:hAnsi="Arial" w:eastAsia="Arial" w:cs="Arial"/>
+                <w:i w:val="false"/>
+                <w:b w:val="false"/>
+                <w:u w:val="none"/>
+                <w:sz w:val="22"/>
+                <w:szCs w:val="22"/>
+                <w:color w:val="000000"/>
+              </w:rPr>
+              <w:t xml:space="preserve">972521000000103</w:t>
+            </w:r>
+          </w:p>
+        </w:tc>
+        <w:tc>
+          <w:tcPr>
+            <w:tcBorders>
+              <w:bottom w:val="none" w:sz="0" w:space="0" w:color="000000"/>
+              <w:top w:val="none" w:sz="0" w:space="0" w:color="000000"/>
+              <w:left w:val="none" w:sz="0" w:space="0" w:color="000000"/>
+              <w:right w:val="none" w:sz="0" w:space="0" w:color="000000"/>
+            </w:tcBorders>
+            <w:shd w:val="clear" w:color="auto" w:fill="FFFFFF"/>
+            <w:tcMar>
+              <w:top w:w="0" w:type="dxa"/>
+              <w:bottom w:w="0" w:type="dxa"/>
+              <w:left w:w="0" w:type="dxa"/>
+              <w:right w:w="0" w:type="dxa"/>
+            </w:tcMar>
+            <w:vAlign w:val="center"/>
+          </w:tcPr>
+          <w:p>
+            <w:pPr>
+              <w:pStyle w:val="Normal"/>
+              <w:jc w:val="left"/>
+              <w:pBdr>
+                <w:bottom w:val="none" w:sz="0" w:space="0" w:color="000000"/>
+                <w:top w:val="none" w:sz="0" w:space="0" w:color="000000"/>
+                <w:left w:val="none" w:sz="0" w:space="0" w:color="000000"/>
+                <w:right w:val="none" w:sz="0" w:space="0" w:color="000000"/>
+              </w:pBdr>
+              <w:spacing w:after="100" w:before="100" w:line="240"/>
+              <w:ind w:left="100" w:right="100" w:firstLine="0" w:firstLineChars="0"/>
+              <w:rPr>
+                <w:rFonts w:ascii="Arial" w:hAnsi="Arial" w:eastAsia="Arial" w:cs="Arial"/>
+                <w:i w:val="false"/>
+                <w:b w:val="false"/>
+                <w:u w:val="none"/>
+                <w:sz w:val="22"/>
+                <w:szCs w:val="22"/>
+                <w:color w:val="000000"/>
+              </w:rPr>
+            </w:pPr>
+            <w:r>
+              <w:rPr>
+                <w:rFonts w:ascii="Arial" w:hAnsi="Arial" w:eastAsia="Arial" w:cs="Arial"/>
+                <w:i w:val="false"/>
+                <w:b w:val="false"/>
+                <w:u w:val="none"/>
+                <w:sz w:val="22"/>
+                <w:szCs w:val="22"/>
+                <w:color w:val="000000"/>
+              </w:rPr>
+              <w:t xml:space="preserve">Avaric interpreter needed</w:t>
             </w:r>
           </w:p>
         </w:tc>
@@ -16590,453 +16814,229 @@
         <w:trPr>
           <w:trHeight w:val="612" w:hRule="auto"/>
         </w:trPr>
-        body148
-        <w:tc>
-          <w:tcPr>
-            <w:tcBorders>
-              <w:bottom w:val="none" w:sz="0" w:space="0" w:color="000000"/>
-              <w:top w:val="none" w:sz="0" w:space="0" w:color="000000"/>
-              <w:left w:val="none" w:sz="0" w:space="0" w:color="000000"/>
-              <w:right w:val="none" w:sz="0" w:space="0" w:color="000000"/>
-            </w:tcBorders>
-            <w:shd w:val="clear" w:color="auto" w:fill="FFFFFF"/>
-            <w:tcMar>
-              <w:top w:w="0" w:type="dxa"/>
-              <w:bottom w:w="0" w:type="dxa"/>
-              <w:left w:w="0" w:type="dxa"/>
-              <w:right w:w="0" w:type="dxa"/>
-            </w:tcMar>
-            <w:vAlign w:val="center"/>
-          </w:tcPr>
-          <w:p>
-            <w:pPr>
-              <w:pStyle w:val="Normal"/>
-              <w:jc w:val="left"/>
-              <w:pBdr>
-                <w:bottom w:val="none" w:sz="0" w:space="0" w:color="000000"/>
-                <w:top w:val="none" w:sz="0" w:space="0" w:color="000000"/>
-                <w:left w:val="none" w:sz="0" w:space="0" w:color="000000"/>
-                <w:right w:val="none" w:sz="0" w:space="0" w:color="000000"/>
-              </w:pBdr>
-              <w:spacing w:after="100" w:before="100" w:line="240"/>
-              <w:ind w:left="100" w:right="100" w:firstLine="0" w:firstLineChars="0"/>
-              <w:rPr>
-                <w:rFonts w:ascii="Arial" w:hAnsi="Arial" w:eastAsia="Arial" w:cs="Arial"/>
-                <w:i w:val="false"/>
-                <w:b w:val="false"/>
-                <w:u w:val="none"/>
-                <w:sz w:val="22"/>
-                <w:szCs w:val="22"/>
-                <w:color w:val="000000"/>
-              </w:rPr>
-            </w:pPr>
-            <w:r>
-              <w:rPr>
-                <w:rFonts w:ascii="Arial" w:hAnsi="Arial" w:eastAsia="Arial" w:cs="Arial"/>
-                <w:i w:val="false"/>
-                <w:b w:val="false"/>
-                <w:u w:val="none"/>
-                <w:sz w:val="22"/>
-                <w:szCs w:val="22"/>
-                <w:color w:val="000000"/>
-              </w:rPr>
-              <w:t xml:space="preserve">972561000000106</w:t>
-            </w:r>
-          </w:p>
-        </w:tc>
-        <w:tc>
-          <w:tcPr>
-            <w:tcBorders>
-              <w:bottom w:val="none" w:sz="0" w:space="0" w:color="000000"/>
-              <w:top w:val="none" w:sz="0" w:space="0" w:color="000000"/>
-              <w:left w:val="none" w:sz="0" w:space="0" w:color="000000"/>
-              <w:right w:val="none" w:sz="0" w:space="0" w:color="000000"/>
-            </w:tcBorders>
-            <w:shd w:val="clear" w:color="auto" w:fill="FFFFFF"/>
-            <w:tcMar>
-              <w:top w:w="0" w:type="dxa"/>
-              <w:bottom w:w="0" w:type="dxa"/>
-              <w:left w:w="0" w:type="dxa"/>
-              <w:right w:w="0" w:type="dxa"/>
-            </w:tcMar>
-            <w:vAlign w:val="center"/>
-          </w:tcPr>
-          <w:p>
-            <w:pPr>
-              <w:pStyle w:val="Normal"/>
-              <w:jc w:val="left"/>
-              <w:pBdr>
-                <w:bottom w:val="none" w:sz="0" w:space="0" w:color="000000"/>
-                <w:top w:val="none" w:sz="0" w:space="0" w:color="000000"/>
-                <w:left w:val="none" w:sz="0" w:space="0" w:color="000000"/>
-                <w:right w:val="none" w:sz="0" w:space="0" w:color="000000"/>
-              </w:pBdr>
-              <w:spacing w:after="100" w:before="100" w:line="240"/>
-              <w:ind w:left="100" w:right="100" w:firstLine="0" w:firstLineChars="0"/>
-              <w:rPr>
-                <w:rFonts w:ascii="Arial" w:hAnsi="Arial" w:eastAsia="Arial" w:cs="Arial"/>
-                <w:i w:val="false"/>
-                <w:b w:val="false"/>
-                <w:u w:val="none"/>
-                <w:sz w:val="22"/>
-                <w:szCs w:val="22"/>
-                <w:color w:val="000000"/>
-              </w:rPr>
-            </w:pPr>
-            <w:r>
-              <w:rPr>
-                <w:rFonts w:ascii="Arial" w:hAnsi="Arial" w:eastAsia="Arial" w:cs="Arial"/>
-                <w:i w:val="false"/>
-                <w:b w:val="false"/>
-                <w:u w:val="none"/>
-                <w:sz w:val="22"/>
-                <w:szCs w:val="22"/>
-                <w:color w:val="000000"/>
-              </w:rPr>
-              <w:t xml:space="preserve">Bosnian interpreter needed</w:t>
+        body150
+        <w:tc>
+          <w:tcPr>
+            <w:tcBorders>
+              <w:bottom w:val="none" w:sz="0" w:space="0" w:color="000000"/>
+              <w:top w:val="none" w:sz="0" w:space="0" w:color="000000"/>
+              <w:left w:val="none" w:sz="0" w:space="0" w:color="000000"/>
+              <w:right w:val="none" w:sz="0" w:space="0" w:color="000000"/>
+            </w:tcBorders>
+            <w:shd w:val="clear" w:color="auto" w:fill="FFFFFF"/>
+            <w:tcMar>
+              <w:top w:w="0" w:type="dxa"/>
+              <w:bottom w:w="0" w:type="dxa"/>
+              <w:left w:w="0" w:type="dxa"/>
+              <w:right w:w="0" w:type="dxa"/>
+            </w:tcMar>
+            <w:vAlign w:val="center"/>
+          </w:tcPr>
+          <w:p>
+            <w:pPr>
+              <w:pStyle w:val="Normal"/>
+              <w:jc w:val="left"/>
+              <w:pBdr>
+                <w:bottom w:val="none" w:sz="0" w:space="0" w:color="000000"/>
+                <w:top w:val="none" w:sz="0" w:space="0" w:color="000000"/>
+                <w:left w:val="none" w:sz="0" w:space="0" w:color="000000"/>
+                <w:right w:val="none" w:sz="0" w:space="0" w:color="000000"/>
+              </w:pBdr>
+              <w:spacing w:after="100" w:before="100" w:line="240"/>
+              <w:ind w:left="100" w:right="100" w:firstLine="0" w:firstLineChars="0"/>
+              <w:rPr>
+                <w:rFonts w:ascii="Arial" w:hAnsi="Arial" w:eastAsia="Arial" w:cs="Arial"/>
+                <w:i w:val="false"/>
+                <w:b w:val="false"/>
+                <w:u w:val="none"/>
+                <w:sz w:val="22"/>
+                <w:szCs w:val="22"/>
+                <w:color w:val="000000"/>
+              </w:rPr>
+            </w:pPr>
+            <w:r>
+              <w:rPr>
+                <w:rFonts w:ascii="Arial" w:hAnsi="Arial" w:eastAsia="Arial" w:cs="Arial"/>
+                <w:i w:val="false"/>
+                <w:b w:val="false"/>
+                <w:u w:val="none"/>
+                <w:sz w:val="22"/>
+                <w:szCs w:val="22"/>
+                <w:color w:val="000000"/>
+              </w:rPr>
+              <w:t xml:space="preserve">972531000000101</w:t>
+            </w:r>
+          </w:p>
+        </w:tc>
+        <w:tc>
+          <w:tcPr>
+            <w:tcBorders>
+              <w:bottom w:val="none" w:sz="0" w:space="0" w:color="000000"/>
+              <w:top w:val="none" w:sz="0" w:space="0" w:color="000000"/>
+              <w:left w:val="none" w:sz="0" w:space="0" w:color="000000"/>
+              <w:right w:val="none" w:sz="0" w:space="0" w:color="000000"/>
+            </w:tcBorders>
+            <w:shd w:val="clear" w:color="auto" w:fill="FFFFFF"/>
+            <w:tcMar>
+              <w:top w:w="0" w:type="dxa"/>
+              <w:bottom w:w="0" w:type="dxa"/>
+              <w:left w:w="0" w:type="dxa"/>
+              <w:right w:w="0" w:type="dxa"/>
+            </w:tcMar>
+            <w:vAlign w:val="center"/>
+          </w:tcPr>
+          <w:p>
+            <w:pPr>
+              <w:pStyle w:val="Normal"/>
+              <w:jc w:val="left"/>
+              <w:pBdr>
+                <w:bottom w:val="none" w:sz="0" w:space="0" w:color="000000"/>
+                <w:top w:val="none" w:sz="0" w:space="0" w:color="000000"/>
+                <w:left w:val="none" w:sz="0" w:space="0" w:color="000000"/>
+                <w:right w:val="none" w:sz="0" w:space="0" w:color="000000"/>
+              </w:pBdr>
+              <w:spacing w:after="100" w:before="100" w:line="240"/>
+              <w:ind w:left="100" w:right="100" w:firstLine="0" w:firstLineChars="0"/>
+              <w:rPr>
+                <w:rFonts w:ascii="Arial" w:hAnsi="Arial" w:eastAsia="Arial" w:cs="Arial"/>
+                <w:i w:val="false"/>
+                <w:b w:val="false"/>
+                <w:u w:val="none"/>
+                <w:sz w:val="22"/>
+                <w:szCs w:val="22"/>
+                <w:color w:val="000000"/>
+              </w:rPr>
+            </w:pPr>
+            <w:r>
+              <w:rPr>
+                <w:rFonts w:ascii="Arial" w:hAnsi="Arial" w:eastAsia="Arial" w:cs="Arial"/>
+                <w:i w:val="false"/>
+                <w:b w:val="false"/>
+                <w:u w:val="none"/>
+                <w:sz w:val="22"/>
+                <w:szCs w:val="22"/>
+                <w:color w:val="000000"/>
+              </w:rPr>
+              <w:t xml:space="preserve">Avestan interpreter needed</w:t>
             </w:r>
           </w:p>
         </w:tc>
       </w:tr>
       <w:tr>
         <w:trPr>
-          <w:trHeight w:val="615" w:hRule="auto"/>
+          <w:trHeight w:val="612" w:hRule="auto"/>
         </w:trPr>
-        body149
-        <w:tc>
-          <w:tcPr>
-            <w:tcBorders>
-              <w:bottom w:val="none" w:sz="0" w:space="0" w:color="000000"/>
-              <w:top w:val="none" w:sz="0" w:space="0" w:color="000000"/>
-              <w:left w:val="none" w:sz="0" w:space="0" w:color="000000"/>
-              <w:right w:val="none" w:sz="0" w:space="0" w:color="000000"/>
-            </w:tcBorders>
-            <w:shd w:val="clear" w:color="auto" w:fill="FFFFFF"/>
-            <w:tcMar>
-              <w:top w:w="0" w:type="dxa"/>
-              <w:bottom w:w="0" w:type="dxa"/>
-              <w:left w:w="0" w:type="dxa"/>
-              <w:right w:w="0" w:type="dxa"/>
-            </w:tcMar>
-            <w:vAlign w:val="center"/>
-          </w:tcPr>
-          <w:p>
-            <w:pPr>
-              <w:pStyle w:val="Normal"/>
-              <w:jc w:val="left"/>
-              <w:pBdr>
-                <w:bottom w:val="none" w:sz="0" w:space="0" w:color="000000"/>
-                <w:top w:val="none" w:sz="0" w:space="0" w:color="000000"/>
-                <w:left w:val="none" w:sz="0" w:space="0" w:color="000000"/>
-                <w:right w:val="none" w:sz="0" w:space="0" w:color="000000"/>
-              </w:pBdr>
-              <w:spacing w:after="100" w:before="100" w:line="240"/>
-              <w:ind w:left="100" w:right="100" w:firstLine="0" w:firstLineChars="0"/>
-              <w:rPr>
-                <w:rFonts w:ascii="Arial" w:hAnsi="Arial" w:eastAsia="Arial" w:cs="Arial"/>
-                <w:i w:val="false"/>
-                <w:b w:val="false"/>
-                <w:u w:val="none"/>
-                <w:sz w:val="22"/>
-                <w:szCs w:val="22"/>
-                <w:color w:val="000000"/>
-              </w:rPr>
-            </w:pPr>
-            <w:r>
-              <w:rPr>
-                <w:rFonts w:ascii="Arial" w:hAnsi="Arial" w:eastAsia="Arial" w:cs="Arial"/>
-                <w:i w:val="false"/>
-                <w:b w:val="false"/>
-                <w:u w:val="none"/>
-                <w:sz w:val="22"/>
-                <w:szCs w:val="22"/>
-                <w:color w:val="000000"/>
-              </w:rPr>
-              <w:t xml:space="preserve">972571000000104</w:t>
-            </w:r>
-          </w:p>
-        </w:tc>
-        <w:tc>
-          <w:tcPr>
-            <w:tcBorders>
-              <w:bottom w:val="none" w:sz="0" w:space="0" w:color="000000"/>
-              <w:top w:val="none" w:sz="0" w:space="0" w:color="000000"/>
-              <w:left w:val="none" w:sz="0" w:space="0" w:color="000000"/>
-              <w:right w:val="none" w:sz="0" w:space="0" w:color="000000"/>
-            </w:tcBorders>
-            <w:shd w:val="clear" w:color="auto" w:fill="FFFFFF"/>
-            <w:tcMar>
-              <w:top w:w="0" w:type="dxa"/>
-              <w:bottom w:w="0" w:type="dxa"/>
-              <w:left w:w="0" w:type="dxa"/>
-              <w:right w:w="0" w:type="dxa"/>
-            </w:tcMar>
-            <w:vAlign w:val="center"/>
-          </w:tcPr>
-          <w:p>
-            <w:pPr>
-              <w:pStyle w:val="Normal"/>
-              <w:jc w:val="left"/>
-              <w:pBdr>
-                <w:bottom w:val="none" w:sz="0" w:space="0" w:color="000000"/>
-                <w:top w:val="none" w:sz="0" w:space="0" w:color="000000"/>
-                <w:left w:val="none" w:sz="0" w:space="0" w:color="000000"/>
-                <w:right w:val="none" w:sz="0" w:space="0" w:color="000000"/>
-              </w:pBdr>
-              <w:spacing w:after="100" w:before="100" w:line="240"/>
-              <w:ind w:left="100" w:right="100" w:firstLine="0" w:firstLineChars="0"/>
-              <w:rPr>
-                <w:rFonts w:ascii="Arial" w:hAnsi="Arial" w:eastAsia="Arial" w:cs="Arial"/>
-                <w:i w:val="false"/>
-                <w:b w:val="false"/>
-                <w:u w:val="none"/>
-                <w:sz w:val="22"/>
-                <w:szCs w:val="22"/>
-                <w:color w:val="000000"/>
-              </w:rPr>
-            </w:pPr>
-            <w:r>
-              <w:rPr>
-                <w:rFonts w:ascii="Arial" w:hAnsi="Arial" w:eastAsia="Arial" w:cs="Arial"/>
-                <w:i w:val="false"/>
-                <w:b w:val="false"/>
-                <w:u w:val="none"/>
-                <w:sz w:val="22"/>
-                <w:szCs w:val="22"/>
-                <w:color w:val="000000"/>
-              </w:rPr>
-              <w:t xml:space="preserve">Chamorro interpreter needed</w:t>
+        body151
+        <w:tc>
+          <w:tcPr>
+            <w:tcBorders>
+              <w:bottom w:val="none" w:sz="0" w:space="0" w:color="000000"/>
+              <w:top w:val="none" w:sz="0" w:space="0" w:color="000000"/>
+              <w:left w:val="none" w:sz="0" w:space="0" w:color="000000"/>
+              <w:right w:val="none" w:sz="0" w:space="0" w:color="000000"/>
+            </w:tcBorders>
+            <w:shd w:val="clear" w:color="auto" w:fill="FFFFFF"/>
+            <w:tcMar>
+              <w:top w:w="0" w:type="dxa"/>
+              <w:bottom w:w="0" w:type="dxa"/>
+              <w:left w:w="0" w:type="dxa"/>
+              <w:right w:w="0" w:type="dxa"/>
+            </w:tcMar>
+            <w:vAlign w:val="center"/>
+          </w:tcPr>
+          <w:p>
+            <w:pPr>
+              <w:pStyle w:val="Normal"/>
+              <w:jc w:val="left"/>
+              <w:pBdr>
+                <w:bottom w:val="none" w:sz="0" w:space="0" w:color="000000"/>
+                <w:top w:val="none" w:sz="0" w:space="0" w:color="000000"/>
+                <w:left w:val="none" w:sz="0" w:space="0" w:color="000000"/>
+                <w:right w:val="none" w:sz="0" w:space="0" w:color="000000"/>
+              </w:pBdr>
+              <w:spacing w:after="100" w:before="100" w:line="240"/>
+              <w:ind w:left="100" w:right="100" w:firstLine="0" w:firstLineChars="0"/>
+              <w:rPr>
+                <w:rFonts w:ascii="Arial" w:hAnsi="Arial" w:eastAsia="Arial" w:cs="Arial"/>
+                <w:i w:val="false"/>
+                <w:b w:val="false"/>
+                <w:u w:val="none"/>
+                <w:sz w:val="22"/>
+                <w:szCs w:val="22"/>
+                <w:color w:val="000000"/>
+              </w:rPr>
+            </w:pPr>
+            <w:r>
+              <w:rPr>
+                <w:rFonts w:ascii="Arial" w:hAnsi="Arial" w:eastAsia="Arial" w:cs="Arial"/>
+                <w:i w:val="false"/>
+                <w:b w:val="false"/>
+                <w:u w:val="none"/>
+                <w:sz w:val="22"/>
+                <w:szCs w:val="22"/>
+                <w:color w:val="000000"/>
+              </w:rPr>
+              <w:t xml:space="preserve">972541000000105</w:t>
+            </w:r>
+          </w:p>
+        </w:tc>
+        <w:tc>
+          <w:tcPr>
+            <w:tcBorders>
+              <w:bottom w:val="none" w:sz="0" w:space="0" w:color="000000"/>
+              <w:top w:val="none" w:sz="0" w:space="0" w:color="000000"/>
+              <w:left w:val="none" w:sz="0" w:space="0" w:color="000000"/>
+              <w:right w:val="none" w:sz="0" w:space="0" w:color="000000"/>
+            </w:tcBorders>
+            <w:shd w:val="clear" w:color="auto" w:fill="FFFFFF"/>
+            <w:tcMar>
+              <w:top w:w="0" w:type="dxa"/>
+              <w:bottom w:w="0" w:type="dxa"/>
+              <w:left w:w="0" w:type="dxa"/>
+              <w:right w:w="0" w:type="dxa"/>
+            </w:tcMar>
+            <w:vAlign w:val="center"/>
+          </w:tcPr>
+          <w:p>
+            <w:pPr>
+              <w:pStyle w:val="Normal"/>
+              <w:jc w:val="left"/>
+              <w:pBdr>
+                <w:bottom w:val="none" w:sz="0" w:space="0" w:color="000000"/>
+                <w:top w:val="none" w:sz="0" w:space="0" w:color="000000"/>
+                <w:left w:val="none" w:sz="0" w:space="0" w:color="000000"/>
+                <w:right w:val="none" w:sz="0" w:space="0" w:color="000000"/>
+              </w:pBdr>
+              <w:spacing w:after="100" w:before="100" w:line="240"/>
+              <w:ind w:left="100" w:right="100" w:firstLine="0" w:firstLineChars="0"/>
+              <w:rPr>
+                <w:rFonts w:ascii="Arial" w:hAnsi="Arial" w:eastAsia="Arial" w:cs="Arial"/>
+                <w:i w:val="false"/>
+                <w:b w:val="false"/>
+                <w:u w:val="none"/>
+                <w:sz w:val="22"/>
+                <w:szCs w:val="22"/>
+                <w:color w:val="000000"/>
+              </w:rPr>
+            </w:pPr>
+            <w:r>
+              <w:rPr>
+                <w:rFonts w:ascii="Arial" w:hAnsi="Arial" w:eastAsia="Arial" w:cs="Arial"/>
+                <w:i w:val="false"/>
+                <w:b w:val="false"/>
+                <w:u w:val="none"/>
+                <w:sz w:val="22"/>
+                <w:szCs w:val="22"/>
+                <w:color w:val="000000"/>
+              </w:rPr>
+              <w:t xml:space="preserve">Bambara interpreter needed</w:t>
             </w:r>
           </w:p>
         </w:tc>
       </w:tr>
       <w:tr>
         <w:trPr>
-          <w:trHeight w:val="615" w:hRule="auto"/>
-        </w:trPr>
-        body150
-        <w:tc>
-          <w:tcPr>
-            <w:tcBorders>
-              <w:bottom w:val="none" w:sz="0" w:space="0" w:color="000000"/>
-              <w:top w:val="none" w:sz="0" w:space="0" w:color="000000"/>
-              <w:left w:val="none" w:sz="0" w:space="0" w:color="000000"/>
-              <w:right w:val="none" w:sz="0" w:space="0" w:color="000000"/>
-            </w:tcBorders>
-            <w:shd w:val="clear" w:color="auto" w:fill="FFFFFF"/>
-            <w:tcMar>
-              <w:top w:w="0" w:type="dxa"/>
-              <w:bottom w:w="0" w:type="dxa"/>
-              <w:left w:w="0" w:type="dxa"/>
-              <w:right w:w="0" w:type="dxa"/>
-            </w:tcMar>
-            <w:vAlign w:val="center"/>
-          </w:tcPr>
-          <w:p>
-            <w:pPr>
-              <w:pStyle w:val="Normal"/>
-              <w:jc w:val="left"/>
-              <w:pBdr>
-                <w:bottom w:val="none" w:sz="0" w:space="0" w:color="000000"/>
-                <w:top w:val="none" w:sz="0" w:space="0" w:color="000000"/>
-                <w:left w:val="none" w:sz="0" w:space="0" w:color="000000"/>
-                <w:right w:val="none" w:sz="0" w:space="0" w:color="000000"/>
-              </w:pBdr>
-              <w:spacing w:after="100" w:before="100" w:line="240"/>
-              <w:ind w:left="100" w:right="100" w:firstLine="0" w:firstLineChars="0"/>
-              <w:rPr>
-                <w:rFonts w:ascii="Arial" w:hAnsi="Arial" w:eastAsia="Arial" w:cs="Arial"/>
-                <w:i w:val="false"/>
-                <w:b w:val="false"/>
-                <w:u w:val="none"/>
-                <w:sz w:val="22"/>
-                <w:szCs w:val="22"/>
-                <w:color w:val="000000"/>
-              </w:rPr>
-            </w:pPr>
-            <w:r>
-              <w:rPr>
-                <w:rFonts w:ascii="Arial" w:hAnsi="Arial" w:eastAsia="Arial" w:cs="Arial"/>
-                <w:i w:val="false"/>
-                <w:b w:val="false"/>
-                <w:u w:val="none"/>
-                <w:sz w:val="22"/>
-                <w:szCs w:val="22"/>
-                <w:color w:val="000000"/>
-              </w:rPr>
-              <w:t xml:space="preserve">972581000000102</w:t>
-            </w:r>
-          </w:p>
-        </w:tc>
-        <w:tc>
-          <w:tcPr>
-            <w:tcBorders>
-              <w:bottom w:val="none" w:sz="0" w:space="0" w:color="000000"/>
-              <w:top w:val="none" w:sz="0" w:space="0" w:color="000000"/>
-              <w:left w:val="none" w:sz="0" w:space="0" w:color="000000"/>
-              <w:right w:val="none" w:sz="0" w:space="0" w:color="000000"/>
-            </w:tcBorders>
-            <w:shd w:val="clear" w:color="auto" w:fill="FFFFFF"/>
-            <w:tcMar>
-              <w:top w:w="0" w:type="dxa"/>
-              <w:bottom w:w="0" w:type="dxa"/>
-              <w:left w:w="0" w:type="dxa"/>
-              <w:right w:w="0" w:type="dxa"/>
-            </w:tcMar>
-            <w:vAlign w:val="center"/>
-          </w:tcPr>
-          <w:p>
-            <w:pPr>
-              <w:pStyle w:val="Normal"/>
-              <w:jc w:val="left"/>
-              <w:pBdr>
-                <w:bottom w:val="none" w:sz="0" w:space="0" w:color="000000"/>
-                <w:top w:val="none" w:sz="0" w:space="0" w:color="000000"/>
-                <w:left w:val="none" w:sz="0" w:space="0" w:color="000000"/>
-                <w:right w:val="none" w:sz="0" w:space="0" w:color="000000"/>
-              </w:pBdr>
-              <w:spacing w:after="100" w:before="100" w:line="240"/>
-              <w:ind w:left="100" w:right="100" w:firstLine="0" w:firstLineChars="0"/>
-              <w:rPr>
-                <w:rFonts w:ascii="Arial" w:hAnsi="Arial" w:eastAsia="Arial" w:cs="Arial"/>
-                <w:i w:val="false"/>
-                <w:b w:val="false"/>
-                <w:u w:val="none"/>
-                <w:sz w:val="22"/>
-                <w:szCs w:val="22"/>
-                <w:color w:val="000000"/>
-              </w:rPr>
-            </w:pPr>
-            <w:r>
-              <w:rPr>
-                <w:rFonts w:ascii="Arial" w:hAnsi="Arial" w:eastAsia="Arial" w:cs="Arial"/>
-                <w:i w:val="false"/>
-                <w:b w:val="false"/>
-                <w:u w:val="none"/>
-                <w:sz w:val="22"/>
-                <w:szCs w:val="22"/>
-                <w:color w:val="000000"/>
-              </w:rPr>
-              <w:t xml:space="preserve">Chechen interpreter needed</w:t>
-            </w:r>
-          </w:p>
-        </w:tc>
-      </w:tr>
-      <w:tr>
-        <w:trPr>
-          <w:trHeight w:val="615" w:hRule="auto"/>
-        </w:trPr>
-        body151
-        <w:tc>
-          <w:tcPr>
-            <w:tcBorders>
-              <w:bottom w:val="none" w:sz="0" w:space="0" w:color="000000"/>
-              <w:top w:val="none" w:sz="0" w:space="0" w:color="000000"/>
-              <w:left w:val="none" w:sz="0" w:space="0" w:color="000000"/>
-              <w:right w:val="none" w:sz="0" w:space="0" w:color="000000"/>
-            </w:tcBorders>
-            <w:shd w:val="clear" w:color="auto" w:fill="FFFFFF"/>
-            <w:tcMar>
-              <w:top w:w="0" w:type="dxa"/>
-              <w:bottom w:w="0" w:type="dxa"/>
-              <w:left w:w="0" w:type="dxa"/>
-              <w:right w:w="0" w:type="dxa"/>
-            </w:tcMar>
-            <w:vAlign w:val="center"/>
-          </w:tcPr>
-          <w:p>
-            <w:pPr>
-              <w:pStyle w:val="Normal"/>
-              <w:jc w:val="left"/>
-              <w:pBdr>
-                <w:bottom w:val="none" w:sz="0" w:space="0" w:color="000000"/>
-                <w:top w:val="none" w:sz="0" w:space="0" w:color="000000"/>
-                <w:left w:val="none" w:sz="0" w:space="0" w:color="000000"/>
-                <w:right w:val="none" w:sz="0" w:space="0" w:color="000000"/>
-              </w:pBdr>
-              <w:spacing w:after="100" w:before="100" w:line="240"/>
-              <w:ind w:left="100" w:right="100" w:firstLine="0" w:firstLineChars="0"/>
-              <w:rPr>
-                <w:rFonts w:ascii="Arial" w:hAnsi="Arial" w:eastAsia="Arial" w:cs="Arial"/>
-                <w:i w:val="false"/>
-                <w:b w:val="false"/>
-                <w:u w:val="none"/>
-                <w:sz w:val="22"/>
-                <w:szCs w:val="22"/>
-                <w:color w:val="000000"/>
-              </w:rPr>
-            </w:pPr>
-            <w:r>
-              <w:rPr>
-                <w:rFonts w:ascii="Arial" w:hAnsi="Arial" w:eastAsia="Arial" w:cs="Arial"/>
-                <w:i w:val="false"/>
-                <w:b w:val="false"/>
-                <w:u w:val="none"/>
-                <w:sz w:val="22"/>
-                <w:szCs w:val="22"/>
-                <w:color w:val="000000"/>
-              </w:rPr>
-              <w:t xml:space="preserve">972591000000100</w:t>
-            </w:r>
-          </w:p>
-        </w:tc>
-        <w:tc>
-          <w:tcPr>
-            <w:tcBorders>
-              <w:bottom w:val="none" w:sz="0" w:space="0" w:color="000000"/>
-              <w:top w:val="none" w:sz="0" w:space="0" w:color="000000"/>
-              <w:left w:val="none" w:sz="0" w:space="0" w:color="000000"/>
-              <w:right w:val="none" w:sz="0" w:space="0" w:color="000000"/>
-            </w:tcBorders>
-            <w:shd w:val="clear" w:color="auto" w:fill="FFFFFF"/>
-            <w:tcMar>
-              <w:top w:w="0" w:type="dxa"/>
-              <w:bottom w:w="0" w:type="dxa"/>
-              <w:left w:w="0" w:type="dxa"/>
-              <w:right w:w="0" w:type="dxa"/>
-            </w:tcMar>
-            <w:vAlign w:val="center"/>
-          </w:tcPr>
-          <w:p>
-            <w:pPr>
-              <w:pStyle w:val="Normal"/>
-              <w:jc w:val="left"/>
-              <w:pBdr>
-                <w:bottom w:val="none" w:sz="0" w:space="0" w:color="000000"/>
-                <w:top w:val="none" w:sz="0" w:space="0" w:color="000000"/>
-                <w:left w:val="none" w:sz="0" w:space="0" w:color="000000"/>
-                <w:right w:val="none" w:sz="0" w:space="0" w:color="000000"/>
-              </w:pBdr>
-              <w:spacing w:after="100" w:before="100" w:line="240"/>
-              <w:ind w:left="100" w:right="100" w:firstLine="0" w:firstLineChars="0"/>
-              <w:rPr>
-                <w:rFonts w:ascii="Arial" w:hAnsi="Arial" w:eastAsia="Arial" w:cs="Arial"/>
-                <w:i w:val="false"/>
-                <w:b w:val="false"/>
-                <w:u w:val="none"/>
-                <w:sz w:val="22"/>
-                <w:szCs w:val="22"/>
-                <w:color w:val="000000"/>
-              </w:rPr>
-            </w:pPr>
-            <w:r>
-              <w:rPr>
-                <w:rFonts w:ascii="Arial" w:hAnsi="Arial" w:eastAsia="Arial" w:cs="Arial"/>
-                <w:i w:val="false"/>
-                <w:b w:val="false"/>
-                <w:u w:val="none"/>
-                <w:sz w:val="22"/>
-                <w:szCs w:val="22"/>
-                <w:color w:val="000000"/>
-              </w:rPr>
-              <w:t xml:space="preserve">Chinese interpreter needed</w:t>
-            </w:r>
-          </w:p>
-        </w:tc>
-      </w:tr>
-      <w:tr>
-        <w:trPr>
-          <w:trHeight w:val="615" w:hRule="auto"/>
+          <w:trHeight w:val="612" w:hRule="auto"/>
         </w:trPr>
         body152
         <w:tc>
@@ -17088,60 +17088,60 @@
                 <w:szCs w:val="22"/>
                 <w:color w:val="000000"/>
               </w:rPr>
-              <w:t xml:space="preserve">972601000000106</w:t>
-            </w:r>
-          </w:p>
-        </w:tc>
-        <w:tc>
-          <w:tcPr>
-            <w:tcBorders>
-              <w:bottom w:val="none" w:sz="0" w:space="0" w:color="000000"/>
-              <w:top w:val="none" w:sz="0" w:space="0" w:color="000000"/>
-              <w:left w:val="none" w:sz="0" w:space="0" w:color="000000"/>
-              <w:right w:val="none" w:sz="0" w:space="0" w:color="000000"/>
-            </w:tcBorders>
-            <w:shd w:val="clear" w:color="auto" w:fill="FFFFFF"/>
-            <w:tcMar>
-              <w:top w:w="0" w:type="dxa"/>
-              <w:bottom w:w="0" w:type="dxa"/>
-              <w:left w:w="0" w:type="dxa"/>
-              <w:right w:w="0" w:type="dxa"/>
-            </w:tcMar>
-            <w:vAlign w:val="center"/>
-          </w:tcPr>
-          <w:p>
-            <w:pPr>
-              <w:pStyle w:val="Normal"/>
-              <w:jc w:val="left"/>
-              <w:pBdr>
-                <w:bottom w:val="none" w:sz="0" w:space="0" w:color="000000"/>
-                <w:top w:val="none" w:sz="0" w:space="0" w:color="000000"/>
-                <w:left w:val="none" w:sz="0" w:space="0" w:color="000000"/>
-                <w:right w:val="none" w:sz="0" w:space="0" w:color="000000"/>
-              </w:pBdr>
-              <w:spacing w:after="100" w:before="100" w:line="240"/>
-              <w:ind w:left="100" w:right="100" w:firstLine="0" w:firstLineChars="0"/>
-              <w:rPr>
-                <w:rFonts w:ascii="Arial" w:hAnsi="Arial" w:eastAsia="Arial" w:cs="Arial"/>
-                <w:i w:val="false"/>
-                <w:b w:val="false"/>
-                <w:u w:val="none"/>
-                <w:sz w:val="22"/>
-                <w:szCs w:val="22"/>
-                <w:color w:val="000000"/>
-              </w:rPr>
-            </w:pPr>
-            <w:r>
-              <w:rPr>
-                <w:rFonts w:ascii="Arial" w:hAnsi="Arial" w:eastAsia="Arial" w:cs="Arial"/>
-                <w:i w:val="false"/>
-                <w:b w:val="false"/>
-                <w:u w:val="none"/>
-                <w:sz w:val="22"/>
-                <w:szCs w:val="22"/>
-                <w:color w:val="000000"/>
-              </w:rPr>
-              <w:t xml:space="preserve">Church Slavic interpreter needed</w:t>
+              <w:t xml:space="preserve">972551000000108</w:t>
+            </w:r>
+          </w:p>
+        </w:tc>
+        <w:tc>
+          <w:tcPr>
+            <w:tcBorders>
+              <w:bottom w:val="none" w:sz="0" w:space="0" w:color="000000"/>
+              <w:top w:val="none" w:sz="0" w:space="0" w:color="000000"/>
+              <w:left w:val="none" w:sz="0" w:space="0" w:color="000000"/>
+              <w:right w:val="none" w:sz="0" w:space="0" w:color="000000"/>
+            </w:tcBorders>
+            <w:shd w:val="clear" w:color="auto" w:fill="FFFFFF"/>
+            <w:tcMar>
+              <w:top w:w="0" w:type="dxa"/>
+              <w:bottom w:w="0" w:type="dxa"/>
+              <w:left w:w="0" w:type="dxa"/>
+              <w:right w:w="0" w:type="dxa"/>
+            </w:tcMar>
+            <w:vAlign w:val="center"/>
+          </w:tcPr>
+          <w:p>
+            <w:pPr>
+              <w:pStyle w:val="Normal"/>
+              <w:jc w:val="left"/>
+              <w:pBdr>
+                <w:bottom w:val="none" w:sz="0" w:space="0" w:color="000000"/>
+                <w:top w:val="none" w:sz="0" w:space="0" w:color="000000"/>
+                <w:left w:val="none" w:sz="0" w:space="0" w:color="000000"/>
+                <w:right w:val="none" w:sz="0" w:space="0" w:color="000000"/>
+              </w:pBdr>
+              <w:spacing w:after="100" w:before="100" w:line="240"/>
+              <w:ind w:left="100" w:right="100" w:firstLine="0" w:firstLineChars="0"/>
+              <w:rPr>
+                <w:rFonts w:ascii="Arial" w:hAnsi="Arial" w:eastAsia="Arial" w:cs="Arial"/>
+                <w:i w:val="false"/>
+                <w:b w:val="false"/>
+                <w:u w:val="none"/>
+                <w:sz w:val="22"/>
+                <w:szCs w:val="22"/>
+                <w:color w:val="000000"/>
+              </w:rPr>
+            </w:pPr>
+            <w:r>
+              <w:rPr>
+                <w:rFonts w:ascii="Arial" w:hAnsi="Arial" w:eastAsia="Arial" w:cs="Arial"/>
+                <w:i w:val="false"/>
+                <w:b w:val="false"/>
+                <w:u w:val="none"/>
+                <w:sz w:val="22"/>
+                <w:szCs w:val="22"/>
+                <w:color w:val="000000"/>
+              </w:rPr>
+              <w:t xml:space="preserve">Bashkir interpreter needed</w:t>
             </w:r>
           </w:p>
         </w:tc>
@@ -17200,67 +17200,67 @@
                 <w:szCs w:val="22"/>
                 <w:color w:val="000000"/>
               </w:rPr>
-              <w:t xml:space="preserve">972641000000109</w:t>
-            </w:r>
-          </w:p>
-        </w:tc>
-        <w:tc>
-          <w:tcPr>
-            <w:tcBorders>
-              <w:bottom w:val="none" w:sz="0" w:space="0" w:color="000000"/>
-              <w:top w:val="none" w:sz="0" w:space="0" w:color="000000"/>
-              <w:left w:val="none" w:sz="0" w:space="0" w:color="000000"/>
-              <w:right w:val="none" w:sz="0" w:space="0" w:color="000000"/>
-            </w:tcBorders>
-            <w:shd w:val="clear" w:color="auto" w:fill="FFFFFF"/>
-            <w:tcMar>
-              <w:top w:w="0" w:type="dxa"/>
-              <w:bottom w:w="0" w:type="dxa"/>
-              <w:left w:w="0" w:type="dxa"/>
-              <w:right w:w="0" w:type="dxa"/>
-            </w:tcMar>
-            <w:vAlign w:val="center"/>
-          </w:tcPr>
-          <w:p>
-            <w:pPr>
-              <w:pStyle w:val="Normal"/>
-              <w:jc w:val="left"/>
-              <w:pBdr>
-                <w:bottom w:val="none" w:sz="0" w:space="0" w:color="000000"/>
-                <w:top w:val="none" w:sz="0" w:space="0" w:color="000000"/>
-                <w:left w:val="none" w:sz="0" w:space="0" w:color="000000"/>
-                <w:right w:val="none" w:sz="0" w:space="0" w:color="000000"/>
-              </w:pBdr>
-              <w:spacing w:after="100" w:before="100" w:line="240"/>
-              <w:ind w:left="100" w:right="100" w:firstLine="0" w:firstLineChars="0"/>
-              <w:rPr>
-                <w:rFonts w:ascii="Arial" w:hAnsi="Arial" w:eastAsia="Arial" w:cs="Arial"/>
-                <w:i w:val="false"/>
-                <w:b w:val="false"/>
-                <w:u w:val="none"/>
-                <w:sz w:val="22"/>
-                <w:szCs w:val="22"/>
-                <w:color w:val="000000"/>
-              </w:rPr>
-            </w:pPr>
-            <w:r>
-              <w:rPr>
-                <w:rFonts w:ascii="Arial" w:hAnsi="Arial" w:eastAsia="Arial" w:cs="Arial"/>
-                <w:i w:val="false"/>
-                <w:b w:val="false"/>
-                <w:u w:val="none"/>
-                <w:sz w:val="22"/>
-                <w:szCs w:val="22"/>
-                <w:color w:val="000000"/>
-              </w:rPr>
-              <w:t xml:space="preserve">Dhivehi interpreter needed</w:t>
+              <w:t xml:space="preserve">972561000000106</w:t>
+            </w:r>
+          </w:p>
+        </w:tc>
+        <w:tc>
+          <w:tcPr>
+            <w:tcBorders>
+              <w:bottom w:val="none" w:sz="0" w:space="0" w:color="000000"/>
+              <w:top w:val="none" w:sz="0" w:space="0" w:color="000000"/>
+              <w:left w:val="none" w:sz="0" w:space="0" w:color="000000"/>
+              <w:right w:val="none" w:sz="0" w:space="0" w:color="000000"/>
+            </w:tcBorders>
+            <w:shd w:val="clear" w:color="auto" w:fill="FFFFFF"/>
+            <w:tcMar>
+              <w:top w:w="0" w:type="dxa"/>
+              <w:bottom w:w="0" w:type="dxa"/>
+              <w:left w:w="0" w:type="dxa"/>
+              <w:right w:w="0" w:type="dxa"/>
+            </w:tcMar>
+            <w:vAlign w:val="center"/>
+          </w:tcPr>
+          <w:p>
+            <w:pPr>
+              <w:pStyle w:val="Normal"/>
+              <w:jc w:val="left"/>
+              <w:pBdr>
+                <w:bottom w:val="none" w:sz="0" w:space="0" w:color="000000"/>
+                <w:top w:val="none" w:sz="0" w:space="0" w:color="000000"/>
+                <w:left w:val="none" w:sz="0" w:space="0" w:color="000000"/>
+                <w:right w:val="none" w:sz="0" w:space="0" w:color="000000"/>
+              </w:pBdr>
+              <w:spacing w:after="100" w:before="100" w:line="240"/>
+              <w:ind w:left="100" w:right="100" w:firstLine="0" w:firstLineChars="0"/>
+              <w:rPr>
+                <w:rFonts w:ascii="Arial" w:hAnsi="Arial" w:eastAsia="Arial" w:cs="Arial"/>
+                <w:i w:val="false"/>
+                <w:b w:val="false"/>
+                <w:u w:val="none"/>
+                <w:sz w:val="22"/>
+                <w:szCs w:val="22"/>
+                <w:color w:val="000000"/>
+              </w:rPr>
+            </w:pPr>
+            <w:r>
+              <w:rPr>
+                <w:rFonts w:ascii="Arial" w:hAnsi="Arial" w:eastAsia="Arial" w:cs="Arial"/>
+                <w:i w:val="false"/>
+                <w:b w:val="false"/>
+                <w:u w:val="none"/>
+                <w:sz w:val="22"/>
+                <w:szCs w:val="22"/>
+                <w:color w:val="000000"/>
+              </w:rPr>
+              <w:t xml:space="preserve">Bosnian interpreter needed</w:t>
             </w:r>
           </w:p>
         </w:tc>
       </w:tr>
       <w:tr>
         <w:trPr>
-          <w:trHeight w:val="612" w:hRule="auto"/>
+          <w:trHeight w:val="615" w:hRule="auto"/>
         </w:trPr>
         body154
         <w:tc>
@@ -17312,67 +17312,67 @@
                 <w:szCs w:val="22"/>
                 <w:color w:val="000000"/>
               </w:rPr>
-              <w:t xml:space="preserve">972651000000107</w:t>
-            </w:r>
-          </w:p>
-        </w:tc>
-        <w:tc>
-          <w:tcPr>
-            <w:tcBorders>
-              <w:bottom w:val="none" w:sz="0" w:space="0" w:color="000000"/>
-              <w:top w:val="none" w:sz="0" w:space="0" w:color="000000"/>
-              <w:left w:val="none" w:sz="0" w:space="0" w:color="000000"/>
-              <w:right w:val="none" w:sz="0" w:space="0" w:color="000000"/>
-            </w:tcBorders>
-            <w:shd w:val="clear" w:color="auto" w:fill="FFFFFF"/>
-            <w:tcMar>
-              <w:top w:w="0" w:type="dxa"/>
-              <w:bottom w:w="0" w:type="dxa"/>
-              <w:left w:w="0" w:type="dxa"/>
-              <w:right w:w="0" w:type="dxa"/>
-            </w:tcMar>
-            <w:vAlign w:val="center"/>
-          </w:tcPr>
-          <w:p>
-            <w:pPr>
-              <w:pStyle w:val="Normal"/>
-              <w:jc w:val="left"/>
-              <w:pBdr>
-                <w:bottom w:val="none" w:sz="0" w:space="0" w:color="000000"/>
-                <w:top w:val="none" w:sz="0" w:space="0" w:color="000000"/>
-                <w:left w:val="none" w:sz="0" w:space="0" w:color="000000"/>
-                <w:right w:val="none" w:sz="0" w:space="0" w:color="000000"/>
-              </w:pBdr>
-              <w:spacing w:after="100" w:before="100" w:line="240"/>
-              <w:ind w:left="100" w:right="100" w:firstLine="0" w:firstLineChars="0"/>
-              <w:rPr>
-                <w:rFonts w:ascii="Arial" w:hAnsi="Arial" w:eastAsia="Arial" w:cs="Arial"/>
-                <w:i w:val="false"/>
-                <w:b w:val="false"/>
-                <w:u w:val="none"/>
-                <w:sz w:val="22"/>
-                <w:szCs w:val="22"/>
-                <w:color w:val="000000"/>
-              </w:rPr>
-            </w:pPr>
-            <w:r>
-              <w:rPr>
-                <w:rFonts w:ascii="Arial" w:hAnsi="Arial" w:eastAsia="Arial" w:cs="Arial"/>
-                <w:i w:val="false"/>
-                <w:b w:val="false"/>
-                <w:u w:val="none"/>
-                <w:sz w:val="22"/>
-                <w:szCs w:val="22"/>
-                <w:color w:val="000000"/>
-              </w:rPr>
-              <w:t xml:space="preserve">Ewe interpreter needed</w:t>
+              <w:t xml:space="preserve">972571000000104</w:t>
+            </w:r>
+          </w:p>
+        </w:tc>
+        <w:tc>
+          <w:tcPr>
+            <w:tcBorders>
+              <w:bottom w:val="none" w:sz="0" w:space="0" w:color="000000"/>
+              <w:top w:val="none" w:sz="0" w:space="0" w:color="000000"/>
+              <w:left w:val="none" w:sz="0" w:space="0" w:color="000000"/>
+              <w:right w:val="none" w:sz="0" w:space="0" w:color="000000"/>
+            </w:tcBorders>
+            <w:shd w:val="clear" w:color="auto" w:fill="FFFFFF"/>
+            <w:tcMar>
+              <w:top w:w="0" w:type="dxa"/>
+              <w:bottom w:w="0" w:type="dxa"/>
+              <w:left w:w="0" w:type="dxa"/>
+              <w:right w:w="0" w:type="dxa"/>
+            </w:tcMar>
+            <w:vAlign w:val="center"/>
+          </w:tcPr>
+          <w:p>
+            <w:pPr>
+              <w:pStyle w:val="Normal"/>
+              <w:jc w:val="left"/>
+              <w:pBdr>
+                <w:bottom w:val="none" w:sz="0" w:space="0" w:color="000000"/>
+                <w:top w:val="none" w:sz="0" w:space="0" w:color="000000"/>
+                <w:left w:val="none" w:sz="0" w:space="0" w:color="000000"/>
+                <w:right w:val="none" w:sz="0" w:space="0" w:color="000000"/>
+              </w:pBdr>
+              <w:spacing w:after="100" w:before="100" w:line="240"/>
+              <w:ind w:left="100" w:right="100" w:firstLine="0" w:firstLineChars="0"/>
+              <w:rPr>
+                <w:rFonts w:ascii="Arial" w:hAnsi="Arial" w:eastAsia="Arial" w:cs="Arial"/>
+                <w:i w:val="false"/>
+                <w:b w:val="false"/>
+                <w:u w:val="none"/>
+                <w:sz w:val="22"/>
+                <w:szCs w:val="22"/>
+                <w:color w:val="000000"/>
+              </w:rPr>
+            </w:pPr>
+            <w:r>
+              <w:rPr>
+                <w:rFonts w:ascii="Arial" w:hAnsi="Arial" w:eastAsia="Arial" w:cs="Arial"/>
+                <w:i w:val="false"/>
+                <w:b w:val="false"/>
+                <w:u w:val="none"/>
+                <w:sz w:val="22"/>
+                <w:szCs w:val="22"/>
+                <w:color w:val="000000"/>
+              </w:rPr>
+              <w:t xml:space="preserve">Chamorro interpreter needed</w:t>
             </w:r>
           </w:p>
         </w:tc>
       </w:tr>
       <w:tr>
         <w:trPr>
-          <w:trHeight w:val="612" w:hRule="auto"/>
+          <w:trHeight w:val="615" w:hRule="auto"/>
         </w:trPr>
         body155
         <w:tc>
@@ -17424,67 +17424,67 @@
                 <w:szCs w:val="22"/>
                 <w:color w:val="000000"/>
               </w:rPr>
-              <w:t xml:space="preserve">972671000000103</w:t>
-            </w:r>
-          </w:p>
-        </w:tc>
-        <w:tc>
-          <w:tcPr>
-            <w:tcBorders>
-              <w:bottom w:val="none" w:sz="0" w:space="0" w:color="000000"/>
-              <w:top w:val="none" w:sz="0" w:space="0" w:color="000000"/>
-              <w:left w:val="none" w:sz="0" w:space="0" w:color="000000"/>
-              <w:right w:val="none" w:sz="0" w:space="0" w:color="000000"/>
-            </w:tcBorders>
-            <w:shd w:val="clear" w:color="auto" w:fill="FFFFFF"/>
-            <w:tcMar>
-              <w:top w:w="0" w:type="dxa"/>
-              <w:bottom w:w="0" w:type="dxa"/>
-              <w:left w:w="0" w:type="dxa"/>
-              <w:right w:w="0" w:type="dxa"/>
-            </w:tcMar>
-            <w:vAlign w:val="center"/>
-          </w:tcPr>
-          <w:p>
-            <w:pPr>
-              <w:pStyle w:val="Normal"/>
-              <w:jc w:val="left"/>
-              <w:pBdr>
-                <w:bottom w:val="none" w:sz="0" w:space="0" w:color="000000"/>
-                <w:top w:val="none" w:sz="0" w:space="0" w:color="000000"/>
-                <w:left w:val="none" w:sz="0" w:space="0" w:color="000000"/>
-                <w:right w:val="none" w:sz="0" w:space="0" w:color="000000"/>
-              </w:pBdr>
-              <w:spacing w:after="100" w:before="100" w:line="240"/>
-              <w:ind w:left="100" w:right="100" w:firstLine="0" w:firstLineChars="0"/>
-              <w:rPr>
-                <w:rFonts w:ascii="Arial" w:hAnsi="Arial" w:eastAsia="Arial" w:cs="Arial"/>
-                <w:i w:val="false"/>
-                <w:b w:val="false"/>
-                <w:u w:val="none"/>
-                <w:sz w:val="22"/>
-                <w:szCs w:val="22"/>
-                <w:color w:val="000000"/>
-              </w:rPr>
-            </w:pPr>
-            <w:r>
-              <w:rPr>
-                <w:rFonts w:ascii="Arial" w:hAnsi="Arial" w:eastAsia="Arial" w:cs="Arial"/>
-                <w:i w:val="false"/>
-                <w:b w:val="false"/>
-                <w:u w:val="none"/>
-                <w:sz w:val="22"/>
-                <w:szCs w:val="22"/>
-                <w:color w:val="000000"/>
-              </w:rPr>
-              <w:t xml:space="preserve">Fulah interpreter needed</w:t>
+              <w:t xml:space="preserve">972581000000102</w:t>
+            </w:r>
+          </w:p>
+        </w:tc>
+        <w:tc>
+          <w:tcPr>
+            <w:tcBorders>
+              <w:bottom w:val="none" w:sz="0" w:space="0" w:color="000000"/>
+              <w:top w:val="none" w:sz="0" w:space="0" w:color="000000"/>
+              <w:left w:val="none" w:sz="0" w:space="0" w:color="000000"/>
+              <w:right w:val="none" w:sz="0" w:space="0" w:color="000000"/>
+            </w:tcBorders>
+            <w:shd w:val="clear" w:color="auto" w:fill="FFFFFF"/>
+            <w:tcMar>
+              <w:top w:w="0" w:type="dxa"/>
+              <w:bottom w:w="0" w:type="dxa"/>
+              <w:left w:w="0" w:type="dxa"/>
+              <w:right w:w="0" w:type="dxa"/>
+            </w:tcMar>
+            <w:vAlign w:val="center"/>
+          </w:tcPr>
+          <w:p>
+            <w:pPr>
+              <w:pStyle w:val="Normal"/>
+              <w:jc w:val="left"/>
+              <w:pBdr>
+                <w:bottom w:val="none" w:sz="0" w:space="0" w:color="000000"/>
+                <w:top w:val="none" w:sz="0" w:space="0" w:color="000000"/>
+                <w:left w:val="none" w:sz="0" w:space="0" w:color="000000"/>
+                <w:right w:val="none" w:sz="0" w:space="0" w:color="000000"/>
+              </w:pBdr>
+              <w:spacing w:after="100" w:before="100" w:line="240"/>
+              <w:ind w:left="100" w:right="100" w:firstLine="0" w:firstLineChars="0"/>
+              <w:rPr>
+                <w:rFonts w:ascii="Arial" w:hAnsi="Arial" w:eastAsia="Arial" w:cs="Arial"/>
+                <w:i w:val="false"/>
+                <w:b w:val="false"/>
+                <w:u w:val="none"/>
+                <w:sz w:val="22"/>
+                <w:szCs w:val="22"/>
+                <w:color w:val="000000"/>
+              </w:rPr>
+            </w:pPr>
+            <w:r>
+              <w:rPr>
+                <w:rFonts w:ascii="Arial" w:hAnsi="Arial" w:eastAsia="Arial" w:cs="Arial"/>
+                <w:i w:val="false"/>
+                <w:b w:val="false"/>
+                <w:u w:val="none"/>
+                <w:sz w:val="22"/>
+                <w:szCs w:val="22"/>
+                <w:color w:val="000000"/>
+              </w:rPr>
+              <w:t xml:space="preserve">Chechen interpreter needed</w:t>
             </w:r>
           </w:p>
         </w:tc>
       </w:tr>
       <w:tr>
         <w:trPr>
-          <w:trHeight w:val="612" w:hRule="auto"/>
+          <w:trHeight w:val="615" w:hRule="auto"/>
         </w:trPr>
         body156
         <w:tc>
@@ -17536,67 +17536,67 @@
                 <w:szCs w:val="22"/>
                 <w:color w:val="000000"/>
               </w:rPr>
-              <w:t xml:space="preserve">972691000000104</w:t>
-            </w:r>
-          </w:p>
-        </w:tc>
-        <w:tc>
-          <w:tcPr>
-            <w:tcBorders>
-              <w:bottom w:val="none" w:sz="0" w:space="0" w:color="000000"/>
-              <w:top w:val="none" w:sz="0" w:space="0" w:color="000000"/>
-              <w:left w:val="none" w:sz="0" w:space="0" w:color="000000"/>
-              <w:right w:val="none" w:sz="0" w:space="0" w:color="000000"/>
-            </w:tcBorders>
-            <w:shd w:val="clear" w:color="auto" w:fill="FFFFFF"/>
-            <w:tcMar>
-              <w:top w:w="0" w:type="dxa"/>
-              <w:bottom w:w="0" w:type="dxa"/>
-              <w:left w:w="0" w:type="dxa"/>
-              <w:right w:w="0" w:type="dxa"/>
-            </w:tcMar>
-            <w:vAlign w:val="center"/>
-          </w:tcPr>
-          <w:p>
-            <w:pPr>
-              <w:pStyle w:val="Normal"/>
-              <w:jc w:val="left"/>
-              <w:pBdr>
-                <w:bottom w:val="none" w:sz="0" w:space="0" w:color="000000"/>
-                <w:top w:val="none" w:sz="0" w:space="0" w:color="000000"/>
-                <w:left w:val="none" w:sz="0" w:space="0" w:color="000000"/>
-                <w:right w:val="none" w:sz="0" w:space="0" w:color="000000"/>
-              </w:pBdr>
-              <w:spacing w:after="100" w:before="100" w:line="240"/>
-              <w:ind w:left="100" w:right="100" w:firstLine="0" w:firstLineChars="0"/>
-              <w:rPr>
-                <w:rFonts w:ascii="Arial" w:hAnsi="Arial" w:eastAsia="Arial" w:cs="Arial"/>
-                <w:i w:val="false"/>
-                <w:b w:val="false"/>
-                <w:u w:val="none"/>
-                <w:sz w:val="22"/>
-                <w:szCs w:val="22"/>
-                <w:color w:val="000000"/>
-              </w:rPr>
-            </w:pPr>
-            <w:r>
-              <w:rPr>
-                <w:rFonts w:ascii="Arial" w:hAnsi="Arial" w:eastAsia="Arial" w:cs="Arial"/>
-                <w:i w:val="false"/>
-                <w:b w:val="false"/>
-                <w:u w:val="none"/>
-                <w:sz w:val="22"/>
-                <w:szCs w:val="22"/>
-                <w:color w:val="000000"/>
-              </w:rPr>
-              <w:t xml:space="preserve">Herero interpreter needed</w:t>
+              <w:t xml:space="preserve">972591000000100</w:t>
+            </w:r>
+          </w:p>
+        </w:tc>
+        <w:tc>
+          <w:tcPr>
+            <w:tcBorders>
+              <w:bottom w:val="none" w:sz="0" w:space="0" w:color="000000"/>
+              <w:top w:val="none" w:sz="0" w:space="0" w:color="000000"/>
+              <w:left w:val="none" w:sz="0" w:space="0" w:color="000000"/>
+              <w:right w:val="none" w:sz="0" w:space="0" w:color="000000"/>
+            </w:tcBorders>
+            <w:shd w:val="clear" w:color="auto" w:fill="FFFFFF"/>
+            <w:tcMar>
+              <w:top w:w="0" w:type="dxa"/>
+              <w:bottom w:w="0" w:type="dxa"/>
+              <w:left w:w="0" w:type="dxa"/>
+              <w:right w:w="0" w:type="dxa"/>
+            </w:tcMar>
+            <w:vAlign w:val="center"/>
+          </w:tcPr>
+          <w:p>
+            <w:pPr>
+              <w:pStyle w:val="Normal"/>
+              <w:jc w:val="left"/>
+              <w:pBdr>
+                <w:bottom w:val="none" w:sz="0" w:space="0" w:color="000000"/>
+                <w:top w:val="none" w:sz="0" w:space="0" w:color="000000"/>
+                <w:left w:val="none" w:sz="0" w:space="0" w:color="000000"/>
+                <w:right w:val="none" w:sz="0" w:space="0" w:color="000000"/>
+              </w:pBdr>
+              <w:spacing w:after="100" w:before="100" w:line="240"/>
+              <w:ind w:left="100" w:right="100" w:firstLine="0" w:firstLineChars="0"/>
+              <w:rPr>
+                <w:rFonts w:ascii="Arial" w:hAnsi="Arial" w:eastAsia="Arial" w:cs="Arial"/>
+                <w:i w:val="false"/>
+                <w:b w:val="false"/>
+                <w:u w:val="none"/>
+                <w:sz w:val="22"/>
+                <w:szCs w:val="22"/>
+                <w:color w:val="000000"/>
+              </w:rPr>
+            </w:pPr>
+            <w:r>
+              <w:rPr>
+                <w:rFonts w:ascii="Arial" w:hAnsi="Arial" w:eastAsia="Arial" w:cs="Arial"/>
+                <w:i w:val="false"/>
+                <w:b w:val="false"/>
+                <w:u w:val="none"/>
+                <w:sz w:val="22"/>
+                <w:szCs w:val="22"/>
+                <w:color w:val="000000"/>
+              </w:rPr>
+              <w:t xml:space="preserve">Chinese interpreter needed</w:t>
             </w:r>
           </w:p>
         </w:tc>
       </w:tr>
       <w:tr>
         <w:trPr>
-          <w:trHeight w:val="612" w:hRule="auto"/>
+          <w:trHeight w:val="615" w:hRule="auto"/>
         </w:trPr>
         body157
         <w:tc>
@@ -17648,67 +17648,67 @@
                 <w:szCs w:val="22"/>
                 <w:color w:val="000000"/>
               </w:rPr>
-              <w:t xml:space="preserve">972711000000102</w:t>
-            </w:r>
-          </w:p>
-        </w:tc>
-        <w:tc>
-          <w:tcPr>
-            <w:tcBorders>
-              <w:bottom w:val="none" w:sz="0" w:space="0" w:color="000000"/>
-              <w:top w:val="none" w:sz="0" w:space="0" w:color="000000"/>
-              <w:left w:val="none" w:sz="0" w:space="0" w:color="000000"/>
-              <w:right w:val="none" w:sz="0" w:space="0" w:color="000000"/>
-            </w:tcBorders>
-            <w:shd w:val="clear" w:color="auto" w:fill="FFFFFF"/>
-            <w:tcMar>
-              <w:top w:w="0" w:type="dxa"/>
-              <w:bottom w:w="0" w:type="dxa"/>
-              <w:left w:w="0" w:type="dxa"/>
-              <w:right w:w="0" w:type="dxa"/>
-            </w:tcMar>
-            <w:vAlign w:val="center"/>
-          </w:tcPr>
-          <w:p>
-            <w:pPr>
-              <w:pStyle w:val="Normal"/>
-              <w:jc w:val="left"/>
-              <w:pBdr>
-                <w:bottom w:val="none" w:sz="0" w:space="0" w:color="000000"/>
-                <w:top w:val="none" w:sz="0" w:space="0" w:color="000000"/>
-                <w:left w:val="none" w:sz="0" w:space="0" w:color="000000"/>
-                <w:right w:val="none" w:sz="0" w:space="0" w:color="000000"/>
-              </w:pBdr>
-              <w:spacing w:after="100" w:before="100" w:line="240"/>
-              <w:ind w:left="100" w:right="100" w:firstLine="0" w:firstLineChars="0"/>
-              <w:rPr>
-                <w:rFonts w:ascii="Arial" w:hAnsi="Arial" w:eastAsia="Arial" w:cs="Arial"/>
-                <w:i w:val="false"/>
-                <w:b w:val="false"/>
-                <w:u w:val="none"/>
-                <w:sz w:val="22"/>
-                <w:szCs w:val="22"/>
-                <w:color w:val="000000"/>
-              </w:rPr>
-            </w:pPr>
-            <w:r>
-              <w:rPr>
-                <w:rFonts w:ascii="Arial" w:hAnsi="Arial" w:eastAsia="Arial" w:cs="Arial"/>
-                <w:i w:val="false"/>
-                <w:b w:val="false"/>
-                <w:u w:val="none"/>
-                <w:sz w:val="22"/>
-                <w:szCs w:val="22"/>
-                <w:color w:val="000000"/>
-              </w:rPr>
-              <w:t xml:space="preserve">Ido interpreter needed</w:t>
+              <w:t xml:space="preserve">972601000000106</w:t>
+            </w:r>
+          </w:p>
+        </w:tc>
+        <w:tc>
+          <w:tcPr>
+            <w:tcBorders>
+              <w:bottom w:val="none" w:sz="0" w:space="0" w:color="000000"/>
+              <w:top w:val="none" w:sz="0" w:space="0" w:color="000000"/>
+              <w:left w:val="none" w:sz="0" w:space="0" w:color="000000"/>
+              <w:right w:val="none" w:sz="0" w:space="0" w:color="000000"/>
+            </w:tcBorders>
+            <w:shd w:val="clear" w:color="auto" w:fill="FFFFFF"/>
+            <w:tcMar>
+              <w:top w:w="0" w:type="dxa"/>
+              <w:bottom w:w="0" w:type="dxa"/>
+              <w:left w:w="0" w:type="dxa"/>
+              <w:right w:w="0" w:type="dxa"/>
+            </w:tcMar>
+            <w:vAlign w:val="center"/>
+          </w:tcPr>
+          <w:p>
+            <w:pPr>
+              <w:pStyle w:val="Normal"/>
+              <w:jc w:val="left"/>
+              <w:pBdr>
+                <w:bottom w:val="none" w:sz="0" w:space="0" w:color="000000"/>
+                <w:top w:val="none" w:sz="0" w:space="0" w:color="000000"/>
+                <w:left w:val="none" w:sz="0" w:space="0" w:color="000000"/>
+                <w:right w:val="none" w:sz="0" w:space="0" w:color="000000"/>
+              </w:pBdr>
+              <w:spacing w:after="100" w:before="100" w:line="240"/>
+              <w:ind w:left="100" w:right="100" w:firstLine="0" w:firstLineChars="0"/>
+              <w:rPr>
+                <w:rFonts w:ascii="Arial" w:hAnsi="Arial" w:eastAsia="Arial" w:cs="Arial"/>
+                <w:i w:val="false"/>
+                <w:b w:val="false"/>
+                <w:u w:val="none"/>
+                <w:sz w:val="22"/>
+                <w:szCs w:val="22"/>
+                <w:color w:val="000000"/>
+              </w:rPr>
+            </w:pPr>
+            <w:r>
+              <w:rPr>
+                <w:rFonts w:ascii="Arial" w:hAnsi="Arial" w:eastAsia="Arial" w:cs="Arial"/>
+                <w:i w:val="false"/>
+                <w:b w:val="false"/>
+                <w:u w:val="none"/>
+                <w:sz w:val="22"/>
+                <w:szCs w:val="22"/>
+                <w:color w:val="000000"/>
+              </w:rPr>
+              <w:t xml:space="preserve">Church Slavic interpreter needed</w:t>
             </w:r>
           </w:p>
         </w:tc>
       </w:tr>
       <w:tr>
         <w:trPr>
-          <w:trHeight w:val="614" w:hRule="auto"/>
+          <w:trHeight w:val="615" w:hRule="auto"/>
         </w:trPr>
         body158
         <w:tc>
@@ -17760,60 +17760,60 @@
                 <w:szCs w:val="22"/>
                 <w:color w:val="000000"/>
               </w:rPr>
-              <w:t xml:space="preserve">972721000000108</w:t>
-            </w:r>
-          </w:p>
-        </w:tc>
-        <w:tc>
-          <w:tcPr>
-            <w:tcBorders>
-              <w:bottom w:val="none" w:sz="0" w:space="0" w:color="000000"/>
-              <w:top w:val="none" w:sz="0" w:space="0" w:color="000000"/>
-              <w:left w:val="none" w:sz="0" w:space="0" w:color="000000"/>
-              <w:right w:val="none" w:sz="0" w:space="0" w:color="000000"/>
-            </w:tcBorders>
-            <w:shd w:val="clear" w:color="auto" w:fill="FFFFFF"/>
-            <w:tcMar>
-              <w:top w:w="0" w:type="dxa"/>
-              <w:bottom w:w="0" w:type="dxa"/>
-              <w:left w:w="0" w:type="dxa"/>
-              <w:right w:w="0" w:type="dxa"/>
-            </w:tcMar>
-            <w:vAlign w:val="center"/>
-          </w:tcPr>
-          <w:p>
-            <w:pPr>
-              <w:pStyle w:val="Normal"/>
-              <w:jc w:val="left"/>
-              <w:pBdr>
-                <w:bottom w:val="none" w:sz="0" w:space="0" w:color="000000"/>
-                <w:top w:val="none" w:sz="0" w:space="0" w:color="000000"/>
-                <w:left w:val="none" w:sz="0" w:space="0" w:color="000000"/>
-                <w:right w:val="none" w:sz="0" w:space="0" w:color="000000"/>
-              </w:pBdr>
-              <w:spacing w:after="100" w:before="100" w:line="240"/>
-              <w:ind w:left="100" w:right="100" w:firstLine="0" w:firstLineChars="0"/>
-              <w:rPr>
-                <w:rFonts w:ascii="Arial" w:hAnsi="Arial" w:eastAsia="Arial" w:cs="Arial"/>
-                <w:i w:val="false"/>
-                <w:b w:val="false"/>
-                <w:u w:val="none"/>
-                <w:sz w:val="22"/>
-                <w:szCs w:val="22"/>
-                <w:color w:val="000000"/>
-              </w:rPr>
-            </w:pPr>
-            <w:r>
-              <w:rPr>
-                <w:rFonts w:ascii="Arial" w:hAnsi="Arial" w:eastAsia="Arial" w:cs="Arial"/>
-                <w:i w:val="false"/>
-                <w:b w:val="false"/>
-                <w:u w:val="none"/>
-                <w:sz w:val="22"/>
-                <w:szCs w:val="22"/>
-                <w:color w:val="000000"/>
-              </w:rPr>
-              <w:t xml:space="preserve">Interlingua interpreter needed</w:t>
+              <w:t xml:space="preserve">972631000000100</w:t>
+            </w:r>
+          </w:p>
+        </w:tc>
+        <w:tc>
+          <w:tcPr>
+            <w:tcBorders>
+              <w:bottom w:val="none" w:sz="0" w:space="0" w:color="000000"/>
+              <w:top w:val="none" w:sz="0" w:space="0" w:color="000000"/>
+              <w:left w:val="none" w:sz="0" w:space="0" w:color="000000"/>
+              <w:right w:val="none" w:sz="0" w:space="0" w:color="000000"/>
+            </w:tcBorders>
+            <w:shd w:val="clear" w:color="auto" w:fill="FFFFFF"/>
+            <w:tcMar>
+              <w:top w:w="0" w:type="dxa"/>
+              <w:bottom w:w="0" w:type="dxa"/>
+              <w:left w:w="0" w:type="dxa"/>
+              <w:right w:w="0" w:type="dxa"/>
+            </w:tcMar>
+            <w:vAlign w:val="center"/>
+          </w:tcPr>
+          <w:p>
+            <w:pPr>
+              <w:pStyle w:val="Normal"/>
+              <w:jc w:val="left"/>
+              <w:pBdr>
+                <w:bottom w:val="none" w:sz="0" w:space="0" w:color="000000"/>
+                <w:top w:val="none" w:sz="0" w:space="0" w:color="000000"/>
+                <w:left w:val="none" w:sz="0" w:space="0" w:color="000000"/>
+                <w:right w:val="none" w:sz="0" w:space="0" w:color="000000"/>
+              </w:pBdr>
+              <w:spacing w:after="100" w:before="100" w:line="240"/>
+              <w:ind w:left="100" w:right="100" w:firstLine="0" w:firstLineChars="0"/>
+              <w:rPr>
+                <w:rFonts w:ascii="Arial" w:hAnsi="Arial" w:eastAsia="Arial" w:cs="Arial"/>
+                <w:i w:val="false"/>
+                <w:b w:val="false"/>
+                <w:u w:val="none"/>
+                <w:sz w:val="22"/>
+                <w:szCs w:val="22"/>
+                <w:color w:val="000000"/>
+              </w:rPr>
+            </w:pPr>
+            <w:r>
+              <w:rPr>
+                <w:rFonts w:ascii="Arial" w:hAnsi="Arial" w:eastAsia="Arial" w:cs="Arial"/>
+                <w:i w:val="false"/>
+                <w:b w:val="false"/>
+                <w:u w:val="none"/>
+                <w:sz w:val="22"/>
+                <w:szCs w:val="22"/>
+                <w:color w:val="000000"/>
+              </w:rPr>
+              <w:t xml:space="preserve">Cree interpreter needed</w:t>
             </w:r>
           </w:p>
         </w:tc>
@@ -17872,67 +17872,67 @@
                 <w:szCs w:val="22"/>
                 <w:color w:val="000000"/>
               </w:rPr>
-              <w:t xml:space="preserve">972731000000105</w:t>
-            </w:r>
-          </w:p>
-        </w:tc>
-        <w:tc>
-          <w:tcPr>
-            <w:tcBorders>
-              <w:bottom w:val="none" w:sz="0" w:space="0" w:color="000000"/>
-              <w:top w:val="none" w:sz="0" w:space="0" w:color="000000"/>
-              <w:left w:val="none" w:sz="0" w:space="0" w:color="000000"/>
-              <w:right w:val="none" w:sz="0" w:space="0" w:color="000000"/>
-            </w:tcBorders>
-            <w:shd w:val="clear" w:color="auto" w:fill="FFFFFF"/>
-            <w:tcMar>
-              <w:top w:w="0" w:type="dxa"/>
-              <w:bottom w:w="0" w:type="dxa"/>
-              <w:left w:w="0" w:type="dxa"/>
-              <w:right w:w="0" w:type="dxa"/>
-            </w:tcMar>
-            <w:vAlign w:val="center"/>
-          </w:tcPr>
-          <w:p>
-            <w:pPr>
-              <w:pStyle w:val="Normal"/>
-              <w:jc w:val="left"/>
-              <w:pBdr>
-                <w:bottom w:val="none" w:sz="0" w:space="0" w:color="000000"/>
-                <w:top w:val="none" w:sz="0" w:space="0" w:color="000000"/>
-                <w:left w:val="none" w:sz="0" w:space="0" w:color="000000"/>
-                <w:right w:val="none" w:sz="0" w:space="0" w:color="000000"/>
-              </w:pBdr>
-              <w:spacing w:after="100" w:before="100" w:line="240"/>
-              <w:ind w:left="100" w:right="100" w:firstLine="0" w:firstLineChars="0"/>
-              <w:rPr>
-                <w:rFonts w:ascii="Arial" w:hAnsi="Arial" w:eastAsia="Arial" w:cs="Arial"/>
-                <w:i w:val="false"/>
-                <w:b w:val="false"/>
-                <w:u w:val="none"/>
-                <w:sz w:val="22"/>
-                <w:szCs w:val="22"/>
-                <w:color w:val="000000"/>
-              </w:rPr>
-            </w:pPr>
-            <w:r>
-              <w:rPr>
-                <w:rFonts w:ascii="Arial" w:hAnsi="Arial" w:eastAsia="Arial" w:cs="Arial"/>
-                <w:i w:val="false"/>
-                <w:b w:val="false"/>
-                <w:u w:val="none"/>
-                <w:sz w:val="22"/>
-                <w:szCs w:val="22"/>
-                <w:color w:val="000000"/>
-              </w:rPr>
-              <w:t xml:space="preserve">Irish interpreter needed</w:t>
+              <w:t xml:space="preserve">972641000000109</w:t>
+            </w:r>
+          </w:p>
+        </w:tc>
+        <w:tc>
+          <w:tcPr>
+            <w:tcBorders>
+              <w:bottom w:val="none" w:sz="0" w:space="0" w:color="000000"/>
+              <w:top w:val="none" w:sz="0" w:space="0" w:color="000000"/>
+              <w:left w:val="none" w:sz="0" w:space="0" w:color="000000"/>
+              <w:right w:val="none" w:sz="0" w:space="0" w:color="000000"/>
+            </w:tcBorders>
+            <w:shd w:val="clear" w:color="auto" w:fill="FFFFFF"/>
+            <w:tcMar>
+              <w:top w:w="0" w:type="dxa"/>
+              <w:bottom w:w="0" w:type="dxa"/>
+              <w:left w:w="0" w:type="dxa"/>
+              <w:right w:w="0" w:type="dxa"/>
+            </w:tcMar>
+            <w:vAlign w:val="center"/>
+          </w:tcPr>
+          <w:p>
+            <w:pPr>
+              <w:pStyle w:val="Normal"/>
+              <w:jc w:val="left"/>
+              <w:pBdr>
+                <w:bottom w:val="none" w:sz="0" w:space="0" w:color="000000"/>
+                <w:top w:val="none" w:sz="0" w:space="0" w:color="000000"/>
+                <w:left w:val="none" w:sz="0" w:space="0" w:color="000000"/>
+                <w:right w:val="none" w:sz="0" w:space="0" w:color="000000"/>
+              </w:pBdr>
+              <w:spacing w:after="100" w:before="100" w:line="240"/>
+              <w:ind w:left="100" w:right="100" w:firstLine="0" w:firstLineChars="0"/>
+              <w:rPr>
+                <w:rFonts w:ascii="Arial" w:hAnsi="Arial" w:eastAsia="Arial" w:cs="Arial"/>
+                <w:i w:val="false"/>
+                <w:b w:val="false"/>
+                <w:u w:val="none"/>
+                <w:sz w:val="22"/>
+                <w:szCs w:val="22"/>
+                <w:color w:val="000000"/>
+              </w:rPr>
+            </w:pPr>
+            <w:r>
+              <w:rPr>
+                <w:rFonts w:ascii="Arial" w:hAnsi="Arial" w:eastAsia="Arial" w:cs="Arial"/>
+                <w:i w:val="false"/>
+                <w:b w:val="false"/>
+                <w:u w:val="none"/>
+                <w:sz w:val="22"/>
+                <w:szCs w:val="22"/>
+                <w:color w:val="000000"/>
+              </w:rPr>
+              <w:t xml:space="preserve">Dhivehi interpreter needed</w:t>
             </w:r>
           </w:p>
         </w:tc>
       </w:tr>
       <w:tr>
         <w:trPr>
-          <w:trHeight w:val="614" w:hRule="auto"/>
+          <w:trHeight w:val="612" w:hRule="auto"/>
         </w:trPr>
         body160
         <w:tc>
@@ -17984,67 +17984,67 @@
                 <w:szCs w:val="22"/>
                 <w:color w:val="000000"/>
               </w:rPr>
-              <w:t xml:space="preserve">972751000000103</w:t>
-            </w:r>
-          </w:p>
-        </w:tc>
-        <w:tc>
-          <w:tcPr>
-            <w:tcBorders>
-              <w:bottom w:val="none" w:sz="0" w:space="0" w:color="000000"/>
-              <w:top w:val="none" w:sz="0" w:space="0" w:color="000000"/>
-              <w:left w:val="none" w:sz="0" w:space="0" w:color="000000"/>
-              <w:right w:val="none" w:sz="0" w:space="0" w:color="000000"/>
-            </w:tcBorders>
-            <w:shd w:val="clear" w:color="auto" w:fill="FFFFFF"/>
-            <w:tcMar>
-              <w:top w:w="0" w:type="dxa"/>
-              <w:bottom w:w="0" w:type="dxa"/>
-              <w:left w:w="0" w:type="dxa"/>
-              <w:right w:w="0" w:type="dxa"/>
-            </w:tcMar>
-            <w:vAlign w:val="center"/>
-          </w:tcPr>
-          <w:p>
-            <w:pPr>
-              <w:pStyle w:val="Normal"/>
-              <w:jc w:val="left"/>
-              <w:pBdr>
-                <w:bottom w:val="none" w:sz="0" w:space="0" w:color="000000"/>
-                <w:top w:val="none" w:sz="0" w:space="0" w:color="000000"/>
-                <w:left w:val="none" w:sz="0" w:space="0" w:color="000000"/>
-                <w:right w:val="none" w:sz="0" w:space="0" w:color="000000"/>
-              </w:pBdr>
-              <w:spacing w:after="100" w:before="100" w:line="240"/>
-              <w:ind w:left="100" w:right="100" w:firstLine="0" w:firstLineChars="0"/>
-              <w:rPr>
-                <w:rFonts w:ascii="Arial" w:hAnsi="Arial" w:eastAsia="Arial" w:cs="Arial"/>
-                <w:i w:val="false"/>
-                <w:b w:val="false"/>
-                <w:u w:val="none"/>
-                <w:sz w:val="22"/>
-                <w:szCs w:val="22"/>
-                <w:color w:val="000000"/>
-              </w:rPr>
-            </w:pPr>
-            <w:r>
-              <w:rPr>
-                <w:rFonts w:ascii="Arial" w:hAnsi="Arial" w:eastAsia="Arial" w:cs="Arial"/>
-                <w:i w:val="false"/>
-                <w:b w:val="false"/>
-                <w:u w:val="none"/>
-                <w:sz w:val="22"/>
-                <w:szCs w:val="22"/>
-                <w:color w:val="000000"/>
-              </w:rPr>
-              <w:t xml:space="preserve">Kikuyu interpreter needed</w:t>
+              <w:t xml:space="preserve">972651000000107</w:t>
+            </w:r>
+          </w:p>
+        </w:tc>
+        <w:tc>
+          <w:tcPr>
+            <w:tcBorders>
+              <w:bottom w:val="none" w:sz="0" w:space="0" w:color="000000"/>
+              <w:top w:val="none" w:sz="0" w:space="0" w:color="000000"/>
+              <w:left w:val="none" w:sz="0" w:space="0" w:color="000000"/>
+              <w:right w:val="none" w:sz="0" w:space="0" w:color="000000"/>
+            </w:tcBorders>
+            <w:shd w:val="clear" w:color="auto" w:fill="FFFFFF"/>
+            <w:tcMar>
+              <w:top w:w="0" w:type="dxa"/>
+              <w:bottom w:w="0" w:type="dxa"/>
+              <w:left w:w="0" w:type="dxa"/>
+              <w:right w:w="0" w:type="dxa"/>
+            </w:tcMar>
+            <w:vAlign w:val="center"/>
+          </w:tcPr>
+          <w:p>
+            <w:pPr>
+              <w:pStyle w:val="Normal"/>
+              <w:jc w:val="left"/>
+              <w:pBdr>
+                <w:bottom w:val="none" w:sz="0" w:space="0" w:color="000000"/>
+                <w:top w:val="none" w:sz="0" w:space="0" w:color="000000"/>
+                <w:left w:val="none" w:sz="0" w:space="0" w:color="000000"/>
+                <w:right w:val="none" w:sz="0" w:space="0" w:color="000000"/>
+              </w:pBdr>
+              <w:spacing w:after="100" w:before="100" w:line="240"/>
+              <w:ind w:left="100" w:right="100" w:firstLine="0" w:firstLineChars="0"/>
+              <w:rPr>
+                <w:rFonts w:ascii="Arial" w:hAnsi="Arial" w:eastAsia="Arial" w:cs="Arial"/>
+                <w:i w:val="false"/>
+                <w:b w:val="false"/>
+                <w:u w:val="none"/>
+                <w:sz w:val="22"/>
+                <w:szCs w:val="22"/>
+                <w:color w:val="000000"/>
+              </w:rPr>
+            </w:pPr>
+            <w:r>
+              <w:rPr>
+                <w:rFonts w:ascii="Arial" w:hAnsi="Arial" w:eastAsia="Arial" w:cs="Arial"/>
+                <w:i w:val="false"/>
+                <w:b w:val="false"/>
+                <w:u w:val="none"/>
+                <w:sz w:val="22"/>
+                <w:szCs w:val="22"/>
+                <w:color w:val="000000"/>
+              </w:rPr>
+              <w:t xml:space="preserve">Ewe interpreter needed</w:t>
             </w:r>
           </w:p>
         </w:tc>
       </w:tr>
       <w:tr>
         <w:trPr>
-          <w:trHeight w:val="614" w:hRule="auto"/>
+          <w:trHeight w:val="612" w:hRule="auto"/>
         </w:trPr>
         body161
         <w:tc>
@@ -18096,60 +18096,60 @@
                 <w:szCs w:val="22"/>
                 <w:color w:val="000000"/>
               </w:rPr>
-              <w:t xml:space="preserve">972781000000109</w:t>
-            </w:r>
-          </w:p>
-        </w:tc>
-        <w:tc>
-          <w:tcPr>
-            <w:tcBorders>
-              <w:bottom w:val="none" w:sz="0" w:space="0" w:color="000000"/>
-              <w:top w:val="none" w:sz="0" w:space="0" w:color="000000"/>
-              <w:left w:val="none" w:sz="0" w:space="0" w:color="000000"/>
-              <w:right w:val="none" w:sz="0" w:space="0" w:color="000000"/>
-            </w:tcBorders>
-            <w:shd w:val="clear" w:color="auto" w:fill="FFFFFF"/>
-            <w:tcMar>
-              <w:top w:w="0" w:type="dxa"/>
-              <w:bottom w:w="0" w:type="dxa"/>
-              <w:left w:w="0" w:type="dxa"/>
-              <w:right w:w="0" w:type="dxa"/>
-            </w:tcMar>
-            <w:vAlign w:val="center"/>
-          </w:tcPr>
-          <w:p>
-            <w:pPr>
-              <w:pStyle w:val="Normal"/>
-              <w:jc w:val="left"/>
-              <w:pBdr>
-                <w:bottom w:val="none" w:sz="0" w:space="0" w:color="000000"/>
-                <w:top w:val="none" w:sz="0" w:space="0" w:color="000000"/>
-                <w:left w:val="none" w:sz="0" w:space="0" w:color="000000"/>
-                <w:right w:val="none" w:sz="0" w:space="0" w:color="000000"/>
-              </w:pBdr>
-              <w:spacing w:after="100" w:before="100" w:line="240"/>
-              <w:ind w:left="100" w:right="100" w:firstLine="0" w:firstLineChars="0"/>
-              <w:rPr>
-                <w:rFonts w:ascii="Arial" w:hAnsi="Arial" w:eastAsia="Arial" w:cs="Arial"/>
-                <w:i w:val="false"/>
-                <w:b w:val="false"/>
-                <w:u w:val="none"/>
-                <w:sz w:val="22"/>
-                <w:szCs w:val="22"/>
-                <w:color w:val="000000"/>
-              </w:rPr>
-            </w:pPr>
-            <w:r>
-              <w:rPr>
-                <w:rFonts w:ascii="Arial" w:hAnsi="Arial" w:eastAsia="Arial" w:cs="Arial"/>
-                <w:i w:val="false"/>
-                <w:b w:val="false"/>
-                <w:u w:val="none"/>
-                <w:sz w:val="22"/>
-                <w:szCs w:val="22"/>
-                <w:color w:val="000000"/>
-              </w:rPr>
-              <w:t xml:space="preserve">Kongo interpreter needed</w:t>
+              <w:t xml:space="preserve">972671000000103</w:t>
+            </w:r>
+          </w:p>
+        </w:tc>
+        <w:tc>
+          <w:tcPr>
+            <w:tcBorders>
+              <w:bottom w:val="none" w:sz="0" w:space="0" w:color="000000"/>
+              <w:top w:val="none" w:sz="0" w:space="0" w:color="000000"/>
+              <w:left w:val="none" w:sz="0" w:space="0" w:color="000000"/>
+              <w:right w:val="none" w:sz="0" w:space="0" w:color="000000"/>
+            </w:tcBorders>
+            <w:shd w:val="clear" w:color="auto" w:fill="FFFFFF"/>
+            <w:tcMar>
+              <w:top w:w="0" w:type="dxa"/>
+              <w:bottom w:w="0" w:type="dxa"/>
+              <w:left w:w="0" w:type="dxa"/>
+              <w:right w:w="0" w:type="dxa"/>
+            </w:tcMar>
+            <w:vAlign w:val="center"/>
+          </w:tcPr>
+          <w:p>
+            <w:pPr>
+              <w:pStyle w:val="Normal"/>
+              <w:jc w:val="left"/>
+              <w:pBdr>
+                <w:bottom w:val="none" w:sz="0" w:space="0" w:color="000000"/>
+                <w:top w:val="none" w:sz="0" w:space="0" w:color="000000"/>
+                <w:left w:val="none" w:sz="0" w:space="0" w:color="000000"/>
+                <w:right w:val="none" w:sz="0" w:space="0" w:color="000000"/>
+              </w:pBdr>
+              <w:spacing w:after="100" w:before="100" w:line="240"/>
+              <w:ind w:left="100" w:right="100" w:firstLine="0" w:firstLineChars="0"/>
+              <w:rPr>
+                <w:rFonts w:ascii="Arial" w:hAnsi="Arial" w:eastAsia="Arial" w:cs="Arial"/>
+                <w:i w:val="false"/>
+                <w:b w:val="false"/>
+                <w:u w:val="none"/>
+                <w:sz w:val="22"/>
+                <w:szCs w:val="22"/>
+                <w:color w:val="000000"/>
+              </w:rPr>
+            </w:pPr>
+            <w:r>
+              <w:rPr>
+                <w:rFonts w:ascii="Arial" w:hAnsi="Arial" w:eastAsia="Arial" w:cs="Arial"/>
+                <w:i w:val="false"/>
+                <w:b w:val="false"/>
+                <w:u w:val="none"/>
+                <w:sz w:val="22"/>
+                <w:szCs w:val="22"/>
+                <w:color w:val="000000"/>
+              </w:rPr>
+              <w:t xml:space="preserve">Fulah interpreter needed</w:t>
             </w:r>
           </w:p>
         </w:tc>
@@ -18208,67 +18208,67 @@
                 <w:szCs w:val="22"/>
                 <w:color w:val="000000"/>
               </w:rPr>
-              <w:t xml:space="preserve">972801000000105</w:t>
-            </w:r>
-          </w:p>
-        </w:tc>
-        <w:tc>
-          <w:tcPr>
-            <w:tcBorders>
-              <w:bottom w:val="none" w:sz="0" w:space="0" w:color="000000"/>
-              <w:top w:val="none" w:sz="0" w:space="0" w:color="000000"/>
-              <w:left w:val="none" w:sz="0" w:space="0" w:color="000000"/>
-              <w:right w:val="none" w:sz="0" w:space="0" w:color="000000"/>
-            </w:tcBorders>
-            <w:shd w:val="clear" w:color="auto" w:fill="FFFFFF"/>
-            <w:tcMar>
-              <w:top w:w="0" w:type="dxa"/>
-              <w:bottom w:w="0" w:type="dxa"/>
-              <w:left w:w="0" w:type="dxa"/>
-              <w:right w:w="0" w:type="dxa"/>
-            </w:tcMar>
-            <w:vAlign w:val="center"/>
-          </w:tcPr>
-          <w:p>
-            <w:pPr>
-              <w:pStyle w:val="Normal"/>
-              <w:jc w:val="left"/>
-              <w:pBdr>
-                <w:bottom w:val="none" w:sz="0" w:space="0" w:color="000000"/>
-                <w:top w:val="none" w:sz="0" w:space="0" w:color="000000"/>
-                <w:left w:val="none" w:sz="0" w:space="0" w:color="000000"/>
-                <w:right w:val="none" w:sz="0" w:space="0" w:color="000000"/>
-              </w:pBdr>
-              <w:spacing w:after="100" w:before="100" w:line="240"/>
-              <w:ind w:left="100" w:right="100" w:firstLine="0" w:firstLineChars="0"/>
-              <w:rPr>
-                <w:rFonts w:ascii="Arial" w:hAnsi="Arial" w:eastAsia="Arial" w:cs="Arial"/>
-                <w:i w:val="false"/>
-                <w:b w:val="false"/>
-                <w:u w:val="none"/>
-                <w:sz w:val="22"/>
-                <w:szCs w:val="22"/>
-                <w:color w:val="000000"/>
-              </w:rPr>
-            </w:pPr>
-            <w:r>
-              <w:rPr>
-                <w:rFonts w:ascii="Arial" w:hAnsi="Arial" w:eastAsia="Arial" w:cs="Arial"/>
-                <w:i w:val="false"/>
-                <w:b w:val="false"/>
-                <w:u w:val="none"/>
-                <w:sz w:val="22"/>
-                <w:szCs w:val="22"/>
-                <w:color w:val="000000"/>
-              </w:rPr>
-              <w:t xml:space="preserve">Latin interpreter needed</w:t>
+              <w:t xml:space="preserve">972691000000104</w:t>
+            </w:r>
+          </w:p>
+        </w:tc>
+        <w:tc>
+          <w:tcPr>
+            <w:tcBorders>
+              <w:bottom w:val="none" w:sz="0" w:space="0" w:color="000000"/>
+              <w:top w:val="none" w:sz="0" w:space="0" w:color="000000"/>
+              <w:left w:val="none" w:sz="0" w:space="0" w:color="000000"/>
+              <w:right w:val="none" w:sz="0" w:space="0" w:color="000000"/>
+            </w:tcBorders>
+            <w:shd w:val="clear" w:color="auto" w:fill="FFFFFF"/>
+            <w:tcMar>
+              <w:top w:w="0" w:type="dxa"/>
+              <w:bottom w:w="0" w:type="dxa"/>
+              <w:left w:w="0" w:type="dxa"/>
+              <w:right w:w="0" w:type="dxa"/>
+            </w:tcMar>
+            <w:vAlign w:val="center"/>
+          </w:tcPr>
+          <w:p>
+            <w:pPr>
+              <w:pStyle w:val="Normal"/>
+              <w:jc w:val="left"/>
+              <w:pBdr>
+                <w:bottom w:val="none" w:sz="0" w:space="0" w:color="000000"/>
+                <w:top w:val="none" w:sz="0" w:space="0" w:color="000000"/>
+                <w:left w:val="none" w:sz="0" w:space="0" w:color="000000"/>
+                <w:right w:val="none" w:sz="0" w:space="0" w:color="000000"/>
+              </w:pBdr>
+              <w:spacing w:after="100" w:before="100" w:line="240"/>
+              <w:ind w:left="100" w:right="100" w:firstLine="0" w:firstLineChars="0"/>
+              <w:rPr>
+                <w:rFonts w:ascii="Arial" w:hAnsi="Arial" w:eastAsia="Arial" w:cs="Arial"/>
+                <w:i w:val="false"/>
+                <w:b w:val="false"/>
+                <w:u w:val="none"/>
+                <w:sz w:val="22"/>
+                <w:szCs w:val="22"/>
+                <w:color w:val="000000"/>
+              </w:rPr>
+            </w:pPr>
+            <w:r>
+              <w:rPr>
+                <w:rFonts w:ascii="Arial" w:hAnsi="Arial" w:eastAsia="Arial" w:cs="Arial"/>
+                <w:i w:val="false"/>
+                <w:b w:val="false"/>
+                <w:u w:val="none"/>
+                <w:sz w:val="22"/>
+                <w:szCs w:val="22"/>
+                <w:color w:val="000000"/>
+              </w:rPr>
+              <w:t xml:space="preserve">Herero interpreter needed</w:t>
             </w:r>
           </w:p>
         </w:tc>
       </w:tr>
       <w:tr>
         <w:trPr>
-          <w:trHeight w:val="614" w:hRule="auto"/>
+          <w:trHeight w:val="612" w:hRule="auto"/>
         </w:trPr>
         body163
         <w:tc>
@@ -18320,60 +18320,60 @@
                 <w:szCs w:val="22"/>
                 <w:color w:val="000000"/>
               </w:rPr>
-              <w:t xml:space="preserve">972831000000104</w:t>
-            </w:r>
-          </w:p>
-        </w:tc>
-        <w:tc>
-          <w:tcPr>
-            <w:tcBorders>
-              <w:bottom w:val="none" w:sz="0" w:space="0" w:color="000000"/>
-              <w:top w:val="none" w:sz="0" w:space="0" w:color="000000"/>
-              <w:left w:val="none" w:sz="0" w:space="0" w:color="000000"/>
-              <w:right w:val="none" w:sz="0" w:space="0" w:color="000000"/>
-            </w:tcBorders>
-            <w:shd w:val="clear" w:color="auto" w:fill="FFFFFF"/>
-            <w:tcMar>
-              <w:top w:w="0" w:type="dxa"/>
-              <w:bottom w:w="0" w:type="dxa"/>
-              <w:left w:w="0" w:type="dxa"/>
-              <w:right w:w="0" w:type="dxa"/>
-            </w:tcMar>
-            <w:vAlign w:val="center"/>
-          </w:tcPr>
-          <w:p>
-            <w:pPr>
-              <w:pStyle w:val="Normal"/>
-              <w:jc w:val="left"/>
-              <w:pBdr>
-                <w:bottom w:val="none" w:sz="0" w:space="0" w:color="000000"/>
-                <w:top w:val="none" w:sz="0" w:space="0" w:color="000000"/>
-                <w:left w:val="none" w:sz="0" w:space="0" w:color="000000"/>
-                <w:right w:val="none" w:sz="0" w:space="0" w:color="000000"/>
-              </w:pBdr>
-              <w:spacing w:after="100" w:before="100" w:line="240"/>
-              <w:ind w:left="100" w:right="100" w:firstLine="0" w:firstLineChars="0"/>
-              <w:rPr>
-                <w:rFonts w:ascii="Arial" w:hAnsi="Arial" w:eastAsia="Arial" w:cs="Arial"/>
-                <w:i w:val="false"/>
-                <w:b w:val="false"/>
-                <w:u w:val="none"/>
-                <w:sz w:val="22"/>
-                <w:szCs w:val="22"/>
-                <w:color w:val="000000"/>
-              </w:rPr>
-            </w:pPr>
-            <w:r>
-              <w:rPr>
-                <w:rFonts w:ascii="Arial" w:hAnsi="Arial" w:eastAsia="Arial" w:cs="Arial"/>
-                <w:i w:val="false"/>
-                <w:b w:val="false"/>
-                <w:u w:val="none"/>
-                <w:sz w:val="22"/>
-                <w:szCs w:val="22"/>
-                <w:color w:val="000000"/>
-              </w:rPr>
-              <w:t xml:space="preserve">Luxembourgish interpreter needed</w:t>
+              <w:t xml:space="preserve">972711000000102</w:t>
+            </w:r>
+          </w:p>
+        </w:tc>
+        <w:tc>
+          <w:tcPr>
+            <w:tcBorders>
+              <w:bottom w:val="none" w:sz="0" w:space="0" w:color="000000"/>
+              <w:top w:val="none" w:sz="0" w:space="0" w:color="000000"/>
+              <w:left w:val="none" w:sz="0" w:space="0" w:color="000000"/>
+              <w:right w:val="none" w:sz="0" w:space="0" w:color="000000"/>
+            </w:tcBorders>
+            <w:shd w:val="clear" w:color="auto" w:fill="FFFFFF"/>
+            <w:tcMar>
+              <w:top w:w="0" w:type="dxa"/>
+              <w:bottom w:w="0" w:type="dxa"/>
+              <w:left w:w="0" w:type="dxa"/>
+              <w:right w:w="0" w:type="dxa"/>
+            </w:tcMar>
+            <w:vAlign w:val="center"/>
+          </w:tcPr>
+          <w:p>
+            <w:pPr>
+              <w:pStyle w:val="Normal"/>
+              <w:jc w:val="left"/>
+              <w:pBdr>
+                <w:bottom w:val="none" w:sz="0" w:space="0" w:color="000000"/>
+                <w:top w:val="none" w:sz="0" w:space="0" w:color="000000"/>
+                <w:left w:val="none" w:sz="0" w:space="0" w:color="000000"/>
+                <w:right w:val="none" w:sz="0" w:space="0" w:color="000000"/>
+              </w:pBdr>
+              <w:spacing w:after="100" w:before="100" w:line="240"/>
+              <w:ind w:left="100" w:right="100" w:firstLine="0" w:firstLineChars="0"/>
+              <w:rPr>
+                <w:rFonts w:ascii="Arial" w:hAnsi="Arial" w:eastAsia="Arial" w:cs="Arial"/>
+                <w:i w:val="false"/>
+                <w:b w:val="false"/>
+                <w:u w:val="none"/>
+                <w:sz w:val="22"/>
+                <w:szCs w:val="22"/>
+                <w:color w:val="000000"/>
+              </w:rPr>
+            </w:pPr>
+            <w:r>
+              <w:rPr>
+                <w:rFonts w:ascii="Arial" w:hAnsi="Arial" w:eastAsia="Arial" w:cs="Arial"/>
+                <w:i w:val="false"/>
+                <w:b w:val="false"/>
+                <w:u w:val="none"/>
+                <w:sz w:val="22"/>
+                <w:szCs w:val="22"/>
+                <w:color w:val="000000"/>
+              </w:rPr>
+              <w:t xml:space="preserve">Ido interpreter needed</w:t>
             </w:r>
           </w:p>
         </w:tc>
@@ -18432,60 +18432,60 @@
                 <w:szCs w:val="22"/>
                 <w:color w:val="000000"/>
               </w:rPr>
-              <w:t xml:space="preserve">972881000000100</w:t>
-            </w:r>
-          </w:p>
-        </w:tc>
-        <w:tc>
-          <w:tcPr>
-            <w:tcBorders>
-              <w:bottom w:val="none" w:sz="0" w:space="0" w:color="000000"/>
-              <w:top w:val="none" w:sz="0" w:space="0" w:color="000000"/>
-              <w:left w:val="none" w:sz="0" w:space="0" w:color="000000"/>
-              <w:right w:val="none" w:sz="0" w:space="0" w:color="000000"/>
-            </w:tcBorders>
-            <w:shd w:val="clear" w:color="auto" w:fill="FFFFFF"/>
-            <w:tcMar>
-              <w:top w:w="0" w:type="dxa"/>
-              <w:bottom w:w="0" w:type="dxa"/>
-              <w:left w:w="0" w:type="dxa"/>
-              <w:right w:w="0" w:type="dxa"/>
-            </w:tcMar>
-            <w:vAlign w:val="center"/>
-          </w:tcPr>
-          <w:p>
-            <w:pPr>
-              <w:pStyle w:val="Normal"/>
-              <w:jc w:val="left"/>
-              <w:pBdr>
-                <w:bottom w:val="none" w:sz="0" w:space="0" w:color="000000"/>
-                <w:top w:val="none" w:sz="0" w:space="0" w:color="000000"/>
-                <w:left w:val="none" w:sz="0" w:space="0" w:color="000000"/>
-                <w:right w:val="none" w:sz="0" w:space="0" w:color="000000"/>
-              </w:pBdr>
-              <w:spacing w:after="100" w:before="100" w:line="240"/>
-              <w:ind w:left="100" w:right="100" w:firstLine="0" w:firstLineChars="0"/>
-              <w:rPr>
-                <w:rFonts w:ascii="Arial" w:hAnsi="Arial" w:eastAsia="Arial" w:cs="Arial"/>
-                <w:i w:val="false"/>
-                <w:b w:val="false"/>
-                <w:u w:val="none"/>
-                <w:sz w:val="22"/>
-                <w:szCs w:val="22"/>
-                <w:color w:val="000000"/>
-              </w:rPr>
-            </w:pPr>
-            <w:r>
-              <w:rPr>
-                <w:rFonts w:ascii="Arial" w:hAnsi="Arial" w:eastAsia="Arial" w:cs="Arial"/>
-                <w:i w:val="false"/>
-                <w:b w:val="false"/>
-                <w:u w:val="none"/>
-                <w:sz w:val="22"/>
-                <w:szCs w:val="22"/>
-                <w:color w:val="000000"/>
-              </w:rPr>
-              <w:t xml:space="preserve">Navajo interpreter needed</w:t>
+              <w:t xml:space="preserve">972721000000108</w:t>
+            </w:r>
+          </w:p>
+        </w:tc>
+        <w:tc>
+          <w:tcPr>
+            <w:tcBorders>
+              <w:bottom w:val="none" w:sz="0" w:space="0" w:color="000000"/>
+              <w:top w:val="none" w:sz="0" w:space="0" w:color="000000"/>
+              <w:left w:val="none" w:sz="0" w:space="0" w:color="000000"/>
+              <w:right w:val="none" w:sz="0" w:space="0" w:color="000000"/>
+            </w:tcBorders>
+            <w:shd w:val="clear" w:color="auto" w:fill="FFFFFF"/>
+            <w:tcMar>
+              <w:top w:w="0" w:type="dxa"/>
+              <w:bottom w:w="0" w:type="dxa"/>
+              <w:left w:w="0" w:type="dxa"/>
+              <w:right w:w="0" w:type="dxa"/>
+            </w:tcMar>
+            <w:vAlign w:val="center"/>
+          </w:tcPr>
+          <w:p>
+            <w:pPr>
+              <w:pStyle w:val="Normal"/>
+              <w:jc w:val="left"/>
+              <w:pBdr>
+                <w:bottom w:val="none" w:sz="0" w:space="0" w:color="000000"/>
+                <w:top w:val="none" w:sz="0" w:space="0" w:color="000000"/>
+                <w:left w:val="none" w:sz="0" w:space="0" w:color="000000"/>
+                <w:right w:val="none" w:sz="0" w:space="0" w:color="000000"/>
+              </w:pBdr>
+              <w:spacing w:after="100" w:before="100" w:line="240"/>
+              <w:ind w:left="100" w:right="100" w:firstLine="0" w:firstLineChars="0"/>
+              <w:rPr>
+                <w:rFonts w:ascii="Arial" w:hAnsi="Arial" w:eastAsia="Arial" w:cs="Arial"/>
+                <w:i w:val="false"/>
+                <w:b w:val="false"/>
+                <w:u w:val="none"/>
+                <w:sz w:val="22"/>
+                <w:szCs w:val="22"/>
+                <w:color w:val="000000"/>
+              </w:rPr>
+            </w:pPr>
+            <w:r>
+              <w:rPr>
+                <w:rFonts w:ascii="Arial" w:hAnsi="Arial" w:eastAsia="Arial" w:cs="Arial"/>
+                <w:i w:val="false"/>
+                <w:b w:val="false"/>
+                <w:u w:val="none"/>
+                <w:sz w:val="22"/>
+                <w:szCs w:val="22"/>
+                <w:color w:val="000000"/>
+              </w:rPr>
+              <w:t xml:space="preserve">Interlingua interpreter needed</w:t>
             </w:r>
           </w:p>
         </w:tc>
@@ -18544,67 +18544,67 @@
                 <w:szCs w:val="22"/>
                 <w:color w:val="000000"/>
               </w:rPr>
-              <w:t xml:space="preserve">972911000000100</w:t>
-            </w:r>
-          </w:p>
-        </w:tc>
-        <w:tc>
-          <w:tcPr>
-            <w:tcBorders>
-              <w:bottom w:val="none" w:sz="0" w:space="0" w:color="000000"/>
-              <w:top w:val="none" w:sz="0" w:space="0" w:color="000000"/>
-              <w:left w:val="none" w:sz="0" w:space="0" w:color="000000"/>
-              <w:right w:val="none" w:sz="0" w:space="0" w:color="000000"/>
-            </w:tcBorders>
-            <w:shd w:val="clear" w:color="auto" w:fill="FFFFFF"/>
-            <w:tcMar>
-              <w:top w:w="0" w:type="dxa"/>
-              <w:bottom w:w="0" w:type="dxa"/>
-              <w:left w:w="0" w:type="dxa"/>
-              <w:right w:w="0" w:type="dxa"/>
-            </w:tcMar>
-            <w:vAlign w:val="center"/>
-          </w:tcPr>
-          <w:p>
-            <w:pPr>
-              <w:pStyle w:val="Normal"/>
-              <w:jc w:val="left"/>
-              <w:pBdr>
-                <w:bottom w:val="none" w:sz="0" w:space="0" w:color="000000"/>
-                <w:top w:val="none" w:sz="0" w:space="0" w:color="000000"/>
-                <w:left w:val="none" w:sz="0" w:space="0" w:color="000000"/>
-                <w:right w:val="none" w:sz="0" w:space="0" w:color="000000"/>
-              </w:pBdr>
-              <w:spacing w:after="100" w:before="100" w:line="240"/>
-              <w:ind w:left="100" w:right="100" w:firstLine="0" w:firstLineChars="0"/>
-              <w:rPr>
-                <w:rFonts w:ascii="Arial" w:hAnsi="Arial" w:eastAsia="Arial" w:cs="Arial"/>
-                <w:i w:val="false"/>
-                <w:b w:val="false"/>
-                <w:u w:val="none"/>
-                <w:sz w:val="22"/>
-                <w:szCs w:val="22"/>
-                <w:color w:val="000000"/>
-              </w:rPr>
-            </w:pPr>
-            <w:r>
-              <w:rPr>
-                <w:rFonts w:ascii="Arial" w:hAnsi="Arial" w:eastAsia="Arial" w:cs="Arial"/>
-                <w:i w:val="false"/>
-                <w:b w:val="false"/>
-                <w:u w:val="none"/>
-                <w:sz w:val="22"/>
-                <w:szCs w:val="22"/>
-                <w:color w:val="000000"/>
-              </w:rPr>
-              <w:t xml:space="preserve">North Ndebele interpreter needed</w:t>
+              <w:t xml:space="preserve">972731000000105</w:t>
+            </w:r>
+          </w:p>
+        </w:tc>
+        <w:tc>
+          <w:tcPr>
+            <w:tcBorders>
+              <w:bottom w:val="none" w:sz="0" w:space="0" w:color="000000"/>
+              <w:top w:val="none" w:sz="0" w:space="0" w:color="000000"/>
+              <w:left w:val="none" w:sz="0" w:space="0" w:color="000000"/>
+              <w:right w:val="none" w:sz="0" w:space="0" w:color="000000"/>
+            </w:tcBorders>
+            <w:shd w:val="clear" w:color="auto" w:fill="FFFFFF"/>
+            <w:tcMar>
+              <w:top w:w="0" w:type="dxa"/>
+              <w:bottom w:w="0" w:type="dxa"/>
+              <w:left w:w="0" w:type="dxa"/>
+              <w:right w:w="0" w:type="dxa"/>
+            </w:tcMar>
+            <w:vAlign w:val="center"/>
+          </w:tcPr>
+          <w:p>
+            <w:pPr>
+              <w:pStyle w:val="Normal"/>
+              <w:jc w:val="left"/>
+              <w:pBdr>
+                <w:bottom w:val="none" w:sz="0" w:space="0" w:color="000000"/>
+                <w:top w:val="none" w:sz="0" w:space="0" w:color="000000"/>
+                <w:left w:val="none" w:sz="0" w:space="0" w:color="000000"/>
+                <w:right w:val="none" w:sz="0" w:space="0" w:color="000000"/>
+              </w:pBdr>
+              <w:spacing w:after="100" w:before="100" w:line="240"/>
+              <w:ind w:left="100" w:right="100" w:firstLine="0" w:firstLineChars="0"/>
+              <w:rPr>
+                <w:rFonts w:ascii="Arial" w:hAnsi="Arial" w:eastAsia="Arial" w:cs="Arial"/>
+                <w:i w:val="false"/>
+                <w:b w:val="false"/>
+                <w:u w:val="none"/>
+                <w:sz w:val="22"/>
+                <w:szCs w:val="22"/>
+                <w:color w:val="000000"/>
+              </w:rPr>
+            </w:pPr>
+            <w:r>
+              <w:rPr>
+                <w:rFonts w:ascii="Arial" w:hAnsi="Arial" w:eastAsia="Arial" w:cs="Arial"/>
+                <w:i w:val="false"/>
+                <w:b w:val="false"/>
+                <w:u w:val="none"/>
+                <w:sz w:val="22"/>
+                <w:szCs w:val="22"/>
+                <w:color w:val="000000"/>
+              </w:rPr>
+              <w:t xml:space="preserve">Irish interpreter needed</w:t>
             </w:r>
           </w:p>
         </w:tc>
       </w:tr>
       <w:tr>
         <w:trPr>
-          <w:trHeight w:val="620" w:hRule="auto"/>
+          <w:trHeight w:val="614" w:hRule="auto"/>
         </w:trPr>
         body166
         <w:tc>
@@ -18656,60 +18656,60 @@
                 <w:szCs w:val="22"/>
                 <w:color w:val="000000"/>
               </w:rPr>
-              <w:t xml:space="preserve">972931000000108</w:t>
-            </w:r>
-          </w:p>
-        </w:tc>
-        <w:tc>
-          <w:tcPr>
-            <w:tcBorders>
-              <w:bottom w:val="none" w:sz="0" w:space="0" w:color="000000"/>
-              <w:top w:val="none" w:sz="0" w:space="0" w:color="000000"/>
-              <w:left w:val="none" w:sz="0" w:space="0" w:color="000000"/>
-              <w:right w:val="none" w:sz="0" w:space="0" w:color="000000"/>
-            </w:tcBorders>
-            <w:shd w:val="clear" w:color="auto" w:fill="FFFFFF"/>
-            <w:tcMar>
-              <w:top w:w="0" w:type="dxa"/>
-              <w:bottom w:w="0" w:type="dxa"/>
-              <w:left w:w="0" w:type="dxa"/>
-              <w:right w:w="0" w:type="dxa"/>
-            </w:tcMar>
-            <w:vAlign w:val="center"/>
-          </w:tcPr>
-          <w:p>
-            <w:pPr>
-              <w:pStyle w:val="Normal"/>
-              <w:jc w:val="left"/>
-              <w:pBdr>
-                <w:bottom w:val="none" w:sz="0" w:space="0" w:color="000000"/>
-                <w:top w:val="none" w:sz="0" w:space="0" w:color="000000"/>
-                <w:left w:val="none" w:sz="0" w:space="0" w:color="000000"/>
-                <w:right w:val="none" w:sz="0" w:space="0" w:color="000000"/>
-              </w:pBdr>
-              <w:spacing w:after="100" w:before="100" w:line="240"/>
-              <w:ind w:left="100" w:right="100" w:firstLine="0" w:firstLineChars="0"/>
-              <w:rPr>
-                <w:rFonts w:ascii="Arial" w:hAnsi="Arial" w:eastAsia="Arial" w:cs="Arial"/>
-                <w:i w:val="false"/>
-                <w:b w:val="false"/>
-                <w:u w:val="none"/>
-                <w:sz w:val="22"/>
-                <w:szCs w:val="22"/>
-                <w:color w:val="000000"/>
-              </w:rPr>
-            </w:pPr>
-            <w:r>
-              <w:rPr>
-                <w:rFonts w:ascii="Arial" w:hAnsi="Arial" w:eastAsia="Arial" w:cs="Arial"/>
-                <w:i w:val="false"/>
-                <w:b w:val="false"/>
-                <w:u w:val="none"/>
-                <w:sz w:val="22"/>
-                <w:szCs w:val="22"/>
-                <w:color w:val="000000"/>
-              </w:rPr>
-              <w:t xml:space="preserve">Norwegian Bokmål interpreter needed</w:t>
+              <w:t xml:space="preserve">972751000000103</w:t>
+            </w:r>
+          </w:p>
+        </w:tc>
+        <w:tc>
+          <w:tcPr>
+            <w:tcBorders>
+              <w:bottom w:val="none" w:sz="0" w:space="0" w:color="000000"/>
+              <w:top w:val="none" w:sz="0" w:space="0" w:color="000000"/>
+              <w:left w:val="none" w:sz="0" w:space="0" w:color="000000"/>
+              <w:right w:val="none" w:sz="0" w:space="0" w:color="000000"/>
+            </w:tcBorders>
+            <w:shd w:val="clear" w:color="auto" w:fill="FFFFFF"/>
+            <w:tcMar>
+              <w:top w:w="0" w:type="dxa"/>
+              <w:bottom w:w="0" w:type="dxa"/>
+              <w:left w:w="0" w:type="dxa"/>
+              <w:right w:w="0" w:type="dxa"/>
+            </w:tcMar>
+            <w:vAlign w:val="center"/>
+          </w:tcPr>
+          <w:p>
+            <w:pPr>
+              <w:pStyle w:val="Normal"/>
+              <w:jc w:val="left"/>
+              <w:pBdr>
+                <w:bottom w:val="none" w:sz="0" w:space="0" w:color="000000"/>
+                <w:top w:val="none" w:sz="0" w:space="0" w:color="000000"/>
+                <w:left w:val="none" w:sz="0" w:space="0" w:color="000000"/>
+                <w:right w:val="none" w:sz="0" w:space="0" w:color="000000"/>
+              </w:pBdr>
+              <w:spacing w:after="100" w:before="100" w:line="240"/>
+              <w:ind w:left="100" w:right="100" w:firstLine="0" w:firstLineChars="0"/>
+              <w:rPr>
+                <w:rFonts w:ascii="Arial" w:hAnsi="Arial" w:eastAsia="Arial" w:cs="Arial"/>
+                <w:i w:val="false"/>
+                <w:b w:val="false"/>
+                <w:u w:val="none"/>
+                <w:sz w:val="22"/>
+                <w:szCs w:val="22"/>
+                <w:color w:val="000000"/>
+              </w:rPr>
+            </w:pPr>
+            <w:r>
+              <w:rPr>
+                <w:rFonts w:ascii="Arial" w:hAnsi="Arial" w:eastAsia="Arial" w:cs="Arial"/>
+                <w:i w:val="false"/>
+                <w:b w:val="false"/>
+                <w:u w:val="none"/>
+                <w:sz w:val="22"/>
+                <w:szCs w:val="22"/>
+                <w:color w:val="000000"/>
+              </w:rPr>
+              <w:t xml:space="preserve">Kikuyu interpreter needed</w:t>
             </w:r>
           </w:p>
         </w:tc>
@@ -18768,6 +18768,678 @@
                 <w:szCs w:val="22"/>
                 <w:color w:val="000000"/>
               </w:rPr>
+              <w:t xml:space="preserve">972781000000109</w:t>
+            </w:r>
+          </w:p>
+        </w:tc>
+        <w:tc>
+          <w:tcPr>
+            <w:tcBorders>
+              <w:bottom w:val="none" w:sz="0" w:space="0" w:color="000000"/>
+              <w:top w:val="none" w:sz="0" w:space="0" w:color="000000"/>
+              <w:left w:val="none" w:sz="0" w:space="0" w:color="000000"/>
+              <w:right w:val="none" w:sz="0" w:space="0" w:color="000000"/>
+            </w:tcBorders>
+            <w:shd w:val="clear" w:color="auto" w:fill="FFFFFF"/>
+            <w:tcMar>
+              <w:top w:w="0" w:type="dxa"/>
+              <w:bottom w:w="0" w:type="dxa"/>
+              <w:left w:w="0" w:type="dxa"/>
+              <w:right w:w="0" w:type="dxa"/>
+            </w:tcMar>
+            <w:vAlign w:val="center"/>
+          </w:tcPr>
+          <w:p>
+            <w:pPr>
+              <w:pStyle w:val="Normal"/>
+              <w:jc w:val="left"/>
+              <w:pBdr>
+                <w:bottom w:val="none" w:sz="0" w:space="0" w:color="000000"/>
+                <w:top w:val="none" w:sz="0" w:space="0" w:color="000000"/>
+                <w:left w:val="none" w:sz="0" w:space="0" w:color="000000"/>
+                <w:right w:val="none" w:sz="0" w:space="0" w:color="000000"/>
+              </w:pBdr>
+              <w:spacing w:after="100" w:before="100" w:line="240"/>
+              <w:ind w:left="100" w:right="100" w:firstLine="0" w:firstLineChars="0"/>
+              <w:rPr>
+                <w:rFonts w:ascii="Arial" w:hAnsi="Arial" w:eastAsia="Arial" w:cs="Arial"/>
+                <w:i w:val="false"/>
+                <w:b w:val="false"/>
+                <w:u w:val="none"/>
+                <w:sz w:val="22"/>
+                <w:szCs w:val="22"/>
+                <w:color w:val="000000"/>
+              </w:rPr>
+            </w:pPr>
+            <w:r>
+              <w:rPr>
+                <w:rFonts w:ascii="Arial" w:hAnsi="Arial" w:eastAsia="Arial" w:cs="Arial"/>
+                <w:i w:val="false"/>
+                <w:b w:val="false"/>
+                <w:u w:val="none"/>
+                <w:sz w:val="22"/>
+                <w:szCs w:val="22"/>
+                <w:color w:val="000000"/>
+              </w:rPr>
+              <w:t xml:space="preserve">Kongo interpreter needed</w:t>
+            </w:r>
+          </w:p>
+        </w:tc>
+      </w:tr>
+      <w:tr>
+        <w:trPr>
+          <w:trHeight w:val="612" w:hRule="auto"/>
+        </w:trPr>
+        body168
+        <w:tc>
+          <w:tcPr>
+            <w:tcBorders>
+              <w:bottom w:val="none" w:sz="0" w:space="0" w:color="000000"/>
+              <w:top w:val="none" w:sz="0" w:space="0" w:color="000000"/>
+              <w:left w:val="none" w:sz="0" w:space="0" w:color="000000"/>
+              <w:right w:val="none" w:sz="0" w:space="0" w:color="000000"/>
+            </w:tcBorders>
+            <w:shd w:val="clear" w:color="auto" w:fill="FFFFFF"/>
+            <w:tcMar>
+              <w:top w:w="0" w:type="dxa"/>
+              <w:bottom w:w="0" w:type="dxa"/>
+              <w:left w:w="0" w:type="dxa"/>
+              <w:right w:w="0" w:type="dxa"/>
+            </w:tcMar>
+            <w:vAlign w:val="center"/>
+          </w:tcPr>
+          <w:p>
+            <w:pPr>
+              <w:pStyle w:val="Normal"/>
+              <w:jc w:val="left"/>
+              <w:pBdr>
+                <w:bottom w:val="none" w:sz="0" w:space="0" w:color="000000"/>
+                <w:top w:val="none" w:sz="0" w:space="0" w:color="000000"/>
+                <w:left w:val="none" w:sz="0" w:space="0" w:color="000000"/>
+                <w:right w:val="none" w:sz="0" w:space="0" w:color="000000"/>
+              </w:pBdr>
+              <w:spacing w:after="100" w:before="100" w:line="240"/>
+              <w:ind w:left="100" w:right="100" w:firstLine="0" w:firstLineChars="0"/>
+              <w:rPr>
+                <w:rFonts w:ascii="Arial" w:hAnsi="Arial" w:eastAsia="Arial" w:cs="Arial"/>
+                <w:i w:val="false"/>
+                <w:b w:val="false"/>
+                <w:u w:val="none"/>
+                <w:sz w:val="22"/>
+                <w:szCs w:val="22"/>
+                <w:color w:val="000000"/>
+              </w:rPr>
+            </w:pPr>
+            <w:r>
+              <w:rPr>
+                <w:rFonts w:ascii="Arial" w:hAnsi="Arial" w:eastAsia="Arial" w:cs="Arial"/>
+                <w:i w:val="false"/>
+                <w:b w:val="false"/>
+                <w:u w:val="none"/>
+                <w:sz w:val="22"/>
+                <w:szCs w:val="22"/>
+                <w:color w:val="000000"/>
+              </w:rPr>
+              <w:t xml:space="preserve">972801000000105</w:t>
+            </w:r>
+          </w:p>
+        </w:tc>
+        <w:tc>
+          <w:tcPr>
+            <w:tcBorders>
+              <w:bottom w:val="none" w:sz="0" w:space="0" w:color="000000"/>
+              <w:top w:val="none" w:sz="0" w:space="0" w:color="000000"/>
+              <w:left w:val="none" w:sz="0" w:space="0" w:color="000000"/>
+              <w:right w:val="none" w:sz="0" w:space="0" w:color="000000"/>
+            </w:tcBorders>
+            <w:shd w:val="clear" w:color="auto" w:fill="FFFFFF"/>
+            <w:tcMar>
+              <w:top w:w="0" w:type="dxa"/>
+              <w:bottom w:w="0" w:type="dxa"/>
+              <w:left w:w="0" w:type="dxa"/>
+              <w:right w:w="0" w:type="dxa"/>
+            </w:tcMar>
+            <w:vAlign w:val="center"/>
+          </w:tcPr>
+          <w:p>
+            <w:pPr>
+              <w:pStyle w:val="Normal"/>
+              <w:jc w:val="left"/>
+              <w:pBdr>
+                <w:bottom w:val="none" w:sz="0" w:space="0" w:color="000000"/>
+                <w:top w:val="none" w:sz="0" w:space="0" w:color="000000"/>
+                <w:left w:val="none" w:sz="0" w:space="0" w:color="000000"/>
+                <w:right w:val="none" w:sz="0" w:space="0" w:color="000000"/>
+              </w:pBdr>
+              <w:spacing w:after="100" w:before="100" w:line="240"/>
+              <w:ind w:left="100" w:right="100" w:firstLine="0" w:firstLineChars="0"/>
+              <w:rPr>
+                <w:rFonts w:ascii="Arial" w:hAnsi="Arial" w:eastAsia="Arial" w:cs="Arial"/>
+                <w:i w:val="false"/>
+                <w:b w:val="false"/>
+                <w:u w:val="none"/>
+                <w:sz w:val="22"/>
+                <w:szCs w:val="22"/>
+                <w:color w:val="000000"/>
+              </w:rPr>
+            </w:pPr>
+            <w:r>
+              <w:rPr>
+                <w:rFonts w:ascii="Arial" w:hAnsi="Arial" w:eastAsia="Arial" w:cs="Arial"/>
+                <w:i w:val="false"/>
+                <w:b w:val="false"/>
+                <w:u w:val="none"/>
+                <w:sz w:val="22"/>
+                <w:szCs w:val="22"/>
+                <w:color w:val="000000"/>
+              </w:rPr>
+              <w:t xml:space="preserve">Latin interpreter needed</w:t>
+            </w:r>
+          </w:p>
+        </w:tc>
+      </w:tr>
+      <w:tr>
+        <w:trPr>
+          <w:trHeight w:val="614" w:hRule="auto"/>
+        </w:trPr>
+        body169
+        <w:tc>
+          <w:tcPr>
+            <w:tcBorders>
+              <w:bottom w:val="none" w:sz="0" w:space="0" w:color="000000"/>
+              <w:top w:val="none" w:sz="0" w:space="0" w:color="000000"/>
+              <w:left w:val="none" w:sz="0" w:space="0" w:color="000000"/>
+              <w:right w:val="none" w:sz="0" w:space="0" w:color="000000"/>
+            </w:tcBorders>
+            <w:shd w:val="clear" w:color="auto" w:fill="FFFFFF"/>
+            <w:tcMar>
+              <w:top w:w="0" w:type="dxa"/>
+              <w:bottom w:w="0" w:type="dxa"/>
+              <w:left w:w="0" w:type="dxa"/>
+              <w:right w:w="0" w:type="dxa"/>
+            </w:tcMar>
+            <w:vAlign w:val="center"/>
+          </w:tcPr>
+          <w:p>
+            <w:pPr>
+              <w:pStyle w:val="Normal"/>
+              <w:jc w:val="left"/>
+              <w:pBdr>
+                <w:bottom w:val="none" w:sz="0" w:space="0" w:color="000000"/>
+                <w:top w:val="none" w:sz="0" w:space="0" w:color="000000"/>
+                <w:left w:val="none" w:sz="0" w:space="0" w:color="000000"/>
+                <w:right w:val="none" w:sz="0" w:space="0" w:color="000000"/>
+              </w:pBdr>
+              <w:spacing w:after="100" w:before="100" w:line="240"/>
+              <w:ind w:left="100" w:right="100" w:firstLine="0" w:firstLineChars="0"/>
+              <w:rPr>
+                <w:rFonts w:ascii="Arial" w:hAnsi="Arial" w:eastAsia="Arial" w:cs="Arial"/>
+                <w:i w:val="false"/>
+                <w:b w:val="false"/>
+                <w:u w:val="none"/>
+                <w:sz w:val="22"/>
+                <w:szCs w:val="22"/>
+                <w:color w:val="000000"/>
+              </w:rPr>
+            </w:pPr>
+            <w:r>
+              <w:rPr>
+                <w:rFonts w:ascii="Arial" w:hAnsi="Arial" w:eastAsia="Arial" w:cs="Arial"/>
+                <w:i w:val="false"/>
+                <w:b w:val="false"/>
+                <w:u w:val="none"/>
+                <w:sz w:val="22"/>
+                <w:szCs w:val="22"/>
+                <w:color w:val="000000"/>
+              </w:rPr>
+              <w:t xml:space="preserve">972831000000104</w:t>
+            </w:r>
+          </w:p>
+        </w:tc>
+        <w:tc>
+          <w:tcPr>
+            <w:tcBorders>
+              <w:bottom w:val="none" w:sz="0" w:space="0" w:color="000000"/>
+              <w:top w:val="none" w:sz="0" w:space="0" w:color="000000"/>
+              <w:left w:val="none" w:sz="0" w:space="0" w:color="000000"/>
+              <w:right w:val="none" w:sz="0" w:space="0" w:color="000000"/>
+            </w:tcBorders>
+            <w:shd w:val="clear" w:color="auto" w:fill="FFFFFF"/>
+            <w:tcMar>
+              <w:top w:w="0" w:type="dxa"/>
+              <w:bottom w:w="0" w:type="dxa"/>
+              <w:left w:w="0" w:type="dxa"/>
+              <w:right w:w="0" w:type="dxa"/>
+            </w:tcMar>
+            <w:vAlign w:val="center"/>
+          </w:tcPr>
+          <w:p>
+            <w:pPr>
+              <w:pStyle w:val="Normal"/>
+              <w:jc w:val="left"/>
+              <w:pBdr>
+                <w:bottom w:val="none" w:sz="0" w:space="0" w:color="000000"/>
+                <w:top w:val="none" w:sz="0" w:space="0" w:color="000000"/>
+                <w:left w:val="none" w:sz="0" w:space="0" w:color="000000"/>
+                <w:right w:val="none" w:sz="0" w:space="0" w:color="000000"/>
+              </w:pBdr>
+              <w:spacing w:after="100" w:before="100" w:line="240"/>
+              <w:ind w:left="100" w:right="100" w:firstLine="0" w:firstLineChars="0"/>
+              <w:rPr>
+                <w:rFonts w:ascii="Arial" w:hAnsi="Arial" w:eastAsia="Arial" w:cs="Arial"/>
+                <w:i w:val="false"/>
+                <w:b w:val="false"/>
+                <w:u w:val="none"/>
+                <w:sz w:val="22"/>
+                <w:szCs w:val="22"/>
+                <w:color w:val="000000"/>
+              </w:rPr>
+            </w:pPr>
+            <w:r>
+              <w:rPr>
+                <w:rFonts w:ascii="Arial" w:hAnsi="Arial" w:eastAsia="Arial" w:cs="Arial"/>
+                <w:i w:val="false"/>
+                <w:b w:val="false"/>
+                <w:u w:val="none"/>
+                <w:sz w:val="22"/>
+                <w:szCs w:val="22"/>
+                <w:color w:val="000000"/>
+              </w:rPr>
+              <w:t xml:space="preserve">Luxembourgish interpreter needed</w:t>
+            </w:r>
+          </w:p>
+        </w:tc>
+      </w:tr>
+      <w:tr>
+        <w:trPr>
+          <w:trHeight w:val="614" w:hRule="auto"/>
+        </w:trPr>
+        body170
+        <w:tc>
+          <w:tcPr>
+            <w:tcBorders>
+              <w:bottom w:val="none" w:sz="0" w:space="0" w:color="000000"/>
+              <w:top w:val="none" w:sz="0" w:space="0" w:color="000000"/>
+              <w:left w:val="none" w:sz="0" w:space="0" w:color="000000"/>
+              <w:right w:val="none" w:sz="0" w:space="0" w:color="000000"/>
+            </w:tcBorders>
+            <w:shd w:val="clear" w:color="auto" w:fill="FFFFFF"/>
+            <w:tcMar>
+              <w:top w:w="0" w:type="dxa"/>
+              <w:bottom w:w="0" w:type="dxa"/>
+              <w:left w:w="0" w:type="dxa"/>
+              <w:right w:w="0" w:type="dxa"/>
+            </w:tcMar>
+            <w:vAlign w:val="center"/>
+          </w:tcPr>
+          <w:p>
+            <w:pPr>
+              <w:pStyle w:val="Normal"/>
+              <w:jc w:val="left"/>
+              <w:pBdr>
+                <w:bottom w:val="none" w:sz="0" w:space="0" w:color="000000"/>
+                <w:top w:val="none" w:sz="0" w:space="0" w:color="000000"/>
+                <w:left w:val="none" w:sz="0" w:space="0" w:color="000000"/>
+                <w:right w:val="none" w:sz="0" w:space="0" w:color="000000"/>
+              </w:pBdr>
+              <w:spacing w:after="100" w:before="100" w:line="240"/>
+              <w:ind w:left="100" w:right="100" w:firstLine="0" w:firstLineChars="0"/>
+              <w:rPr>
+                <w:rFonts w:ascii="Arial" w:hAnsi="Arial" w:eastAsia="Arial" w:cs="Arial"/>
+                <w:i w:val="false"/>
+                <w:b w:val="false"/>
+                <w:u w:val="none"/>
+                <w:sz w:val="22"/>
+                <w:szCs w:val="22"/>
+                <w:color w:val="000000"/>
+              </w:rPr>
+            </w:pPr>
+            <w:r>
+              <w:rPr>
+                <w:rFonts w:ascii="Arial" w:hAnsi="Arial" w:eastAsia="Arial" w:cs="Arial"/>
+                <w:i w:val="false"/>
+                <w:b w:val="false"/>
+                <w:u w:val="none"/>
+                <w:sz w:val="22"/>
+                <w:szCs w:val="22"/>
+                <w:color w:val="000000"/>
+              </w:rPr>
+              <w:t xml:space="preserve">972881000000100</w:t>
+            </w:r>
+          </w:p>
+        </w:tc>
+        <w:tc>
+          <w:tcPr>
+            <w:tcBorders>
+              <w:bottom w:val="none" w:sz="0" w:space="0" w:color="000000"/>
+              <w:top w:val="none" w:sz="0" w:space="0" w:color="000000"/>
+              <w:left w:val="none" w:sz="0" w:space="0" w:color="000000"/>
+              <w:right w:val="none" w:sz="0" w:space="0" w:color="000000"/>
+            </w:tcBorders>
+            <w:shd w:val="clear" w:color="auto" w:fill="FFFFFF"/>
+            <w:tcMar>
+              <w:top w:w="0" w:type="dxa"/>
+              <w:bottom w:w="0" w:type="dxa"/>
+              <w:left w:w="0" w:type="dxa"/>
+              <w:right w:w="0" w:type="dxa"/>
+            </w:tcMar>
+            <w:vAlign w:val="center"/>
+          </w:tcPr>
+          <w:p>
+            <w:pPr>
+              <w:pStyle w:val="Normal"/>
+              <w:jc w:val="left"/>
+              <w:pBdr>
+                <w:bottom w:val="none" w:sz="0" w:space="0" w:color="000000"/>
+                <w:top w:val="none" w:sz="0" w:space="0" w:color="000000"/>
+                <w:left w:val="none" w:sz="0" w:space="0" w:color="000000"/>
+                <w:right w:val="none" w:sz="0" w:space="0" w:color="000000"/>
+              </w:pBdr>
+              <w:spacing w:after="100" w:before="100" w:line="240"/>
+              <w:ind w:left="100" w:right="100" w:firstLine="0" w:firstLineChars="0"/>
+              <w:rPr>
+                <w:rFonts w:ascii="Arial" w:hAnsi="Arial" w:eastAsia="Arial" w:cs="Arial"/>
+                <w:i w:val="false"/>
+                <w:b w:val="false"/>
+                <w:u w:val="none"/>
+                <w:sz w:val="22"/>
+                <w:szCs w:val="22"/>
+                <w:color w:val="000000"/>
+              </w:rPr>
+            </w:pPr>
+            <w:r>
+              <w:rPr>
+                <w:rFonts w:ascii="Arial" w:hAnsi="Arial" w:eastAsia="Arial" w:cs="Arial"/>
+                <w:i w:val="false"/>
+                <w:b w:val="false"/>
+                <w:u w:val="none"/>
+                <w:sz w:val="22"/>
+                <w:szCs w:val="22"/>
+                <w:color w:val="000000"/>
+              </w:rPr>
+              <w:t xml:space="preserve">Navajo interpreter needed</w:t>
+            </w:r>
+          </w:p>
+        </w:tc>
+      </w:tr>
+      <w:tr>
+        <w:trPr>
+          <w:trHeight w:val="612" w:hRule="auto"/>
+        </w:trPr>
+        body171
+        <w:tc>
+          <w:tcPr>
+            <w:tcBorders>
+              <w:bottom w:val="none" w:sz="0" w:space="0" w:color="000000"/>
+              <w:top w:val="none" w:sz="0" w:space="0" w:color="000000"/>
+              <w:left w:val="none" w:sz="0" w:space="0" w:color="000000"/>
+              <w:right w:val="none" w:sz="0" w:space="0" w:color="000000"/>
+            </w:tcBorders>
+            <w:shd w:val="clear" w:color="auto" w:fill="FFFFFF"/>
+            <w:tcMar>
+              <w:top w:w="0" w:type="dxa"/>
+              <w:bottom w:w="0" w:type="dxa"/>
+              <w:left w:w="0" w:type="dxa"/>
+              <w:right w:w="0" w:type="dxa"/>
+            </w:tcMar>
+            <w:vAlign w:val="center"/>
+          </w:tcPr>
+          <w:p>
+            <w:pPr>
+              <w:pStyle w:val="Normal"/>
+              <w:jc w:val="left"/>
+              <w:pBdr>
+                <w:bottom w:val="none" w:sz="0" w:space="0" w:color="000000"/>
+                <w:top w:val="none" w:sz="0" w:space="0" w:color="000000"/>
+                <w:left w:val="none" w:sz="0" w:space="0" w:color="000000"/>
+                <w:right w:val="none" w:sz="0" w:space="0" w:color="000000"/>
+              </w:pBdr>
+              <w:spacing w:after="100" w:before="100" w:line="240"/>
+              <w:ind w:left="100" w:right="100" w:firstLine="0" w:firstLineChars="0"/>
+              <w:rPr>
+                <w:rFonts w:ascii="Arial" w:hAnsi="Arial" w:eastAsia="Arial" w:cs="Arial"/>
+                <w:i w:val="false"/>
+                <w:b w:val="false"/>
+                <w:u w:val="none"/>
+                <w:sz w:val="22"/>
+                <w:szCs w:val="22"/>
+                <w:color w:val="000000"/>
+              </w:rPr>
+            </w:pPr>
+            <w:r>
+              <w:rPr>
+                <w:rFonts w:ascii="Arial" w:hAnsi="Arial" w:eastAsia="Arial" w:cs="Arial"/>
+                <w:i w:val="false"/>
+                <w:b w:val="false"/>
+                <w:u w:val="none"/>
+                <w:sz w:val="22"/>
+                <w:szCs w:val="22"/>
+                <w:color w:val="000000"/>
+              </w:rPr>
+              <w:t xml:space="preserve">972911000000100</w:t>
+            </w:r>
+          </w:p>
+        </w:tc>
+        <w:tc>
+          <w:tcPr>
+            <w:tcBorders>
+              <w:bottom w:val="none" w:sz="0" w:space="0" w:color="000000"/>
+              <w:top w:val="none" w:sz="0" w:space="0" w:color="000000"/>
+              <w:left w:val="none" w:sz="0" w:space="0" w:color="000000"/>
+              <w:right w:val="none" w:sz="0" w:space="0" w:color="000000"/>
+            </w:tcBorders>
+            <w:shd w:val="clear" w:color="auto" w:fill="FFFFFF"/>
+            <w:tcMar>
+              <w:top w:w="0" w:type="dxa"/>
+              <w:bottom w:w="0" w:type="dxa"/>
+              <w:left w:w="0" w:type="dxa"/>
+              <w:right w:w="0" w:type="dxa"/>
+            </w:tcMar>
+            <w:vAlign w:val="center"/>
+          </w:tcPr>
+          <w:p>
+            <w:pPr>
+              <w:pStyle w:val="Normal"/>
+              <w:jc w:val="left"/>
+              <w:pBdr>
+                <w:bottom w:val="none" w:sz="0" w:space="0" w:color="000000"/>
+                <w:top w:val="none" w:sz="0" w:space="0" w:color="000000"/>
+                <w:left w:val="none" w:sz="0" w:space="0" w:color="000000"/>
+                <w:right w:val="none" w:sz="0" w:space="0" w:color="000000"/>
+              </w:pBdr>
+              <w:spacing w:after="100" w:before="100" w:line="240"/>
+              <w:ind w:left="100" w:right="100" w:firstLine="0" w:firstLineChars="0"/>
+              <w:rPr>
+                <w:rFonts w:ascii="Arial" w:hAnsi="Arial" w:eastAsia="Arial" w:cs="Arial"/>
+                <w:i w:val="false"/>
+                <w:b w:val="false"/>
+                <w:u w:val="none"/>
+                <w:sz w:val="22"/>
+                <w:szCs w:val="22"/>
+                <w:color w:val="000000"/>
+              </w:rPr>
+            </w:pPr>
+            <w:r>
+              <w:rPr>
+                <w:rFonts w:ascii="Arial" w:hAnsi="Arial" w:eastAsia="Arial" w:cs="Arial"/>
+                <w:i w:val="false"/>
+                <w:b w:val="false"/>
+                <w:u w:val="none"/>
+                <w:sz w:val="22"/>
+                <w:szCs w:val="22"/>
+                <w:color w:val="000000"/>
+              </w:rPr>
+              <w:t xml:space="preserve">North Ndebele interpreter needed</w:t>
+            </w:r>
+          </w:p>
+        </w:tc>
+      </w:tr>
+      <w:tr>
+        <w:trPr>
+          <w:trHeight w:val="620" w:hRule="auto"/>
+        </w:trPr>
+        body172
+        <w:tc>
+          <w:tcPr>
+            <w:tcBorders>
+              <w:bottom w:val="none" w:sz="0" w:space="0" w:color="000000"/>
+              <w:top w:val="none" w:sz="0" w:space="0" w:color="000000"/>
+              <w:left w:val="none" w:sz="0" w:space="0" w:color="000000"/>
+              <w:right w:val="none" w:sz="0" w:space="0" w:color="000000"/>
+            </w:tcBorders>
+            <w:shd w:val="clear" w:color="auto" w:fill="FFFFFF"/>
+            <w:tcMar>
+              <w:top w:w="0" w:type="dxa"/>
+              <w:bottom w:w="0" w:type="dxa"/>
+              <w:left w:w="0" w:type="dxa"/>
+              <w:right w:w="0" w:type="dxa"/>
+            </w:tcMar>
+            <w:vAlign w:val="center"/>
+          </w:tcPr>
+          <w:p>
+            <w:pPr>
+              <w:pStyle w:val="Normal"/>
+              <w:jc w:val="left"/>
+              <w:pBdr>
+                <w:bottom w:val="none" w:sz="0" w:space="0" w:color="000000"/>
+                <w:top w:val="none" w:sz="0" w:space="0" w:color="000000"/>
+                <w:left w:val="none" w:sz="0" w:space="0" w:color="000000"/>
+                <w:right w:val="none" w:sz="0" w:space="0" w:color="000000"/>
+              </w:pBdr>
+              <w:spacing w:after="100" w:before="100" w:line="240"/>
+              <w:ind w:left="100" w:right="100" w:firstLine="0" w:firstLineChars="0"/>
+              <w:rPr>
+                <w:rFonts w:ascii="Arial" w:hAnsi="Arial" w:eastAsia="Arial" w:cs="Arial"/>
+                <w:i w:val="false"/>
+                <w:b w:val="false"/>
+                <w:u w:val="none"/>
+                <w:sz w:val="22"/>
+                <w:szCs w:val="22"/>
+                <w:color w:val="000000"/>
+              </w:rPr>
+            </w:pPr>
+            <w:r>
+              <w:rPr>
+                <w:rFonts w:ascii="Arial" w:hAnsi="Arial" w:eastAsia="Arial" w:cs="Arial"/>
+                <w:i w:val="false"/>
+                <w:b w:val="false"/>
+                <w:u w:val="none"/>
+                <w:sz w:val="22"/>
+                <w:szCs w:val="22"/>
+                <w:color w:val="000000"/>
+              </w:rPr>
+              <w:t xml:space="preserve">972931000000108</w:t>
+            </w:r>
+          </w:p>
+        </w:tc>
+        <w:tc>
+          <w:tcPr>
+            <w:tcBorders>
+              <w:bottom w:val="none" w:sz="0" w:space="0" w:color="000000"/>
+              <w:top w:val="none" w:sz="0" w:space="0" w:color="000000"/>
+              <w:left w:val="none" w:sz="0" w:space="0" w:color="000000"/>
+              <w:right w:val="none" w:sz="0" w:space="0" w:color="000000"/>
+            </w:tcBorders>
+            <w:shd w:val="clear" w:color="auto" w:fill="FFFFFF"/>
+            <w:tcMar>
+              <w:top w:w="0" w:type="dxa"/>
+              <w:bottom w:w="0" w:type="dxa"/>
+              <w:left w:w="0" w:type="dxa"/>
+              <w:right w:w="0" w:type="dxa"/>
+            </w:tcMar>
+            <w:vAlign w:val="center"/>
+          </w:tcPr>
+          <w:p>
+            <w:pPr>
+              <w:pStyle w:val="Normal"/>
+              <w:jc w:val="left"/>
+              <w:pBdr>
+                <w:bottom w:val="none" w:sz="0" w:space="0" w:color="000000"/>
+                <w:top w:val="none" w:sz="0" w:space="0" w:color="000000"/>
+                <w:left w:val="none" w:sz="0" w:space="0" w:color="000000"/>
+                <w:right w:val="none" w:sz="0" w:space="0" w:color="000000"/>
+              </w:pBdr>
+              <w:spacing w:after="100" w:before="100" w:line="240"/>
+              <w:ind w:left="100" w:right="100" w:firstLine="0" w:firstLineChars="0"/>
+              <w:rPr>
+                <w:rFonts w:ascii="Arial" w:hAnsi="Arial" w:eastAsia="Arial" w:cs="Arial"/>
+                <w:i w:val="false"/>
+                <w:b w:val="false"/>
+                <w:u w:val="none"/>
+                <w:sz w:val="22"/>
+                <w:szCs w:val="22"/>
+                <w:color w:val="000000"/>
+              </w:rPr>
+            </w:pPr>
+            <w:r>
+              <w:rPr>
+                <w:rFonts w:ascii="Arial" w:hAnsi="Arial" w:eastAsia="Arial" w:cs="Arial"/>
+                <w:i w:val="false"/>
+                <w:b w:val="false"/>
+                <w:u w:val="none"/>
+                <w:sz w:val="22"/>
+                <w:szCs w:val="22"/>
+                <w:color w:val="000000"/>
+              </w:rPr>
+              <w:t xml:space="preserve">Norwegian Bokmål interpreter needed</w:t>
+            </w:r>
+          </w:p>
+        </w:tc>
+      </w:tr>
+      <w:tr>
+        <w:trPr>
+          <w:trHeight w:val="614" w:hRule="auto"/>
+        </w:trPr>
+        body173
+        <w:tc>
+          <w:tcPr>
+            <w:tcBorders>
+              <w:bottom w:val="none" w:sz="0" w:space="0" w:color="000000"/>
+              <w:top w:val="none" w:sz="0" w:space="0" w:color="000000"/>
+              <w:left w:val="none" w:sz="0" w:space="0" w:color="000000"/>
+              <w:right w:val="none" w:sz="0" w:space="0" w:color="000000"/>
+            </w:tcBorders>
+            <w:shd w:val="clear" w:color="auto" w:fill="FFFFFF"/>
+            <w:tcMar>
+              <w:top w:w="0" w:type="dxa"/>
+              <w:bottom w:w="0" w:type="dxa"/>
+              <w:left w:w="0" w:type="dxa"/>
+              <w:right w:w="0" w:type="dxa"/>
+            </w:tcMar>
+            <w:vAlign w:val="center"/>
+          </w:tcPr>
+          <w:p>
+            <w:pPr>
+              <w:pStyle w:val="Normal"/>
+              <w:jc w:val="left"/>
+              <w:pBdr>
+                <w:bottom w:val="none" w:sz="0" w:space="0" w:color="000000"/>
+                <w:top w:val="none" w:sz="0" w:space="0" w:color="000000"/>
+                <w:left w:val="none" w:sz="0" w:space="0" w:color="000000"/>
+                <w:right w:val="none" w:sz="0" w:space="0" w:color="000000"/>
+              </w:pBdr>
+              <w:spacing w:after="100" w:before="100" w:line="240"/>
+              <w:ind w:left="100" w:right="100" w:firstLine="0" w:firstLineChars="0"/>
+              <w:rPr>
+                <w:rFonts w:ascii="Arial" w:hAnsi="Arial" w:eastAsia="Arial" w:cs="Arial"/>
+                <w:i w:val="false"/>
+                <w:b w:val="false"/>
+                <w:u w:val="none"/>
+                <w:sz w:val="22"/>
+                <w:szCs w:val="22"/>
+                <w:color w:val="000000"/>
+              </w:rPr>
+            </w:pPr>
+            <w:r>
+              <w:rPr>
+                <w:rFonts w:ascii="Arial" w:hAnsi="Arial" w:eastAsia="Arial" w:cs="Arial"/>
+                <w:i w:val="false"/>
+                <w:b w:val="false"/>
+                <w:u w:val="none"/>
+                <w:sz w:val="22"/>
+                <w:szCs w:val="22"/>
+                <w:color w:val="000000"/>
+              </w:rPr>
               <w:t xml:space="preserve">972951000000101</w:t>
             </w:r>
           </w:p>
@@ -18830,7 +19502,7 @@
         <w:trPr>
           <w:trHeight w:val="615" w:hRule="auto"/>
         </w:trPr>
-        body168
+        body174
         <w:tc>
           <w:tcPr>
             <w:tcBorders>
@@ -18934,6 +19606,118 @@
                 <w:color w:val="000000"/>
               </w:rPr>
               <w:t xml:space="preserve">Ossetian interpreter needed</w:t>
+            </w:r>
+          </w:p>
+        </w:tc>
+      </w:tr>
+      <w:tr>
+        <w:trPr>
+          <w:trHeight w:val="612" w:hRule="auto"/>
+        </w:trPr>
+        body175
+        <w:tc>
+          <w:tcPr>
+            <w:tcBorders>
+              <w:bottom w:val="none" w:sz="0" w:space="0" w:color="000000"/>
+              <w:top w:val="none" w:sz="0" w:space="0" w:color="000000"/>
+              <w:left w:val="none" w:sz="0" w:space="0" w:color="000000"/>
+              <w:right w:val="none" w:sz="0" w:space="0" w:color="000000"/>
+            </w:tcBorders>
+            <w:shd w:val="clear" w:color="auto" w:fill="FFFFFF"/>
+            <w:tcMar>
+              <w:top w:w="0" w:type="dxa"/>
+              <w:bottom w:w="0" w:type="dxa"/>
+              <w:left w:w="0" w:type="dxa"/>
+              <w:right w:w="0" w:type="dxa"/>
+            </w:tcMar>
+            <w:vAlign w:val="center"/>
+          </w:tcPr>
+          <w:p>
+            <w:pPr>
+              <w:pStyle w:val="Normal"/>
+              <w:jc w:val="left"/>
+              <w:pBdr>
+                <w:bottom w:val="none" w:sz="0" w:space="0" w:color="000000"/>
+                <w:top w:val="none" w:sz="0" w:space="0" w:color="000000"/>
+                <w:left w:val="none" w:sz="0" w:space="0" w:color="000000"/>
+                <w:right w:val="none" w:sz="0" w:space="0" w:color="000000"/>
+              </w:pBdr>
+              <w:spacing w:after="100" w:before="100" w:line="240"/>
+              <w:ind w:left="100" w:right="100" w:firstLine="0" w:firstLineChars="0"/>
+              <w:rPr>
+                <w:rFonts w:ascii="Arial" w:hAnsi="Arial" w:eastAsia="Arial" w:cs="Arial"/>
+                <w:i w:val="false"/>
+                <w:b w:val="false"/>
+                <w:u w:val="none"/>
+                <w:sz w:val="22"/>
+                <w:szCs w:val="22"/>
+                <w:color w:val="000000"/>
+              </w:rPr>
+            </w:pPr>
+            <w:r>
+              <w:rPr>
+                <w:rFonts w:ascii="Arial" w:hAnsi="Arial" w:eastAsia="Arial" w:cs="Arial"/>
+                <w:i w:val="false"/>
+                <w:b w:val="false"/>
+                <w:u w:val="none"/>
+                <w:sz w:val="22"/>
+                <w:szCs w:val="22"/>
+                <w:color w:val="000000"/>
+              </w:rPr>
+              <w:t xml:space="preserve">973011000000105</w:t>
+            </w:r>
+          </w:p>
+        </w:tc>
+        <w:tc>
+          <w:tcPr>
+            <w:tcBorders>
+              <w:bottom w:val="none" w:sz="0" w:space="0" w:color="000000"/>
+              <w:top w:val="none" w:sz="0" w:space="0" w:color="000000"/>
+              <w:left w:val="none" w:sz="0" w:space="0" w:color="000000"/>
+              <w:right w:val="none" w:sz="0" w:space="0" w:color="000000"/>
+            </w:tcBorders>
+            <w:shd w:val="clear" w:color="auto" w:fill="FFFFFF"/>
+            <w:tcMar>
+              <w:top w:w="0" w:type="dxa"/>
+              <w:bottom w:w="0" w:type="dxa"/>
+              <w:left w:w="0" w:type="dxa"/>
+              <w:right w:w="0" w:type="dxa"/>
+            </w:tcMar>
+            <w:vAlign w:val="center"/>
+          </w:tcPr>
+          <w:p>
+            <w:pPr>
+              <w:pStyle w:val="Normal"/>
+              <w:jc w:val="left"/>
+              <w:pBdr>
+                <w:bottom w:val="none" w:sz="0" w:space="0" w:color="000000"/>
+                <w:top w:val="none" w:sz="0" w:space="0" w:color="000000"/>
+                <w:left w:val="none" w:sz="0" w:space="0" w:color="000000"/>
+                <w:right w:val="none" w:sz="0" w:space="0" w:color="000000"/>
+              </w:pBdr>
+              <w:spacing w:after="100" w:before="100" w:line="240"/>
+              <w:ind w:left="100" w:right="100" w:firstLine="0" w:firstLineChars="0"/>
+              <w:rPr>
+                <w:rFonts w:ascii="Arial" w:hAnsi="Arial" w:eastAsia="Arial" w:cs="Arial"/>
+                <w:i w:val="false"/>
+                <w:b w:val="false"/>
+                <w:u w:val="none"/>
+                <w:sz w:val="22"/>
+                <w:szCs w:val="22"/>
+                <w:color w:val="000000"/>
+              </w:rPr>
+            </w:pPr>
+            <w:r>
+              <w:rPr>
+                <w:rFonts w:ascii="Arial" w:hAnsi="Arial" w:eastAsia="Arial" w:cs="Arial"/>
+                <w:i w:val="false"/>
+                <w:b w:val="false"/>
+                <w:u w:val="none"/>
+                <w:sz w:val="22"/>
+                <w:szCs w:val="22"/>
+                <w:color w:val="000000"/>
+              </w:rPr>
+              <w:t xml:space="preserve">Pali interpreter needed</w:t>
             </w:r>
           </w:p>
         </w:tc>
@@ -18942,7 +19726,119 @@
         <w:trPr>
           <w:trHeight w:val="615" w:hRule="auto"/>
         </w:trPr>
-        body169
+        body176
+        <w:tc>
+          <w:tcPr>
+            <w:tcBorders>
+              <w:bottom w:val="none" w:sz="0" w:space="0" w:color="000000"/>
+              <w:top w:val="none" w:sz="0" w:space="0" w:color="000000"/>
+              <w:left w:val="none" w:sz="0" w:space="0" w:color="000000"/>
+              <w:right w:val="none" w:sz="0" w:space="0" w:color="000000"/>
+            </w:tcBorders>
+            <w:shd w:val="clear" w:color="auto" w:fill="FFFFFF"/>
+            <w:tcMar>
+              <w:top w:w="0" w:type="dxa"/>
+              <w:bottom w:w="0" w:type="dxa"/>
+              <w:left w:w="0" w:type="dxa"/>
+              <w:right w:w="0" w:type="dxa"/>
+            </w:tcMar>
+            <w:vAlign w:val="center"/>
+          </w:tcPr>
+          <w:p>
+            <w:pPr>
+              <w:pStyle w:val="Normal"/>
+              <w:jc w:val="left"/>
+              <w:pBdr>
+                <w:bottom w:val="none" w:sz="0" w:space="0" w:color="000000"/>
+                <w:top w:val="none" w:sz="0" w:space="0" w:color="000000"/>
+                <w:left w:val="none" w:sz="0" w:space="0" w:color="000000"/>
+                <w:right w:val="none" w:sz="0" w:space="0" w:color="000000"/>
+              </w:pBdr>
+              <w:spacing w:after="100" w:before="100" w:line="240"/>
+              <w:ind w:left="100" w:right="100" w:firstLine="0" w:firstLineChars="0"/>
+              <w:rPr>
+                <w:rFonts w:ascii="Arial" w:hAnsi="Arial" w:eastAsia="Arial" w:cs="Arial"/>
+                <w:i w:val="false"/>
+                <w:b w:val="false"/>
+                <w:u w:val="none"/>
+                <w:sz w:val="22"/>
+                <w:szCs w:val="22"/>
+                <w:color w:val="000000"/>
+              </w:rPr>
+            </w:pPr>
+            <w:r>
+              <w:rPr>
+                <w:rFonts w:ascii="Arial" w:hAnsi="Arial" w:eastAsia="Arial" w:cs="Arial"/>
+                <w:i w:val="false"/>
+                <w:b w:val="false"/>
+                <w:u w:val="none"/>
+                <w:sz w:val="22"/>
+                <w:szCs w:val="22"/>
+                <w:color w:val="000000"/>
+              </w:rPr>
+              <w:t xml:space="preserve">973041000000106</w:t>
+            </w:r>
+          </w:p>
+        </w:tc>
+        <w:tc>
+          <w:tcPr>
+            <w:tcBorders>
+              <w:bottom w:val="none" w:sz="0" w:space="0" w:color="000000"/>
+              <w:top w:val="none" w:sz="0" w:space="0" w:color="000000"/>
+              <w:left w:val="none" w:sz="0" w:space="0" w:color="000000"/>
+              <w:right w:val="none" w:sz="0" w:space="0" w:color="000000"/>
+            </w:tcBorders>
+            <w:shd w:val="clear" w:color="auto" w:fill="FFFFFF"/>
+            <w:tcMar>
+              <w:top w:w="0" w:type="dxa"/>
+              <w:bottom w:w="0" w:type="dxa"/>
+              <w:left w:w="0" w:type="dxa"/>
+              <w:right w:w="0" w:type="dxa"/>
+            </w:tcMar>
+            <w:vAlign w:val="center"/>
+          </w:tcPr>
+          <w:p>
+            <w:pPr>
+              <w:pStyle w:val="Normal"/>
+              <w:jc w:val="left"/>
+              <w:pBdr>
+                <w:bottom w:val="none" w:sz="0" w:space="0" w:color="000000"/>
+                <w:top w:val="none" w:sz="0" w:space="0" w:color="000000"/>
+                <w:left w:val="none" w:sz="0" w:space="0" w:color="000000"/>
+                <w:right w:val="none" w:sz="0" w:space="0" w:color="000000"/>
+              </w:pBdr>
+              <w:spacing w:after="100" w:before="100" w:line="240"/>
+              <w:ind w:left="100" w:right="100" w:firstLine="0" w:firstLineChars="0"/>
+              <w:rPr>
+                <w:rFonts w:ascii="Arial" w:hAnsi="Arial" w:eastAsia="Arial" w:cs="Arial"/>
+                <w:i w:val="false"/>
+                <w:b w:val="false"/>
+                <w:u w:val="none"/>
+                <w:sz w:val="22"/>
+                <w:szCs w:val="22"/>
+                <w:color w:val="000000"/>
+              </w:rPr>
+            </w:pPr>
+            <w:r>
+              <w:rPr>
+                <w:rFonts w:ascii="Arial" w:hAnsi="Arial" w:eastAsia="Arial" w:cs="Arial"/>
+                <w:i w:val="false"/>
+                <w:b w:val="false"/>
+                <w:u w:val="none"/>
+                <w:sz w:val="22"/>
+                <w:szCs w:val="22"/>
+                <w:color w:val="000000"/>
+              </w:rPr>
+              <w:t xml:space="preserve">Sardinian interpreter needed</w:t>
+            </w:r>
+          </w:p>
+        </w:tc>
+      </w:tr>
+      <w:tr>
+        <w:trPr>
+          <w:trHeight w:val="615" w:hRule="auto"/>
+        </w:trPr>
+        body177
         <w:tc>
           <w:tcPr>
             <w:tcBorders>
@@ -19046,6 +19942,118 @@
                 <w:color w:val="000000"/>
               </w:rPr>
               <w:t xml:space="preserve">Serbo-Croatian interpreter needed</w:t>
+            </w:r>
+          </w:p>
+        </w:tc>
+      </w:tr>
+      <w:tr>
+        <w:trPr>
+          <w:trHeight w:val="615" w:hRule="auto"/>
+        </w:trPr>
+        body178
+        <w:tc>
+          <w:tcPr>
+            <w:tcBorders>
+              <w:bottom w:val="none" w:sz="0" w:space="0" w:color="000000"/>
+              <w:top w:val="none" w:sz="0" w:space="0" w:color="000000"/>
+              <w:left w:val="none" w:sz="0" w:space="0" w:color="000000"/>
+              <w:right w:val="none" w:sz="0" w:space="0" w:color="000000"/>
+            </w:tcBorders>
+            <w:shd w:val="clear" w:color="auto" w:fill="FFFFFF"/>
+            <w:tcMar>
+              <w:top w:w="0" w:type="dxa"/>
+              <w:bottom w:w="0" w:type="dxa"/>
+              <w:left w:w="0" w:type="dxa"/>
+              <w:right w:w="0" w:type="dxa"/>
+            </w:tcMar>
+            <w:vAlign w:val="center"/>
+          </w:tcPr>
+          <w:p>
+            <w:pPr>
+              <w:pStyle w:val="Normal"/>
+              <w:jc w:val="left"/>
+              <w:pBdr>
+                <w:bottom w:val="none" w:sz="0" w:space="0" w:color="000000"/>
+                <w:top w:val="none" w:sz="0" w:space="0" w:color="000000"/>
+                <w:left w:val="none" w:sz="0" w:space="0" w:color="000000"/>
+                <w:right w:val="none" w:sz="0" w:space="0" w:color="000000"/>
+              </w:pBdr>
+              <w:spacing w:after="100" w:before="100" w:line="240"/>
+              <w:ind w:left="100" w:right="100" w:firstLine="0" w:firstLineChars="0"/>
+              <w:rPr>
+                <w:rFonts w:ascii="Arial" w:hAnsi="Arial" w:eastAsia="Arial" w:cs="Arial"/>
+                <w:i w:val="false"/>
+                <w:b w:val="false"/>
+                <w:u w:val="none"/>
+                <w:sz w:val="22"/>
+                <w:szCs w:val="22"/>
+                <w:color w:val="000000"/>
+              </w:rPr>
+            </w:pPr>
+            <w:r>
+              <w:rPr>
+                <w:rFonts w:ascii="Arial" w:hAnsi="Arial" w:eastAsia="Arial" w:cs="Arial"/>
+                <w:i w:val="false"/>
+                <w:b w:val="false"/>
+                <w:u w:val="none"/>
+                <w:sz w:val="22"/>
+                <w:szCs w:val="22"/>
+                <w:color w:val="000000"/>
+              </w:rPr>
+              <w:t xml:space="preserve">973081000000103</w:t>
+            </w:r>
+          </w:p>
+        </w:tc>
+        <w:tc>
+          <w:tcPr>
+            <w:tcBorders>
+              <w:bottom w:val="none" w:sz="0" w:space="0" w:color="000000"/>
+              <w:top w:val="none" w:sz="0" w:space="0" w:color="000000"/>
+              <w:left w:val="none" w:sz="0" w:space="0" w:color="000000"/>
+              <w:right w:val="none" w:sz="0" w:space="0" w:color="000000"/>
+            </w:tcBorders>
+            <w:shd w:val="clear" w:color="auto" w:fill="FFFFFF"/>
+            <w:tcMar>
+              <w:top w:w="0" w:type="dxa"/>
+              <w:bottom w:w="0" w:type="dxa"/>
+              <w:left w:w="0" w:type="dxa"/>
+              <w:right w:w="0" w:type="dxa"/>
+            </w:tcMar>
+            <w:vAlign w:val="center"/>
+          </w:tcPr>
+          <w:p>
+            <w:pPr>
+              <w:pStyle w:val="Normal"/>
+              <w:jc w:val="left"/>
+              <w:pBdr>
+                <w:bottom w:val="none" w:sz="0" w:space="0" w:color="000000"/>
+                <w:top w:val="none" w:sz="0" w:space="0" w:color="000000"/>
+                <w:left w:val="none" w:sz="0" w:space="0" w:color="000000"/>
+                <w:right w:val="none" w:sz="0" w:space="0" w:color="000000"/>
+              </w:pBdr>
+              <w:spacing w:after="100" w:before="100" w:line="240"/>
+              <w:ind w:left="100" w:right="100" w:firstLine="0" w:firstLineChars="0"/>
+              <w:rPr>
+                <w:rFonts w:ascii="Arial" w:hAnsi="Arial" w:eastAsia="Arial" w:cs="Arial"/>
+                <w:i w:val="false"/>
+                <w:b w:val="false"/>
+                <w:u w:val="none"/>
+                <w:sz w:val="22"/>
+                <w:szCs w:val="22"/>
+                <w:color w:val="000000"/>
+              </w:rPr>
+            </w:pPr>
+            <w:r>
+              <w:rPr>
+                <w:rFonts w:ascii="Arial" w:hAnsi="Arial" w:eastAsia="Arial" w:cs="Arial"/>
+                <w:i w:val="false"/>
+                <w:b w:val="false"/>
+                <w:u w:val="none"/>
+                <w:sz w:val="22"/>
+                <w:szCs w:val="22"/>
+                <w:color w:val="000000"/>
+              </w:rPr>
+              <w:t xml:space="preserve">South Ndebele interpreter needed</w:t>
             </w:r>
           </w:p>
         </w:tc>
@@ -19054,7 +20062,7 @@
         <w:trPr>
           <w:trHeight w:val="612" w:hRule="auto"/>
         </w:trPr>
-        body170
+        body179
         <w:tc>
           <w:tcPr>
             <w:tcBorders>
@@ -19166,7 +20174,7 @@
         <w:trPr>
           <w:trHeight w:val="613" w:hRule="auto"/>
         </w:trPr>
-        body171
+        body180
         <w:tc>
           <w:tcPr>
             <w:tcBorders>
@@ -19278,7 +20286,7 @@
         <w:trPr>
           <w:trHeight w:val="612" w:hRule="auto"/>
         </w:trPr>
-        body172
+        body181
         <w:tc>
           <w:tcPr>
             <w:tcBorders>
@@ -19390,7 +20398,7 @@
         <w:trPr>
           <w:trHeight w:val="615" w:hRule="auto"/>
         </w:trPr>
-        body173
+        body182
         <w:tc>
           <w:tcPr>
             <w:tcBorders>
